--- a/docx/Parts/Part3.docx
+++ b/docx/Parts/Part3.docx
@@ -2145,7 +2145,7 @@
         <w:rPr>
           <w:color w:val="0000FF"/>
         </w:rPr>
-        <w:instrText xml:space="preserve"> REF _Numd19e5210 \h </w:instrText>
+        <w:instrText xml:space="preserve"> REF _Numd19e5205 \h </w:instrText>
       </w:r>
       <w:r>
         <w:fldChar w:fldCharType="separate"/>
@@ -2191,7 +2191,7 @@
         <w:rPr>
           <w:color w:val="0000FF"/>
         </w:rPr>
-        <w:instrText xml:space="preserve"> REF _Numd19e5242 \h </w:instrText>
+        <w:instrText xml:space="preserve"> REF _Numd19e5232 \h </w:instrText>
       </w:r>
       <w:r>
         <w:fldChar w:fldCharType="separate"/>
@@ -2237,7 +2237,7 @@
         <w:rPr>
           <w:color w:val="0000FF"/>
         </w:rPr>
-        <w:instrText xml:space="preserve"> REF _Numd19e5255 \h </w:instrText>
+        <w:instrText xml:space="preserve"> REF _Numd19e5245 \h </w:instrText>
       </w:r>
       <w:r>
         <w:fldChar w:fldCharType="separate"/>
@@ -2283,7 +2283,7 @@
         <w:rPr>
           <w:color w:val="0000FF"/>
         </w:rPr>
-        <w:instrText xml:space="preserve"> REF _Numd19e5282 \h </w:instrText>
+        <w:instrText xml:space="preserve"> REF _Numd19e5272 \h </w:instrText>
       </w:r>
       <w:r>
         <w:fldChar w:fldCharType="separate"/>
@@ -2329,7 +2329,7 @@
         <w:rPr>
           <w:color w:val="0000FF"/>
         </w:rPr>
-        <w:instrText xml:space="preserve"> REF _Numd19e5306 \h </w:instrText>
+        <w:instrText xml:space="preserve"> REF _Numd19e5296 \h </w:instrText>
       </w:r>
       <w:r>
         <w:fldChar w:fldCharType="separate"/>
@@ -2375,7 +2375,7 @@
         <w:rPr>
           <w:color w:val="0000FF"/>
         </w:rPr>
-        <w:instrText xml:space="preserve"> REF _Numd19e5319 \h </w:instrText>
+        <w:instrText xml:space="preserve"> REF _Numd19e5309 \h </w:instrText>
       </w:r>
       <w:r>
         <w:fldChar w:fldCharType="separate"/>
@@ -2421,7 +2421,7 @@
         <w:rPr>
           <w:color w:val="0000FF"/>
         </w:rPr>
-        <w:instrText xml:space="preserve"> REF _Numd19e5383 \h </w:instrText>
+        <w:instrText xml:space="preserve"> REF _Numd19e5373 \h </w:instrText>
       </w:r>
       <w:r>
         <w:fldChar w:fldCharType="separate"/>
@@ -2467,7 +2467,7 @@
         <w:rPr>
           <w:color w:val="0000FF"/>
         </w:rPr>
-        <w:instrText xml:space="preserve"> REF _Numd19e5405 \h </w:instrText>
+        <w:instrText xml:space="preserve"> REF _Numd19e5395 \h </w:instrText>
       </w:r>
       <w:r>
         <w:fldChar w:fldCharType="separate"/>
@@ -2513,7 +2513,7 @@
         <w:rPr>
           <w:color w:val="0000FF"/>
         </w:rPr>
-        <w:instrText xml:space="preserve"> REF _Numd19e5467 \h </w:instrText>
+        <w:instrText xml:space="preserve"> REF _Numd19e5457 \h </w:instrText>
       </w:r>
       <w:r>
         <w:fldChar w:fldCharType="separate"/>
@@ -2559,7 +2559,7 @@
         <w:rPr>
           <w:color w:val="0000FF"/>
         </w:rPr>
-        <w:instrText xml:space="preserve"> REF _Numd19e5480 \h </w:instrText>
+        <w:instrText xml:space="preserve"> REF _Numd19e5470 \h </w:instrText>
       </w:r>
       <w:r>
         <w:fldChar w:fldCharType="separate"/>
@@ -2605,7 +2605,7 @@
         <w:rPr>
           <w:color w:val="0000FF"/>
         </w:rPr>
-        <w:instrText xml:space="preserve"> REF _Numd19e5529 \h </w:instrText>
+        <w:instrText xml:space="preserve"> REF _Numd19e5519 \h </w:instrText>
       </w:r>
       <w:r>
         <w:fldChar w:fldCharType="separate"/>
@@ -2651,7 +2651,7 @@
         <w:rPr>
           <w:color w:val="0000FF"/>
         </w:rPr>
-        <w:instrText xml:space="preserve"> REF _Numd19e5579 \h </w:instrText>
+        <w:instrText xml:space="preserve"> REF _Numd19e5569 \h </w:instrText>
       </w:r>
       <w:r>
         <w:fldChar w:fldCharType="separate"/>
@@ -2697,7 +2697,7 @@
         <w:rPr>
           <w:color w:val="0000FF"/>
         </w:rPr>
-        <w:instrText xml:space="preserve"> REF _Numd19e5601 \h </w:instrText>
+        <w:instrText xml:space="preserve"> REF _Numd19e5591 \h </w:instrText>
       </w:r>
       <w:r>
         <w:fldChar w:fldCharType="separate"/>
@@ -2743,7 +2743,7 @@
         <w:rPr>
           <w:color w:val="0000FF"/>
         </w:rPr>
-        <w:instrText xml:space="preserve"> REF _Numd19e5673 \h </w:instrText>
+        <w:instrText xml:space="preserve"> REF _Numd19e5663 \h </w:instrText>
       </w:r>
       <w:r>
         <w:fldChar w:fldCharType="separate"/>
@@ -2789,7 +2789,7 @@
         <w:rPr>
           <w:color w:val="0000FF"/>
         </w:rPr>
-        <w:instrText xml:space="preserve"> REF _Numd19e5765 \h </w:instrText>
+        <w:instrText xml:space="preserve"> REF _Numd19e5755 \h </w:instrText>
       </w:r>
       <w:r>
         <w:fldChar w:fldCharType="separate"/>
@@ -2835,7 +2835,7 @@
         <w:rPr>
           <w:color w:val="0000FF"/>
         </w:rPr>
-        <w:instrText xml:space="preserve"> REF _Numd19e5959 \h </w:instrText>
+        <w:instrText xml:space="preserve"> REF _Numd19e5949 \h </w:instrText>
       </w:r>
       <w:r>
         <w:fldChar w:fldCharType="separate"/>
@@ -2881,7 +2881,7 @@
         <w:rPr>
           <w:color w:val="0000FF"/>
         </w:rPr>
-        <w:instrText xml:space="preserve"> REF _Numd19e5972 \h </w:instrText>
+        <w:instrText xml:space="preserve"> REF _Numd19e5962 \h </w:instrText>
       </w:r>
       <w:r>
         <w:fldChar w:fldCharType="separate"/>
@@ -2927,7 +2927,7 @@
         <w:rPr>
           <w:color w:val="0000FF"/>
         </w:rPr>
-        <w:instrText xml:space="preserve"> REF _Numd19e5995 \h </w:instrText>
+        <w:instrText xml:space="preserve"> REF _Numd19e5985 \h </w:instrText>
       </w:r>
       <w:r>
         <w:fldChar w:fldCharType="separate"/>
@@ -2973,7 +2973,7 @@
         <w:rPr>
           <w:color w:val="0000FF"/>
         </w:rPr>
-        <w:instrText xml:space="preserve"> REF _Numd19e6163 \h </w:instrText>
+        <w:instrText xml:space="preserve"> REF _Numd19e6158 \h </w:instrText>
       </w:r>
       <w:r>
         <w:fldChar w:fldCharType="separate"/>
@@ -3019,7 +3019,7 @@
         <w:rPr>
           <w:color w:val="0000FF"/>
         </w:rPr>
-        <w:instrText xml:space="preserve"> REF _Numd19e6228 \h </w:instrText>
+        <w:instrText xml:space="preserve"> REF _Numd19e6223 \h </w:instrText>
       </w:r>
       <w:r>
         <w:fldChar w:fldCharType="separate"/>
@@ -3065,7 +3065,7 @@
         <w:rPr>
           <w:color w:val="0000FF"/>
         </w:rPr>
-        <w:instrText xml:space="preserve"> REF _Numd19e6377 \h </w:instrText>
+        <w:instrText xml:space="preserve"> REF _Numd19e6372 \h </w:instrText>
       </w:r>
       <w:r>
         <w:fldChar w:fldCharType="separate"/>
@@ -3111,7 +3111,7 @@
         <w:rPr>
           <w:color w:val="0000FF"/>
         </w:rPr>
-        <w:instrText xml:space="preserve"> REF _Numd19e6405 \h </w:instrText>
+        <w:instrText xml:space="preserve"> REF _Numd19e6395 \h </w:instrText>
       </w:r>
       <w:r>
         <w:fldChar w:fldCharType="separate"/>
@@ -3157,7 +3157,7 @@
         <w:rPr>
           <w:color w:val="0000FF"/>
         </w:rPr>
-        <w:instrText xml:space="preserve"> REF _Numd19e6423 \h </w:instrText>
+        <w:instrText xml:space="preserve"> REF _Numd19e6413 \h </w:instrText>
       </w:r>
       <w:r>
         <w:fldChar w:fldCharType="separate"/>
@@ -3203,7 +3203,7 @@
         <w:rPr>
           <w:color w:val="0000FF"/>
         </w:rPr>
-        <w:instrText xml:space="preserve"> REF _Numd19e6446 \h </w:instrText>
+        <w:instrText xml:space="preserve"> REF _Numd19e6436 \h </w:instrText>
       </w:r>
       <w:r>
         <w:fldChar w:fldCharType="separate"/>
@@ -3249,7 +3249,7 @@
         <w:rPr>
           <w:color w:val="0000FF"/>
         </w:rPr>
-        <w:instrText xml:space="preserve"> REF _Numd19e6468 \h </w:instrText>
+        <w:instrText xml:space="preserve"> REF _Numd19e6458 \h </w:instrText>
       </w:r>
       <w:r>
         <w:fldChar w:fldCharType="separate"/>
@@ -3295,7 +3295,7 @@
         <w:rPr>
           <w:color w:val="0000FF"/>
         </w:rPr>
-        <w:instrText xml:space="preserve"> REF _Numd19e6520 \h </w:instrText>
+        <w:instrText xml:space="preserve"> REF _Numd19e6500 \h </w:instrText>
       </w:r>
       <w:r>
         <w:fldChar w:fldCharType="separate"/>
@@ -3341,7 +3341,7 @@
         <w:rPr>
           <w:color w:val="0000FF"/>
         </w:rPr>
-        <w:instrText xml:space="preserve"> REF _Numd19e6533 \h </w:instrText>
+        <w:instrText xml:space="preserve"> REF _Numd19e6513 \h </w:instrText>
       </w:r>
       <w:r>
         <w:fldChar w:fldCharType="separate"/>
@@ -3387,7 +3387,7 @@
         <w:rPr>
           <w:color w:val="0000FF"/>
         </w:rPr>
-        <w:instrText xml:space="preserve"> REF _Numd19e6643 \h </w:instrText>
+        <w:instrText xml:space="preserve"> REF _Numd19e6623 \h </w:instrText>
       </w:r>
       <w:r>
         <w:fldChar w:fldCharType="separate"/>
@@ -3433,7 +3433,7 @@
         <w:rPr>
           <w:color w:val="0000FF"/>
         </w:rPr>
-        <w:instrText xml:space="preserve"> REF _Numd19e6695 \h </w:instrText>
+        <w:instrText xml:space="preserve"> REF _Numd19e6675 \h </w:instrText>
       </w:r>
       <w:r>
         <w:fldChar w:fldCharType="separate"/>
@@ -3479,7 +3479,7 @@
         <w:rPr>
           <w:color w:val="0000FF"/>
         </w:rPr>
-        <w:instrText xml:space="preserve"> REF _Numd19e6718 \h </w:instrText>
+        <w:instrText xml:space="preserve"> REF _Numd19e6698 \h </w:instrText>
       </w:r>
       <w:r>
         <w:fldChar w:fldCharType="separate"/>
@@ -3525,7 +3525,7 @@
         <w:rPr>
           <w:color w:val="0000FF"/>
         </w:rPr>
-        <w:instrText xml:space="preserve"> REF _Numd19e6862 \h </w:instrText>
+        <w:instrText xml:space="preserve"> REF _Numd19e6842 \h </w:instrText>
       </w:r>
       <w:r>
         <w:fldChar w:fldCharType="separate"/>
@@ -3571,7 +3571,7 @@
         <w:rPr>
           <w:color w:val="0000FF"/>
         </w:rPr>
-        <w:instrText xml:space="preserve"> REF _Numd19e6877 \h </w:instrText>
+        <w:instrText xml:space="preserve"> REF _Numd19e6857 \h </w:instrText>
       </w:r>
       <w:r>
         <w:fldChar w:fldCharType="separate"/>
@@ -3617,7 +3617,7 @@
         <w:rPr>
           <w:color w:val="0000FF"/>
         </w:rPr>
-        <w:instrText xml:space="preserve"> REF _Numd19e6904 \h </w:instrText>
+        <w:instrText xml:space="preserve"> REF _Numd19e6884 \h </w:instrText>
       </w:r>
       <w:r>
         <w:fldChar w:fldCharType="separate"/>
@@ -3663,7 +3663,7 @@
         <w:rPr>
           <w:color w:val="0000FF"/>
         </w:rPr>
-        <w:instrText xml:space="preserve"> REF _Numd19e6965 \h </w:instrText>
+        <w:instrText xml:space="preserve"> REF _Numd19e6945 \h </w:instrText>
       </w:r>
       <w:r>
         <w:fldChar w:fldCharType="separate"/>
@@ -3709,7 +3709,7 @@
         <w:rPr>
           <w:color w:val="0000FF"/>
         </w:rPr>
-        <w:instrText xml:space="preserve"> REF _Numd19e6980 \h </w:instrText>
+        <w:instrText xml:space="preserve"> REF _Numd19e6960 \h </w:instrText>
       </w:r>
       <w:r>
         <w:fldChar w:fldCharType="separate"/>
@@ -3755,7 +3755,7 @@
         <w:rPr>
           <w:color w:val="0000FF"/>
         </w:rPr>
-        <w:instrText xml:space="preserve"> REF _Numd19e7209 \h </w:instrText>
+        <w:instrText xml:space="preserve"> REF _Numd19e7189 \h </w:instrText>
       </w:r>
       <w:r>
         <w:fldChar w:fldCharType="separate"/>
@@ -3801,7 +3801,7 @@
         <w:rPr>
           <w:color w:val="0000FF"/>
         </w:rPr>
-        <w:instrText xml:space="preserve"> REF _Numd19e7246 \h </w:instrText>
+        <w:instrText xml:space="preserve"> REF _Numd19e7226 \h </w:instrText>
       </w:r>
       <w:r>
         <w:fldChar w:fldCharType="separate"/>
@@ -3847,7 +3847,7 @@
         <w:rPr>
           <w:color w:val="0000FF"/>
         </w:rPr>
-        <w:instrText xml:space="preserve"> REF _Numd19e7273 \h </w:instrText>
+        <w:instrText xml:space="preserve"> REF _Numd19e7253 \h </w:instrText>
       </w:r>
       <w:r>
         <w:fldChar w:fldCharType="separate"/>
@@ -3893,7 +3893,7 @@
         <w:rPr>
           <w:color w:val="0000FF"/>
         </w:rPr>
-        <w:instrText xml:space="preserve"> REF _Numd19e7286 \h </w:instrText>
+        <w:instrText xml:space="preserve"> REF _Numd19e7266 \h </w:instrText>
       </w:r>
       <w:r>
         <w:fldChar w:fldCharType="separate"/>
@@ -3939,7 +3939,7 @@
         <w:rPr>
           <w:color w:val="0000FF"/>
         </w:rPr>
-        <w:instrText xml:space="preserve"> REF _Numd19e7350 \h </w:instrText>
+        <w:instrText xml:space="preserve"> REF _Numd19e7330 \h </w:instrText>
       </w:r>
       <w:r>
         <w:fldChar w:fldCharType="separate"/>
@@ -3985,7 +3985,7 @@
         <w:rPr>
           <w:color w:val="0000FF"/>
         </w:rPr>
-        <w:instrText xml:space="preserve"> REF _Numd19e7384 \h </w:instrText>
+        <w:instrText xml:space="preserve"> REF _Numd19e7364 \h </w:instrText>
       </w:r>
       <w:r>
         <w:fldChar w:fldCharType="separate"/>
@@ -4031,7 +4031,7 @@
         <w:rPr>
           <w:color w:val="0000FF"/>
         </w:rPr>
-        <w:instrText xml:space="preserve"> REF _Numd19e7472 \h </w:instrText>
+        <w:instrText xml:space="preserve"> REF _Numd19e7452 \h </w:instrText>
       </w:r>
       <w:r>
         <w:fldChar w:fldCharType="separate"/>
@@ -4077,7 +4077,7 @@
         <w:rPr>
           <w:color w:val="0000FF"/>
         </w:rPr>
-        <w:instrText xml:space="preserve"> REF _Numd19e7490 \h </w:instrText>
+        <w:instrText xml:space="preserve"> REF _Numd19e7470 \h </w:instrText>
       </w:r>
       <w:r>
         <w:fldChar w:fldCharType="separate"/>
@@ -4123,7 +4123,7 @@
         <w:rPr>
           <w:color w:val="0000FF"/>
         </w:rPr>
-        <w:instrText xml:space="preserve"> REF _Numd19e7565 \h </w:instrText>
+        <w:instrText xml:space="preserve"> REF _Numd19e7545 \h </w:instrText>
       </w:r>
       <w:r>
         <w:fldChar w:fldCharType="separate"/>
@@ -4169,7 +4169,7 @@
         <w:rPr>
           <w:color w:val="0000FF"/>
         </w:rPr>
-        <w:instrText xml:space="preserve"> REF _Numd19e7762 \h </w:instrText>
+        <w:instrText xml:space="preserve"> REF _Numd19e7742 \h </w:instrText>
       </w:r>
       <w:r>
         <w:fldChar w:fldCharType="separate"/>
@@ -4215,7 +4215,7 @@
         <w:rPr>
           <w:color w:val="0000FF"/>
         </w:rPr>
-        <w:instrText xml:space="preserve"> REF _Numd19e7785 \h </w:instrText>
+        <w:instrText xml:space="preserve"> REF _Numd19e7765 \h </w:instrText>
       </w:r>
       <w:r>
         <w:fldChar w:fldCharType="separate"/>
@@ -4261,7 +4261,7 @@
         <w:rPr>
           <w:color w:val="0000FF"/>
         </w:rPr>
-        <w:instrText xml:space="preserve"> REF _Numd19e7800 \h </w:instrText>
+        <w:instrText xml:space="preserve"> REF _Numd19e7780 \h </w:instrText>
       </w:r>
       <w:r>
         <w:fldChar w:fldCharType="separate"/>
@@ -4307,7 +4307,7 @@
         <w:rPr>
           <w:color w:val="0000FF"/>
         </w:rPr>
-        <w:instrText xml:space="preserve"> REF _Numd19e7813 \h </w:instrText>
+        <w:instrText xml:space="preserve"> REF _Numd19e7793 \h </w:instrText>
       </w:r>
       <w:r>
         <w:fldChar w:fldCharType="separate"/>
@@ -4353,7 +4353,7 @@
         <w:rPr>
           <w:color w:val="0000FF"/>
         </w:rPr>
-        <w:instrText xml:space="preserve"> REF _Numd19e7846 \h </w:instrText>
+        <w:instrText xml:space="preserve"> REF _Numd19e7826 \h </w:instrText>
       </w:r>
       <w:r>
         <w:fldChar w:fldCharType="separate"/>
@@ -4399,7 +4399,7 @@
         <w:rPr>
           <w:color w:val="0000FF"/>
         </w:rPr>
-        <w:instrText xml:space="preserve"> REF _Numd19e7878 \h </w:instrText>
+        <w:instrText xml:space="preserve"> REF _Numd19e7858 \h </w:instrText>
       </w:r>
       <w:r>
         <w:fldChar w:fldCharType="separate"/>
@@ -4445,7 +4445,7 @@
         <w:rPr>
           <w:color w:val="0000FF"/>
         </w:rPr>
-        <w:instrText xml:space="preserve"> REF _Numd19e7958 \h </w:instrText>
+        <w:instrText xml:space="preserve"> REF _Numd19e7938 \h </w:instrText>
       </w:r>
       <w:r>
         <w:fldChar w:fldCharType="separate"/>
@@ -4491,7 +4491,7 @@
         <w:rPr>
           <w:color w:val="0000FF"/>
         </w:rPr>
-        <w:instrText xml:space="preserve"> REF _Numd19e7971 \h </w:instrText>
+        <w:instrText xml:space="preserve"> REF _Numd19e7951 \h </w:instrText>
       </w:r>
       <w:r>
         <w:fldChar w:fldCharType="separate"/>
@@ -4537,7 +4537,7 @@
         <w:rPr>
           <w:color w:val="0000FF"/>
         </w:rPr>
-        <w:instrText xml:space="preserve"> REF _Numd19e8010 \h </w:instrText>
+        <w:instrText xml:space="preserve"> REF _Numd19e7990 \h </w:instrText>
       </w:r>
       <w:r>
         <w:fldChar w:fldCharType="separate"/>
@@ -4583,7 +4583,7 @@
         <w:rPr>
           <w:color w:val="0000FF"/>
         </w:rPr>
-        <w:instrText xml:space="preserve"> REF _Numd19e8043 \h </w:instrText>
+        <w:instrText xml:space="preserve"> REF _Numd19e8023 \h </w:instrText>
       </w:r>
       <w:r>
         <w:fldChar w:fldCharType="separate"/>
@@ -4629,7 +4629,7 @@
         <w:rPr>
           <w:color w:val="0000FF"/>
         </w:rPr>
-        <w:instrText xml:space="preserve"> REF _Numd19e8099 \h </w:instrText>
+        <w:instrText xml:space="preserve"> REF _Numd19e8079 \h </w:instrText>
       </w:r>
       <w:r>
         <w:fldChar w:fldCharType="separate"/>
@@ -4675,7 +4675,7 @@
         <w:rPr>
           <w:color w:val="0000FF"/>
         </w:rPr>
-        <w:instrText xml:space="preserve"> REF _Numd19e8261 \h </w:instrText>
+        <w:instrText xml:space="preserve"> REF _Numd19e8241 \h </w:instrText>
       </w:r>
       <w:r>
         <w:fldChar w:fldCharType="separate"/>
@@ -4721,7 +4721,7 @@
         <w:rPr>
           <w:color w:val="0000FF"/>
         </w:rPr>
-        <w:instrText xml:space="preserve"> REF _Numd19e8389 \h </w:instrText>
+        <w:instrText xml:space="preserve"> REF _Numd19e8354 \h </w:instrText>
       </w:r>
       <w:r>
         <w:fldChar w:fldCharType="separate"/>
@@ -4767,7 +4767,7 @@
         <w:rPr>
           <w:color w:val="0000FF"/>
         </w:rPr>
-        <w:instrText xml:space="preserve"> REF _Numd19e8402 \h </w:instrText>
+        <w:instrText xml:space="preserve"> REF _Numd19e8367 \h </w:instrText>
       </w:r>
       <w:r>
         <w:fldChar w:fldCharType="separate"/>
@@ -4813,7 +4813,7 @@
         <w:rPr>
           <w:color w:val="0000FF"/>
         </w:rPr>
-        <w:instrText xml:space="preserve"> REF _Numd19e8425 \h </w:instrText>
+        <w:instrText xml:space="preserve"> REF _Numd19e8390 \h </w:instrText>
       </w:r>
       <w:r>
         <w:fldChar w:fldCharType="separate"/>
@@ -4859,7 +4859,7 @@
         <w:rPr>
           <w:color w:val="0000FF"/>
         </w:rPr>
-        <w:instrText xml:space="preserve"> REF _Numd19e8641 \h </w:instrText>
+        <w:instrText xml:space="preserve"> REF _Numd19e8611 \h </w:instrText>
       </w:r>
       <w:r>
         <w:fldChar w:fldCharType="separate"/>
@@ -4905,7 +4905,7 @@
         <w:rPr>
           <w:color w:val="0000FF"/>
         </w:rPr>
-        <w:instrText xml:space="preserve"> REF _Numd19e8676 \h </w:instrText>
+        <w:instrText xml:space="preserve"> REF _Numd19e8646 \h </w:instrText>
       </w:r>
       <w:r>
         <w:fldChar w:fldCharType="separate"/>
@@ -4951,7 +4951,7 @@
         <w:rPr>
           <w:color w:val="0000FF"/>
         </w:rPr>
-        <w:instrText xml:space="preserve"> REF _Numd19e8873 \h </w:instrText>
+        <w:instrText xml:space="preserve"> REF _Numd19e8843 \h </w:instrText>
       </w:r>
       <w:r>
         <w:fldChar w:fldCharType="separate"/>
@@ -4997,7 +4997,7 @@
         <w:rPr>
           <w:color w:val="0000FF"/>
         </w:rPr>
-        <w:instrText xml:space="preserve"> REF _Numd19e8933 \h </w:instrText>
+        <w:instrText xml:space="preserve"> REF _Numd19e8903 \h </w:instrText>
       </w:r>
       <w:r>
         <w:fldChar w:fldCharType="separate"/>
@@ -5043,7 +5043,7 @@
         <w:rPr>
           <w:color w:val="0000FF"/>
         </w:rPr>
-        <w:instrText xml:space="preserve"> REF _Numd19e8955 \h </w:instrText>
+        <w:instrText xml:space="preserve"> REF _Numd19e8925 \h </w:instrText>
       </w:r>
       <w:r>
         <w:fldChar w:fldCharType="separate"/>
@@ -13121,13 +13121,7 @@
         <w:t>(i)</w:t>
       </w:r>
       <w:r>
-        <w:t xml:space="preserve"> Requires each contracting agency to include in each prime contract, other than for commercial products or commercial services, exceeding </w:t>
-      </w:r>
-      <w:r>
-        <w:t>$200,000</w:t>
-      </w:r>
-      <w:r>
-        <w:t>, a requirement that the prime contractor shall–</w:t>
+        <w:t xml:space="preserve"> Requires each contracting agency to include in each prime contract, other than for commercial products or commercial services, exceeding $200,000, a requirement that the prime contractor shall–</w:t>
       </w:r>
     </w:p>
     <w:p xmlns:tce="http://www.TCE.com">
@@ -13139,8 +13133,8 @@
           <w:numId w:val="199"/>
         </w:numPr>
       </w:pPr>
-      <w:bookmarkStart w:id="274" w:name="_Tocd19e5168"/>
-      <w:bookmarkStart w:id="273" w:name="_Refd19e5168"/>
+      <w:bookmarkStart w:id="274" w:name="_Tocd19e5163"/>
+      <w:bookmarkStart w:id="273" w:name="_Refd19e5163"/>
       <w:r>
         <w:t/>
       </w:r>
@@ -13229,9 +13223,9 @@
       <w:pPr>
         <w:pStyle w:val="Heading4"/>
       </w:pPr>
-      <w:bookmarkStart w:id="275" w:name="_Numd19e5210"/>
-      <w:bookmarkStart w:id="276" w:name="_Refd19e5210"/>
-      <w:bookmarkStart w:id="277" w:name="_Tocd19e5210"/>
+      <w:bookmarkStart w:id="275" w:name="_Numd19e5205"/>
+      <w:bookmarkStart w:id="276" w:name="_Refd19e5205"/>
+      <w:bookmarkStart w:id="277" w:name="_Tocd19e5205"/>
       <w:r>
         <w:t/>
       </w:r>
@@ -13259,13 +13253,7 @@
         <w:t>52.203-7</w:t>
       </w:r>
       <w:r>
-        <w:t xml:space="preserve">, Anti-Kickback Procedures, in solicitations and contracts exceeding </w:t>
-      </w:r>
-      <w:r>
-        <w:t>$200,000</w:t>
-      </w:r>
-      <w:r>
-        <w:t xml:space="preserve">, other than those for commercial products or commercial services (see </w:t>
+        <w:t xml:space="preserve">, Anti-Kickback Procedures, in solicitations and contracts exceeding $200,000, other than those for commercial products or commercial services (see </w:t>
       </w:r>
       <w:r>
         <w:rPr>
@@ -13282,9 +13270,9 @@
       <w:pPr>
         <w:pStyle w:val="Heading3"/>
       </w:pPr>
-      <w:bookmarkStart w:id="278" w:name="_Numd19e5242"/>
-      <w:bookmarkStart w:id="279" w:name="_Refd19e5242"/>
-      <w:bookmarkStart w:id="280" w:name="_Tocd19e5242"/>
+      <w:bookmarkStart w:id="278" w:name="_Numd19e5232"/>
+      <w:bookmarkStart w:id="279" w:name="_Refd19e5232"/>
+      <w:bookmarkStart w:id="280" w:name="_Tocd19e5232"/>
       <w:r>
         <w:t/>
       </w:r>
@@ -13303,9 +13291,9 @@
       <w:pPr>
         <w:pStyle w:val="Heading4"/>
       </w:pPr>
-      <w:bookmarkStart w:id="281" w:name="_Numd19e5255"/>
-      <w:bookmarkStart w:id="282" w:name="_Refd19e5255"/>
-      <w:bookmarkStart w:id="283" w:name="_Tocd19e5255"/>
+      <w:bookmarkStart w:id="281" w:name="_Numd19e5245"/>
+      <w:bookmarkStart w:id="282" w:name="_Refd19e5245"/>
+      <w:bookmarkStart w:id="283" w:name="_Tocd19e5245"/>
       <w:r>
         <w:t/>
       </w:r>
@@ -13354,9 +13342,9 @@
       <w:pPr>
         <w:pStyle w:val="Heading4"/>
       </w:pPr>
-      <w:bookmarkStart w:id="284" w:name="_Numd19e5282"/>
-      <w:bookmarkStart w:id="285" w:name="_Refd19e5282"/>
-      <w:bookmarkStart w:id="286" w:name="_Tocd19e5282"/>
+      <w:bookmarkStart w:id="284" w:name="_Numd19e5272"/>
+      <w:bookmarkStart w:id="285" w:name="_Refd19e5272"/>
+      <w:bookmarkStart w:id="286" w:name="_Tocd19e5272"/>
       <w:r>
         <w:t/>
       </w:r>
@@ -13392,9 +13380,9 @@
       <w:pPr>
         <w:pStyle w:val="Heading2"/>
       </w:pPr>
-      <w:bookmarkStart w:id="287" w:name="_Numd19e5306"/>
-      <w:bookmarkStart w:id="288" w:name="_Refd19e5306"/>
-      <w:bookmarkStart w:id="289" w:name="_Tocd19e5306"/>
+      <w:bookmarkStart w:id="287" w:name="_Numd19e5296"/>
+      <w:bookmarkStart w:id="288" w:name="_Refd19e5296"/>
+      <w:bookmarkStart w:id="289" w:name="_Tocd19e5296"/>
       <w:r>
         <w:t/>
       </w:r>
@@ -13413,9 +13401,9 @@
       <w:pPr>
         <w:pStyle w:val="Heading3"/>
       </w:pPr>
-      <w:bookmarkStart w:id="290" w:name="_Numd19e5319"/>
-      <w:bookmarkStart w:id="291" w:name="_Refd19e5319"/>
-      <w:bookmarkStart w:id="292" w:name="_Tocd19e5319"/>
+      <w:bookmarkStart w:id="290" w:name="_Numd19e5309"/>
+      <w:bookmarkStart w:id="291" w:name="_Refd19e5309"/>
+      <w:bookmarkStart w:id="292" w:name="_Tocd19e5309"/>
       <w:r>
         <w:t/>
       </w:r>
@@ -13438,8 +13426,8 @@
           <w:numId w:val="200"/>
         </w:numPr>
       </w:pPr>
-      <w:bookmarkStart w:id="294" w:name="_Tocd19e5328"/>
-      <w:bookmarkStart w:id="293" w:name="_Refd19e5328"/>
+      <w:bookmarkStart w:id="294" w:name="_Tocd19e5318"/>
+      <w:bookmarkStart w:id="293" w:name="_Refd19e5318"/>
       <w:r>
         <w:t/>
       </w:r>
@@ -13459,7 +13447,7 @@
         <w:rPr>
           <w:color w:val="0000FF"/>
         </w:rPr>
-        <w:instrText xml:space="preserve"> REF _Numd19e5383 \h </w:instrText>
+        <w:instrText xml:space="preserve"> REF _Numd19e5373 \h </w:instrText>
       </w:r>
       <w:r>
         <w:fldChar w:fldCharType="separate"/>
@@ -13522,8 +13510,8 @@
           <w:numId w:val="201"/>
         </w:numPr>
       </w:pPr>
-      <w:bookmarkStart w:id="296" w:name="_Tocd19e5351"/>
-      <w:bookmarkStart w:id="295" w:name="_Refd19e5351"/>
+      <w:bookmarkStart w:id="296" w:name="_Tocd19e5341"/>
+      <w:bookmarkStart w:id="295" w:name="_Refd19e5341"/>
       <w:r>
         <w:t/>
       </w:r>
@@ -13581,9 +13569,9 @@
       <w:pPr>
         <w:pStyle w:val="Heading3"/>
       </w:pPr>
-      <w:bookmarkStart w:id="297" w:name="_Numd19e5383"/>
-      <w:bookmarkStart w:id="298" w:name="_Refd19e5383"/>
-      <w:bookmarkStart w:id="299" w:name="_Tocd19e5383"/>
+      <w:bookmarkStart w:id="297" w:name="_Numd19e5373"/>
+      <w:bookmarkStart w:id="298" w:name="_Refd19e5373"/>
+      <w:bookmarkStart w:id="299" w:name="_Tocd19e5373"/>
       <w:r>
         <w:t/>
       </w:r>
@@ -13614,7 +13602,7 @@
         <w:rPr>
           <w:color w:val="0000FF"/>
         </w:rPr>
-        <w:instrText xml:space="preserve"> REF _Numd19e5319 \h </w:instrText>
+        <w:instrText xml:space="preserve"> REF _Numd19e5309 \h </w:instrText>
       </w:r>
       <w:r>
         <w:fldChar w:fldCharType="separate"/>
@@ -13643,9 +13631,9 @@
       <w:pPr>
         <w:pStyle w:val="Heading3"/>
       </w:pPr>
-      <w:bookmarkStart w:id="300" w:name="_Numd19e5405"/>
-      <w:bookmarkStart w:id="301" w:name="_Refd19e5405"/>
-      <w:bookmarkStart w:id="302" w:name="_Tocd19e5405"/>
+      <w:bookmarkStart w:id="300" w:name="_Numd19e5395"/>
+      <w:bookmarkStart w:id="301" w:name="_Refd19e5395"/>
+      <w:bookmarkStart w:id="302" w:name="_Tocd19e5395"/>
       <w:r>
         <w:t/>
       </w:r>
@@ -13668,8 +13656,8 @@
           <w:numId w:val="202"/>
         </w:numPr>
       </w:pPr>
-      <w:bookmarkStart w:id="304" w:name="_Tocd19e5414"/>
-      <w:bookmarkStart w:id="303" w:name="_Refd19e5414"/>
+      <w:bookmarkStart w:id="304" w:name="_Tocd19e5404"/>
+      <w:bookmarkStart w:id="303" w:name="_Refd19e5404"/>
       <w:r>
         <w:t/>
       </w:r>
@@ -13689,7 +13677,7 @@
         <w:rPr>
           <w:color w:val="0000FF"/>
         </w:rPr>
-        <w:instrText xml:space="preserve"> REF _Numd19e5383 \h </w:instrText>
+        <w:instrText xml:space="preserve"> REF _Numd19e5373 \h </w:instrText>
       </w:r>
       <w:r>
         <w:fldChar w:fldCharType="separate"/>
@@ -13722,8 +13710,8 @@
           <w:numId w:val="203"/>
         </w:numPr>
       </w:pPr>
-      <w:bookmarkStart w:id="306" w:name="_Tocd19e5426"/>
-      <w:bookmarkStart w:id="305" w:name="_Refd19e5426"/>
+      <w:bookmarkStart w:id="306" w:name="_Tocd19e5416"/>
+      <w:bookmarkStart w:id="305" w:name="_Refd19e5416"/>
       <w:r>
         <w:t/>
       </w:r>
@@ -13743,7 +13731,7 @@
         <w:rPr>
           <w:color w:val="0000FF"/>
         </w:rPr>
-        <w:instrText xml:space="preserve"> REF _Numd19e5319 \h </w:instrText>
+        <w:instrText xml:space="preserve"> REF _Numd19e5309 \h </w:instrText>
       </w:r>
       <w:r>
         <w:fldChar w:fldCharType="separate"/>
@@ -13823,9 +13811,9 @@
       <w:pPr>
         <w:pStyle w:val="Heading2"/>
       </w:pPr>
-      <w:bookmarkStart w:id="307" w:name="_Numd19e5467"/>
-      <w:bookmarkStart w:id="308" w:name="_Refd19e5467"/>
-      <w:bookmarkStart w:id="309" w:name="_Tocd19e5467"/>
+      <w:bookmarkStart w:id="307" w:name="_Numd19e5457"/>
+      <w:bookmarkStart w:id="308" w:name="_Refd19e5457"/>
+      <w:bookmarkStart w:id="309" w:name="_Tocd19e5457"/>
       <w:r>
         <w:t/>
       </w:r>
@@ -13844,9 +13832,9 @@
       <w:pPr>
         <w:pStyle w:val="Heading3"/>
       </w:pPr>
-      <w:bookmarkStart w:id="310" w:name="_Numd19e5480"/>
-      <w:bookmarkStart w:id="311" w:name="_Refd19e5480"/>
-      <w:bookmarkStart w:id="312" w:name="_Tocd19e5480"/>
+      <w:bookmarkStart w:id="310" w:name="_Numd19e5470"/>
+      <w:bookmarkStart w:id="311" w:name="_Refd19e5470"/>
+      <w:bookmarkStart w:id="312" w:name="_Tocd19e5470"/>
       <w:r>
         <w:t/>
       </w:r>
@@ -13869,8 +13857,8 @@
           <w:numId w:val="204"/>
         </w:numPr>
       </w:pPr>
-      <w:bookmarkStart w:id="314" w:name="_Tocd19e5489"/>
-      <w:bookmarkStart w:id="313" w:name="_Refd19e5489"/>
+      <w:bookmarkStart w:id="314" w:name="_Tocd19e5479"/>
+      <w:bookmarkStart w:id="313" w:name="_Refd19e5479"/>
       <w:r>
         <w:t/>
       </w:r>
@@ -13890,8 +13878,8 @@
           <w:numId w:val="205"/>
         </w:numPr>
       </w:pPr>
-      <w:bookmarkStart w:id="316" w:name="_Tocd19e5497"/>
-      <w:bookmarkStart w:id="315" w:name="_Refd19e5497"/>
+      <w:bookmarkStart w:id="316" w:name="_Tocd19e5487"/>
+      <w:bookmarkStart w:id="315" w:name="_Refd19e5487"/>
       <w:r>
         <w:t/>
       </w:r>
@@ -13949,9 +13937,9 @@
       <w:pPr>
         <w:pStyle w:val="Heading3"/>
       </w:pPr>
-      <w:bookmarkStart w:id="317" w:name="_Numd19e5529"/>
-      <w:bookmarkStart w:id="318" w:name="_Refd19e5529"/>
-      <w:bookmarkStart w:id="319" w:name="_Tocd19e5529"/>
+      <w:bookmarkStart w:id="317" w:name="_Numd19e5519"/>
+      <w:bookmarkStart w:id="318" w:name="_Refd19e5519"/>
+      <w:bookmarkStart w:id="319" w:name="_Tocd19e5519"/>
       <w:r>
         <w:t/>
       </w:r>
@@ -13982,8 +13970,8 @@
           <w:numId w:val="206"/>
         </w:numPr>
       </w:pPr>
-      <w:bookmarkStart w:id="321" w:name="_Tocd19e5540"/>
-      <w:bookmarkStart w:id="320" w:name="_Refd19e5540"/>
+      <w:bookmarkStart w:id="321" w:name="_Tocd19e5530"/>
+      <w:bookmarkStart w:id="320" w:name="_Refd19e5530"/>
       <w:r>
         <w:t/>
       </w:r>
@@ -14003,8 +13991,8 @@
           <w:numId w:val="207"/>
         </w:numPr>
       </w:pPr>
-      <w:bookmarkStart w:id="323" w:name="_Tocd19e5548"/>
-      <w:bookmarkStart w:id="322" w:name="_Refd19e5548"/>
+      <w:bookmarkStart w:id="323" w:name="_Tocd19e5538"/>
+      <w:bookmarkStart w:id="322" w:name="_Refd19e5538"/>
       <w:r>
         <w:t/>
       </w:r>
@@ -14062,9 +14050,9 @@
       <w:pPr>
         <w:pStyle w:val="Heading3"/>
       </w:pPr>
-      <w:bookmarkStart w:id="324" w:name="_Numd19e5579"/>
-      <w:bookmarkStart w:id="325" w:name="_Refd19e5579"/>
-      <w:bookmarkStart w:id="326" w:name="_Tocd19e5579"/>
+      <w:bookmarkStart w:id="324" w:name="_Numd19e5569"/>
+      <w:bookmarkStart w:id="325" w:name="_Refd19e5569"/>
+      <w:bookmarkStart w:id="326" w:name="_Tocd19e5569"/>
       <w:r>
         <w:t/>
       </w:r>
@@ -14100,9 +14088,9 @@
       <w:pPr>
         <w:pStyle w:val="Heading3"/>
       </w:pPr>
-      <w:bookmarkStart w:id="327" w:name="_Numd19e5601"/>
-      <w:bookmarkStart w:id="328" w:name="_Refd19e5601"/>
-      <w:bookmarkStart w:id="329" w:name="_Tocd19e5601"/>
+      <w:bookmarkStart w:id="327" w:name="_Numd19e5591"/>
+      <w:bookmarkStart w:id="328" w:name="_Refd19e5591"/>
+      <w:bookmarkStart w:id="329" w:name="_Tocd19e5591"/>
       <w:r>
         <w:t/>
       </w:r>
@@ -14125,8 +14113,8 @@
           <w:numId w:val="208"/>
         </w:numPr>
       </w:pPr>
-      <w:bookmarkStart w:id="331" w:name="_Tocd19e5610"/>
-      <w:bookmarkStart w:id="330" w:name="_Refd19e5610"/>
+      <w:bookmarkStart w:id="331" w:name="_Tocd19e5600"/>
+      <w:bookmarkStart w:id="330" w:name="_Refd19e5600"/>
       <w:r>
         <w:t/>
       </w:r>
@@ -14220,8 +14208,8 @@
           <w:numId w:val="209"/>
         </w:numPr>
       </w:pPr>
-      <w:bookmarkStart w:id="333" w:name="_Tocd19e5645"/>
-      <w:bookmarkStart w:id="332" w:name="_Refd19e5645"/>
+      <w:bookmarkStart w:id="333" w:name="_Tocd19e5635"/>
+      <w:bookmarkStart w:id="332" w:name="_Refd19e5635"/>
       <w:r>
         <w:t/>
       </w:r>
@@ -14271,9 +14259,9 @@
       <w:pPr>
         <w:pStyle w:val="Heading3"/>
       </w:pPr>
-      <w:bookmarkStart w:id="334" w:name="_Numd19e5673"/>
-      <w:bookmarkStart w:id="335" w:name="_Refd19e5673"/>
-      <w:bookmarkStart w:id="336" w:name="_Tocd19e5673"/>
+      <w:bookmarkStart w:id="334" w:name="_Numd19e5663"/>
+      <w:bookmarkStart w:id="335" w:name="_Refd19e5663"/>
+      <w:bookmarkStart w:id="336" w:name="_Tocd19e5663"/>
       <w:r>
         <w:t/>
       </w:r>
@@ -14296,8 +14284,8 @@
           <w:numId w:val="210"/>
         </w:numPr>
       </w:pPr>
-      <w:bookmarkStart w:id="338" w:name="_Tocd19e5682"/>
-      <w:bookmarkStart w:id="337" w:name="_Refd19e5682"/>
+      <w:bookmarkStart w:id="338" w:name="_Tocd19e5672"/>
+      <w:bookmarkStart w:id="337" w:name="_Refd19e5672"/>
       <w:r>
         <w:t/>
       </w:r>
@@ -14419,8 +14407,8 @@
           <w:numId w:val="211"/>
         </w:numPr>
       </w:pPr>
-      <w:bookmarkStart w:id="340" w:name="_Tocd19e5728"/>
-      <w:bookmarkStart w:id="339" w:name="_Refd19e5728"/>
+      <w:bookmarkStart w:id="340" w:name="_Tocd19e5718"/>
+      <w:bookmarkStart w:id="339" w:name="_Refd19e5718"/>
       <w:r>
         <w:t/>
       </w:r>
@@ -14440,7 +14428,7 @@
         <w:rPr>
           <w:color w:val="0000FF"/>
         </w:rPr>
-        <w:instrText xml:space="preserve"> REF _Numd19e5765 \h </w:instrText>
+        <w:instrText xml:space="preserve"> REF _Numd19e5755 \h </w:instrText>
       </w:r>
       <w:r>
         <w:fldChar w:fldCharType="separate"/>
@@ -14534,9 +14522,9 @@
       <w:pPr>
         <w:pStyle w:val="Heading3"/>
       </w:pPr>
-      <w:bookmarkStart w:id="341" w:name="_Numd19e5765"/>
-      <w:bookmarkStart w:id="342" w:name="_Refd19e5765"/>
-      <w:bookmarkStart w:id="343" w:name="_Tocd19e5765"/>
+      <w:bookmarkStart w:id="341" w:name="_Numd19e5755"/>
+      <w:bookmarkStart w:id="342" w:name="_Refd19e5755"/>
+      <w:bookmarkStart w:id="343" w:name="_Tocd19e5755"/>
       <w:r>
         <w:t/>
       </w:r>
@@ -14559,8 +14547,8 @@
           <w:numId w:val="212"/>
         </w:numPr>
       </w:pPr>
-      <w:bookmarkStart w:id="345" w:name="_Tocd19e5774"/>
-      <w:bookmarkStart w:id="344" w:name="_Refd19e5774"/>
+      <w:bookmarkStart w:id="345" w:name="_Tocd19e5764"/>
+      <w:bookmarkStart w:id="344" w:name="_Refd19e5764"/>
       <w:r>
         <w:t/>
       </w:r>
@@ -14667,8 +14655,8 @@
           <w:numId w:val="213"/>
         </w:numPr>
       </w:pPr>
-      <w:bookmarkStart w:id="347" w:name="_Tocd19e5813"/>
-      <w:bookmarkStart w:id="346" w:name="_Refd19e5813"/>
+      <w:bookmarkStart w:id="347" w:name="_Tocd19e5803"/>
+      <w:bookmarkStart w:id="346" w:name="_Refd19e5803"/>
       <w:r>
         <w:t/>
       </w:r>
@@ -14745,8 +14733,8 @@
           <w:numId w:val="214"/>
         </w:numPr>
       </w:pPr>
-      <w:bookmarkStart w:id="349" w:name="_Tocd19e5842"/>
-      <w:bookmarkStart w:id="348" w:name="_Refd19e5842"/>
+      <w:bookmarkStart w:id="349" w:name="_Tocd19e5832"/>
+      <w:bookmarkStart w:id="348" w:name="_Refd19e5832"/>
       <w:r>
         <w:t/>
       </w:r>
@@ -14836,8 +14824,8 @@
           <w:numId w:val="215"/>
         </w:numPr>
       </w:pPr>
-      <w:bookmarkStart w:id="351" w:name="_Tocd19e5876"/>
-      <w:bookmarkStart w:id="350" w:name="_Refd19e5876"/>
+      <w:bookmarkStart w:id="351" w:name="_Tocd19e5866"/>
+      <w:bookmarkStart w:id="350" w:name="_Refd19e5866"/>
       <w:r>
         <w:t/>
       </w:r>
@@ -15030,9 +15018,9 @@
       <w:pPr>
         <w:pStyle w:val="Heading2"/>
       </w:pPr>
-      <w:bookmarkStart w:id="352" w:name="_Numd19e5959"/>
-      <w:bookmarkStart w:id="353" w:name="_Refd19e5959"/>
-      <w:bookmarkStart w:id="354" w:name="_Tocd19e5959"/>
+      <w:bookmarkStart w:id="352" w:name="_Numd19e5949"/>
+      <w:bookmarkStart w:id="353" w:name="_Refd19e5949"/>
+      <w:bookmarkStart w:id="354" w:name="_Tocd19e5949"/>
       <w:r>
         <w:t/>
       </w:r>
@@ -15051,9 +15039,9 @@
       <w:pPr>
         <w:pStyle w:val="Heading3"/>
       </w:pPr>
-      <w:bookmarkStart w:id="355" w:name="_Numd19e5972"/>
-      <w:bookmarkStart w:id="356" w:name="_Refd19e5972"/>
-      <w:bookmarkStart w:id="357" w:name="_Tocd19e5972"/>
+      <w:bookmarkStart w:id="355" w:name="_Numd19e5962"/>
+      <w:bookmarkStart w:id="356" w:name="_Refd19e5962"/>
+      <w:bookmarkStart w:id="357" w:name="_Tocd19e5962"/>
       <w:r>
         <w:t/>
       </w:r>
@@ -15091,9 +15079,9 @@
       <w:pPr>
         <w:pStyle w:val="Heading3"/>
       </w:pPr>
-      <w:bookmarkStart w:id="358" w:name="_Numd19e5995"/>
-      <w:bookmarkStart w:id="359" w:name="_Refd19e5995"/>
-      <w:bookmarkStart w:id="360" w:name="_Tocd19e5995"/>
+      <w:bookmarkStart w:id="358" w:name="_Numd19e5985"/>
+      <w:bookmarkStart w:id="359" w:name="_Refd19e5985"/>
+      <w:bookmarkStart w:id="360" w:name="_Tocd19e5985"/>
       <w:r>
         <w:t/>
       </w:r>
@@ -15176,10 +15164,10 @@
           <w:numId w:val="217"/>
         </w:numPr>
       </w:pPr>
-      <w:bookmarkStart w:id="364" w:name="_Tocd19e6026"/>
-      <w:bookmarkStart w:id="363" w:name="_Refd19e6026"/>
-      <w:bookmarkStart w:id="362" w:name="_Tocd19e6023"/>
-      <w:bookmarkStart w:id="361" w:name="_Refd19e6023"/>
+      <w:bookmarkStart w:id="364" w:name="_Tocd19e6016"/>
+      <w:bookmarkStart w:id="363" w:name="_Refd19e6016"/>
+      <w:bookmarkStart w:id="362" w:name="_Tocd19e6013"/>
+      <w:bookmarkStart w:id="361" w:name="_Refd19e6013"/>
       <w:r>
         <w:t/>
       </w:r>
@@ -15265,12 +15253,14 @@
       <w:r>
         <w:t xml:space="preserve"> Extending, continuing, renewing, amending, or modifying any Federal contract, grant, loan, or cooperative agreement.</w:t>
       </w:r>
-    </w:p>
-    <w:p xmlns:tce="http://www.TCE.com">
-      <w:pPr>
-        <w:pStyle w:val="ListParagraph"/>
-        <!--depth 2-->
-        <w:ind w:left="1440"/>
+      <w:bookmarkEnd w:id="363"/>
+      <w:bookmarkEnd w:id="364"/>
+      <w:bookmarkEnd w:id="361"/>
+      <w:bookmarkEnd w:id="362"/>
+    </w:p>
+    <w:p xmlns:tce="http://www.TCE.com">
+      <w:pPr>
+        <w:pStyle w:val="BodyText"/>
       </w:pPr>
       <w:r>
         <w:t/>
@@ -15298,9 +15288,138 @@
     </w:p>
     <w:p xmlns:tce="http://www.TCE.com">
       <w:pPr>
-        <w:pStyle w:val="ListParagraph"/>
+        <w:pStyle w:val="BodyText"/>
+      </w:pPr>
+      <w:r>
+        <w:t/>
+      </w:r>
+      <w:r>
+        <w:rPr>
+          <w:i/>
+        </w:rPr>
+        <w:t>Influencing or attempting to influence</w:t>
+      </w:r>
+      <w:r>
+        <w:t xml:space="preserve"> means making, with the intent to influence, any communication to or appearance before an officer or employee of any agency, a Member of Congress, an officer or employee of Congress, or an employee of a Member of Congress in connection with any covered Federal action.</w:t>
+      </w:r>
+    </w:p>
+    <w:p xmlns:tce="http://www.TCE.com">
+      <w:pPr>
+        <w:pStyle w:val="BodyText"/>
+      </w:pPr>
+      <w:r>
+        <w:t/>
+      </w:r>
+      <w:r>
+        <w:rPr>
+          <w:i/>
+        </w:rPr>
+        <w:t>Local government</w:t>
+      </w:r>
+      <w:r>
+        <w:t xml:space="preserve"> means a unit of government in a State and, if chartered, established, or otherwise recognized by a State for the performance of a governmental duty, including a local public authority, a special district, an intrastate district, a council of governments, a sponsor group representative organization, and any other instrumentality of a local government.</w:t>
+      </w:r>
+    </w:p>
+    <w:p xmlns:tce="http://www.TCE.com">
+      <w:pPr>
+        <w:pStyle w:val="BodyText"/>
+      </w:pPr>
+      <w:r>
+        <w:t/>
+      </w:r>
+      <w:r>
+        <w:rPr>
+          <w:i/>
+        </w:rPr>
+        <w:t>Officer or employee of an agency</w:t>
+      </w:r>
+      <w:r>
+        <w:t xml:space="preserve"> includes the following individuals who are employed by an agency:</w:t>
+      </w:r>
+    </w:p>
+    <w:p xmlns:tce="http://www.TCE.com">
+      <w:pPr>
+        <w:pStyle w:val="ListNumber2"/>
         <!--depth 2-->
-        <w:ind w:left="1440"/>
+        <w:numPr>
+          <w:ilvl w:val="1"/>
+          <w:numId w:val="219"/>
+        </w:numPr>
+      </w:pPr>
+      <w:bookmarkStart w:id="366" w:name="_Tocd19e6078"/>
+      <w:bookmarkStart w:id="365" w:name="_Refd19e6078"/>
+      <w:r>
+        <w:t/>
+      </w:r>
+      <w:r>
+        <w:t>(1)</w:t>
+      </w:r>
+      <w:r>
+        <w:t xml:space="preserve"> An individual who is appointed to a position in the Government under Title 5, United States Code, including a position under a temporary appointment.</w:t>
+      </w:r>
+    </w:p>
+    <w:p xmlns:tce="http://www.TCE.com">
+      <w:pPr>
+        <w:pStyle w:val="ListNumber2"/>
+        <!--depth 2-->
+        <w:numPr>
+          <w:ilvl w:val="1"/>
+          <w:numId w:val="219"/>
+        </w:numPr>
+      </w:pPr>
+      <w:r>
+        <w:t/>
+      </w:r>
+      <w:r>
+        <w:t>(2)</w:t>
+      </w:r>
+      <w:r>
+        <w:t xml:space="preserve"> A member of the uniformed services, as defined in subsection 101(3), Title 37, United States Code.</w:t>
+      </w:r>
+    </w:p>
+    <w:p xmlns:tce="http://www.TCE.com">
+      <w:pPr>
+        <w:pStyle w:val="ListNumber2"/>
+        <!--depth 2-->
+        <w:numPr>
+          <w:ilvl w:val="1"/>
+          <w:numId w:val="219"/>
+        </w:numPr>
+      </w:pPr>
+      <w:r>
+        <w:t/>
+      </w:r>
+      <w:r>
+        <w:t>(3)</w:t>
+      </w:r>
+      <w:r>
+        <w:t xml:space="preserve"> A special Government employee, as defined in section 202, Title 18, United States Code.</w:t>
+      </w:r>
+    </w:p>
+    <w:p xmlns:tce="http://www.TCE.com">
+      <w:pPr>
+        <w:pStyle w:val="ListNumber2"/>
+        <!--depth 2-->
+        <w:numPr>
+          <w:ilvl w:val="1"/>
+          <w:numId w:val="219"/>
+        </w:numPr>
+      </w:pPr>
+      <w:r>
+        <w:t/>
+      </w:r>
+      <w:r>
+        <w:t>(4)</w:t>
+      </w:r>
+      <w:r>
+        <w:t xml:space="preserve"> An individual who is a member of a Federal advisory committee, as defined by the Federal Advisory Committee Act, Title 5, United States Code, appendix 2.</w:t>
+      </w:r>
+      <w:bookmarkEnd w:id="365"/>
+      <w:bookmarkEnd w:id="366"/>
+    </w:p>
+    <w:p xmlns:tce="http://www.TCE.com">
+      <w:pPr>
+        <w:pStyle w:val="BodyText"/>
       </w:pPr>
       <w:r>
         <w:t/>
@@ -15309,141 +15428,6 @@
         <w:rPr>
           <w:i/>
         </w:rPr>
-        <w:t>Influencing or attempting to influence</w:t>
-      </w:r>
-      <w:r>
-        <w:t xml:space="preserve"> means making, with the intent to influence, any communication to or appearance before an officer or employee of any agency, a Member of Congress, an officer or employee of Congress, or an employee of a Member of Congress in connection with any covered Federal action.</w:t>
-      </w:r>
-    </w:p>
-    <w:p xmlns:tce="http://www.TCE.com">
-      <w:pPr>
-        <w:pStyle w:val="ListParagraph"/>
-        <!--depth 2-->
-        <w:ind w:left="1440"/>
-      </w:pPr>
-      <w:r>
-        <w:t/>
-      </w:r>
-      <w:r>
-        <w:rPr>
-          <w:i/>
-        </w:rPr>
-        <w:t>Local government</w:t>
-      </w:r>
-      <w:r>
-        <w:t xml:space="preserve"> means a unit of government in a State and, if chartered, established, or otherwise recognized by a State for the performance of a governmental duty, including a local public authority, a special district, an intrastate district, a council of governments, a sponsor group representative organization, and any other instrumentality of a local government.</w:t>
-      </w:r>
-    </w:p>
-    <w:p xmlns:tce="http://www.TCE.com">
-      <w:pPr>
-        <w:pStyle w:val="ListParagraph"/>
-        <!--depth 2-->
-        <w:ind w:left="1440"/>
-      </w:pPr>
-      <w:r>
-        <w:t/>
-      </w:r>
-      <w:r>
-        <w:rPr>
-          <w:i/>
-        </w:rPr>
-        <w:t>Officer or employee of an agency</w:t>
-      </w:r>
-      <w:r>
-        <w:t xml:space="preserve"> includes the following individuals who are employed by an agency:</w:t>
-      </w:r>
-    </w:p>
-    <w:p xmlns:tce="http://www.TCE.com">
-      <w:pPr>
-        <w:pStyle w:val="ListNumber3"/>
-        <!--depth 3-->
-        <w:numPr>
-          <w:ilvl w:val="2"/>
-          <w:numId w:val="218"/>
-        </w:numPr>
-      </w:pPr>
-      <w:bookmarkStart w:id="366" w:name="_Tocd19e6086"/>
-      <w:bookmarkStart w:id="365" w:name="_Refd19e6086"/>
-      <w:r>
-        <w:t/>
-      </w:r>
-      <w:r>
-        <w:t>(1)</w:t>
-      </w:r>
-      <w:r>
-        <w:t xml:space="preserve"> An individual who is appointed to a position in the Government under Title 5, United States Code, including a position under a temporary appointment.</w:t>
-      </w:r>
-    </w:p>
-    <w:p xmlns:tce="http://www.TCE.com">
-      <w:pPr>
-        <w:pStyle w:val="ListNumber3"/>
-        <!--depth 3-->
-        <w:numPr>
-          <w:ilvl w:val="2"/>
-          <w:numId w:val="218"/>
-        </w:numPr>
-      </w:pPr>
-      <w:r>
-        <w:t/>
-      </w:r>
-      <w:r>
-        <w:t>(2)</w:t>
-      </w:r>
-      <w:r>
-        <w:t xml:space="preserve"> A member of the uniformed services, as defined in subsection 101(3), Title 37, United States Code.</w:t>
-      </w:r>
-    </w:p>
-    <w:p xmlns:tce="http://www.TCE.com">
-      <w:pPr>
-        <w:pStyle w:val="ListNumber3"/>
-        <!--depth 3-->
-        <w:numPr>
-          <w:ilvl w:val="2"/>
-          <w:numId w:val="218"/>
-        </w:numPr>
-      </w:pPr>
-      <w:r>
-        <w:t/>
-      </w:r>
-      <w:r>
-        <w:t>(3)</w:t>
-      </w:r>
-      <w:r>
-        <w:t xml:space="preserve"> A special Government employee, as defined in section 202, Title 18, United States Code.</w:t>
-      </w:r>
-    </w:p>
-    <w:p xmlns:tce="http://www.TCE.com">
-      <w:pPr>
-        <w:pStyle w:val="ListNumber3"/>
-        <!--depth 3-->
-        <w:numPr>
-          <w:ilvl w:val="2"/>
-          <w:numId w:val="218"/>
-        </w:numPr>
-      </w:pPr>
-      <w:r>
-        <w:t/>
-      </w:r>
-      <w:r>
-        <w:t>(4)</w:t>
-      </w:r>
-      <w:r>
-        <w:t xml:space="preserve"> An individual who is a member of a Federal advisory committee, as defined by the Federal Advisory Committee Act, Title 5, United States Code, appendix 2.</w:t>
-      </w:r>
-    </w:p>
-    <w:p xmlns:tce="http://www.TCE.com">
-      <w:pPr>
-        <w:pStyle w:val="ListParagraph"/>
-        <!--depth 3-->
-        <w:ind w:left="2160"/>
-      </w:pPr>
-      <w:r>
-        <w:t/>
-      </w:r>
-      <w:r>
-        <w:rPr>
-          <w:i/>
-        </w:rPr>
         <w:t>Person</w:t>
       </w:r>
       <w:r>
@@ -15459,7 +15443,7 @@
         <w:rPr>
           <w:color w:val="0000FF"/>
         </w:rPr>
-        <w:instrText xml:space="preserve"> REF _Numd19e6163 \h </w:instrText>
+        <w:instrText xml:space="preserve"> REF _Numd19e6158 \h </w:instrText>
       </w:r>
       <w:r>
         <w:fldChar w:fldCharType="separate"/>
@@ -15485,9 +15469,7 @@
     </w:p>
     <w:p xmlns:tce="http://www.TCE.com">
       <w:pPr>
-        <w:pStyle w:val="ListParagraph"/>
-        <!--depth 3-->
-        <w:ind w:left="2160"/>
+        <w:pStyle w:val="BodyText"/>
       </w:pPr>
       <w:r>
         <w:t/>
@@ -15504,9 +15486,7 @@
     </w:p>
     <w:p xmlns:tce="http://www.TCE.com">
       <w:pPr>
-        <w:pStyle w:val="ListParagraph"/>
-        <!--depth 3-->
-        <w:ind w:left="2160"/>
+        <w:pStyle w:val="BodyText"/>
       </w:pPr>
       <w:r>
         <w:t/>
@@ -15523,9 +15503,7 @@
     </w:p>
     <w:p xmlns:tce="http://www.TCE.com">
       <w:pPr>
-        <w:pStyle w:val="ListParagraph"/>
-        <!--depth 3-->
-        <w:ind w:left="2160"/>
+        <w:pStyle w:val="BodyText"/>
       </w:pPr>
       <w:r>
         <w:t/>
@@ -15549,7 +15527,7 @@
         <w:rPr>
           <w:color w:val="0000FF"/>
         </w:rPr>
-        <w:instrText xml:space="preserve"> REF _Numd19e6163 \h </w:instrText>
+        <w:instrText xml:space="preserve"> REF _Numd19e6158 \h </w:instrText>
       </w:r>
       <w:r>
         <w:fldChar w:fldCharType="separate"/>
@@ -15575,9 +15553,7 @@
     </w:p>
     <w:p xmlns:tce="http://www.TCE.com">
       <w:pPr>
-        <w:pStyle w:val="ListParagraph"/>
-        <!--depth 3-->
-        <w:ind w:left="2160"/>
+        <w:pStyle w:val="BodyText"/>
       </w:pPr>
       <w:r>
         <w:t/>
@@ -15594,9 +15570,7 @@
     </w:p>
     <w:p xmlns:tce="http://www.TCE.com">
       <w:pPr>
-        <w:pStyle w:val="ListParagraph"/>
-        <!--depth 3-->
-        <w:ind w:left="2160"/>
+        <w:pStyle w:val="BodyText"/>
       </w:pPr>
       <w:r>
         <w:t/>
@@ -15610,21 +15584,15 @@
       <w:r>
         <w:t xml:space="preserve"> means a State of the United States, the District of Columbia, an outlying area of the United States, an agency or instrumentality of a State, and multi-State, regional, or interstate entity having governmental duties and powers.</w:t>
       </w:r>
-      <w:bookmarkEnd w:id="365"/>
-      <w:bookmarkEnd w:id="366"/>
-      <w:bookmarkEnd w:id="363"/>
-      <w:bookmarkEnd w:id="364"/>
-      <w:bookmarkEnd w:id="361"/>
-      <w:bookmarkEnd w:id="362"/>
     </w:p>
     <!--Topic unique_66-->
     <w:p xmlns:tce="http://www.TCE.com">
       <w:pPr>
         <w:pStyle w:val="Heading3"/>
       </w:pPr>
-      <w:bookmarkStart w:id="367" w:name="_Numd19e6163"/>
-      <w:bookmarkStart w:id="368" w:name="_Refd19e6163"/>
-      <w:bookmarkStart w:id="369" w:name="_Tocd19e6163"/>
+      <w:bookmarkStart w:id="367" w:name="_Numd19e6158"/>
+      <w:bookmarkStart w:id="368" w:name="_Refd19e6158"/>
+      <w:bookmarkStart w:id="369" w:name="_Tocd19e6158"/>
       <w:r>
         <w:t/>
       </w:r>
@@ -15644,11 +15612,11 @@
         <!--depth 1-->
         <w:numPr>
           <w:ilvl w:val="0"/>
-          <w:numId w:val="219"/>
-        </w:numPr>
-      </w:pPr>
-      <w:bookmarkStart w:id="371" w:name="_Tocd19e6172"/>
-      <w:bookmarkStart w:id="370" w:name="_Refd19e6172"/>
+          <w:numId w:val="220"/>
+        </w:numPr>
+      </w:pPr>
+      <w:bookmarkStart w:id="371" w:name="_Tocd19e6167"/>
+      <w:bookmarkStart w:id="370" w:name="_Refd19e6167"/>
       <w:r>
         <w:t/>
       </w:r>
@@ -15676,11 +15644,11 @@
         <!--depth 2-->
         <w:numPr>
           <w:ilvl w:val="1"/>
-          <w:numId w:val="220"/>
-        </w:numPr>
-      </w:pPr>
-      <w:bookmarkStart w:id="373" w:name="_Tocd19e6184"/>
-      <w:bookmarkStart w:id="372" w:name="_Refd19e6184"/>
+          <w:numId w:val="221"/>
+        </w:numPr>
+      </w:pPr>
+      <w:bookmarkStart w:id="373" w:name="_Tocd19e6179"/>
+      <w:bookmarkStart w:id="372" w:name="_Refd19e6179"/>
       <w:r>
         <w:t/>
       </w:r>
@@ -15697,7 +15665,7 @@
         <!--depth 2-->
         <w:numPr>
           <w:ilvl w:val="1"/>
-          <w:numId w:val="220"/>
+          <w:numId w:val="221"/>
         </w:numPr>
       </w:pPr>
       <w:r>
@@ -15718,7 +15686,7 @@
         <!--depth 1-->
         <w:numPr>
           <w:ilvl w:val="0"/>
-          <w:numId w:val="219"/>
+          <w:numId w:val="220"/>
         </w:numPr>
       </w:pPr>
       <w:r>
@@ -15767,9 +15735,9 @@
       <w:pPr>
         <w:pStyle w:val="Heading3"/>
       </w:pPr>
-      <w:bookmarkStart w:id="374" w:name="_Numd19e6228"/>
-      <w:bookmarkStart w:id="375" w:name="_Refd19e6228"/>
-      <w:bookmarkStart w:id="376" w:name="_Tocd19e6228"/>
+      <w:bookmarkStart w:id="374" w:name="_Numd19e6223"/>
+      <w:bookmarkStart w:id="375" w:name="_Refd19e6223"/>
+      <w:bookmarkStart w:id="376" w:name="_Tocd19e6223"/>
       <w:r>
         <w:t/>
       </w:r>
@@ -15789,11 +15757,11 @@
         <!--depth 1-->
         <w:numPr>
           <w:ilvl w:val="0"/>
-          <w:numId w:val="221"/>
-        </w:numPr>
-      </w:pPr>
-      <w:bookmarkStart w:id="378" w:name="_Tocd19e6237"/>
-      <w:bookmarkStart w:id="377" w:name="_Refd19e6237"/>
+          <w:numId w:val="222"/>
+        </w:numPr>
+      </w:pPr>
+      <w:bookmarkStart w:id="378" w:name="_Tocd19e6232"/>
+      <w:bookmarkStart w:id="377" w:name="_Refd19e6232"/>
       <w:r>
         <w:t/>
       </w:r>
@@ -15813,7 +15781,7 @@
         <w:rPr>
           <w:color w:val="0000FF"/>
         </w:rPr>
-        <w:instrText xml:space="preserve"> REF _Numd19e6163 \h </w:instrText>
+        <w:instrText xml:space="preserve"> REF _Numd19e6158 \h </w:instrText>
       </w:r>
       <w:r>
         <w:fldChar w:fldCharType="separate"/>
@@ -15843,11 +15811,11 @@
         <!--depth 2-->
         <w:numPr>
           <w:ilvl w:val="1"/>
-          <w:numId w:val="222"/>
-        </w:numPr>
-      </w:pPr>
-      <w:bookmarkStart w:id="380" w:name="_Tocd19e6249"/>
-      <w:bookmarkStart w:id="379" w:name="_Refd19e6249"/>
+          <w:numId w:val="223"/>
+        </w:numPr>
+      </w:pPr>
+      <w:bookmarkStart w:id="380" w:name="_Tocd19e6244"/>
+      <w:bookmarkStart w:id="379" w:name="_Refd19e6244"/>
       <w:r>
         <w:t/>
       </w:r>
@@ -15873,11 +15841,11 @@
         <!--depth 3-->
         <w:numPr>
           <w:ilvl w:val="2"/>
-          <w:numId w:val="223"/>
-        </w:numPr>
-      </w:pPr>
-      <w:bookmarkStart w:id="382" w:name="_Tocd19e6260"/>
-      <w:bookmarkStart w:id="381" w:name="_Refd19e6260"/>
+          <w:numId w:val="224"/>
+        </w:numPr>
+      </w:pPr>
+      <w:bookmarkStart w:id="382" w:name="_Tocd19e6255"/>
+      <w:bookmarkStart w:id="381" w:name="_Refd19e6255"/>
       <w:r>
         <w:t/>
       </w:r>
@@ -15894,7 +15862,7 @@
         <!--depth 3-->
         <w:numPr>
           <w:ilvl w:val="2"/>
-          <w:numId w:val="223"/>
+          <w:numId w:val="224"/>
         </w:numPr>
       </w:pPr>
       <w:r>
@@ -15913,11 +15881,11 @@
         <!--depth 4-->
         <w:numPr>
           <w:ilvl w:val="3"/>
-          <w:numId w:val="224"/>
-        </w:numPr>
-      </w:pPr>
-      <w:bookmarkStart w:id="384" w:name="_Tocd19e6275"/>
-      <w:bookmarkStart w:id="383" w:name="_Refd19e6275"/>
+          <w:numId w:val="225"/>
+        </w:numPr>
+      </w:pPr>
+      <w:bookmarkStart w:id="384" w:name="_Tocd19e6270"/>
+      <w:bookmarkStart w:id="383" w:name="_Refd19e6270"/>
       <w:r>
         <w:t/>
       </w:r>
@@ -15934,7 +15902,7 @@
         <!--depth 4-->
         <w:numPr>
           <w:ilvl w:val="3"/>
-          <w:numId w:val="224"/>
+          <w:numId w:val="225"/>
         </w:numPr>
       </w:pPr>
       <w:r>
@@ -15955,7 +15923,7 @@
         <!--depth 3-->
         <w:numPr>
           <w:ilvl w:val="2"/>
-          <w:numId w:val="223"/>
+          <w:numId w:val="224"/>
         </w:numPr>
       </w:pPr>
       <w:r>
@@ -15974,7 +15942,7 @@
         <!--depth 3-->
         <w:numPr>
           <w:ilvl w:val="2"/>
-          <w:numId w:val="223"/>
+          <w:numId w:val="224"/>
         </w:numPr>
       </w:pPr>
       <w:r>
@@ -15993,7 +15961,7 @@
         <!--depth 3-->
         <w:numPr>
           <w:ilvl w:val="2"/>
-          <w:numId w:val="223"/>
+          <w:numId w:val="224"/>
         </w:numPr>
       </w:pPr>
       <w:r>
@@ -16014,7 +15982,7 @@
         <!--depth 2-->
         <w:numPr>
           <w:ilvl w:val="1"/>
-          <w:numId w:val="222"/>
+          <w:numId w:val="223"/>
         </w:numPr>
       </w:pPr>
       <w:r>
@@ -16033,11 +16001,11 @@
         <!--depth 3-->
         <w:numPr>
           <w:ilvl w:val="2"/>
-          <w:numId w:val="225"/>
-        </w:numPr>
-      </w:pPr>
-      <w:bookmarkStart w:id="386" w:name="_Tocd19e6320"/>
-      <w:bookmarkStart w:id="385" w:name="_Refd19e6320"/>
+          <w:numId w:val="226"/>
+        </w:numPr>
+      </w:pPr>
+      <w:bookmarkStart w:id="386" w:name="_Tocd19e6315"/>
+      <w:bookmarkStart w:id="385" w:name="_Refd19e6315"/>
       <w:r>
         <w:t/>
       </w:r>
@@ -16054,7 +16022,7 @@
         <!--depth 3-->
         <w:numPr>
           <w:ilvl w:val="2"/>
-          <w:numId w:val="225"/>
+          <w:numId w:val="226"/>
         </w:numPr>
       </w:pPr>
       <w:r>
@@ -16073,7 +16041,7 @@
         <!--depth 3-->
         <w:numPr>
           <w:ilvl w:val="2"/>
-          <w:numId w:val="225"/>
+          <w:numId w:val="226"/>
         </w:numPr>
       </w:pPr>
       <w:r>
@@ -16092,7 +16060,7 @@
         <!--depth 3-->
         <w:numPr>
           <w:ilvl w:val="2"/>
-          <w:numId w:val="225"/>
+          <w:numId w:val="226"/>
         </w:numPr>
       </w:pPr>
       <w:r>
@@ -16115,7 +16083,7 @@
         <!--depth 1-->
         <w:numPr>
           <w:ilvl w:val="0"/>
-          <w:numId w:val="221"/>
+          <w:numId w:val="222"/>
         </w:numPr>
       </w:pPr>
       <w:r>
@@ -16134,7 +16102,7 @@
         <!--depth 1-->
         <w:numPr>
           <w:ilvl w:val="0"/>
-          <w:numId w:val="221"/>
+          <w:numId w:val="222"/>
         </w:numPr>
       </w:pPr>
       <w:r>
@@ -16156,7 +16124,7 @@
         <w:rPr>
           <w:color w:val="0000FF"/>
         </w:rPr>
-        <w:instrText xml:space="preserve"> REF _Numd19e6163 \h </w:instrText>
+        <w:instrText xml:space="preserve"> REF _Numd19e6158 \h </w:instrText>
       </w:r>
       <w:r>
         <w:fldChar w:fldCharType="separate"/>
@@ -16187,9 +16155,9 @@
       <w:pPr>
         <w:pStyle w:val="Heading3"/>
       </w:pPr>
-      <w:bookmarkStart w:id="387" w:name="_Numd19e6377"/>
-      <w:bookmarkStart w:id="388" w:name="_Refd19e6377"/>
-      <w:bookmarkStart w:id="389" w:name="_Tocd19e6377"/>
+      <w:bookmarkStart w:id="387" w:name="_Numd19e6372"/>
+      <w:bookmarkStart w:id="388" w:name="_Refd19e6372"/>
+      <w:bookmarkStart w:id="389" w:name="_Tocd19e6372"/>
       <w:r>
         <w:t/>
       </w:r>
@@ -16217,13 +16185,7 @@
         <w:t>52.203-11</w:t>
       </w:r>
       <w:r>
-        <w:t xml:space="preserve">, Certification and Disclosure Regarding Payments to Influence Certain Federal Transactions, prior to the award of any contract exceeding </w:t>
-      </w:r>
-      <w:r>
-        <w:t>$200,000</w:t>
-      </w:r>
-      <w:r>
-        <w:t>.</w:t>
+        <w:t>, Certification and Disclosure Regarding Payments to Influence Certain Federal Transactions, prior to the award of any contract exceeding $200,000.</w:t>
       </w:r>
     </w:p>
     <!--Topic unique_69-->
@@ -16231,9 +16193,9 @@
       <w:pPr>
         <w:pStyle w:val="Heading3"/>
       </w:pPr>
-      <w:bookmarkStart w:id="390" w:name="_Numd19e6405"/>
-      <w:bookmarkStart w:id="391" w:name="_Refd19e6405"/>
-      <w:bookmarkStart w:id="392" w:name="_Tocd19e6405"/>
+      <w:bookmarkStart w:id="390" w:name="_Numd19e6395"/>
+      <w:bookmarkStart w:id="391" w:name="_Refd19e6395"/>
+      <w:bookmarkStart w:id="392" w:name="_Tocd19e6395"/>
       <w:r>
         <w:t/>
       </w:r>
@@ -16260,9 +16222,9 @@
       <w:pPr>
         <w:pStyle w:val="Heading3"/>
       </w:pPr>
-      <w:bookmarkStart w:id="393" w:name="_Numd19e6423"/>
-      <w:bookmarkStart w:id="394" w:name="_Refd19e6423"/>
-      <w:bookmarkStart w:id="395" w:name="_Tocd19e6423"/>
+      <w:bookmarkStart w:id="393" w:name="_Numd19e6413"/>
+      <w:bookmarkStart w:id="394" w:name="_Refd19e6413"/>
+      <w:bookmarkStart w:id="395" w:name="_Tocd19e6413"/>
       <w:r>
         <w:t/>
       </w:r>
@@ -16300,9 +16262,9 @@
       <w:pPr>
         <w:pStyle w:val="Heading3"/>
       </w:pPr>
-      <w:bookmarkStart w:id="396" w:name="_Numd19e6446"/>
-      <w:bookmarkStart w:id="397" w:name="_Refd19e6446"/>
-      <w:bookmarkStart w:id="398" w:name="_Tocd19e6446"/>
+      <w:bookmarkStart w:id="396" w:name="_Numd19e6436"/>
+      <w:bookmarkStart w:id="397" w:name="_Refd19e6436"/>
+      <w:bookmarkStart w:id="398" w:name="_Tocd19e6436"/>
       <w:r>
         <w:t/>
       </w:r>
@@ -16340,9 +16302,9 @@
       <w:pPr>
         <w:pStyle w:val="Heading3"/>
       </w:pPr>
-      <w:bookmarkStart w:id="399" w:name="_Numd19e6468"/>
-      <w:bookmarkStart w:id="400" w:name="_Refd19e6468"/>
-      <w:bookmarkStart w:id="401" w:name="_Tocd19e6468"/>
+      <w:bookmarkStart w:id="399" w:name="_Numd19e6458"/>
+      <w:bookmarkStart w:id="400" w:name="_Refd19e6458"/>
+      <w:bookmarkStart w:id="401" w:name="_Tocd19e6458"/>
       <w:r>
         <w:t/>
       </w:r>
@@ -16362,11 +16324,11 @@
         <!--depth 1-->
         <w:numPr>
           <w:ilvl w:val="0"/>
-          <w:numId w:val="226"/>
-        </w:numPr>
-      </w:pPr>
-      <w:bookmarkStart w:id="403" w:name="_Tocd19e6477"/>
-      <w:bookmarkStart w:id="402" w:name="_Refd19e6477"/>
+          <w:numId w:val="227"/>
+        </w:numPr>
+      </w:pPr>
+      <w:bookmarkStart w:id="403" w:name="_Tocd19e6467"/>
+      <w:bookmarkStart w:id="402" w:name="_Refd19e6467"/>
       <w:r>
         <w:t/>
       </w:r>
@@ -16383,13 +16345,7 @@
         <w:t>52.203-11</w:t>
       </w:r>
       <w:r>
-        <w:t xml:space="preserve">, Certification and Disclosure Regarding Payments to Influence Certain Federal Transactions, in solicitations expected to exceed </w:t>
-      </w:r>
-      <w:r>
-        <w:t>$200,000</w:t>
-      </w:r>
-      <w:r>
-        <w:t>.</w:t>
+        <w:t>, Certification and Disclosure Regarding Payments to Influence Certain Federal Transactions, in solicitations expected to exceed $200,000.</w:t>
       </w:r>
     </w:p>
     <w:p xmlns:tce="http://www.TCE.com">
@@ -16398,7 +16354,7 @@
         <!--depth 1-->
         <w:numPr>
           <w:ilvl w:val="0"/>
-          <w:numId w:val="226"/>
+          <w:numId w:val="227"/>
         </w:numPr>
       </w:pPr>
       <w:r>
@@ -16417,13 +16373,7 @@
         <w:t>52.203-12</w:t>
       </w:r>
       <w:r>
-        <w:t xml:space="preserve">, Limitation on Payments to Influence Certain Federal Transactions, in solicitations and contracts expected to exceed </w:t>
-      </w:r>
-      <w:r>
-        <w:t>$200,000</w:t>
-      </w:r>
-      <w:r>
-        <w:t>.</w:t>
+        <w:t>, Limitation on Payments to Influence Certain Federal Transactions, in solicitations and contracts expected to exceed $200,000.</w:t>
       </w:r>
       <w:bookmarkEnd w:id="402"/>
       <w:bookmarkEnd w:id="403"/>
@@ -16433,9 +16383,9 @@
       <w:pPr>
         <w:pStyle w:val="Heading2"/>
       </w:pPr>
-      <w:bookmarkStart w:id="404" w:name="_Numd19e6520"/>
-      <w:bookmarkStart w:id="405" w:name="_Refd19e6520"/>
-      <w:bookmarkStart w:id="406" w:name="_Tocd19e6520"/>
+      <w:bookmarkStart w:id="404" w:name="_Numd19e6500"/>
+      <w:bookmarkStart w:id="405" w:name="_Refd19e6500"/>
+      <w:bookmarkStart w:id="406" w:name="_Tocd19e6500"/>
       <w:r>
         <w:t/>
       </w:r>
@@ -16454,9 +16404,9 @@
       <w:pPr>
         <w:pStyle w:val="Heading3"/>
       </w:pPr>
-      <w:bookmarkStart w:id="407" w:name="_Numd19e6533"/>
-      <w:bookmarkStart w:id="408" w:name="_Refd19e6533"/>
-      <w:bookmarkStart w:id="409" w:name="_Tocd19e6533"/>
+      <w:bookmarkStart w:id="407" w:name="_Numd19e6513"/>
+      <w:bookmarkStart w:id="408" w:name="_Refd19e6513"/>
+      <w:bookmarkStart w:id="409" w:name="_Tocd19e6513"/>
       <w:r>
         <w:t/>
       </w:r>
@@ -16495,11 +16445,11 @@
         <!--depth 1-->
         <w:numPr>
           <w:ilvl w:val="0"/>
-          <w:numId w:val="227"/>
-        </w:numPr>
-      </w:pPr>
-      <w:bookmarkStart w:id="411" w:name="_Tocd19e6548"/>
-      <w:bookmarkStart w:id="410" w:name="_Refd19e6548"/>
+          <w:numId w:val="228"/>
+        </w:numPr>
+      </w:pPr>
+      <w:bookmarkStart w:id="411" w:name="_Tocd19e6528"/>
+      <w:bookmarkStart w:id="410" w:name="_Refd19e6528"/>
       <w:r>
         <w:t/>
       </w:r>
@@ -16530,7 +16480,7 @@
         <w:rPr>
           <w:color w:val="0000FF"/>
         </w:rPr>
-        <w:instrText xml:space="preserve"> REF _Numd19e7246 \h </w:instrText>
+        <w:instrText xml:space="preserve"> REF _Numd19e7226 \h </w:instrText>
       </w:r>
       <w:r>
         <w:fldChar w:fldCharType="separate"/>
@@ -16560,7 +16510,7 @@
         <!--depth 2-->
         <w:numPr>
           <w:ilvl w:val="1"/>
-          <w:numId w:val="228"/>
+          <w:numId w:val="229"/>
         </w:numPr>
       </w:pPr>
       <w:r>
@@ -16579,7 +16529,7 @@
         <!--depth 2-->
         <w:numPr>
           <w:ilvl w:val="1"/>
-          <w:numId w:val="228"/>
+          <w:numId w:val="229"/>
         </w:numPr>
       </w:pPr>
       <w:r>
@@ -16612,7 +16562,7 @@
         <w:rPr>
           <w:color w:val="0000FF"/>
         </w:rPr>
-        <w:instrText xml:space="preserve"> REF _Numd19e7246 \h </w:instrText>
+        <w:instrText xml:space="preserve"> REF _Numd19e7226 \h </w:instrText>
       </w:r>
       <w:r>
         <w:fldChar w:fldCharType="separate"/>
@@ -16642,7 +16592,7 @@
         <!--depth 3-->
         <w:numPr>
           <w:ilvl w:val="2"/>
-          <w:numId w:val="229"/>
+          <w:numId w:val="230"/>
         </w:numPr>
       </w:pPr>
       <w:r>
@@ -16661,7 +16611,7 @@
         <!--depth 3-->
         <w:numPr>
           <w:ilvl w:val="2"/>
-          <w:numId w:val="229"/>
+          <w:numId w:val="230"/>
         </w:numPr>
       </w:pPr>
       <w:r>
@@ -16680,7 +16630,7 @@
         <!--depth 1-->
         <w:numPr>
           <w:ilvl w:val="0"/>
-          <w:numId w:val="227"/>
+          <w:numId w:val="228"/>
         </w:numPr>
       </w:pPr>
       <w:r>
@@ -16713,7 +16663,7 @@
         <w:rPr>
           <w:color w:val="0000FF"/>
         </w:rPr>
-        <w:instrText xml:space="preserve"> REF _Numd19e7800 \h </w:instrText>
+        <w:instrText xml:space="preserve"> REF _Numd19e7780 \h </w:instrText>
       </w:r>
       <w:r>
         <w:fldChar w:fldCharType="separate"/>
@@ -16743,7 +16693,7 @@
         <!--depth 1-->
         <w:numPr>
           <w:ilvl w:val="0"/>
-          <w:numId w:val="227"/>
+          <w:numId w:val="228"/>
         </w:numPr>
       </w:pPr>
       <w:r>
@@ -16765,7 +16715,7 @@
         <w:rPr>
           <w:color w:val="0000FF"/>
         </w:rPr>
-        <w:instrText xml:space="preserve"> REF _Numd19e7273 \h </w:instrText>
+        <w:instrText xml:space="preserve"> REF _Numd19e7253 \h </w:instrText>
       </w:r>
       <w:r>
         <w:fldChar w:fldCharType="separate"/>
@@ -16807,9 +16757,9 @@
       <w:pPr>
         <w:pStyle w:val="Heading3"/>
       </w:pPr>
-      <w:bookmarkStart w:id="412" w:name="_Numd19e6643"/>
-      <w:bookmarkStart w:id="413" w:name="_Refd19e6643"/>
-      <w:bookmarkStart w:id="414" w:name="_Tocd19e6643"/>
+      <w:bookmarkStart w:id="412" w:name="_Numd19e6623"/>
+      <w:bookmarkStart w:id="413" w:name="_Refd19e6623"/>
+      <w:bookmarkStart w:id="414" w:name="_Tocd19e6623"/>
       <w:r>
         <w:t/>
       </w:r>
@@ -16947,9 +16897,9 @@
       <w:pPr>
         <w:pStyle w:val="Heading3"/>
       </w:pPr>
-      <w:bookmarkStart w:id="415" w:name="_Numd19e6695"/>
-      <w:bookmarkStart w:id="416" w:name="_Refd19e6695"/>
-      <w:bookmarkStart w:id="417" w:name="_Tocd19e6695"/>
+      <w:bookmarkStart w:id="415" w:name="_Numd19e6675"/>
+      <w:bookmarkStart w:id="416" w:name="_Refd19e6675"/>
+      <w:bookmarkStart w:id="417" w:name="_Tocd19e6675"/>
       <w:r>
         <w:t/>
       </w:r>
@@ -16987,9 +16937,9 @@
       <w:pPr>
         <w:pStyle w:val="Heading3"/>
       </w:pPr>
-      <w:bookmarkStart w:id="418" w:name="_Numd19e6718"/>
-      <w:bookmarkStart w:id="419" w:name="_Refd19e6718"/>
-      <w:bookmarkStart w:id="420" w:name="_Tocd19e6718"/>
+      <w:bookmarkStart w:id="418" w:name="_Numd19e6698"/>
+      <w:bookmarkStart w:id="419" w:name="_Refd19e6698"/>
+      <w:bookmarkStart w:id="420" w:name="_Tocd19e6698"/>
       <w:r>
         <w:t/>
       </w:r>
@@ -17009,7 +16959,7 @@
         <!--depth 1-->
         <w:numPr>
           <w:ilvl w:val="0"/>
-          <w:numId w:val="230"/>
+          <w:numId w:val="231"/>
         </w:numPr>
       </w:pPr>
       <w:r>
@@ -17028,7 +16978,7 @@
         <!--depth 2-->
         <w:numPr>
           <w:ilvl w:val="1"/>
-          <w:numId w:val="231"/>
+          <w:numId w:val="232"/>
         </w:numPr>
       </w:pPr>
       <w:r>
@@ -17047,7 +16997,7 @@
         <!--depth 3-->
         <w:numPr>
           <w:ilvl w:val="2"/>
-          <w:numId w:val="232"/>
+          <w:numId w:val="233"/>
         </w:numPr>
       </w:pPr>
       <w:r>
@@ -17066,7 +17016,7 @@
         <!--depth 3-->
         <w:numPr>
           <w:ilvl w:val="2"/>
-          <w:numId w:val="232"/>
+          <w:numId w:val="233"/>
         </w:numPr>
       </w:pPr>
       <w:r>
@@ -17085,7 +17035,7 @@
         <!--depth 3-->
         <w:numPr>
           <w:ilvl w:val="2"/>
-          <w:numId w:val="232"/>
+          <w:numId w:val="233"/>
         </w:numPr>
       </w:pPr>
       <w:r>
@@ -17104,7 +17054,7 @@
         <!--depth 3-->
         <w:numPr>
           <w:ilvl w:val="2"/>
-          <w:numId w:val="232"/>
+          <w:numId w:val="233"/>
         </w:numPr>
       </w:pPr>
       <w:r>
@@ -17123,7 +17073,7 @@
         <!--depth 3-->
         <w:numPr>
           <w:ilvl w:val="2"/>
-          <w:numId w:val="232"/>
+          <w:numId w:val="233"/>
         </w:numPr>
       </w:pPr>
       <w:r>
@@ -17142,7 +17092,7 @@
         <!--depth 2-->
         <w:numPr>
           <w:ilvl w:val="1"/>
-          <w:numId w:val="231"/>
+          <w:numId w:val="232"/>
         </w:numPr>
       </w:pPr>
       <w:r>
@@ -17161,7 +17111,7 @@
         <!--depth 1-->
         <w:numPr>
           <w:ilvl w:val="0"/>
-          <w:numId w:val="230"/>
+          <w:numId w:val="231"/>
         </w:numPr>
       </w:pPr>
       <w:r>
@@ -17180,7 +17130,7 @@
         <!--depth 2-->
         <w:numPr>
           <w:ilvl w:val="1"/>
-          <w:numId w:val="233"/>
+          <w:numId w:val="234"/>
         </w:numPr>
       </w:pPr>
       <w:r>
@@ -17199,7 +17149,7 @@
         <!--depth 2-->
         <w:numPr>
           <w:ilvl w:val="1"/>
-          <w:numId w:val="233"/>
+          <w:numId w:val="234"/>
         </w:numPr>
       </w:pPr>
       <w:r>
@@ -17218,7 +17168,7 @@
         <!--depth 2-->
         <w:numPr>
           <w:ilvl w:val="1"/>
-          <w:numId w:val="233"/>
+          <w:numId w:val="234"/>
         </w:numPr>
       </w:pPr>
       <w:r>
@@ -17237,7 +17187,7 @@
         <!--depth 2-->
         <w:numPr>
           <w:ilvl w:val="1"/>
-          <w:numId w:val="233"/>
+          <w:numId w:val="234"/>
         </w:numPr>
       </w:pPr>
       <w:r>
@@ -17256,7 +17206,7 @@
         <!--depth 2-->
         <w:numPr>
           <w:ilvl w:val="1"/>
-          <w:numId w:val="233"/>
+          <w:numId w:val="234"/>
         </w:numPr>
       </w:pPr>
       <w:r>
@@ -17275,7 +17225,7 @@
         <!--depth 2-->
         <w:numPr>
           <w:ilvl w:val="1"/>
-          <w:numId w:val="233"/>
+          <w:numId w:val="234"/>
         </w:numPr>
       </w:pPr>
       <w:r>
@@ -17294,7 +17244,7 @@
         <!--depth 2-->
         <w:numPr>
           <w:ilvl w:val="1"/>
-          <w:numId w:val="233"/>
+          <w:numId w:val="234"/>
         </w:numPr>
       </w:pPr>
       <w:r>
@@ -17313,7 +17263,7 @@
         <!--depth 1-->
         <w:numPr>
           <w:ilvl w:val="0"/>
-          <w:numId w:val="230"/>
+          <w:numId w:val="231"/>
         </w:numPr>
       </w:pPr>
       <w:r>
@@ -17331,9 +17281,9 @@
       <w:pPr>
         <w:pStyle w:val="Heading3"/>
       </w:pPr>
-      <w:bookmarkStart w:id="421" w:name="_Numd19e6862"/>
-      <w:bookmarkStart w:id="422" w:name="_Refd19e6862"/>
-      <w:bookmarkStart w:id="423" w:name="_Tocd19e6862"/>
+      <w:bookmarkStart w:id="421" w:name="_Numd19e6842"/>
+      <w:bookmarkStart w:id="422" w:name="_Refd19e6842"/>
+      <w:bookmarkStart w:id="423" w:name="_Tocd19e6842"/>
       <w:r>
         <w:t/>
       </w:r>
@@ -17352,9 +17302,9 @@
       <w:pPr>
         <w:pStyle w:val="Heading4"/>
       </w:pPr>
-      <w:bookmarkStart w:id="424" w:name="_Numd19e6877"/>
-      <w:bookmarkStart w:id="425" w:name="_Refd19e6877"/>
-      <w:bookmarkStart w:id="426" w:name="_Tocd19e6877"/>
+      <w:bookmarkStart w:id="424" w:name="_Numd19e6857"/>
+      <w:bookmarkStart w:id="425" w:name="_Refd19e6857"/>
+      <w:bookmarkStart w:id="426" w:name="_Tocd19e6857"/>
       <w:r>
         <w:t/>
       </w:r>
@@ -17385,7 +17335,7 @@
         <w:rPr>
           <w:color w:val="0000FF"/>
         </w:rPr>
-        <w:instrText xml:space="preserve"> REF _Numd19e6718 \h </w:instrText>
+        <w:instrText xml:space="preserve"> REF _Numd19e6698 \h </w:instrText>
       </w:r>
       <w:r>
         <w:fldChar w:fldCharType="separate"/>
@@ -17425,9 +17375,9 @@
       <w:pPr>
         <w:pStyle w:val="Heading4"/>
       </w:pPr>
-      <w:bookmarkStart w:id="427" w:name="_Numd19e6904"/>
-      <w:bookmarkStart w:id="428" w:name="_Refd19e6904"/>
-      <w:bookmarkStart w:id="429" w:name="_Tocd19e6904"/>
+      <w:bookmarkStart w:id="427" w:name="_Numd19e6884"/>
+      <w:bookmarkStart w:id="428" w:name="_Refd19e6884"/>
+      <w:bookmarkStart w:id="429" w:name="_Tocd19e6884"/>
       <w:r>
         <w:t/>
       </w:r>
@@ -17447,7 +17397,7 @@
         <!--depth 1-->
         <w:numPr>
           <w:ilvl w:val="0"/>
-          <w:numId w:val="234"/>
+          <w:numId w:val="235"/>
         </w:numPr>
       </w:pPr>
       <w:r>
@@ -17477,7 +17427,7 @@
         <!--depth 1-->
         <w:numPr>
           <w:ilvl w:val="0"/>
-          <w:numId w:val="234"/>
+          <w:numId w:val="235"/>
         </w:numPr>
       </w:pPr>
       <w:r>
@@ -17496,7 +17446,7 @@
         <!--depth 2-->
         <w:numPr>
           <w:ilvl w:val="1"/>
-          <w:numId w:val="235"/>
+          <w:numId w:val="236"/>
         </w:numPr>
       </w:pPr>
       <w:r>
@@ -17515,7 +17465,7 @@
         <!--depth 2-->
         <w:numPr>
           <w:ilvl w:val="1"/>
-          <w:numId w:val="235"/>
+          <w:numId w:val="236"/>
         </w:numPr>
       </w:pPr>
       <w:r>
@@ -17534,7 +17484,7 @@
         <!--depth 1-->
         <w:numPr>
           <w:ilvl w:val="0"/>
-          <w:numId w:val="234"/>
+          <w:numId w:val="235"/>
         </w:numPr>
       </w:pPr>
       <w:r>
@@ -17552,9 +17502,9 @@
       <w:pPr>
         <w:pStyle w:val="Heading3"/>
       </w:pPr>
-      <w:bookmarkStart w:id="430" w:name="_Numd19e6965"/>
-      <w:bookmarkStart w:id="431" w:name="_Refd19e6965"/>
-      <w:bookmarkStart w:id="432" w:name="_Tocd19e6965"/>
+      <w:bookmarkStart w:id="430" w:name="_Numd19e6945"/>
+      <w:bookmarkStart w:id="431" w:name="_Refd19e6945"/>
+      <w:bookmarkStart w:id="432" w:name="_Tocd19e6945"/>
       <w:r>
         <w:t/>
       </w:r>
@@ -17573,9 +17523,9 @@
       <w:pPr>
         <w:pStyle w:val="Heading4"/>
       </w:pPr>
-      <w:bookmarkStart w:id="433" w:name="_Numd19e6980"/>
-      <w:bookmarkStart w:id="434" w:name="_Refd19e6980"/>
-      <w:bookmarkStart w:id="435" w:name="_Tocd19e6980"/>
+      <w:bookmarkStart w:id="433" w:name="_Numd19e6960"/>
+      <w:bookmarkStart w:id="434" w:name="_Refd19e6960"/>
+      <w:bookmarkStart w:id="435" w:name="_Tocd19e6960"/>
       <w:r>
         <w:t/>
       </w:r>
@@ -17595,7 +17545,7 @@
         <!--depth 1-->
         <w:numPr>
           <w:ilvl w:val="0"/>
-          <w:numId w:val="236"/>
+          <w:numId w:val="237"/>
         </w:numPr>
       </w:pPr>
       <w:r>
@@ -17626,7 +17576,7 @@
         <w:rPr>
           <w:color w:val="0000FF"/>
         </w:rPr>
-        <w:instrText xml:space="preserve"> REF _Numd19e6904 \h </w:instrText>
+        <w:instrText xml:space="preserve"> REF _Numd19e6884 \h </w:instrText>
       </w:r>
       <w:r>
         <w:fldChar w:fldCharType="separate"/>
@@ -17656,7 +17606,7 @@
         <!--depth 2-->
         <w:numPr>
           <w:ilvl w:val="1"/>
-          <w:numId w:val="237"/>
+          <w:numId w:val="238"/>
         </w:numPr>
       </w:pPr>
       <w:r>
@@ -17678,7 +17628,7 @@
         <w:rPr>
           <w:color w:val="0000FF"/>
         </w:rPr>
-        <w:instrText xml:space="preserve"> REF _Numd19e6718 \h </w:instrText>
+        <w:instrText xml:space="preserve"> REF _Numd19e6698 \h </w:instrText>
       </w:r>
       <w:r>
         <w:fldChar w:fldCharType="separate"/>
@@ -17708,7 +17658,7 @@
         <!--depth 2-->
         <w:numPr>
           <w:ilvl w:val="1"/>
-          <w:numId w:val="237"/>
+          <w:numId w:val="238"/>
         </w:numPr>
       </w:pPr>
       <w:r>
@@ -17727,7 +17677,7 @@
         <!--depth 3-->
         <w:numPr>
           <w:ilvl w:val="2"/>
-          <w:numId w:val="238"/>
+          <w:numId w:val="239"/>
         </w:numPr>
       </w:pPr>
       <w:r>
@@ -17746,7 +17696,7 @@
         <!--depth 3-->
         <w:numPr>
           <w:ilvl w:val="2"/>
-          <w:numId w:val="238"/>
+          <w:numId w:val="239"/>
         </w:numPr>
       </w:pPr>
       <w:r>
@@ -17765,7 +17715,7 @@
         <!--depth 3-->
         <w:numPr>
           <w:ilvl w:val="2"/>
-          <w:numId w:val="238"/>
+          <w:numId w:val="239"/>
         </w:numPr>
       </w:pPr>
       <w:r>
@@ -17784,7 +17734,7 @@
         <!--depth 3-->
         <w:numPr>
           <w:ilvl w:val="2"/>
-          <w:numId w:val="238"/>
+          <w:numId w:val="239"/>
         </w:numPr>
       </w:pPr>
       <w:r>
@@ -17803,7 +17753,7 @@
         <!--depth 1-->
         <w:numPr>
           <w:ilvl w:val="0"/>
-          <w:numId w:val="236"/>
+          <w:numId w:val="237"/>
         </w:numPr>
       </w:pPr>
       <w:r>
@@ -17831,7 +17781,7 @@
         <!--depth 2-->
         <w:numPr>
           <w:ilvl w:val="1"/>
-          <w:numId w:val="239"/>
+          <w:numId w:val="240"/>
         </w:numPr>
       </w:pPr>
       <w:r>
@@ -17850,7 +17800,7 @@
         <!--depth 3-->
         <w:numPr>
           <w:ilvl w:val="2"/>
-          <w:numId w:val="240"/>
+          <w:numId w:val="241"/>
         </w:numPr>
       </w:pPr>
       <w:r>
@@ -17869,7 +17819,7 @@
         <!--depth 3-->
         <w:numPr>
           <w:ilvl w:val="2"/>
-          <w:numId w:val="240"/>
+          <w:numId w:val="241"/>
         </w:numPr>
       </w:pPr>
       <w:r>
@@ -17888,7 +17838,7 @@
         <!--depth 4-->
         <w:numPr>
           <w:ilvl w:val="3"/>
-          <w:numId w:val="241"/>
+          <w:numId w:val="242"/>
         </w:numPr>
       </w:pPr>
       <w:r>
@@ -17907,7 +17857,7 @@
         <!--depth 5-->
         <w:numPr>
           <w:ilvl w:val="4"/>
-          <w:numId w:val="242"/>
+          <w:numId w:val="243"/>
         </w:numPr>
       </w:pPr>
       <w:r>
@@ -17926,7 +17876,7 @@
         <!--depth 5-->
         <w:numPr>
           <w:ilvl w:val="4"/>
-          <w:numId w:val="242"/>
+          <w:numId w:val="243"/>
         </w:numPr>
       </w:pPr>
       <w:r>
@@ -17959,7 +17909,7 @@
         <w:rPr>
           <w:color w:val="0000FF"/>
         </w:rPr>
-        <w:instrText xml:space="preserve"> REF _Numd19e6904 \h </w:instrText>
+        <w:instrText xml:space="preserve"> REF _Numd19e6884 \h </w:instrText>
       </w:r>
       <w:r>
         <w:fldChar w:fldCharType="separate"/>
@@ -17989,7 +17939,7 @@
         <!--depth 4-->
         <w:numPr>
           <w:ilvl w:val="3"/>
-          <w:numId w:val="241"/>
+          <w:numId w:val="242"/>
         </w:numPr>
       </w:pPr>
       <w:r>
@@ -18008,7 +17958,7 @@
         <!--depth 2-->
         <w:numPr>
           <w:ilvl w:val="1"/>
-          <w:numId w:val="239"/>
+          <w:numId w:val="240"/>
         </w:numPr>
       </w:pPr>
       <w:r>
@@ -18027,7 +17977,7 @@
         <!--depth 3-->
         <w:numPr>
           <w:ilvl w:val="2"/>
-          <w:numId w:val="243"/>
+          <w:numId w:val="244"/>
         </w:numPr>
       </w:pPr>
       <w:r>
@@ -18046,7 +17996,7 @@
         <!--depth 3-->
         <w:numPr>
           <w:ilvl w:val="2"/>
-          <w:numId w:val="243"/>
+          <w:numId w:val="244"/>
         </w:numPr>
       </w:pPr>
       <w:r>
@@ -18076,7 +18026,7 @@
         <!--depth 4-->
         <w:numPr>
           <w:ilvl w:val="3"/>
-          <w:numId w:val="244"/>
+          <w:numId w:val="245"/>
         </w:numPr>
       </w:pPr>
       <w:r>
@@ -18095,7 +18045,7 @@
         <!--depth 4-->
         <w:numPr>
           <w:ilvl w:val="3"/>
-          <w:numId w:val="244"/>
+          <w:numId w:val="245"/>
         </w:numPr>
       </w:pPr>
       <w:r>
@@ -18114,7 +18064,7 @@
         <!--depth 1-->
         <w:numPr>
           <w:ilvl w:val="0"/>
-          <w:numId w:val="236"/>
+          <w:numId w:val="237"/>
         </w:numPr>
       </w:pPr>
       <w:r>
@@ -18153,7 +18103,7 @@
         <!--depth 1-->
         <w:numPr>
           <w:ilvl w:val="0"/>
-          <w:numId w:val="236"/>
+          <w:numId w:val="237"/>
         </w:numPr>
       </w:pPr>
       <w:r>
@@ -18191,9 +18141,9 @@
       <w:pPr>
         <w:pStyle w:val="Heading4"/>
       </w:pPr>
-      <w:bookmarkStart w:id="436" w:name="_Numd19e7209"/>
-      <w:bookmarkStart w:id="437" w:name="_Refd19e7209"/>
-      <w:bookmarkStart w:id="438" w:name="_Tocd19e7209"/>
+      <w:bookmarkStart w:id="436" w:name="_Numd19e7189"/>
+      <w:bookmarkStart w:id="437" w:name="_Refd19e7189"/>
+      <w:bookmarkStart w:id="438" w:name="_Tocd19e7189"/>
       <w:r>
         <w:t/>
       </w:r>
@@ -18213,7 +18163,7 @@
         <!--depth 1-->
         <w:numPr>
           <w:ilvl w:val="0"/>
-          <w:numId w:val="245"/>
+          <w:numId w:val="246"/>
         </w:numPr>
       </w:pPr>
       <w:r>
@@ -18232,7 +18182,7 @@
         <!--depth 1-->
         <w:numPr>
           <w:ilvl w:val="0"/>
-          <w:numId w:val="245"/>
+          <w:numId w:val="246"/>
         </w:numPr>
       </w:pPr>
       <w:r>
@@ -18261,9 +18211,9 @@
       <w:pPr>
         <w:pStyle w:val="Heading3"/>
       </w:pPr>
-      <w:bookmarkStart w:id="439" w:name="_Numd19e7246"/>
-      <w:bookmarkStart w:id="440" w:name="_Refd19e7246"/>
-      <w:bookmarkStart w:id="441" w:name="_Tocd19e7246"/>
+      <w:bookmarkStart w:id="439" w:name="_Numd19e7226"/>
+      <w:bookmarkStart w:id="440" w:name="_Refd19e7226"/>
+      <w:bookmarkStart w:id="441" w:name="_Tocd19e7226"/>
       <w:r>
         <w:t/>
       </w:r>
@@ -18303,7 +18253,7 @@
         <w:rPr>
           <w:color w:val="0000FF"/>
         </w:rPr>
-        <w:instrText xml:space="preserve"> REF _Numd19e6533 \h </w:instrText>
+        <w:instrText xml:space="preserve"> REF _Numd19e6513 \h </w:instrText>
       </w:r>
       <w:r>
         <w:fldChar w:fldCharType="separate"/>
@@ -18332,9 +18282,9 @@
       <w:pPr>
         <w:pStyle w:val="Heading3"/>
       </w:pPr>
-      <w:bookmarkStart w:id="442" w:name="_Numd19e7273"/>
-      <w:bookmarkStart w:id="443" w:name="_Refd19e7273"/>
-      <w:bookmarkStart w:id="444" w:name="_Tocd19e7273"/>
+      <w:bookmarkStart w:id="442" w:name="_Numd19e7253"/>
+      <w:bookmarkStart w:id="443" w:name="_Refd19e7253"/>
+      <w:bookmarkStart w:id="444" w:name="_Tocd19e7253"/>
       <w:r>
         <w:t/>
       </w:r>
@@ -18353,9 +18303,9 @@
       <w:pPr>
         <w:pStyle w:val="Heading4"/>
       </w:pPr>
-      <w:bookmarkStart w:id="445" w:name="_Numd19e7286"/>
-      <w:bookmarkStart w:id="446" w:name="_Refd19e7286"/>
-      <w:bookmarkStart w:id="447" w:name="_Tocd19e7286"/>
+      <w:bookmarkStart w:id="445" w:name="_Numd19e7266"/>
+      <w:bookmarkStart w:id="446" w:name="_Refd19e7266"/>
+      <w:bookmarkStart w:id="447" w:name="_Tocd19e7266"/>
       <w:r>
         <w:t/>
       </w:r>
@@ -18417,13 +18367,13 @@
         <!--depth 2-->
         <w:numPr>
           <w:ilvl w:val="1"/>
-          <w:numId w:val="247"/>
-        </w:numPr>
-      </w:pPr>
-      <w:bookmarkStart w:id="451" w:name="_Tocd19e7310"/>
-      <w:bookmarkStart w:id="450" w:name="_Refd19e7310"/>
-      <w:bookmarkStart w:id="449" w:name="_Tocd19e7307"/>
-      <w:bookmarkStart w:id="448" w:name="_Refd19e7307"/>
+          <w:numId w:val="248"/>
+        </w:numPr>
+      </w:pPr>
+      <w:bookmarkStart w:id="451" w:name="_Tocd19e7290"/>
+      <w:bookmarkStart w:id="450" w:name="_Refd19e7290"/>
+      <w:bookmarkStart w:id="449" w:name="_Tocd19e7287"/>
+      <w:bookmarkStart w:id="448" w:name="_Refd19e7287"/>
       <w:r>
         <w:t/>
       </w:r>
@@ -18440,7 +18390,7 @@
         <!--depth 2-->
         <w:numPr>
           <w:ilvl w:val="1"/>
-          <w:numId w:val="247"/>
+          <w:numId w:val="248"/>
         </w:numPr>
       </w:pPr>
       <w:r>
@@ -18451,77 +18401,71 @@
       </w:r>
       <w:r>
         <w:t xml:space="preserve"> At least some of the funds are appropriated or otherwise made available by the Recovery Act.</w:t>
-      </w:r>
-    </w:p>
-    <w:p xmlns:tce="http://www.TCE.com">
-      <w:pPr>
-        <w:pStyle w:val="ListParagraph"/>
-        <!--depth 2-->
-        <w:ind w:left="1440"/>
-      </w:pPr>
-      <w:r>
-        <w:t/>
-      </w:r>
-      <w:r>
-        <w:rPr>
-          <w:i/>
-        </w:rPr>
-        <w:t>Covered information</w:t>
-      </w:r>
-      <w:r>
-        <w:t xml:space="preserve"> means information that the employee reasonably believes is evidence of gross mismanagement of the contract or subcontract related to covered funds, gross waste of covered funds, a substantial and specific danger to public health or safety related to the implementation or use of covered funds, an abuse of authority related to the implementation or use of covered funds, or a violation of law, rule, or regulation related to an agency contract (including the competition for or negotiation of a contract) awarded or issued relating to covered funds.</w:t>
-      </w:r>
-    </w:p>
-    <w:p xmlns:tce="http://www.TCE.com">
-      <w:pPr>
-        <w:pStyle w:val="ListParagraph"/>
-        <!--depth 2-->
-        <w:ind w:left="1440"/>
-      </w:pPr>
-      <w:r>
-        <w:t/>
-      </w:r>
-      <w:r>
-        <w:rPr>
-          <w:i/>
-        </w:rPr>
-        <w:t>Inspector General</w:t>
-      </w:r>
-      <w:r>
-        <w:t xml:space="preserve"> means an Inspector General appointed under the Inspector General Act of 1978. In the Department of Defense that is the DoD Inspector General. In the case of an executive agency that does not have an Inspector General, the duties shall be performed by an official designated by the head of the executive agency.</w:t>
-      </w:r>
-    </w:p>
-    <w:p xmlns:tce="http://www.TCE.com">
-      <w:pPr>
-        <w:pStyle w:val="ListParagraph"/>
-        <!--depth 2-->
-        <w:ind w:left="1440"/>
-      </w:pPr>
-      <w:r>
-        <w:t/>
-      </w:r>
-      <w:r>
-        <w:rPr>
-          <w:i/>
-        </w:rPr>
-        <w:t>Non-Federal employer</w:t>
-      </w:r>
-      <w:r>
-        <w:t>, as used in this section, means any employer that receives Recovery Act funds, including a contractor, subcontractor, or other recipient of funds pursuant to a contract or other agreement awarded and administered in accordance with the Federal Acquisition Regulation.</w:t>
       </w:r>
       <w:bookmarkEnd w:id="450"/>
       <w:bookmarkEnd w:id="451"/>
       <w:bookmarkEnd w:id="448"/>
       <w:bookmarkEnd w:id="449"/>
     </w:p>
+    <w:p xmlns:tce="http://www.TCE.com">
+      <w:pPr>
+        <w:pStyle w:val="BodyText"/>
+      </w:pPr>
+      <w:r>
+        <w:t/>
+      </w:r>
+      <w:r>
+        <w:rPr>
+          <w:i/>
+        </w:rPr>
+        <w:t>Covered information</w:t>
+      </w:r>
+      <w:r>
+        <w:t xml:space="preserve"> means information that the employee reasonably believes is evidence of gross mismanagement of the contract or subcontract related to covered funds, gross waste of covered funds, a substantial and specific danger to public health or safety related to the implementation or use of covered funds, an abuse of authority related to the implementation or use of covered funds, or a violation of law, rule, or regulation related to an agency contract (including the competition for or negotiation of a contract) awarded or issued relating to covered funds.</w:t>
+      </w:r>
+    </w:p>
+    <w:p xmlns:tce="http://www.TCE.com">
+      <w:pPr>
+        <w:pStyle w:val="BodyText"/>
+      </w:pPr>
+      <w:r>
+        <w:t/>
+      </w:r>
+      <w:r>
+        <w:rPr>
+          <w:i/>
+        </w:rPr>
+        <w:t>Inspector General</w:t>
+      </w:r>
+      <w:r>
+        <w:t xml:space="preserve"> means an Inspector General appointed under the Inspector General Act of 1978. In the Department of Defense that is the DoD Inspector General. In the case of an executive agency that does not have an Inspector General, the duties shall be performed by an official designated by the head of the executive agency.</w:t>
+      </w:r>
+    </w:p>
+    <w:p xmlns:tce="http://www.TCE.com">
+      <w:pPr>
+        <w:pStyle w:val="BodyText"/>
+      </w:pPr>
+      <w:r>
+        <w:t/>
+      </w:r>
+      <w:r>
+        <w:rPr>
+          <w:i/>
+        </w:rPr>
+        <w:t>Non-Federal employer</w:t>
+      </w:r>
+      <w:r>
+        <w:t>, as used in this section, means any employer that receives Recovery Act funds, including a contractor, subcontractor, or other recipient of funds pursuant to a contract or other agreement awarded and administered in accordance with the Federal Acquisition Regulation.</w:t>
+      </w:r>
+    </w:p>
     <!--Topic unique_87-->
     <w:p xmlns:tce="http://www.TCE.com">
       <w:pPr>
         <w:pStyle w:val="Heading4"/>
       </w:pPr>
-      <w:bookmarkStart w:id="452" w:name="_Numd19e7350"/>
-      <w:bookmarkStart w:id="453" w:name="_Refd19e7350"/>
-      <w:bookmarkStart w:id="454" w:name="_Tocd19e7350"/>
+      <w:bookmarkStart w:id="452" w:name="_Numd19e7330"/>
+      <w:bookmarkStart w:id="453" w:name="_Refd19e7330"/>
+      <w:bookmarkStart w:id="454" w:name="_Tocd19e7330"/>
       <w:r>
         <w:t/>
       </w:r>
@@ -18612,9 +18556,9 @@
       <w:pPr>
         <w:pStyle w:val="Heading4"/>
       </w:pPr>
-      <w:bookmarkStart w:id="455" w:name="_Numd19e7384"/>
-      <w:bookmarkStart w:id="456" w:name="_Refd19e7384"/>
-      <w:bookmarkStart w:id="457" w:name="_Tocd19e7384"/>
+      <w:bookmarkStart w:id="455" w:name="_Numd19e7364"/>
+      <w:bookmarkStart w:id="456" w:name="_Refd19e7364"/>
+      <w:bookmarkStart w:id="457" w:name="_Tocd19e7364"/>
       <w:r>
         <w:t/>
       </w:r>
@@ -18634,11 +18578,11 @@
         <!--depth 1-->
         <w:numPr>
           <w:ilvl w:val="0"/>
-          <w:numId w:val="248"/>
-        </w:numPr>
-      </w:pPr>
-      <w:bookmarkStart w:id="459" w:name="_Tocd19e7393"/>
-      <w:bookmarkStart w:id="458" w:name="_Refd19e7393"/>
+          <w:numId w:val="249"/>
+        </w:numPr>
+      </w:pPr>
+      <w:bookmarkStart w:id="459" w:name="_Tocd19e7373"/>
+      <w:bookmarkStart w:id="458" w:name="_Refd19e7373"/>
       <w:r>
         <w:t/>
       </w:r>
@@ -18658,7 +18602,7 @@
         <w:rPr>
           <w:color w:val="0000FF"/>
         </w:rPr>
-        <w:instrText xml:space="preserve"> REF _Numd19e7350 \h </w:instrText>
+        <w:instrText xml:space="preserve"> REF _Numd19e7330 \h </w:instrText>
       </w:r>
       <w:r>
         <w:fldChar w:fldCharType="separate"/>
@@ -18688,7 +18632,7 @@
         <!--depth 1-->
         <w:numPr>
           <w:ilvl w:val="0"/>
-          <w:numId w:val="248"/>
+          <w:numId w:val="249"/>
         </w:numPr>
       </w:pPr>
       <w:r>
@@ -18707,11 +18651,11 @@
         <!--depth 2-->
         <w:numPr>
           <w:ilvl w:val="1"/>
-          <w:numId w:val="249"/>
-        </w:numPr>
-      </w:pPr>
-      <w:bookmarkStart w:id="461" w:name="_Tocd19e7412"/>
-      <w:bookmarkStart w:id="460" w:name="_Refd19e7412"/>
+          <w:numId w:val="250"/>
+        </w:numPr>
+      </w:pPr>
+      <w:bookmarkStart w:id="461" w:name="_Tocd19e7392"/>
+      <w:bookmarkStart w:id="460" w:name="_Refd19e7392"/>
       <w:r>
         <w:t/>
       </w:r>
@@ -18728,7 +18672,7 @@
         <!--depth 2-->
         <w:numPr>
           <w:ilvl w:val="1"/>
-          <w:numId w:val="249"/>
+          <w:numId w:val="250"/>
         </w:numPr>
       </w:pPr>
       <w:r>
@@ -18747,7 +18691,7 @@
         <!--depth 2-->
         <w:numPr>
           <w:ilvl w:val="1"/>
-          <w:numId w:val="249"/>
+          <w:numId w:val="250"/>
         </w:numPr>
       </w:pPr>
       <w:r>
@@ -18766,7 +18710,7 @@
         <!--depth 2-->
         <w:numPr>
           <w:ilvl w:val="1"/>
-          <w:numId w:val="249"/>
+          <w:numId w:val="250"/>
         </w:numPr>
       </w:pPr>
       <w:r>
@@ -18785,7 +18729,7 @@
         <!--depth 2-->
         <w:numPr>
           <w:ilvl w:val="1"/>
-          <w:numId w:val="249"/>
+          <w:numId w:val="250"/>
         </w:numPr>
       </w:pPr>
       <w:r>
@@ -18806,7 +18750,7 @@
         <!--depth 1-->
         <w:numPr>
           <w:ilvl w:val="0"/>
-          <w:numId w:val="248"/>
+          <w:numId w:val="249"/>
         </w:numPr>
       </w:pPr>
       <w:r>
@@ -18828,7 +18772,7 @@
         <w:rPr>
           <w:color w:val="0000FF"/>
         </w:rPr>
-        <w:instrText xml:space="preserve"> REF _Numd19e7350 \h </w:instrText>
+        <w:instrText xml:space="preserve"> REF _Numd19e7330 \h </w:instrText>
       </w:r>
       <w:r>
         <w:fldChar w:fldCharType="separate"/>
@@ -18868,9 +18812,9 @@
       <w:pPr>
         <w:pStyle w:val="Heading4"/>
       </w:pPr>
-      <w:bookmarkStart w:id="462" w:name="_Numd19e7472"/>
-      <w:bookmarkStart w:id="463" w:name="_Refd19e7472"/>
-      <w:bookmarkStart w:id="464" w:name="_Tocd19e7472"/>
+      <w:bookmarkStart w:id="462" w:name="_Numd19e7452"/>
+      <w:bookmarkStart w:id="463" w:name="_Refd19e7452"/>
+      <w:bookmarkStart w:id="464" w:name="_Tocd19e7452"/>
       <w:r>
         <w:t/>
       </w:r>
@@ -18897,9 +18841,9 @@
       <w:pPr>
         <w:pStyle w:val="Heading4"/>
       </w:pPr>
-      <w:bookmarkStart w:id="465" w:name="_Numd19e7490"/>
-      <w:bookmarkStart w:id="466" w:name="_Refd19e7490"/>
-      <w:bookmarkStart w:id="467" w:name="_Tocd19e7490"/>
+      <w:bookmarkStart w:id="465" w:name="_Numd19e7470"/>
+      <w:bookmarkStart w:id="466" w:name="_Refd19e7470"/>
+      <w:bookmarkStart w:id="467" w:name="_Tocd19e7470"/>
       <w:r>
         <w:t/>
       </w:r>
@@ -18919,11 +18863,11 @@
         <!--depth 1-->
         <w:numPr>
           <w:ilvl w:val="0"/>
-          <w:numId w:val="250"/>
-        </w:numPr>
-      </w:pPr>
-      <w:bookmarkStart w:id="469" w:name="_Tocd19e7499"/>
-      <w:bookmarkStart w:id="468" w:name="_Refd19e7499"/>
+          <w:numId w:val="251"/>
+        </w:numPr>
+      </w:pPr>
+      <w:bookmarkStart w:id="469" w:name="_Tocd19e7479"/>
+      <w:bookmarkStart w:id="468" w:name="_Refd19e7479"/>
       <w:r>
         <w:t/>
       </w:r>
@@ -18951,7 +18895,7 @@
         <!--depth 1-->
         <w:numPr>
           <w:ilvl w:val="0"/>
-          <w:numId w:val="250"/>
+          <w:numId w:val="251"/>
         </w:numPr>
       </w:pPr>
       <w:r>
@@ -18970,7 +18914,7 @@
         <!--depth 1-->
         <w:numPr>
           <w:ilvl w:val="0"/>
-          <w:numId w:val="250"/>
+          <w:numId w:val="251"/>
         </w:numPr>
       </w:pPr>
       <w:r>
@@ -18992,7 +18936,7 @@
         <w:rPr>
           <w:color w:val="0000FF"/>
         </w:rPr>
-        <w:instrText xml:space="preserve"> REF _Numd19e7490 \h </w:instrText>
+        <w:instrText xml:space="preserve"> REF _Numd19e7470 \h </w:instrText>
       </w:r>
       <w:r>
         <w:fldChar w:fldCharType="separate"/>
@@ -19022,11 +18966,11 @@
         <!--depth 2-->
         <w:numPr>
           <w:ilvl w:val="1"/>
-          <w:numId w:val="251"/>
-        </w:numPr>
-      </w:pPr>
-      <w:bookmarkStart w:id="471" w:name="_Tocd19e7529"/>
-      <w:bookmarkStart w:id="470" w:name="_Refd19e7529"/>
+          <w:numId w:val="252"/>
+        </w:numPr>
+      </w:pPr>
+      <w:bookmarkStart w:id="471" w:name="_Tocd19e7509"/>
+      <w:bookmarkStart w:id="470" w:name="_Refd19e7509"/>
       <w:r>
         <w:t/>
       </w:r>
@@ -19043,7 +18987,7 @@
         <!--depth 2-->
         <w:numPr>
           <w:ilvl w:val="1"/>
-          <w:numId w:val="251"/>
+          <w:numId w:val="252"/>
         </w:numPr>
       </w:pPr>
       <w:r>
@@ -19064,7 +19008,7 @@
         <!--depth 1-->
         <w:numPr>
           <w:ilvl w:val="0"/>
-          <w:numId w:val="250"/>
+          <w:numId w:val="251"/>
         </w:numPr>
       </w:pPr>
       <w:r>
@@ -19095,9 +19039,9 @@
       <w:pPr>
         <w:pStyle w:val="Heading4"/>
       </w:pPr>
-      <w:bookmarkStart w:id="472" w:name="_Numd19e7565"/>
-      <w:bookmarkStart w:id="473" w:name="_Refd19e7565"/>
-      <w:bookmarkStart w:id="474" w:name="_Tocd19e7565"/>
+      <w:bookmarkStart w:id="472" w:name="_Numd19e7545"/>
+      <w:bookmarkStart w:id="473" w:name="_Refd19e7545"/>
+      <w:bookmarkStart w:id="474" w:name="_Tocd19e7545"/>
       <w:r>
         <w:t/>
       </w:r>
@@ -19117,11 +19061,11 @@
         <!--depth 1-->
         <w:numPr>
           <w:ilvl w:val="0"/>
-          <w:numId w:val="252"/>
-        </w:numPr>
-      </w:pPr>
-      <w:bookmarkStart w:id="476" w:name="_Tocd19e7574"/>
-      <w:bookmarkStart w:id="475" w:name="_Refd19e7574"/>
+          <w:numId w:val="253"/>
+        </w:numPr>
+      </w:pPr>
+      <w:bookmarkStart w:id="476" w:name="_Tocd19e7554"/>
+      <w:bookmarkStart w:id="475" w:name="_Refd19e7554"/>
       <w:r>
         <w:t/>
       </w:r>
@@ -19147,11 +19091,11 @@
         <!--depth 2-->
         <w:numPr>
           <w:ilvl w:val="1"/>
-          <w:numId w:val="253"/>
-        </w:numPr>
-      </w:pPr>
-      <w:bookmarkStart w:id="478" w:name="_Tocd19e7585"/>
-      <w:bookmarkStart w:id="477" w:name="_Refd19e7585"/>
+          <w:numId w:val="254"/>
+        </w:numPr>
+      </w:pPr>
+      <w:bookmarkStart w:id="478" w:name="_Tocd19e7565"/>
+      <w:bookmarkStart w:id="477" w:name="_Refd19e7565"/>
       <w:r>
         <w:t/>
       </w:r>
@@ -19168,11 +19112,11 @@
         <!--depth 3-->
         <w:numPr>
           <w:ilvl w:val="2"/>
-          <w:numId w:val="254"/>
-        </w:numPr>
-      </w:pPr>
-      <w:bookmarkStart w:id="480" w:name="_Tocd19e7593"/>
-      <w:bookmarkStart w:id="479" w:name="_Refd19e7593"/>
+          <w:numId w:val="255"/>
+        </w:numPr>
+      </w:pPr>
+      <w:bookmarkStart w:id="480" w:name="_Tocd19e7573"/>
+      <w:bookmarkStart w:id="479" w:name="_Refd19e7573"/>
       <w:r>
         <w:t/>
       </w:r>
@@ -19192,7 +19136,7 @@
         <w:rPr>
           <w:color w:val="0000FF"/>
         </w:rPr>
-        <w:instrText xml:space="preserve"> REF _Numd19e7350 \h </w:instrText>
+        <w:instrText xml:space="preserve"> REF _Numd19e7330 \h </w:instrText>
       </w:r>
       <w:r>
         <w:fldChar w:fldCharType="separate"/>
@@ -19222,7 +19166,7 @@
         <!--depth 3-->
         <w:numPr>
           <w:ilvl w:val="2"/>
-          <w:numId w:val="254"/>
+          <w:numId w:val="255"/>
         </w:numPr>
       </w:pPr>
       <w:r>
@@ -19241,11 +19185,11 @@
         <!--depth 4-->
         <w:numPr>
           <w:ilvl w:val="3"/>
-          <w:numId w:val="255"/>
-        </w:numPr>
-      </w:pPr>
-      <w:bookmarkStart w:id="482" w:name="_Tocd19e7612"/>
-      <w:bookmarkStart w:id="481" w:name="_Refd19e7612"/>
+          <w:numId w:val="256"/>
+        </w:numPr>
+      </w:pPr>
+      <w:bookmarkStart w:id="482" w:name="_Tocd19e7592"/>
+      <w:bookmarkStart w:id="481" w:name="_Refd19e7592"/>
       <w:r>
         <w:t/>
       </w:r>
@@ -19262,7 +19206,7 @@
         <!--depth 4-->
         <w:numPr>
           <w:ilvl w:val="3"/>
-          <w:numId w:val="255"/>
+          <w:numId w:val="256"/>
         </w:numPr>
       </w:pPr>
       <w:r>
@@ -19285,7 +19229,7 @@
         <!--depth 2-->
         <w:numPr>
           <w:ilvl w:val="1"/>
-          <w:numId w:val="253"/>
+          <w:numId w:val="254"/>
         </w:numPr>
       </w:pPr>
       <w:r>
@@ -19316,7 +19260,7 @@
         <w:rPr>
           <w:color w:val="0000FF"/>
         </w:rPr>
-        <w:instrText xml:space="preserve"> REF _Numd19e7565 \h </w:instrText>
+        <w:instrText xml:space="preserve"> REF _Numd19e7545 \h </w:instrText>
       </w:r>
       <w:r>
         <w:fldChar w:fldCharType="separate"/>
@@ -19348,7 +19292,7 @@
         <!--depth 1-->
         <w:numPr>
           <w:ilvl w:val="0"/>
-          <w:numId w:val="252"/>
+          <w:numId w:val="253"/>
         </w:numPr>
       </w:pPr>
       <w:r>
@@ -19370,7 +19314,7 @@
         <w:rPr>
           <w:color w:val="0000FF"/>
         </w:rPr>
-        <w:instrText xml:space="preserve"> REF _Numd19e7350 \h </w:instrText>
+        <w:instrText xml:space="preserve"> REF _Numd19e7330 \h </w:instrText>
       </w:r>
       <w:r>
         <w:fldChar w:fldCharType="separate"/>
@@ -19400,11 +19344,11 @@
         <!--depth 2-->
         <w:numPr>
           <w:ilvl w:val="1"/>
-          <w:numId w:val="256"/>
-        </w:numPr>
-      </w:pPr>
-      <w:bookmarkStart w:id="484" w:name="_Tocd19e7655"/>
-      <w:bookmarkStart w:id="483" w:name="_Refd19e7655"/>
+          <w:numId w:val="257"/>
+        </w:numPr>
+      </w:pPr>
+      <w:bookmarkStart w:id="484" w:name="_Tocd19e7635"/>
+      <w:bookmarkStart w:id="483" w:name="_Refd19e7635"/>
       <w:r>
         <w:t/>
       </w:r>
@@ -19421,7 +19365,7 @@
         <!--depth 2-->
         <w:numPr>
           <w:ilvl w:val="1"/>
-          <w:numId w:val="256"/>
+          <w:numId w:val="257"/>
         </w:numPr>
       </w:pPr>
       <w:r>
@@ -19440,7 +19384,7 @@
         <!--depth 2-->
         <w:numPr>
           <w:ilvl w:val="1"/>
-          <w:numId w:val="256"/>
+          <w:numId w:val="257"/>
         </w:numPr>
       </w:pPr>
       <w:r>
@@ -19461,7 +19405,7 @@
         <!--depth 1-->
         <w:numPr>
           <w:ilvl w:val="0"/>
-          <w:numId w:val="252"/>
+          <w:numId w:val="253"/>
         </w:numPr>
       </w:pPr>
       <w:r>
@@ -19480,11 +19424,11 @@
         <!--depth 2-->
         <w:numPr>
           <w:ilvl w:val="1"/>
-          <w:numId w:val="257"/>
-        </w:numPr>
-      </w:pPr>
-      <w:bookmarkStart w:id="486" w:name="_Tocd19e7685"/>
-      <w:bookmarkStart w:id="485" w:name="_Refd19e7685"/>
+          <w:numId w:val="258"/>
+        </w:numPr>
+      </w:pPr>
+      <w:bookmarkStart w:id="486" w:name="_Tocd19e7665"/>
+      <w:bookmarkStart w:id="485" w:name="_Refd19e7665"/>
       <w:r>
         <w:t/>
       </w:r>
@@ -19501,11 +19445,11 @@
         <!--depth 3-->
         <w:numPr>
           <w:ilvl w:val="2"/>
-          <w:numId w:val="258"/>
-        </w:numPr>
-      </w:pPr>
-      <w:bookmarkStart w:id="488" w:name="_Tocd19e7693"/>
-      <w:bookmarkStart w:id="487" w:name="_Refd19e7693"/>
+          <w:numId w:val="259"/>
+        </w:numPr>
+      </w:pPr>
+      <w:bookmarkStart w:id="488" w:name="_Tocd19e7673"/>
+      <w:bookmarkStart w:id="487" w:name="_Refd19e7673"/>
       <w:r>
         <w:t/>
       </w:r>
@@ -19522,11 +19466,11 @@
         <!--depth 4-->
         <w:numPr>
           <w:ilvl w:val="3"/>
-          <w:numId w:val="259"/>
-        </w:numPr>
-      </w:pPr>
-      <w:bookmarkStart w:id="490" w:name="_Tocd19e7701"/>
-      <w:bookmarkStart w:id="489" w:name="_Refd19e7701"/>
+          <w:numId w:val="260"/>
+        </w:numPr>
+      </w:pPr>
+      <w:bookmarkStart w:id="490" w:name="_Tocd19e7681"/>
+      <w:bookmarkStart w:id="489" w:name="_Refd19e7681"/>
       <w:r>
         <w:t/>
       </w:r>
@@ -19543,7 +19487,7 @@
         <!--depth 4-->
         <w:numPr>
           <w:ilvl w:val="3"/>
-          <w:numId w:val="259"/>
+          <w:numId w:val="260"/>
         </w:numPr>
       </w:pPr>
       <w:r>
@@ -19562,7 +19506,7 @@
         <!--depth 4-->
         <w:numPr>
           <w:ilvl w:val="3"/>
-          <w:numId w:val="259"/>
+          <w:numId w:val="260"/>
         </w:numPr>
       </w:pPr>
       <w:r>
@@ -19583,7 +19527,7 @@
         <!--depth 3-->
         <w:numPr>
           <w:ilvl w:val="2"/>
-          <w:numId w:val="258"/>
+          <w:numId w:val="259"/>
         </w:numPr>
       </w:pPr>
       <w:r>
@@ -19604,7 +19548,7 @@
         <!--depth 2-->
         <w:numPr>
           <w:ilvl w:val="1"/>
-          <w:numId w:val="257"/>
+          <w:numId w:val="258"/>
         </w:numPr>
       </w:pPr>
       <w:r>
@@ -19625,7 +19569,7 @@
         <!--depth 1-->
         <w:numPr>
           <w:ilvl w:val="0"/>
-          <w:numId w:val="252"/>
+          <w:numId w:val="253"/>
         </w:numPr>
       </w:pPr>
       <w:r>
@@ -19644,7 +19588,7 @@
         <!--depth 1-->
         <w:numPr>
           <w:ilvl w:val="0"/>
-          <w:numId w:val="252"/>
+          <w:numId w:val="253"/>
         </w:numPr>
       </w:pPr>
       <w:r>
@@ -19664,9 +19608,9 @@
       <w:pPr>
         <w:pStyle w:val="Heading4"/>
       </w:pPr>
-      <w:bookmarkStart w:id="491" w:name="_Numd19e7762"/>
-      <w:bookmarkStart w:id="492" w:name="_Refd19e7762"/>
-      <w:bookmarkStart w:id="493" w:name="_Tocd19e7762"/>
+      <w:bookmarkStart w:id="491" w:name="_Numd19e7742"/>
+      <w:bookmarkStart w:id="492" w:name="_Refd19e7742"/>
+      <w:bookmarkStart w:id="493" w:name="_Tocd19e7742"/>
       <w:r>
         <w:t/>
       </w:r>
@@ -19702,9 +19646,9 @@
       <w:pPr>
         <w:pStyle w:val="Heading3"/>
       </w:pPr>
-      <w:bookmarkStart w:id="494" w:name="_Numd19e7785"/>
-      <w:bookmarkStart w:id="495" w:name="_Refd19e7785"/>
-      <w:bookmarkStart w:id="496" w:name="_Tocd19e7785"/>
+      <w:bookmarkStart w:id="494" w:name="_Numd19e7765"/>
+      <w:bookmarkStart w:id="495" w:name="_Refd19e7765"/>
+      <w:bookmarkStart w:id="496" w:name="_Tocd19e7765"/>
       <w:r>
         <w:t/>
       </w:r>
@@ -19723,9 +19667,9 @@
       <w:pPr>
         <w:pStyle w:val="Heading3"/>
       </w:pPr>
-      <w:bookmarkStart w:id="497" w:name="_Numd19e7800"/>
-      <w:bookmarkStart w:id="498" w:name="_Refd19e7800"/>
-      <w:bookmarkStart w:id="499" w:name="_Tocd19e7800"/>
+      <w:bookmarkStart w:id="497" w:name="_Numd19e7780"/>
+      <w:bookmarkStart w:id="498" w:name="_Refd19e7780"/>
+      <w:bookmarkStart w:id="499" w:name="_Tocd19e7780"/>
       <w:r>
         <w:t/>
       </w:r>
@@ -19744,9 +19688,9 @@
       <w:pPr>
         <w:pStyle w:val="Heading4"/>
       </w:pPr>
-      <w:bookmarkStart w:id="500" w:name="_Numd19e7813"/>
-      <w:bookmarkStart w:id="501" w:name="_Refd19e7813"/>
-      <w:bookmarkStart w:id="502" w:name="_Tocd19e7813"/>
+      <w:bookmarkStart w:id="500" w:name="_Numd19e7793"/>
+      <w:bookmarkStart w:id="501" w:name="_Refd19e7793"/>
+      <w:bookmarkStart w:id="502" w:name="_Tocd19e7793"/>
       <w:r>
         <w:t/>
       </w:r>
@@ -19766,11 +19710,11 @@
         <!--depth 1-->
         <w:numPr>
           <w:ilvl w:val="0"/>
-          <w:numId w:val="260"/>
-        </w:numPr>
-      </w:pPr>
-      <w:bookmarkStart w:id="504" w:name="_Tocd19e7822"/>
-      <w:bookmarkStart w:id="503" w:name="_Refd19e7822"/>
+          <w:numId w:val="261"/>
+        </w:numPr>
+      </w:pPr>
+      <w:bookmarkStart w:id="504" w:name="_Tocd19e7802"/>
+      <w:bookmarkStart w:id="503" w:name="_Refd19e7802"/>
       <w:r>
         <w:t/>
       </w:r>
@@ -19787,7 +19731,7 @@
         <!--depth 1-->
         <w:numPr>
           <w:ilvl w:val="0"/>
-          <w:numId w:val="260"/>
+          <w:numId w:val="261"/>
         </w:numPr>
       </w:pPr>
       <w:r>
@@ -19807,9 +19751,9 @@
       <w:pPr>
         <w:pStyle w:val="Heading4"/>
       </w:pPr>
-      <w:bookmarkStart w:id="505" w:name="_Numd19e7846"/>
-      <w:bookmarkStart w:id="506" w:name="_Refd19e7846"/>
-      <w:bookmarkStart w:id="507" w:name="_Tocd19e7846"/>
+      <w:bookmarkStart w:id="505" w:name="_Numd19e7826"/>
+      <w:bookmarkStart w:id="506" w:name="_Refd19e7826"/>
+      <w:bookmarkStart w:id="507" w:name="_Tocd19e7826"/>
       <w:r>
         <w:t/>
       </w:r>
@@ -19829,11 +19773,11 @@
         <!--depth 1-->
         <w:numPr>
           <w:ilvl w:val="0"/>
-          <w:numId w:val="261"/>
-        </w:numPr>
-      </w:pPr>
-      <w:bookmarkStart w:id="509" w:name="_Tocd19e7855"/>
-      <w:bookmarkStart w:id="508" w:name="_Refd19e7855"/>
+          <w:numId w:val="262"/>
+        </w:numPr>
+      </w:pPr>
+      <w:bookmarkStart w:id="509" w:name="_Tocd19e7835"/>
+      <w:bookmarkStart w:id="508" w:name="_Refd19e7835"/>
       <w:r>
         <w:t/>
       </w:r>
@@ -19850,7 +19794,7 @@
         <!--depth 1-->
         <w:numPr>
           <w:ilvl w:val="0"/>
-          <w:numId w:val="261"/>
+          <w:numId w:val="262"/>
         </w:numPr>
       </w:pPr>
       <w:r>
@@ -19870,9 +19814,9 @@
       <w:pPr>
         <w:pStyle w:val="Heading4"/>
       </w:pPr>
-      <w:bookmarkStart w:id="510" w:name="_Numd19e7878"/>
-      <w:bookmarkStart w:id="511" w:name="_Refd19e7878"/>
-      <w:bookmarkStart w:id="512" w:name="_Tocd19e7878"/>
+      <w:bookmarkStart w:id="510" w:name="_Numd19e7858"/>
+      <w:bookmarkStart w:id="511" w:name="_Refd19e7858"/>
+      <w:bookmarkStart w:id="512" w:name="_Tocd19e7858"/>
       <w:r>
         <w:t/>
       </w:r>
@@ -19903,7 +19847,7 @@
         <w:rPr>
           <w:color w:val="0000FF"/>
         </w:rPr>
-        <w:instrText xml:space="preserve"> REF _Numd19e7813 \h </w:instrText>
+        <w:instrText xml:space="preserve"> REF _Numd19e7793 \h </w:instrText>
       </w:r>
       <w:r>
         <w:fldChar w:fldCharType="separate"/>
@@ -19933,11 +19877,11 @@
         <!--depth 1-->
         <w:numPr>
           <w:ilvl w:val="0"/>
-          <w:numId w:val="262"/>
-        </w:numPr>
-      </w:pPr>
-      <w:bookmarkStart w:id="514" w:name="_Tocd19e7893"/>
-      <w:bookmarkStart w:id="513" w:name="_Refd19e7893"/>
+          <w:numId w:val="263"/>
+        </w:numPr>
+      </w:pPr>
+      <w:bookmarkStart w:id="514" w:name="_Tocd19e7873"/>
+      <w:bookmarkStart w:id="513" w:name="_Refd19e7873"/>
       <w:r>
         <w:t/>
       </w:r>
@@ -19954,11 +19898,11 @@
         <!--depth 2-->
         <w:numPr>
           <w:ilvl w:val="1"/>
-          <w:numId w:val="263"/>
-        </w:numPr>
-      </w:pPr>
-      <w:bookmarkStart w:id="516" w:name="_Tocd19e7901"/>
-      <w:bookmarkStart w:id="515" w:name="_Refd19e7901"/>
+          <w:numId w:val="264"/>
+        </w:numPr>
+      </w:pPr>
+      <w:bookmarkStart w:id="516" w:name="_Tocd19e7881"/>
+      <w:bookmarkStart w:id="515" w:name="_Refd19e7881"/>
       <w:r>
         <w:t/>
       </w:r>
@@ -19984,7 +19928,7 @@
         <!--depth 2-->
         <w:numPr>
           <w:ilvl w:val="1"/>
-          <w:numId w:val="263"/>
+          <w:numId w:val="264"/>
         </w:numPr>
       </w:pPr>
       <w:r>
@@ -20005,7 +19949,7 @@
         <!--depth 1-->
         <w:numPr>
           <w:ilvl w:val="0"/>
-          <w:numId w:val="262"/>
+          <w:numId w:val="263"/>
         </w:numPr>
       </w:pPr>
       <w:r>
@@ -20024,11 +19968,11 @@
         <!--depth 2-->
         <w:numPr>
           <w:ilvl w:val="1"/>
-          <w:numId w:val="264"/>
-        </w:numPr>
-      </w:pPr>
-      <w:bookmarkStart w:id="518" w:name="_Tocd19e7928"/>
-      <w:bookmarkStart w:id="517" w:name="_Refd19e7928"/>
+          <w:numId w:val="265"/>
+        </w:numPr>
+      </w:pPr>
+      <w:bookmarkStart w:id="518" w:name="_Tocd19e7908"/>
+      <w:bookmarkStart w:id="517" w:name="_Refd19e7908"/>
       <w:r>
         <w:t/>
       </w:r>
@@ -20054,7 +19998,7 @@
         <!--depth 2-->
         <w:numPr>
           <w:ilvl w:val="1"/>
-          <w:numId w:val="264"/>
+          <w:numId w:val="265"/>
         </w:numPr>
       </w:pPr>
       <w:r>
@@ -20076,9 +20020,9 @@
       <w:pPr>
         <w:pStyle w:val="Heading2"/>
       </w:pPr>
-      <w:bookmarkStart w:id="519" w:name="_Numd19e7958"/>
-      <w:bookmarkStart w:id="520" w:name="_Refd19e7958"/>
-      <w:bookmarkStart w:id="521" w:name="_Tocd19e7958"/>
+      <w:bookmarkStart w:id="519" w:name="_Numd19e7938"/>
+      <w:bookmarkStart w:id="520" w:name="_Refd19e7938"/>
+      <w:bookmarkStart w:id="521" w:name="_Tocd19e7938"/>
       <w:r>
         <w:t/>
       </w:r>
@@ -20097,9 +20041,9 @@
       <w:pPr>
         <w:pStyle w:val="Heading3"/>
       </w:pPr>
-      <w:bookmarkStart w:id="522" w:name="_Numd19e7971"/>
-      <w:bookmarkStart w:id="523" w:name="_Refd19e7971"/>
-      <w:bookmarkStart w:id="524" w:name="_Tocd19e7971"/>
+      <w:bookmarkStart w:id="522" w:name="_Numd19e7951"/>
+      <w:bookmarkStart w:id="523" w:name="_Refd19e7951"/>
+      <w:bookmarkStart w:id="524" w:name="_Tocd19e7951"/>
       <w:r>
         <w:t/>
       </w:r>
@@ -20127,11 +20071,11 @@
         <!--depth 1-->
         <w:numPr>
           <w:ilvl w:val="0"/>
-          <w:numId w:val="265"/>
-        </w:numPr>
-      </w:pPr>
-      <w:bookmarkStart w:id="526" w:name="_Tocd19e7982"/>
-      <w:bookmarkStart w:id="525" w:name="_Refd19e7982"/>
+          <w:numId w:val="266"/>
+        </w:numPr>
+      </w:pPr>
+      <w:bookmarkStart w:id="526" w:name="_Tocd19e7962"/>
+      <w:bookmarkStart w:id="525" w:name="_Refd19e7962"/>
       <w:r>
         <w:t/>
       </w:r>
@@ -20159,7 +20103,7 @@
         <!--depth 1-->
         <w:numPr>
           <w:ilvl w:val="0"/>
-          <w:numId w:val="265"/>
+          <w:numId w:val="266"/>
         </w:numPr>
       </w:pPr>
       <w:r>
@@ -20179,9 +20123,9 @@
       <w:pPr>
         <w:pStyle w:val="Heading3"/>
       </w:pPr>
-      <w:bookmarkStart w:id="527" w:name="_Numd19e8010"/>
-      <w:bookmarkStart w:id="528" w:name="_Refd19e8010"/>
-      <w:bookmarkStart w:id="529" w:name="_Tocd19e8010"/>
+      <w:bookmarkStart w:id="527" w:name="_Numd19e7990"/>
+      <w:bookmarkStart w:id="528" w:name="_Refd19e7990"/>
+      <w:bookmarkStart w:id="529" w:name="_Tocd19e7990"/>
       <w:r>
         <w:t/>
       </w:r>
@@ -20259,9 +20203,9 @@
       <w:pPr>
         <w:pStyle w:val="Heading3"/>
       </w:pPr>
-      <w:bookmarkStart w:id="530" w:name="_Numd19e8043"/>
-      <w:bookmarkStart w:id="531" w:name="_Refd19e8043"/>
-      <w:bookmarkStart w:id="532" w:name="_Tocd19e8043"/>
+      <w:bookmarkStart w:id="530" w:name="_Numd19e8023"/>
+      <w:bookmarkStart w:id="531" w:name="_Refd19e8023"/>
+      <w:bookmarkStart w:id="532" w:name="_Tocd19e8023"/>
       <w:r>
         <w:t/>
       </w:r>
@@ -20281,11 +20225,11 @@
         <!--depth 1-->
         <w:numPr>
           <w:ilvl w:val="0"/>
-          <w:numId w:val="266"/>
-        </w:numPr>
-      </w:pPr>
-      <w:bookmarkStart w:id="534" w:name="_Tocd19e8052"/>
-      <w:bookmarkStart w:id="533" w:name="_Refd19e8052"/>
+          <w:numId w:val="267"/>
+        </w:numPr>
+      </w:pPr>
+      <w:bookmarkStart w:id="534" w:name="_Tocd19e8032"/>
+      <w:bookmarkStart w:id="533" w:name="_Refd19e8032"/>
       <w:r>
         <w:t/>
       </w:r>
@@ -20302,7 +20246,7 @@
         <!--depth 1-->
         <w:numPr>
           <w:ilvl w:val="0"/>
-          <w:numId w:val="266"/>
+          <w:numId w:val="267"/>
         </w:numPr>
       </w:pPr>
       <w:r>
@@ -20321,11 +20265,11 @@
         <!--depth 2-->
         <w:numPr>
           <w:ilvl w:val="1"/>
-          <w:numId w:val="267"/>
-        </w:numPr>
-      </w:pPr>
-      <w:bookmarkStart w:id="536" w:name="_Tocd19e8067"/>
-      <w:bookmarkStart w:id="535" w:name="_Refd19e8067"/>
+          <w:numId w:val="268"/>
+        </w:numPr>
+      </w:pPr>
+      <w:bookmarkStart w:id="536" w:name="_Tocd19e8047"/>
+      <w:bookmarkStart w:id="535" w:name="_Refd19e8047"/>
       <w:r>
         <w:t/>
       </w:r>
@@ -20342,7 +20286,7 @@
         <!--depth 2-->
         <w:numPr>
           <w:ilvl w:val="1"/>
-          <w:numId w:val="267"/>
+          <w:numId w:val="268"/>
         </w:numPr>
       </w:pPr>
       <w:r>
@@ -20361,7 +20305,7 @@
         <!--depth 2-->
         <w:numPr>
           <w:ilvl w:val="1"/>
-          <w:numId w:val="267"/>
+          <w:numId w:val="268"/>
         </w:numPr>
       </w:pPr>
       <w:r>
@@ -20383,9 +20327,9 @@
       <w:pPr>
         <w:pStyle w:val="Heading3"/>
       </w:pPr>
-      <w:bookmarkStart w:id="537" w:name="_Numd19e8099"/>
-      <w:bookmarkStart w:id="538" w:name="_Refd19e8099"/>
-      <w:bookmarkStart w:id="539" w:name="_Tocd19e8099"/>
+      <w:bookmarkStart w:id="537" w:name="_Numd19e8079"/>
+      <w:bookmarkStart w:id="538" w:name="_Refd19e8079"/>
+      <w:bookmarkStart w:id="539" w:name="_Tocd19e8079"/>
       <w:r>
         <w:t/>
       </w:r>
@@ -20405,11 +20349,11 @@
         <!--depth 1-->
         <w:numPr>
           <w:ilvl w:val="0"/>
-          <w:numId w:val="268"/>
-        </w:numPr>
-      </w:pPr>
-      <w:bookmarkStart w:id="541" w:name="_Tocd19e8108"/>
-      <w:bookmarkStart w:id="540" w:name="_Refd19e8108"/>
+          <w:numId w:val="269"/>
+        </w:numPr>
+      </w:pPr>
+      <w:bookmarkStart w:id="541" w:name="_Tocd19e8088"/>
+      <w:bookmarkStart w:id="540" w:name="_Refd19e8088"/>
       <w:r>
         <w:t/>
       </w:r>
@@ -20435,11 +20379,11 @@
         <!--depth 2-->
         <w:numPr>
           <w:ilvl w:val="1"/>
-          <w:numId w:val="269"/>
-        </w:numPr>
-      </w:pPr>
-      <w:bookmarkStart w:id="543" w:name="_Tocd19e8119"/>
-      <w:bookmarkStart w:id="542" w:name="_Refd19e8119"/>
+          <w:numId w:val="270"/>
+        </w:numPr>
+      </w:pPr>
+      <w:bookmarkStart w:id="543" w:name="_Tocd19e8099"/>
+      <w:bookmarkStart w:id="542" w:name="_Refd19e8099"/>
       <w:r>
         <w:t/>
       </w:r>
@@ -20459,7 +20403,7 @@
         <w:rPr>
           <w:color w:val="0000FF"/>
         </w:rPr>
-        <w:instrText xml:space="preserve"> REF _Numd19e8043 \h </w:instrText>
+        <w:instrText xml:space="preserve"> REF _Numd19e8023 \h </w:instrText>
       </w:r>
       <w:r>
         <w:fldChar w:fldCharType="separate"/>
@@ -20510,7 +20454,7 @@
         <w:rPr>
           <w:color w:val="0000FF"/>
         </w:rPr>
-        <w:instrText xml:space="preserve"> REF _Numd19e8261 \h </w:instrText>
+        <w:instrText xml:space="preserve"> REF _Numd19e8241 \h </w:instrText>
       </w:r>
       <w:r>
         <w:fldChar w:fldCharType="separate"/>
@@ -20540,7 +20484,7 @@
         <!--depth 2-->
         <w:numPr>
           <w:ilvl w:val="1"/>
-          <w:numId w:val="269"/>
+          <w:numId w:val="270"/>
         </w:numPr>
       </w:pPr>
       <w:r>
@@ -20589,7 +20533,7 @@
         <!--depth 2-->
         <w:numPr>
           <w:ilvl w:val="1"/>
-          <w:numId w:val="269"/>
+          <w:numId w:val="270"/>
         </w:numPr>
       </w:pPr>
       <w:r>
@@ -20673,7 +20617,7 @@
         <!--depth 1-->
         <w:numPr>
           <w:ilvl w:val="0"/>
-          <w:numId w:val="268"/>
+          <w:numId w:val="269"/>
         </w:numPr>
       </w:pPr>
       <w:r>
@@ -20701,11 +20645,11 @@
         <!--depth 2-->
         <w:numPr>
           <w:ilvl w:val="1"/>
-          <w:numId w:val="270"/>
-        </w:numPr>
-      </w:pPr>
-      <w:bookmarkStart w:id="545" w:name="_Tocd19e8211"/>
-      <w:bookmarkStart w:id="544" w:name="_Refd19e8211"/>
+          <w:numId w:val="271"/>
+        </w:numPr>
+      </w:pPr>
+      <w:bookmarkStart w:id="545" w:name="_Tocd19e8191"/>
+      <w:bookmarkStart w:id="544" w:name="_Refd19e8191"/>
       <w:r>
         <w:t/>
       </w:r>
@@ -20722,7 +20666,7 @@
         <!--depth 2-->
         <w:numPr>
           <w:ilvl w:val="1"/>
-          <w:numId w:val="270"/>
+          <w:numId w:val="271"/>
         </w:numPr>
       </w:pPr>
       <w:r>
@@ -20743,7 +20687,7 @@
         <!--depth 1-->
         <w:numPr>
           <w:ilvl w:val="0"/>
-          <w:numId w:val="268"/>
+          <w:numId w:val="269"/>
         </w:numPr>
       </w:pPr>
       <w:r>
@@ -20771,11 +20715,11 @@
         <!--depth 2-->
         <w:numPr>
           <w:ilvl w:val="1"/>
-          <w:numId w:val="271"/>
-        </w:numPr>
-      </w:pPr>
-      <w:bookmarkStart w:id="547" w:name="_Tocd19e8237"/>
-      <w:bookmarkStart w:id="546" w:name="_Refd19e8237"/>
+          <w:numId w:val="272"/>
+        </w:numPr>
+      </w:pPr>
+      <w:bookmarkStart w:id="547" w:name="_Tocd19e8217"/>
+      <w:bookmarkStart w:id="546" w:name="_Refd19e8217"/>
       <w:r>
         <w:t/>
       </w:r>
@@ -20792,7 +20736,7 @@
         <!--depth 2-->
         <w:numPr>
           <w:ilvl w:val="1"/>
-          <w:numId w:val="271"/>
+          <w:numId w:val="272"/>
         </w:numPr>
       </w:pPr>
       <w:r>
@@ -20814,9 +20758,9 @@
       <w:pPr>
         <w:pStyle w:val="Heading3"/>
       </w:pPr>
-      <w:bookmarkStart w:id="548" w:name="_Numd19e8261"/>
-      <w:bookmarkStart w:id="549" w:name="_Refd19e8261"/>
-      <w:bookmarkStart w:id="550" w:name="_Tocd19e8261"/>
+      <w:bookmarkStart w:id="548" w:name="_Numd19e8241"/>
+      <w:bookmarkStart w:id="549" w:name="_Refd19e8241"/>
+      <w:bookmarkStart w:id="550" w:name="_Tocd19e8241"/>
       <w:r>
         <w:t/>
       </w:r>
@@ -20836,11 +20780,11 @@
         <!--depth 1-->
         <w:numPr>
           <w:ilvl w:val="0"/>
-          <w:numId w:val="272"/>
-        </w:numPr>
-      </w:pPr>
-      <w:bookmarkStart w:id="552" w:name="_Tocd19e8270"/>
-      <w:bookmarkStart w:id="551" w:name="_Refd19e8270"/>
+          <w:numId w:val="273"/>
+        </w:numPr>
+      </w:pPr>
+      <w:bookmarkStart w:id="552" w:name="_Tocd19e8250"/>
+      <w:bookmarkStart w:id="551" w:name="_Refd19e8250"/>
       <w:r>
         <w:t/>
       </w:r>
@@ -20857,13 +20801,7 @@
         <w:t>52.203-13</w:t>
       </w:r>
       <w:r>
-        <w:t xml:space="preserve">, Contractor Code of Business Ethics and Conduct, in solicitations and contracts if the value of the contract is expected to exceed </w:t>
-      </w:r>
-      <w:r>
-        <w:t>$7.5 million</w:t>
-      </w:r>
-      <w:r>
-        <w:t xml:space="preserve"> and the performance period is 120 days or more.</w:t>
+        <w:t>, Contractor Code of Business Ethics and Conduct, in solicitations and contracts if the value of the contract is expected to exceed $7.5 million and the performance period is 120 days or more.</w:t>
       </w:r>
     </w:p>
     <w:p xmlns:tce="http://www.TCE.com">
@@ -20872,7 +20810,7 @@
         <!--depth 1-->
         <w:numPr>
           <w:ilvl w:val="0"/>
-          <w:numId w:val="272"/>
+          <w:numId w:val="273"/>
         </w:numPr>
       </w:pPr>
       <w:r>
@@ -20891,11 +20829,11 @@
         <!--depth 2-->
         <w:numPr>
           <w:ilvl w:val="1"/>
-          <w:numId w:val="273"/>
-        </w:numPr>
-      </w:pPr>
-      <w:bookmarkStart w:id="554" w:name="_Tocd19e8294"/>
-      <w:bookmarkStart w:id="553" w:name="_Refd19e8294"/>
+          <w:numId w:val="274"/>
+        </w:numPr>
+      </w:pPr>
+      <w:bookmarkStart w:id="554" w:name="_Tocd19e8269"/>
+      <w:bookmarkStart w:id="553" w:name="_Refd19e8269"/>
       <w:r>
         <w:t/>
       </w:r>
@@ -20921,11 +20859,11 @@
         <!--depth 3-->
         <w:numPr>
           <w:ilvl w:val="2"/>
-          <w:numId w:val="274"/>
-        </w:numPr>
-      </w:pPr>
-      <w:bookmarkStart w:id="556" w:name="_Tocd19e8306"/>
-      <w:bookmarkStart w:id="555" w:name="_Refd19e8306"/>
+          <w:numId w:val="275"/>
+        </w:numPr>
+      </w:pPr>
+      <w:bookmarkStart w:id="556" w:name="_Tocd19e8281"/>
+      <w:bookmarkStart w:id="555" w:name="_Refd19e8281"/>
       <w:r>
         <w:t/>
       </w:r>
@@ -20933,13 +20871,7 @@
         <w:t>(i)</w:t>
       </w:r>
       <w:r>
-        <w:t xml:space="preserve"> The contract exceeds </w:t>
-      </w:r>
-      <w:r>
-        <w:t>$7.5 million</w:t>
-      </w:r>
-      <w:r>
-        <w:t xml:space="preserve"> or a lesser amount established by the agency; and</w:t>
+        <w:t xml:space="preserve"> The contract exceeds $7.5 million or a lesser amount established by the agency; and</w:t>
       </w:r>
     </w:p>
     <w:p xmlns:tce="http://www.TCE.com">
@@ -20948,7 +20880,7 @@
         <!--depth 3-->
         <w:numPr>
           <w:ilvl w:val="2"/>
-          <w:numId w:val="274"/>
+          <w:numId w:val="275"/>
         </w:numPr>
       </w:pPr>
       <w:r>
@@ -20967,11 +20899,11 @@
         <!--depth 4-->
         <w:numPr>
           <w:ilvl w:val="3"/>
-          <w:numId w:val="275"/>
-        </w:numPr>
-      </w:pPr>
-      <w:bookmarkStart w:id="558" w:name="_Tocd19e8326"/>
-      <w:bookmarkStart w:id="557" w:name="_Refd19e8326"/>
+          <w:numId w:val="276"/>
+        </w:numPr>
+      </w:pPr>
+      <w:bookmarkStart w:id="558" w:name="_Tocd19e8296"/>
+      <w:bookmarkStart w:id="557" w:name="_Refd19e8296"/>
       <w:r>
         <w:t/>
       </w:r>
@@ -20988,7 +20920,7 @@
         <!--depth 4-->
         <w:numPr>
           <w:ilvl w:val="3"/>
-          <w:numId w:val="275"/>
+          <w:numId w:val="276"/>
         </w:numPr>
       </w:pPr>
       <w:r>
@@ -21011,7 +20943,7 @@
         <!--depth 2-->
         <w:numPr>
           <w:ilvl w:val="1"/>
-          <w:numId w:val="273"/>
+          <w:numId w:val="274"/>
         </w:numPr>
       </w:pPr>
       <w:r>
@@ -21030,11 +20962,11 @@
         <!--depth 3-->
         <w:numPr>
           <w:ilvl w:val="2"/>
-          <w:numId w:val="276"/>
-        </w:numPr>
-      </w:pPr>
-      <w:bookmarkStart w:id="560" w:name="_Tocd19e8350"/>
-      <w:bookmarkStart w:id="559" w:name="_Refd19e8350"/>
+          <w:numId w:val="277"/>
+        </w:numPr>
+      </w:pPr>
+      <w:bookmarkStart w:id="560" w:name="_Tocd19e8320"/>
+      <w:bookmarkStart w:id="559" w:name="_Refd19e8320"/>
       <w:r>
         <w:t/>
       </w:r>
@@ -21051,7 +20983,7 @@
         <!--depth 3-->
         <w:numPr>
           <w:ilvl w:val="2"/>
-          <w:numId w:val="276"/>
+          <w:numId w:val="277"/>
         </w:numPr>
       </w:pPr>
       <w:r>
@@ -21072,7 +21004,7 @@
         <!--depth 2-->
         <w:numPr>
           <w:ilvl w:val="1"/>
-          <w:numId w:val="273"/>
+          <w:numId w:val="274"/>
         </w:numPr>
       </w:pPr>
       <w:r>
@@ -21082,13 +21014,7 @@
         <w:t>(3)</w:t>
       </w:r>
       <w:r>
-        <w:t xml:space="preserve"> In paragraph (d) of the clause, if the agency has established policies and procedures for display of the OIG fraud hotline poster at a lesser amount, the contracting officer shall replace "</w:t>
-      </w:r>
-      <w:r>
-        <w:t>$7.5 million</w:t>
-      </w:r>
-      <w:r>
-        <w:t>" with the lesser amount that the agency has established.</w:t>
+        <w:t xml:space="preserve"> In paragraph (d) of the clause, if the agency has established policies and procedures for display of the OIG fraud hotline poster at a lesser amount, the contracting officer shall replace "$7.5 million" with the lesser amount that the agency has established.</w:t>
       </w:r>
       <w:bookmarkEnd w:id="553"/>
       <w:bookmarkEnd w:id="554"/>
@@ -21100,9 +21026,9 @@
       <w:pPr>
         <w:pStyle w:val="Heading2"/>
       </w:pPr>
-      <w:bookmarkStart w:id="561" w:name="_Numd19e8389"/>
-      <w:bookmarkStart w:id="562" w:name="_Refd19e8389"/>
-      <w:bookmarkStart w:id="563" w:name="_Tocd19e8389"/>
+      <w:bookmarkStart w:id="561" w:name="_Numd19e8354"/>
+      <w:bookmarkStart w:id="562" w:name="_Refd19e8354"/>
+      <w:bookmarkStart w:id="563" w:name="_Tocd19e8354"/>
       <w:r>
         <w:t/>
       </w:r>
@@ -21121,9 +21047,9 @@
       <w:pPr>
         <w:pStyle w:val="Heading3"/>
       </w:pPr>
-      <w:bookmarkStart w:id="564" w:name="_Numd19e8402"/>
-      <w:bookmarkStart w:id="565" w:name="_Refd19e8402"/>
-      <w:bookmarkStart w:id="566" w:name="_Tocd19e8402"/>
+      <w:bookmarkStart w:id="564" w:name="_Numd19e8367"/>
+      <w:bookmarkStart w:id="565" w:name="_Refd19e8367"/>
+      <w:bookmarkStart w:id="566" w:name="_Tocd19e8367"/>
       <w:r>
         <w:t/>
       </w:r>
@@ -21161,9 +21087,9 @@
       <w:pPr>
         <w:pStyle w:val="Heading3"/>
       </w:pPr>
-      <w:bookmarkStart w:id="567" w:name="_Numd19e8425"/>
-      <w:bookmarkStart w:id="568" w:name="_Refd19e8425"/>
-      <w:bookmarkStart w:id="569" w:name="_Tocd19e8425"/>
+      <w:bookmarkStart w:id="567" w:name="_Numd19e8390"/>
+      <w:bookmarkStart w:id="568" w:name="_Refd19e8390"/>
+      <w:bookmarkStart w:id="569" w:name="_Tocd19e8390"/>
       <w:r>
         <w:t/>
       </w:r>
@@ -21208,13 +21134,13 @@
         <!--depth 2-->
         <w:numPr>
           <w:ilvl w:val="1"/>
-          <w:numId w:val="278"/>
-        </w:numPr>
-      </w:pPr>
-      <w:bookmarkStart w:id="573" w:name="_Tocd19e8444"/>
-      <w:bookmarkStart w:id="572" w:name="_Refd19e8444"/>
-      <w:bookmarkStart w:id="571" w:name="_Tocd19e8441"/>
-      <w:bookmarkStart w:id="570" w:name="_Refd19e8441"/>
+          <w:numId w:val="279"/>
+        </w:numPr>
+      </w:pPr>
+      <w:bookmarkStart w:id="573" w:name="_Tocd19e8409"/>
+      <w:bookmarkStart w:id="572" w:name="_Refd19e8409"/>
+      <w:bookmarkStart w:id="571" w:name="_Tocd19e8406"/>
+      <w:bookmarkStart w:id="570" w:name="_Refd19e8406"/>
       <w:r>
         <w:t/>
       </w:r>
@@ -21231,7 +21157,7 @@
         <!--depth 2-->
         <w:numPr>
           <w:ilvl w:val="1"/>
-          <w:numId w:val="278"/>
+          <w:numId w:val="279"/>
         </w:numPr>
       </w:pPr>
       <w:r>
@@ -21250,7 +21176,7 @@
         <!--depth 2-->
         <w:numPr>
           <w:ilvl w:val="1"/>
-          <w:numId w:val="278"/>
+          <w:numId w:val="279"/>
         </w:numPr>
       </w:pPr>
       <w:r>
@@ -21269,7 +21195,7 @@
         <!--depth 2-->
         <w:numPr>
           <w:ilvl w:val="1"/>
-          <w:numId w:val="278"/>
+          <w:numId w:val="279"/>
         </w:numPr>
       </w:pPr>
       <w:r>
@@ -21288,7 +21214,7 @@
         <!--depth 2-->
         <w:numPr>
           <w:ilvl w:val="1"/>
-          <w:numId w:val="278"/>
+          <w:numId w:val="279"/>
         </w:numPr>
       </w:pPr>
       <w:r>
@@ -21307,7 +21233,7 @@
         <!--depth 2-->
         <w:numPr>
           <w:ilvl w:val="1"/>
-          <w:numId w:val="278"/>
+          <w:numId w:val="279"/>
         </w:numPr>
       </w:pPr>
       <w:r>
@@ -21326,7 +21252,7 @@
         <!--depth 2-->
         <w:numPr>
           <w:ilvl w:val="1"/>
-          <w:numId w:val="278"/>
+          <w:numId w:val="279"/>
         </w:numPr>
       </w:pPr>
       <w:r>
@@ -21345,7 +21271,7 @@
         <!--depth 2-->
         <w:numPr>
           <w:ilvl w:val="1"/>
-          <w:numId w:val="278"/>
+          <w:numId w:val="279"/>
         </w:numPr>
       </w:pPr>
       <w:r>
@@ -21359,21 +21285,15 @@
       </w:r>
       <w:bookmarkEnd w:id="572"/>
       <w:bookmarkEnd w:id="573"/>
-    </w:p>
-    <w:p xmlns:tce="http://www.TCE.com">
-      <w:pPr>
-        <w:pStyle w:val="ListParagraph"/>
-        <!--depth 1-->
-        <w:ind w:left="720"/>
-      </w:pPr>
-      <w:r>
-        <w:t/>
-      </w:r>
-      <w:r>
-        <w:t>(a)</w:t>
-      </w:r>
-      <w:r>
-        <w:t xml:space="preserve"> </w:t>
+      <w:bookmarkEnd w:id="570"/>
+      <w:bookmarkEnd w:id="571"/>
+    </w:p>
+    <w:p xmlns:tce="http://www.TCE.com">
+      <w:pPr>
+        <w:pStyle w:val="BodyText"/>
+      </w:pPr>
+      <w:r>
+        <w:t/>
       </w:r>
       <w:r>
         <w:rPr>
@@ -21391,11 +21311,11 @@
         <!--depth 2-->
         <w:numPr>
           <w:ilvl w:val="1"/>
-          <w:numId w:val="279"/>
-        </w:numPr>
-      </w:pPr>
-      <w:bookmarkStart w:id="575" w:name="_Tocd19e8511"/>
-      <w:bookmarkStart w:id="574" w:name="_Refd19e8511"/>
+          <w:numId w:val="281"/>
+        </w:numPr>
+      </w:pPr>
+      <w:bookmarkStart w:id="575" w:name="_Tocd19e8474"/>
+      <w:bookmarkStart w:id="574" w:name="_Refd19e8474"/>
       <w:r>
         <w:t/>
       </w:r>
@@ -21412,7 +21332,7 @@
         <!--depth 2-->
         <w:numPr>
           <w:ilvl w:val="1"/>
-          <w:numId w:val="279"/>
+          <w:numId w:val="281"/>
         </w:numPr>
       </w:pPr>
       <w:r>
@@ -21429,9 +21349,7 @@
     </w:p>
     <w:p xmlns:tce="http://www.TCE.com">
       <w:pPr>
-        <w:pStyle w:val="ListParagraph"/>
-        <!--depth 1-->
-        <w:ind w:left="720"/>
+        <w:pStyle w:val="BodyText"/>
       </w:pPr>
       <w:r>
         <w:t/>
@@ -21461,7 +21379,7 @@
         <!--depth 2-->
         <w:numPr>
           <w:ilvl w:val="1"/>
-          <w:numId w:val="280"/>
+          <w:numId w:val="283"/>
         </w:numPr>
       </w:pPr>
       <w:r>
@@ -21480,7 +21398,7 @@
         <!--depth 3-->
         <w:numPr>
           <w:ilvl w:val="2"/>
-          <w:numId w:val="281"/>
+          <w:numId w:val="284"/>
         </w:numPr>
       </w:pPr>
       <w:r>
@@ -21499,7 +21417,7 @@
         <!--depth 3-->
         <w:numPr>
           <w:ilvl w:val="2"/>
-          <w:numId w:val="281"/>
+          <w:numId w:val="284"/>
         </w:numPr>
       </w:pPr>
       <w:r>
@@ -21518,7 +21436,7 @@
         <!--depth 3-->
         <w:numPr>
           <w:ilvl w:val="2"/>
-          <w:numId w:val="281"/>
+          <w:numId w:val="284"/>
         </w:numPr>
       </w:pPr>
       <w:r>
@@ -21537,7 +21455,7 @@
         <!--depth 2-->
         <w:numPr>
           <w:ilvl w:val="1"/>
-          <w:numId w:val="280"/>
+          <w:numId w:val="283"/>
         </w:numPr>
       </w:pPr>
       <w:r>
@@ -21556,7 +21474,7 @@
         <!--depth 3-->
         <w:numPr>
           <w:ilvl w:val="2"/>
-          <w:numId w:val="282"/>
+          <w:numId w:val="285"/>
         </w:numPr>
       </w:pPr>
       <w:r>
@@ -21575,7 +21493,7 @@
         <!--depth 3-->
         <w:numPr>
           <w:ilvl w:val="2"/>
-          <w:numId w:val="282"/>
+          <w:numId w:val="285"/>
         </w:numPr>
       </w:pPr>
       <w:r>
@@ -21594,7 +21512,7 @@
         <!--depth 3-->
         <w:numPr>
           <w:ilvl w:val="2"/>
-          <w:numId w:val="282"/>
+          <w:numId w:val="285"/>
         </w:numPr>
       </w:pPr>
       <w:r>
@@ -21613,7 +21531,7 @@
         <!--depth 3-->
         <w:numPr>
           <w:ilvl w:val="2"/>
-          <w:numId w:val="282"/>
+          <w:numId w:val="285"/>
         </w:numPr>
       </w:pPr>
       <w:r>
@@ -21632,7 +21550,7 @@
         <!--depth 3-->
         <w:numPr>
           <w:ilvl w:val="2"/>
-          <w:numId w:val="282"/>
+          <w:numId w:val="285"/>
         </w:numPr>
       </w:pPr>
       <w:r>
@@ -21651,7 +21569,7 @@
         <!--depth 3-->
         <w:numPr>
           <w:ilvl w:val="2"/>
-          <w:numId w:val="282"/>
+          <w:numId w:val="285"/>
         </w:numPr>
       </w:pPr>
       <w:r>
@@ -21670,7 +21588,7 @@
         <!--depth 3-->
         <w:numPr>
           <w:ilvl w:val="2"/>
-          <w:numId w:val="282"/>
+          <w:numId w:val="285"/>
         </w:numPr>
       </w:pPr>
       <w:r>
@@ -21689,7 +21607,7 @@
         <!--depth 3-->
         <w:numPr>
           <w:ilvl w:val="2"/>
-          <w:numId w:val="282"/>
+          <w:numId w:val="285"/>
         </w:numPr>
       </w:pPr>
       <w:r>
@@ -21701,17 +21619,15 @@
       <w:r>
         <w:t xml:space="preserve"> Business ownership and investment interests.</w:t>
       </w:r>
-      <w:bookmarkEnd w:id="570"/>
-      <w:bookmarkEnd w:id="571"/>
     </w:p>
     <!--Topic unique_107-->
     <w:p xmlns:tce="http://www.TCE.com">
       <w:pPr>
         <w:pStyle w:val="Heading3"/>
       </w:pPr>
-      <w:bookmarkStart w:id="576" w:name="_Numd19e8641"/>
-      <w:bookmarkStart w:id="577" w:name="_Refd19e8641"/>
-      <w:bookmarkStart w:id="578" w:name="_Tocd19e8641"/>
+      <w:bookmarkStart w:id="576" w:name="_Numd19e8611"/>
+      <w:bookmarkStart w:id="577" w:name="_Refd19e8611"/>
+      <w:bookmarkStart w:id="578" w:name="_Tocd19e8611"/>
       <w:r>
         <w:t/>
       </w:r>
@@ -21739,11 +21655,11 @@
         <!--depth 1-->
         <w:numPr>
           <w:ilvl w:val="0"/>
-          <w:numId w:val="283"/>
-        </w:numPr>
-      </w:pPr>
-      <w:bookmarkStart w:id="580" w:name="_Tocd19e8652"/>
-      <w:bookmarkStart w:id="579" w:name="_Refd19e8652"/>
+          <w:numId w:val="286"/>
+        </w:numPr>
+      </w:pPr>
+      <w:bookmarkStart w:id="580" w:name="_Tocd19e8622"/>
+      <w:bookmarkStart w:id="579" w:name="_Refd19e8622"/>
       <w:r>
         <w:t/>
       </w:r>
@@ -21760,7 +21676,7 @@
         <!--depth 1-->
         <w:numPr>
           <w:ilvl w:val="0"/>
-          <w:numId w:val="283"/>
+          <w:numId w:val="286"/>
         </w:numPr>
       </w:pPr>
       <w:r>
@@ -21780,9 +21696,9 @@
       <w:pPr>
         <w:pStyle w:val="Heading3"/>
       </w:pPr>
-      <w:bookmarkStart w:id="581" w:name="_Numd19e8676"/>
-      <w:bookmarkStart w:id="582" w:name="_Refd19e8676"/>
-      <w:bookmarkStart w:id="583" w:name="_Tocd19e8676"/>
+      <w:bookmarkStart w:id="581" w:name="_Numd19e8646"/>
+      <w:bookmarkStart w:id="582" w:name="_Refd19e8646"/>
+      <w:bookmarkStart w:id="583" w:name="_Tocd19e8646"/>
       <w:r>
         <w:t/>
       </w:r>
@@ -21802,11 +21718,11 @@
         <!--depth 1-->
         <w:numPr>
           <w:ilvl w:val="0"/>
-          <w:numId w:val="284"/>
-        </w:numPr>
-      </w:pPr>
-      <w:bookmarkStart w:id="585" w:name="_Tocd19e8685"/>
-      <w:bookmarkStart w:id="584" w:name="_Refd19e8685"/>
+          <w:numId w:val="287"/>
+        </w:numPr>
+      </w:pPr>
+      <w:bookmarkStart w:id="585" w:name="_Tocd19e8655"/>
+      <w:bookmarkStart w:id="584" w:name="_Refd19e8655"/>
       <w:r>
         <w:t/>
       </w:r>
@@ -21835,7 +21751,7 @@
         <w:rPr>
           <w:color w:val="0000FF"/>
         </w:rPr>
-        <w:instrText xml:space="preserve"> REF _Numd19e8955 \h </w:instrText>
+        <w:instrText xml:space="preserve"> REF _Numd19e8925 \h </w:instrText>
       </w:r>
       <w:r>
         <w:fldChar w:fldCharType="separate"/>
@@ -21865,11 +21781,11 @@
         <!--depth 2-->
         <w:numPr>
           <w:ilvl w:val="1"/>
-          <w:numId w:val="285"/>
-        </w:numPr>
-      </w:pPr>
-      <w:bookmarkStart w:id="587" w:name="_Tocd19e8701"/>
-      <w:bookmarkStart w:id="586" w:name="_Refd19e8701"/>
+          <w:numId w:val="288"/>
+        </w:numPr>
+      </w:pPr>
+      <w:bookmarkStart w:id="587" w:name="_Tocd19e8671"/>
+      <w:bookmarkStart w:id="586" w:name="_Refd19e8671"/>
       <w:r>
         <w:t/>
       </w:r>
@@ -21886,11 +21802,11 @@
         <!--depth 3-->
         <w:numPr>
           <w:ilvl w:val="2"/>
-          <w:numId w:val="286"/>
-        </w:numPr>
-      </w:pPr>
-      <w:bookmarkStart w:id="589" w:name="_Tocd19e8709"/>
-      <w:bookmarkStart w:id="588" w:name="_Refd19e8709"/>
+          <w:numId w:val="289"/>
+        </w:numPr>
+      </w:pPr>
+      <w:bookmarkStart w:id="589" w:name="_Tocd19e8679"/>
+      <w:bookmarkStart w:id="588" w:name="_Refd19e8679"/>
       <w:r>
         <w:t/>
       </w:r>
@@ -21907,11 +21823,11 @@
         <!--depth 4-->
         <w:numPr>
           <w:ilvl w:val="3"/>
-          <w:numId w:val="287"/>
-        </w:numPr>
-      </w:pPr>
-      <w:bookmarkStart w:id="591" w:name="_Tocd19e8717"/>
-      <w:bookmarkStart w:id="590" w:name="_Refd19e8717"/>
+          <w:numId w:val="290"/>
+        </w:numPr>
+      </w:pPr>
+      <w:bookmarkStart w:id="591" w:name="_Tocd19e8687"/>
+      <w:bookmarkStart w:id="590" w:name="_Refd19e8687"/>
       <w:r>
         <w:t/>
       </w:r>
@@ -21928,7 +21844,7 @@
         <!--depth 4-->
         <w:numPr>
           <w:ilvl w:val="3"/>
-          <w:numId w:val="287"/>
+          <w:numId w:val="290"/>
         </w:numPr>
       </w:pPr>
       <w:r>
@@ -21947,7 +21863,7 @@
         <!--depth 4-->
         <w:numPr>
           <w:ilvl w:val="3"/>
-          <w:numId w:val="287"/>
+          <w:numId w:val="290"/>
         </w:numPr>
       </w:pPr>
       <w:r>
@@ -21968,7 +21884,7 @@
         <!--depth 3-->
         <w:numPr>
           <w:ilvl w:val="2"/>
-          <w:numId w:val="286"/>
+          <w:numId w:val="289"/>
         </w:numPr>
       </w:pPr>
       <w:r>
@@ -21989,7 +21905,7 @@
         <!--depth 2-->
         <w:numPr>
           <w:ilvl w:val="1"/>
-          <w:numId w:val="285"/>
+          <w:numId w:val="288"/>
         </w:numPr>
       </w:pPr>
       <w:r>
@@ -22008,11 +21924,11 @@
         <!--depth 3-->
         <w:numPr>
           <w:ilvl w:val="2"/>
-          <w:numId w:val="288"/>
-        </w:numPr>
-      </w:pPr>
-      <w:bookmarkStart w:id="593" w:name="_Tocd19e8755"/>
-      <w:bookmarkStart w:id="592" w:name="_Refd19e8755"/>
+          <w:numId w:val="291"/>
+        </w:numPr>
+      </w:pPr>
+      <w:bookmarkStart w:id="593" w:name="_Tocd19e8725"/>
+      <w:bookmarkStart w:id="592" w:name="_Refd19e8725"/>
       <w:r>
         <w:t/>
       </w:r>
@@ -22029,7 +21945,7 @@
         <!--depth 3-->
         <w:numPr>
           <w:ilvl w:val="2"/>
-          <w:numId w:val="288"/>
+          <w:numId w:val="291"/>
         </w:numPr>
       </w:pPr>
       <w:r>
@@ -22048,7 +21964,7 @@
         <!--depth 3-->
         <w:numPr>
           <w:ilvl w:val="2"/>
-          <w:numId w:val="288"/>
+          <w:numId w:val="291"/>
         </w:numPr>
       </w:pPr>
       <w:r>
@@ -22069,7 +21985,7 @@
         <!--depth 2-->
         <w:numPr>
           <w:ilvl w:val="1"/>
-          <w:numId w:val="285"/>
+          <w:numId w:val="288"/>
         </w:numPr>
       </w:pPr>
       <w:r>
@@ -22088,11 +22004,11 @@
         <!--depth 3-->
         <w:numPr>
           <w:ilvl w:val="2"/>
-          <w:numId w:val="289"/>
-        </w:numPr>
-      </w:pPr>
-      <w:bookmarkStart w:id="595" w:name="_Tocd19e8785"/>
-      <w:bookmarkStart w:id="594" w:name="_Refd19e8785"/>
+          <w:numId w:val="292"/>
+        </w:numPr>
+      </w:pPr>
+      <w:bookmarkStart w:id="595" w:name="_Tocd19e8755"/>
+      <w:bookmarkStart w:id="594" w:name="_Refd19e8755"/>
       <w:r>
         <w:t/>
       </w:r>
@@ -22109,7 +22025,7 @@
         <!--depth 3-->
         <w:numPr>
           <w:ilvl w:val="2"/>
-          <w:numId w:val="289"/>
+          <w:numId w:val="292"/>
         </w:numPr>
       </w:pPr>
       <w:r>
@@ -22128,7 +22044,7 @@
         <!--depth 3-->
         <w:numPr>
           <w:ilvl w:val="2"/>
-          <w:numId w:val="289"/>
+          <w:numId w:val="292"/>
         </w:numPr>
       </w:pPr>
       <w:r>
@@ -22149,7 +22065,7 @@
         <!--depth 2-->
         <w:numPr>
           <w:ilvl w:val="1"/>
-          <w:numId w:val="285"/>
+          <w:numId w:val="288"/>
         </w:numPr>
       </w:pPr>
       <w:r>
@@ -22168,7 +22084,7 @@
         <!--depth 2-->
         <w:numPr>
           <w:ilvl w:val="1"/>
-          <w:numId w:val="285"/>
+          <w:numId w:val="288"/>
         </w:numPr>
       </w:pPr>
       <w:r>
@@ -22187,7 +22103,7 @@
         <!--depth 2-->
         <w:numPr>
           <w:ilvl w:val="1"/>
-          <w:numId w:val="285"/>
+          <w:numId w:val="288"/>
         </w:numPr>
       </w:pPr>
       <w:r>
@@ -22208,7 +22124,7 @@
         <!--depth 1-->
         <w:numPr>
           <w:ilvl w:val="0"/>
-          <w:numId w:val="284"/>
+          <w:numId w:val="287"/>
         </w:numPr>
       </w:pPr>
       <w:r>
@@ -22236,11 +22152,11 @@
         <!--depth 2-->
         <w:numPr>
           <w:ilvl w:val="1"/>
-          <w:numId w:val="290"/>
-        </w:numPr>
-      </w:pPr>
-      <w:bookmarkStart w:id="597" w:name="_Tocd19e8842"/>
-      <w:bookmarkStart w:id="596" w:name="_Refd19e8842"/>
+          <w:numId w:val="293"/>
+        </w:numPr>
+      </w:pPr>
+      <w:bookmarkStart w:id="597" w:name="_Tocd19e8812"/>
+      <w:bookmarkStart w:id="596" w:name="_Refd19e8812"/>
       <w:r>
         <w:t/>
       </w:r>
@@ -22257,7 +22173,7 @@
         <!--depth 2-->
         <w:numPr>
           <w:ilvl w:val="1"/>
-          <w:numId w:val="290"/>
+          <w:numId w:val="293"/>
         </w:numPr>
       </w:pPr>
       <w:r>
@@ -22276,7 +22192,7 @@
         <!--depth 2-->
         <w:numPr>
           <w:ilvl w:val="1"/>
-          <w:numId w:val="290"/>
+          <w:numId w:val="293"/>
         </w:numPr>
       </w:pPr>
       <w:r>
@@ -22298,9 +22214,9 @@
       <w:pPr>
         <w:pStyle w:val="Heading3"/>
       </w:pPr>
-      <w:bookmarkStart w:id="598" w:name="_Numd19e8873"/>
-      <w:bookmarkStart w:id="599" w:name="_Refd19e8873"/>
-      <w:bookmarkStart w:id="600" w:name="_Tocd19e8873"/>
+      <w:bookmarkStart w:id="598" w:name="_Numd19e8843"/>
+      <w:bookmarkStart w:id="599" w:name="_Refd19e8843"/>
+      <w:bookmarkStart w:id="600" w:name="_Tocd19e8843"/>
       <w:r>
         <w:t/>
       </w:r>
@@ -22320,11 +22236,11 @@
         <!--depth 1-->
         <w:numPr>
           <w:ilvl w:val="0"/>
-          <w:numId w:val="291"/>
-        </w:numPr>
-      </w:pPr>
-      <w:bookmarkStart w:id="602" w:name="_Tocd19e8882"/>
-      <w:bookmarkStart w:id="601" w:name="_Refd19e8882"/>
+          <w:numId w:val="294"/>
+        </w:numPr>
+      </w:pPr>
+      <w:bookmarkStart w:id="602" w:name="_Tocd19e8852"/>
+      <w:bookmarkStart w:id="601" w:name="_Refd19e8852"/>
       <w:r>
         <w:t/>
       </w:r>
@@ -22350,11 +22266,11 @@
         <!--depth 2-->
         <w:numPr>
           <w:ilvl w:val="1"/>
-          <w:numId w:val="292"/>
-        </w:numPr>
-      </w:pPr>
-      <w:bookmarkStart w:id="604" w:name="_Tocd19e8894"/>
-      <w:bookmarkStart w:id="603" w:name="_Refd19e8894"/>
+          <w:numId w:val="295"/>
+        </w:numPr>
+      </w:pPr>
+      <w:bookmarkStart w:id="604" w:name="_Tocd19e8864"/>
+      <w:bookmarkStart w:id="603" w:name="_Refd19e8864"/>
       <w:r>
         <w:t/>
       </w:r>
@@ -22371,7 +22287,7 @@
         <!--depth 2-->
         <w:numPr>
           <w:ilvl w:val="1"/>
-          <w:numId w:val="292"/>
+          <w:numId w:val="295"/>
         </w:numPr>
       </w:pPr>
       <w:r>
@@ -22392,7 +22308,7 @@
         <!--depth 1-->
         <w:numPr>
           <w:ilvl w:val="0"/>
-          <w:numId w:val="291"/>
+          <w:numId w:val="294"/>
         </w:numPr>
       </w:pPr>
       <w:r>
@@ -22411,7 +22327,7 @@
         <!--depth 1-->
         <w:numPr>
           <w:ilvl w:val="0"/>
-          <w:numId w:val="291"/>
+          <w:numId w:val="294"/>
         </w:numPr>
       </w:pPr>
       <w:r>
@@ -22431,9 +22347,9 @@
       <w:pPr>
         <w:pStyle w:val="Heading3"/>
       </w:pPr>
-      <w:bookmarkStart w:id="605" w:name="_Numd19e8933"/>
-      <w:bookmarkStart w:id="606" w:name="_Refd19e8933"/>
-      <w:bookmarkStart w:id="607" w:name="_Tocd19e8933"/>
+      <w:bookmarkStart w:id="605" w:name="_Numd19e8903"/>
+      <w:bookmarkStart w:id="606" w:name="_Refd19e8903"/>
+      <w:bookmarkStart w:id="607" w:name="_Tocd19e8903"/>
       <w:r>
         <w:t/>
       </w:r>
@@ -22469,9 +22385,9 @@
       <w:pPr>
         <w:pStyle w:val="Heading3"/>
       </w:pPr>
-      <w:bookmarkStart w:id="608" w:name="_Numd19e8955"/>
-      <w:bookmarkStart w:id="609" w:name="_Refd19e8955"/>
-      <w:bookmarkStart w:id="610" w:name="_Tocd19e8955"/>
+      <w:bookmarkStart w:id="608" w:name="_Numd19e8925"/>
+      <w:bookmarkStart w:id="609" w:name="_Refd19e8925"/>
+      <w:bookmarkStart w:id="610" w:name="_Tocd19e8925"/>
       <w:r>
         <w:t/>
       </w:r>
@@ -22491,11 +22407,11 @@
         <!--depth 1-->
         <w:numPr>
           <w:ilvl w:val="0"/>
-          <w:numId w:val="293"/>
-        </w:numPr>
-      </w:pPr>
-      <w:bookmarkStart w:id="612" w:name="_Tocd19e8964"/>
-      <w:bookmarkStart w:id="611" w:name="_Refd19e8964"/>
+          <w:numId w:val="296"/>
+        </w:numPr>
+      </w:pPr>
+      <w:bookmarkStart w:id="612" w:name="_Tocd19e8934"/>
+      <w:bookmarkStart w:id="611" w:name="_Refd19e8934"/>
       <w:r>
         <w:t/>
       </w:r>
@@ -22521,11 +22437,11 @@
         <!--depth 2-->
         <w:numPr>
           <w:ilvl w:val="1"/>
-          <w:numId w:val="294"/>
-        </w:numPr>
-      </w:pPr>
-      <w:bookmarkStart w:id="614" w:name="_Tocd19e8976"/>
-      <w:bookmarkStart w:id="613" w:name="_Refd19e8976"/>
+          <w:numId w:val="297"/>
+        </w:numPr>
+      </w:pPr>
+      <w:bookmarkStart w:id="614" w:name="_Tocd19e8946"/>
+      <w:bookmarkStart w:id="613" w:name="_Refd19e8946"/>
       <w:r>
         <w:t/>
       </w:r>
@@ -22542,7 +22458,7 @@
         <!--depth 2-->
         <w:numPr>
           <w:ilvl w:val="1"/>
-          <w:numId w:val="294"/>
+          <w:numId w:val="297"/>
         </w:numPr>
       </w:pPr>
       <w:r>
@@ -22563,7 +22479,7 @@
         <!--depth 1-->
         <w:numPr>
           <w:ilvl w:val="0"/>
-          <w:numId w:val="293"/>
+          <w:numId w:val="296"/>
         </w:numPr>
       </w:pPr>
       <w:r>
@@ -22582,7 +22498,7 @@
         <!--depth 1-->
         <w:numPr>
           <w:ilvl w:val="0"/>
-          <w:numId w:val="293"/>
+          <w:numId w:val="296"/>
         </w:numPr>
       </w:pPr>
       <w:r>
@@ -22801,7 +22717,7 @@
         <w:rPr>
           <w:noProof/>
         </w:rPr>
-        <w:t>5302.101   Definitions</w:t>
+        <w:t>Heading 3</w:t>
       </w:r>
     </w:fldSimple>
   </w:p>
@@ -34290,7 +34206,7 @@
     <w:lvl w:ilvl="0">
       <w:start w:val="0"/>
       <w:numFmt w:val="lowerLetter"/>
-      <w:pStyle xmlns:tce="http://www.TCE.com" xmlns:a="http://schemas.openxmlformats.org/drawingml/2006/main" xmlns:pic="http://schemas.openxmlformats.org/drawingml/2006/picture" xmlns:a14="http://schemas.microsoft.com/office/drawing/2010/main" w:val="ListParagraph"/>
+      <w:pStyle xmlns:tce="http://www.TCE.com" xmlns:a="http://schemas.openxmlformats.org/drawingml/2006/main" xmlns:pic="http://schemas.openxmlformats.org/drawingml/2006/picture" xmlns:a14="http://schemas.microsoft.com/office/drawing/2010/main" w:val="BodyText"/>
       <w:lvlText w:val="(%1)"/>
       <w:lvlJc w:val="left"/>
       <w:pPr>
@@ -34300,7 +34216,7 @@
     <w:lvl w:ilvl="0">
       <w:start w:val="0"/>
       <w:numFmt w:val="decimal"/>
-      <w:pStyle xmlns:tce="http://www.TCE.com" xmlns:a="http://schemas.openxmlformats.org/drawingml/2006/main" xmlns:pic="http://schemas.openxmlformats.org/drawingml/2006/picture" xmlns:a14="http://schemas.microsoft.com/office/drawing/2010/main" w:val="ListParagraph"/>
+      <w:pStyle xmlns:tce="http://www.TCE.com" xmlns:a="http://schemas.openxmlformats.org/drawingml/2006/main" xmlns:pic="http://schemas.openxmlformats.org/drawingml/2006/picture" xmlns:a14="http://schemas.microsoft.com/office/drawing/2010/main" w:val="BodyText"/>
       <w:lvlText w:val="(%2)"/>
       <w:lvlJc w:val="left"/>
       <w:pPr>
@@ -34310,7 +34226,7 @@
     <w:lvl w:ilvl="0" w:tentative="0">
       <w:start w:val="0"/>
       <w:numFmt w:val="lowerRoman"/>
-      <w:pStyle xmlns:tce="http://www.TCE.com" xmlns:a="http://schemas.openxmlformats.org/drawingml/2006/main" xmlns:pic="http://schemas.openxmlformats.org/drawingml/2006/picture" xmlns:a14="http://schemas.microsoft.com/office/drawing/2010/main" w:val="ListParagraph"/>
+      <w:pStyle xmlns:tce="http://www.TCE.com" xmlns:a="http://schemas.openxmlformats.org/drawingml/2006/main" xmlns:pic="http://schemas.openxmlformats.org/drawingml/2006/picture" xmlns:a14="http://schemas.microsoft.com/office/drawing/2010/main" w:val="BodyText"/>
       <w:lvlText w:val="(%3)"/>
       <w:lvlJc w:val="left"/>
       <w:pPr>
@@ -34320,7 +34236,7 @@
     <w:lvl w:ilvl="0" w:tentative="0">
       <w:start w:val="0"/>
       <w:numFmt w:val="decimal"/>
-      <w:pStyle xmlns:tce="http://www.TCE.com" xmlns:a="http://schemas.openxmlformats.org/drawingml/2006/main" xmlns:pic="http://schemas.openxmlformats.org/drawingml/2006/picture" xmlns:a14="http://schemas.microsoft.com/office/drawing/2010/main" w:val="ListParagraph"/>
+      <w:pStyle xmlns:tce="http://www.TCE.com" xmlns:a="http://schemas.openxmlformats.org/drawingml/2006/main" xmlns:pic="http://schemas.openxmlformats.org/drawingml/2006/picture" xmlns:a14="http://schemas.microsoft.com/office/drawing/2010/main" w:val="BodyText"/>
       <w:lvlText w:val="%4."/>
       <w:lvlJc w:val="left"/>
       <w:pPr>
@@ -34330,7 +34246,7 @@
     <w:lvl w:ilvl="0" w:tentative="0">
       <w:start w:val="0"/>
       <w:numFmt w:val="lowerLetter"/>
-      <w:pStyle xmlns:tce="http://www.TCE.com" xmlns:a="http://schemas.openxmlformats.org/drawingml/2006/main" xmlns:pic="http://schemas.openxmlformats.org/drawingml/2006/picture" xmlns:a14="http://schemas.microsoft.com/office/drawing/2010/main" w:val="ListParagraph"/>
+      <w:pStyle xmlns:tce="http://www.TCE.com" xmlns:a="http://schemas.openxmlformats.org/drawingml/2006/main" xmlns:pic="http://schemas.openxmlformats.org/drawingml/2006/picture" xmlns:a14="http://schemas.microsoft.com/office/drawing/2010/main" w:val="BodyText"/>
       <w:lvlText w:val="%5."/>
       <w:lvlJc w:val="left"/>
       <w:pPr>
@@ -34340,7 +34256,7 @@
     <w:lvl w:ilvl="0" w:tentative="0">
       <w:start w:val="0"/>
       <w:numFmt w:val="lowerRoman"/>
-      <w:pStyle xmlns:tce="http://www.TCE.com" xmlns:a="http://schemas.openxmlformats.org/drawingml/2006/main" xmlns:pic="http://schemas.openxmlformats.org/drawingml/2006/picture" xmlns:a14="http://schemas.microsoft.com/office/drawing/2010/main" w:val="ListParagraph"/>
+      <w:pStyle xmlns:tce="http://www.TCE.com" xmlns:a="http://schemas.openxmlformats.org/drawingml/2006/main" xmlns:pic="http://schemas.openxmlformats.org/drawingml/2006/picture" xmlns:a14="http://schemas.microsoft.com/office/drawing/2010/main" w:val="BodyText"/>
       <w:lvlText w:val="%6."/>
       <w:lvlJc w:val="right"/>
       <w:pPr>
@@ -34350,7 +34266,7 @@
     <w:lvl w:ilvl="0" w:tentative="0">
       <w:start w:val="0"/>
       <w:numFmt w:val="decimal"/>
-      <w:pStyle xmlns:tce="http://www.TCE.com" xmlns:a="http://schemas.openxmlformats.org/drawingml/2006/main" xmlns:pic="http://schemas.openxmlformats.org/drawingml/2006/picture" xmlns:a14="http://schemas.microsoft.com/office/drawing/2010/main" w:val="ListParagraph"/>
+      <w:pStyle xmlns:tce="http://www.TCE.com" xmlns:a="http://schemas.openxmlformats.org/drawingml/2006/main" xmlns:pic="http://schemas.openxmlformats.org/drawingml/2006/picture" xmlns:a14="http://schemas.microsoft.com/office/drawing/2010/main" w:val="BodyText"/>
       <w:lvlText w:val="%7."/>
       <w:lvlJc w:val="left"/>
       <w:pPr>
@@ -34360,7 +34276,7 @@
     <w:lvl w:ilvl="0" w:tentative="0">
       <w:start w:val="0"/>
       <w:numFmt w:val="lowerLetter"/>
-      <w:pStyle xmlns:tce="http://www.TCE.com" xmlns:a="http://schemas.openxmlformats.org/drawingml/2006/main" xmlns:pic="http://schemas.openxmlformats.org/drawingml/2006/picture" xmlns:a14="http://schemas.microsoft.com/office/drawing/2010/main" w:val="ListParagraph"/>
+      <w:pStyle xmlns:tce="http://www.TCE.com" xmlns:a="http://schemas.openxmlformats.org/drawingml/2006/main" xmlns:pic="http://schemas.openxmlformats.org/drawingml/2006/picture" xmlns:a14="http://schemas.microsoft.com/office/drawing/2010/main" w:val="BodyText"/>
       <w:lvlText w:val="%8."/>
       <w:lvlJc w:val="left"/>
       <w:pPr>
@@ -34370,7 +34286,7 @@
     <w:lvl w:ilvl="0" w:tentative="0">
       <w:start w:val="0"/>
       <w:numFmt w:val="lowerRoman"/>
-      <w:pStyle xmlns:tce="http://www.TCE.com" xmlns:a="http://schemas.openxmlformats.org/drawingml/2006/main" xmlns:pic="http://schemas.openxmlformats.org/drawingml/2006/picture" xmlns:a14="http://schemas.microsoft.com/office/drawing/2010/main" w:val="ListParagraph"/>
+      <w:pStyle xmlns:tce="http://www.TCE.com" xmlns:a="http://schemas.openxmlformats.org/drawingml/2006/main" xmlns:pic="http://schemas.openxmlformats.org/drawingml/2006/picture" xmlns:a14="http://schemas.microsoft.com/office/drawing/2010/main" w:val="BodyText"/>
       <w:lvlText w:val="%9."/>
       <w:lvlJc w:val="right"/>
       <w:pPr>
@@ -34383,7 +34299,7 @@
     <w:lvl w:ilvl="0">
       <w:start w:val="0"/>
       <w:numFmt w:val="lowerLetter"/>
-      <w:pStyle xmlns:tce="http://www.TCE.com" xmlns:a="http://schemas.openxmlformats.org/drawingml/2006/main" xmlns:pic="http://schemas.openxmlformats.org/drawingml/2006/picture" xmlns:a14="http://schemas.microsoft.com/office/drawing/2010/main" w:val="BodyText"/>
+      <w:pStyle xmlns:tce="http://www.TCE.com" xmlns:a="http://schemas.openxmlformats.org/drawingml/2006/main" xmlns:pic="http://schemas.openxmlformats.org/drawingml/2006/picture" xmlns:a14="http://schemas.microsoft.com/office/drawing/2010/main" w:val="ListNumber"/>
       <w:lvlText w:val="(%1)"/>
       <w:lvlJc w:val="left"/>
       <w:pPr>
@@ -34393,7 +34309,7 @@
     <w:lvl w:ilvl="0">
       <w:start w:val="0"/>
       <w:numFmt w:val="decimal"/>
-      <w:pStyle xmlns:tce="http://www.TCE.com" xmlns:a="http://schemas.openxmlformats.org/drawingml/2006/main" xmlns:pic="http://schemas.openxmlformats.org/drawingml/2006/picture" xmlns:a14="http://schemas.microsoft.com/office/drawing/2010/main" w:val="BodyText"/>
+      <w:pStyle xmlns:tce="http://www.TCE.com" xmlns:a="http://schemas.openxmlformats.org/drawingml/2006/main" xmlns:pic="http://schemas.openxmlformats.org/drawingml/2006/picture" xmlns:a14="http://schemas.microsoft.com/office/drawing/2010/main" w:val="ListNumber"/>
       <w:lvlText w:val="(%2)"/>
       <w:lvlJc w:val="left"/>
       <w:pPr>
@@ -34403,7 +34319,7 @@
     <w:lvl w:ilvl="0" w:tentative="0">
       <w:start w:val="0"/>
       <w:numFmt w:val="lowerRoman"/>
-      <w:pStyle xmlns:tce="http://www.TCE.com" xmlns:a="http://schemas.openxmlformats.org/drawingml/2006/main" xmlns:pic="http://schemas.openxmlformats.org/drawingml/2006/picture" xmlns:a14="http://schemas.microsoft.com/office/drawing/2010/main" w:val="BodyText"/>
+      <w:pStyle xmlns:tce="http://www.TCE.com" xmlns:a="http://schemas.openxmlformats.org/drawingml/2006/main" xmlns:pic="http://schemas.openxmlformats.org/drawingml/2006/picture" xmlns:a14="http://schemas.microsoft.com/office/drawing/2010/main" w:val="ListNumber"/>
       <w:lvlText w:val="(%3)"/>
       <w:lvlJc w:val="left"/>
       <w:pPr>
@@ -34413,7 +34329,7 @@
     <w:lvl w:ilvl="0" w:tentative="0">
       <w:start w:val="0"/>
       <w:numFmt w:val="decimal"/>
-      <w:pStyle xmlns:tce="http://www.TCE.com" xmlns:a="http://schemas.openxmlformats.org/drawingml/2006/main" xmlns:pic="http://schemas.openxmlformats.org/drawingml/2006/picture" xmlns:a14="http://schemas.microsoft.com/office/drawing/2010/main" w:val="BodyText"/>
+      <w:pStyle xmlns:tce="http://www.TCE.com" xmlns:a="http://schemas.openxmlformats.org/drawingml/2006/main" xmlns:pic="http://schemas.openxmlformats.org/drawingml/2006/picture" xmlns:a14="http://schemas.microsoft.com/office/drawing/2010/main" w:val="ListNumber"/>
       <w:lvlText w:val="%4."/>
       <w:lvlJc w:val="left"/>
       <w:pPr>
@@ -34423,7 +34339,7 @@
     <w:lvl w:ilvl="0" w:tentative="0">
       <w:start w:val="0"/>
       <w:numFmt w:val="lowerLetter"/>
-      <w:pStyle xmlns:tce="http://www.TCE.com" xmlns:a="http://schemas.openxmlformats.org/drawingml/2006/main" xmlns:pic="http://schemas.openxmlformats.org/drawingml/2006/picture" xmlns:a14="http://schemas.microsoft.com/office/drawing/2010/main" w:val="BodyText"/>
+      <w:pStyle xmlns:tce="http://www.TCE.com" xmlns:a="http://schemas.openxmlformats.org/drawingml/2006/main" xmlns:pic="http://schemas.openxmlformats.org/drawingml/2006/picture" xmlns:a14="http://schemas.microsoft.com/office/drawing/2010/main" w:val="ListNumber"/>
       <w:lvlText w:val="%5."/>
       <w:lvlJc w:val="left"/>
       <w:pPr>
@@ -34433,7 +34349,7 @@
     <w:lvl w:ilvl="0" w:tentative="0">
       <w:start w:val="0"/>
       <w:numFmt w:val="lowerRoman"/>
-      <w:pStyle xmlns:tce="http://www.TCE.com" xmlns:a="http://schemas.openxmlformats.org/drawingml/2006/main" xmlns:pic="http://schemas.openxmlformats.org/drawingml/2006/picture" xmlns:a14="http://schemas.microsoft.com/office/drawing/2010/main" w:val="BodyText"/>
+      <w:pStyle xmlns:tce="http://www.TCE.com" xmlns:a="http://schemas.openxmlformats.org/drawingml/2006/main" xmlns:pic="http://schemas.openxmlformats.org/drawingml/2006/picture" xmlns:a14="http://schemas.microsoft.com/office/drawing/2010/main" w:val="ListNumber"/>
       <w:lvlText w:val="%6."/>
       <w:lvlJc w:val="right"/>
       <w:pPr>
@@ -34443,7 +34359,7 @@
     <w:lvl w:ilvl="0" w:tentative="0">
       <w:start w:val="0"/>
       <w:numFmt w:val="decimal"/>
-      <w:pStyle xmlns:tce="http://www.TCE.com" xmlns:a="http://schemas.openxmlformats.org/drawingml/2006/main" xmlns:pic="http://schemas.openxmlformats.org/drawingml/2006/picture" xmlns:a14="http://schemas.microsoft.com/office/drawing/2010/main" w:val="BodyText"/>
+      <w:pStyle xmlns:tce="http://www.TCE.com" xmlns:a="http://schemas.openxmlformats.org/drawingml/2006/main" xmlns:pic="http://schemas.openxmlformats.org/drawingml/2006/picture" xmlns:a14="http://schemas.microsoft.com/office/drawing/2010/main" w:val="ListNumber"/>
       <w:lvlText w:val="%7."/>
       <w:lvlJc w:val="left"/>
       <w:pPr>
@@ -34453,7 +34369,7 @@
     <w:lvl w:ilvl="0" w:tentative="0">
       <w:start w:val="0"/>
       <w:numFmt w:val="lowerLetter"/>
-      <w:pStyle xmlns:tce="http://www.TCE.com" xmlns:a="http://schemas.openxmlformats.org/drawingml/2006/main" xmlns:pic="http://schemas.openxmlformats.org/drawingml/2006/picture" xmlns:a14="http://schemas.microsoft.com/office/drawing/2010/main" w:val="BodyText"/>
+      <w:pStyle xmlns:tce="http://www.TCE.com" xmlns:a="http://schemas.openxmlformats.org/drawingml/2006/main" xmlns:pic="http://schemas.openxmlformats.org/drawingml/2006/picture" xmlns:a14="http://schemas.microsoft.com/office/drawing/2010/main" w:val="ListNumber"/>
       <w:lvlText w:val="%8."/>
       <w:lvlJc w:val="left"/>
       <w:pPr>
@@ -34463,7 +34379,7 @@
     <w:lvl w:ilvl="0" w:tentative="0">
       <w:start w:val="0"/>
       <w:numFmt w:val="lowerRoman"/>
-      <w:pStyle xmlns:tce="http://www.TCE.com" xmlns:a="http://schemas.openxmlformats.org/drawingml/2006/main" xmlns:pic="http://schemas.openxmlformats.org/drawingml/2006/picture" xmlns:a14="http://schemas.microsoft.com/office/drawing/2010/main" w:val="BodyText"/>
+      <w:pStyle xmlns:tce="http://www.TCE.com" xmlns:a="http://schemas.openxmlformats.org/drawingml/2006/main" xmlns:pic="http://schemas.openxmlformats.org/drawingml/2006/picture" xmlns:a14="http://schemas.microsoft.com/office/drawing/2010/main" w:val="ListNumber"/>
       <w:lvlText w:val="%9."/>
       <w:lvlJc w:val="right"/>
       <w:pPr>
@@ -34476,7 +34392,7 @@
     <w:lvl w:ilvl="0">
       <w:start w:val="0"/>
       <w:numFmt w:val="lowerLetter"/>
-      <w:pStyle xmlns:tce="http://www.TCE.com" xmlns:a="http://schemas.openxmlformats.org/drawingml/2006/main" xmlns:pic="http://schemas.openxmlformats.org/drawingml/2006/picture" xmlns:a14="http://schemas.microsoft.com/office/drawing/2010/main" w:val="ListParagraph"/>
+      <w:pStyle xmlns:tce="http://www.TCE.com" xmlns:a="http://schemas.openxmlformats.org/drawingml/2006/main" xmlns:pic="http://schemas.openxmlformats.org/drawingml/2006/picture" xmlns:a14="http://schemas.microsoft.com/office/drawing/2010/main" w:val="BodyText"/>
       <w:lvlText w:val="(%1)"/>
       <w:lvlJc w:val="left"/>
       <w:pPr>
@@ -34486,7 +34402,7 @@
     <w:lvl w:ilvl="0">
       <w:start w:val="0"/>
       <w:numFmt w:val="decimal"/>
-      <w:pStyle xmlns:tce="http://www.TCE.com" xmlns:a="http://schemas.openxmlformats.org/drawingml/2006/main" xmlns:pic="http://schemas.openxmlformats.org/drawingml/2006/picture" xmlns:a14="http://schemas.microsoft.com/office/drawing/2010/main" w:val="ListParagraph"/>
+      <w:pStyle xmlns:tce="http://www.TCE.com" xmlns:a="http://schemas.openxmlformats.org/drawingml/2006/main" xmlns:pic="http://schemas.openxmlformats.org/drawingml/2006/picture" xmlns:a14="http://schemas.microsoft.com/office/drawing/2010/main" w:val="BodyText"/>
       <w:lvlText w:val="(%2)"/>
       <w:lvlJc w:val="left"/>
       <w:pPr>
@@ -34496,7 +34412,7 @@
     <w:lvl w:ilvl="0" w:tentative="0">
       <w:start w:val="0"/>
       <w:numFmt w:val="lowerRoman"/>
-      <w:pStyle xmlns:tce="http://www.TCE.com" xmlns:a="http://schemas.openxmlformats.org/drawingml/2006/main" xmlns:pic="http://schemas.openxmlformats.org/drawingml/2006/picture" xmlns:a14="http://schemas.microsoft.com/office/drawing/2010/main" w:val="ListParagraph"/>
+      <w:pStyle xmlns:tce="http://www.TCE.com" xmlns:a="http://schemas.openxmlformats.org/drawingml/2006/main" xmlns:pic="http://schemas.openxmlformats.org/drawingml/2006/picture" xmlns:a14="http://schemas.microsoft.com/office/drawing/2010/main" w:val="BodyText"/>
       <w:lvlText w:val="(%3)"/>
       <w:lvlJc w:val="left"/>
       <w:pPr>
@@ -34506,7 +34422,7 @@
     <w:lvl w:ilvl="0" w:tentative="0">
       <w:start w:val="0"/>
       <w:numFmt w:val="decimal"/>
-      <w:pStyle xmlns:tce="http://www.TCE.com" xmlns:a="http://schemas.openxmlformats.org/drawingml/2006/main" xmlns:pic="http://schemas.openxmlformats.org/drawingml/2006/picture" xmlns:a14="http://schemas.microsoft.com/office/drawing/2010/main" w:val="ListParagraph"/>
+      <w:pStyle xmlns:tce="http://www.TCE.com" xmlns:a="http://schemas.openxmlformats.org/drawingml/2006/main" xmlns:pic="http://schemas.openxmlformats.org/drawingml/2006/picture" xmlns:a14="http://schemas.microsoft.com/office/drawing/2010/main" w:val="BodyText"/>
       <w:lvlText w:val="%4."/>
       <w:lvlJc w:val="left"/>
       <w:pPr>
@@ -34516,7 +34432,7 @@
     <w:lvl w:ilvl="0" w:tentative="0">
       <w:start w:val="0"/>
       <w:numFmt w:val="lowerLetter"/>
-      <w:pStyle xmlns:tce="http://www.TCE.com" xmlns:a="http://schemas.openxmlformats.org/drawingml/2006/main" xmlns:pic="http://schemas.openxmlformats.org/drawingml/2006/picture" xmlns:a14="http://schemas.microsoft.com/office/drawing/2010/main" w:val="ListParagraph"/>
+      <w:pStyle xmlns:tce="http://www.TCE.com" xmlns:a="http://schemas.openxmlformats.org/drawingml/2006/main" xmlns:pic="http://schemas.openxmlformats.org/drawingml/2006/picture" xmlns:a14="http://schemas.microsoft.com/office/drawing/2010/main" w:val="BodyText"/>
       <w:lvlText w:val="%5."/>
       <w:lvlJc w:val="left"/>
       <w:pPr>
@@ -34526,7 +34442,7 @@
     <w:lvl w:ilvl="0" w:tentative="0">
       <w:start w:val="0"/>
       <w:numFmt w:val="lowerRoman"/>
-      <w:pStyle xmlns:tce="http://www.TCE.com" xmlns:a="http://schemas.openxmlformats.org/drawingml/2006/main" xmlns:pic="http://schemas.openxmlformats.org/drawingml/2006/picture" xmlns:a14="http://schemas.microsoft.com/office/drawing/2010/main" w:val="ListParagraph"/>
+      <w:pStyle xmlns:tce="http://www.TCE.com" xmlns:a="http://schemas.openxmlformats.org/drawingml/2006/main" xmlns:pic="http://schemas.openxmlformats.org/drawingml/2006/picture" xmlns:a14="http://schemas.microsoft.com/office/drawing/2010/main" w:val="BodyText"/>
       <w:lvlText w:val="%6."/>
       <w:lvlJc w:val="right"/>
       <w:pPr>
@@ -34536,7 +34452,7 @@
     <w:lvl w:ilvl="0" w:tentative="0">
       <w:start w:val="0"/>
       <w:numFmt w:val="decimal"/>
-      <w:pStyle xmlns:tce="http://www.TCE.com" xmlns:a="http://schemas.openxmlformats.org/drawingml/2006/main" xmlns:pic="http://schemas.openxmlformats.org/drawingml/2006/picture" xmlns:a14="http://schemas.microsoft.com/office/drawing/2010/main" w:val="ListParagraph"/>
+      <w:pStyle xmlns:tce="http://www.TCE.com" xmlns:a="http://schemas.openxmlformats.org/drawingml/2006/main" xmlns:pic="http://schemas.openxmlformats.org/drawingml/2006/picture" xmlns:a14="http://schemas.microsoft.com/office/drawing/2010/main" w:val="BodyText"/>
       <w:lvlText w:val="%7."/>
       <w:lvlJc w:val="left"/>
       <w:pPr>
@@ -34546,7 +34462,7 @@
     <w:lvl w:ilvl="0" w:tentative="0">
       <w:start w:val="0"/>
       <w:numFmt w:val="lowerLetter"/>
-      <w:pStyle xmlns:tce="http://www.TCE.com" xmlns:a="http://schemas.openxmlformats.org/drawingml/2006/main" xmlns:pic="http://schemas.openxmlformats.org/drawingml/2006/picture" xmlns:a14="http://schemas.microsoft.com/office/drawing/2010/main" w:val="ListParagraph"/>
+      <w:pStyle xmlns:tce="http://www.TCE.com" xmlns:a="http://schemas.openxmlformats.org/drawingml/2006/main" xmlns:pic="http://schemas.openxmlformats.org/drawingml/2006/picture" xmlns:a14="http://schemas.microsoft.com/office/drawing/2010/main" w:val="BodyText"/>
       <w:lvlText w:val="%8."/>
       <w:lvlJc w:val="left"/>
       <w:pPr>
@@ -34556,7 +34472,7 @@
     <w:lvl w:ilvl="0" w:tentative="0">
       <w:start w:val="0"/>
       <w:numFmt w:val="lowerRoman"/>
-      <w:pStyle xmlns:tce="http://www.TCE.com" xmlns:a="http://schemas.openxmlformats.org/drawingml/2006/main" xmlns:pic="http://schemas.openxmlformats.org/drawingml/2006/picture" xmlns:a14="http://schemas.microsoft.com/office/drawing/2010/main" w:val="ListParagraph"/>
+      <w:pStyle xmlns:tce="http://www.TCE.com" xmlns:a="http://schemas.openxmlformats.org/drawingml/2006/main" xmlns:pic="http://schemas.openxmlformats.org/drawingml/2006/picture" xmlns:a14="http://schemas.microsoft.com/office/drawing/2010/main" w:val="BodyText"/>
       <w:lvlText w:val="%9."/>
       <w:lvlJc w:val="right"/>
       <w:pPr>
@@ -34569,7 +34485,7 @@
     <w:lvl w:ilvl="0">
       <w:start w:val="0"/>
       <w:numFmt w:val="lowerLetter"/>
-      <w:pStyle xmlns:tce="http://www.TCE.com" xmlns:a="http://schemas.openxmlformats.org/drawingml/2006/main" xmlns:pic="http://schemas.openxmlformats.org/drawingml/2006/picture" xmlns:a14="http://schemas.microsoft.com/office/drawing/2010/main" w:val="BodyText"/>
+      <w:pStyle xmlns:tce="http://www.TCE.com" xmlns:a="http://schemas.openxmlformats.org/drawingml/2006/main" xmlns:pic="http://schemas.openxmlformats.org/drawingml/2006/picture" xmlns:a14="http://schemas.microsoft.com/office/drawing/2010/main" w:val="ListParagraph"/>
       <w:lvlText w:val="(%1)"/>
       <w:lvlJc w:val="left"/>
       <w:pPr>
@@ -34579,7 +34495,7 @@
     <w:lvl w:ilvl="0">
       <w:start w:val="0"/>
       <w:numFmt w:val="decimal"/>
-      <w:pStyle xmlns:tce="http://www.TCE.com" xmlns:a="http://schemas.openxmlformats.org/drawingml/2006/main" xmlns:pic="http://schemas.openxmlformats.org/drawingml/2006/picture" xmlns:a14="http://schemas.microsoft.com/office/drawing/2010/main" w:val="BodyText"/>
+      <w:pStyle xmlns:tce="http://www.TCE.com" xmlns:a="http://schemas.openxmlformats.org/drawingml/2006/main" xmlns:pic="http://schemas.openxmlformats.org/drawingml/2006/picture" xmlns:a14="http://schemas.microsoft.com/office/drawing/2010/main" w:val="ListParagraph"/>
       <w:lvlText w:val="(%2)"/>
       <w:lvlJc w:val="left"/>
       <w:pPr>
@@ -34589,7 +34505,7 @@
     <w:lvl w:ilvl="0" w:tentative="0">
       <w:start w:val="0"/>
       <w:numFmt w:val="lowerRoman"/>
-      <w:pStyle xmlns:tce="http://www.TCE.com" xmlns:a="http://schemas.openxmlformats.org/drawingml/2006/main" xmlns:pic="http://schemas.openxmlformats.org/drawingml/2006/picture" xmlns:a14="http://schemas.microsoft.com/office/drawing/2010/main" w:val="BodyText"/>
+      <w:pStyle xmlns:tce="http://www.TCE.com" xmlns:a="http://schemas.openxmlformats.org/drawingml/2006/main" xmlns:pic="http://schemas.openxmlformats.org/drawingml/2006/picture" xmlns:a14="http://schemas.microsoft.com/office/drawing/2010/main" w:val="ListParagraph"/>
       <w:lvlText w:val="(%3)"/>
       <w:lvlJc w:val="left"/>
       <w:pPr>
@@ -34599,7 +34515,7 @@
     <w:lvl w:ilvl="0" w:tentative="0">
       <w:start w:val="0"/>
       <w:numFmt w:val="decimal"/>
-      <w:pStyle xmlns:tce="http://www.TCE.com" xmlns:a="http://schemas.openxmlformats.org/drawingml/2006/main" xmlns:pic="http://schemas.openxmlformats.org/drawingml/2006/picture" xmlns:a14="http://schemas.microsoft.com/office/drawing/2010/main" w:val="BodyText"/>
+      <w:pStyle xmlns:tce="http://www.TCE.com" xmlns:a="http://schemas.openxmlformats.org/drawingml/2006/main" xmlns:pic="http://schemas.openxmlformats.org/drawingml/2006/picture" xmlns:a14="http://schemas.microsoft.com/office/drawing/2010/main" w:val="ListParagraph"/>
       <w:lvlText w:val="%4."/>
       <w:lvlJc w:val="left"/>
       <w:pPr>
@@ -34609,7 +34525,7 @@
     <w:lvl w:ilvl="0" w:tentative="0">
       <w:start w:val="0"/>
       <w:numFmt w:val="lowerLetter"/>
-      <w:pStyle xmlns:tce="http://www.TCE.com" xmlns:a="http://schemas.openxmlformats.org/drawingml/2006/main" xmlns:pic="http://schemas.openxmlformats.org/drawingml/2006/picture" xmlns:a14="http://schemas.microsoft.com/office/drawing/2010/main" w:val="BodyText"/>
+      <w:pStyle xmlns:tce="http://www.TCE.com" xmlns:a="http://schemas.openxmlformats.org/drawingml/2006/main" xmlns:pic="http://schemas.openxmlformats.org/drawingml/2006/picture" xmlns:a14="http://schemas.microsoft.com/office/drawing/2010/main" w:val="ListParagraph"/>
       <w:lvlText w:val="%5."/>
       <w:lvlJc w:val="left"/>
       <w:pPr>
@@ -34619,7 +34535,7 @@
     <w:lvl w:ilvl="0" w:tentative="0">
       <w:start w:val="0"/>
       <w:numFmt w:val="lowerRoman"/>
-      <w:pStyle xmlns:tce="http://www.TCE.com" xmlns:a="http://schemas.openxmlformats.org/drawingml/2006/main" xmlns:pic="http://schemas.openxmlformats.org/drawingml/2006/picture" xmlns:a14="http://schemas.microsoft.com/office/drawing/2010/main" w:val="BodyText"/>
+      <w:pStyle xmlns:tce="http://www.TCE.com" xmlns:a="http://schemas.openxmlformats.org/drawingml/2006/main" xmlns:pic="http://schemas.openxmlformats.org/drawingml/2006/picture" xmlns:a14="http://schemas.microsoft.com/office/drawing/2010/main" w:val="ListParagraph"/>
       <w:lvlText w:val="%6."/>
       <w:lvlJc w:val="right"/>
       <w:pPr>
@@ -34629,7 +34545,7 @@
     <w:lvl w:ilvl="0" w:tentative="0">
       <w:start w:val="0"/>
       <w:numFmt w:val="decimal"/>
-      <w:pStyle xmlns:tce="http://www.TCE.com" xmlns:a="http://schemas.openxmlformats.org/drawingml/2006/main" xmlns:pic="http://schemas.openxmlformats.org/drawingml/2006/picture" xmlns:a14="http://schemas.microsoft.com/office/drawing/2010/main" w:val="BodyText"/>
+      <w:pStyle xmlns:tce="http://www.TCE.com" xmlns:a="http://schemas.openxmlformats.org/drawingml/2006/main" xmlns:pic="http://schemas.openxmlformats.org/drawingml/2006/picture" xmlns:a14="http://schemas.microsoft.com/office/drawing/2010/main" w:val="ListParagraph"/>
       <w:lvlText w:val="%7."/>
       <w:lvlJc w:val="left"/>
       <w:pPr>
@@ -34639,7 +34555,7 @@
     <w:lvl w:ilvl="0" w:tentative="0">
       <w:start w:val="0"/>
       <w:numFmt w:val="lowerLetter"/>
-      <w:pStyle xmlns:tce="http://www.TCE.com" xmlns:a="http://schemas.openxmlformats.org/drawingml/2006/main" xmlns:pic="http://schemas.openxmlformats.org/drawingml/2006/picture" xmlns:a14="http://schemas.microsoft.com/office/drawing/2010/main" w:val="BodyText"/>
+      <w:pStyle xmlns:tce="http://www.TCE.com" xmlns:a="http://schemas.openxmlformats.org/drawingml/2006/main" xmlns:pic="http://schemas.openxmlformats.org/drawingml/2006/picture" xmlns:a14="http://schemas.microsoft.com/office/drawing/2010/main" w:val="ListParagraph"/>
       <w:lvlText w:val="%8."/>
       <w:lvlJc w:val="left"/>
       <w:pPr>
@@ -34649,7 +34565,7 @@
     <w:lvl w:ilvl="0" w:tentative="0">
       <w:start w:val="0"/>
       <w:numFmt w:val="lowerRoman"/>
-      <w:pStyle xmlns:tce="http://www.TCE.com" xmlns:a="http://schemas.openxmlformats.org/drawingml/2006/main" xmlns:pic="http://schemas.openxmlformats.org/drawingml/2006/picture" xmlns:a14="http://schemas.microsoft.com/office/drawing/2010/main" w:val="BodyText"/>
+      <w:pStyle xmlns:tce="http://www.TCE.com" xmlns:a="http://schemas.openxmlformats.org/drawingml/2006/main" xmlns:pic="http://schemas.openxmlformats.org/drawingml/2006/picture" xmlns:a14="http://schemas.microsoft.com/office/drawing/2010/main" w:val="ListParagraph"/>
       <w:lvlText w:val="%9."/>
       <w:lvlJc w:val="right"/>
       <w:pPr>
@@ -34662,7 +34578,7 @@
     <w:lvl w:ilvl="0">
       <w:start w:val="0"/>
       <w:numFmt w:val="lowerLetter"/>
-      <w:pStyle xmlns:tce="http://www.TCE.com" xmlns:a="http://schemas.openxmlformats.org/drawingml/2006/main" xmlns:pic="http://schemas.openxmlformats.org/drawingml/2006/picture" xmlns:a14="http://schemas.microsoft.com/office/drawing/2010/main" w:val="ListParagraph"/>
+      <w:pStyle xmlns:tce="http://www.TCE.com" xmlns:a="http://schemas.openxmlformats.org/drawingml/2006/main" xmlns:pic="http://schemas.openxmlformats.org/drawingml/2006/picture" xmlns:a14="http://schemas.microsoft.com/office/drawing/2010/main" w:val="BodyText"/>
       <w:lvlText w:val="(%1)"/>
       <w:lvlJc w:val="left"/>
       <w:pPr>
@@ -34672,7 +34588,7 @@
     <w:lvl w:ilvl="0">
       <w:start w:val="0"/>
       <w:numFmt w:val="decimal"/>
-      <w:pStyle xmlns:tce="http://www.TCE.com" xmlns:a="http://schemas.openxmlformats.org/drawingml/2006/main" xmlns:pic="http://schemas.openxmlformats.org/drawingml/2006/picture" xmlns:a14="http://schemas.microsoft.com/office/drawing/2010/main" w:val="ListParagraph"/>
+      <w:pStyle xmlns:tce="http://www.TCE.com" xmlns:a="http://schemas.openxmlformats.org/drawingml/2006/main" xmlns:pic="http://schemas.openxmlformats.org/drawingml/2006/picture" xmlns:a14="http://schemas.microsoft.com/office/drawing/2010/main" w:val="BodyText"/>
       <w:lvlText w:val="(%2)"/>
       <w:lvlJc w:val="left"/>
       <w:pPr>
@@ -34682,7 +34598,7 @@
     <w:lvl w:ilvl="0" w:tentative="0">
       <w:start w:val="0"/>
       <w:numFmt w:val="lowerRoman"/>
-      <w:pStyle xmlns:tce="http://www.TCE.com" xmlns:a="http://schemas.openxmlformats.org/drawingml/2006/main" xmlns:pic="http://schemas.openxmlformats.org/drawingml/2006/picture" xmlns:a14="http://schemas.microsoft.com/office/drawing/2010/main" w:val="ListParagraph"/>
+      <w:pStyle xmlns:tce="http://www.TCE.com" xmlns:a="http://schemas.openxmlformats.org/drawingml/2006/main" xmlns:pic="http://schemas.openxmlformats.org/drawingml/2006/picture" xmlns:a14="http://schemas.microsoft.com/office/drawing/2010/main" w:val="BodyText"/>
       <w:lvlText w:val="(%3)"/>
       <w:lvlJc w:val="left"/>
       <w:pPr>
@@ -34692,7 +34608,7 @@
     <w:lvl w:ilvl="0" w:tentative="0">
       <w:start w:val="0"/>
       <w:numFmt w:val="decimal"/>
-      <w:pStyle xmlns:tce="http://www.TCE.com" xmlns:a="http://schemas.openxmlformats.org/drawingml/2006/main" xmlns:pic="http://schemas.openxmlformats.org/drawingml/2006/picture" xmlns:a14="http://schemas.microsoft.com/office/drawing/2010/main" w:val="ListParagraph"/>
+      <w:pStyle xmlns:tce="http://www.TCE.com" xmlns:a="http://schemas.openxmlformats.org/drawingml/2006/main" xmlns:pic="http://schemas.openxmlformats.org/drawingml/2006/picture" xmlns:a14="http://schemas.microsoft.com/office/drawing/2010/main" w:val="BodyText"/>
       <w:lvlText w:val="%4."/>
       <w:lvlJc w:val="left"/>
       <w:pPr>
@@ -34702,7 +34618,7 @@
     <w:lvl w:ilvl="0" w:tentative="0">
       <w:start w:val="0"/>
       <w:numFmt w:val="lowerLetter"/>
-      <w:pStyle xmlns:tce="http://www.TCE.com" xmlns:a="http://schemas.openxmlformats.org/drawingml/2006/main" xmlns:pic="http://schemas.openxmlformats.org/drawingml/2006/picture" xmlns:a14="http://schemas.microsoft.com/office/drawing/2010/main" w:val="ListParagraph"/>
+      <w:pStyle xmlns:tce="http://www.TCE.com" xmlns:a="http://schemas.openxmlformats.org/drawingml/2006/main" xmlns:pic="http://schemas.openxmlformats.org/drawingml/2006/picture" xmlns:a14="http://schemas.microsoft.com/office/drawing/2010/main" w:val="BodyText"/>
       <w:lvlText w:val="%5."/>
       <w:lvlJc w:val="left"/>
       <w:pPr>
@@ -34712,7 +34628,7 @@
     <w:lvl w:ilvl="0" w:tentative="0">
       <w:start w:val="0"/>
       <w:numFmt w:val="lowerRoman"/>
-      <w:pStyle xmlns:tce="http://www.TCE.com" xmlns:a="http://schemas.openxmlformats.org/drawingml/2006/main" xmlns:pic="http://schemas.openxmlformats.org/drawingml/2006/picture" xmlns:a14="http://schemas.microsoft.com/office/drawing/2010/main" w:val="ListParagraph"/>
+      <w:pStyle xmlns:tce="http://www.TCE.com" xmlns:a="http://schemas.openxmlformats.org/drawingml/2006/main" xmlns:pic="http://schemas.openxmlformats.org/drawingml/2006/picture" xmlns:a14="http://schemas.microsoft.com/office/drawing/2010/main" w:val="BodyText"/>
       <w:lvlText w:val="%6."/>
       <w:lvlJc w:val="right"/>
       <w:pPr>
@@ -34722,7 +34638,7 @@
     <w:lvl w:ilvl="0" w:tentative="0">
       <w:start w:val="0"/>
       <w:numFmt w:val="decimal"/>
-      <w:pStyle xmlns:tce="http://www.TCE.com" xmlns:a="http://schemas.openxmlformats.org/drawingml/2006/main" xmlns:pic="http://schemas.openxmlformats.org/drawingml/2006/picture" xmlns:a14="http://schemas.microsoft.com/office/drawing/2010/main" w:val="ListParagraph"/>
+      <w:pStyle xmlns:tce="http://www.TCE.com" xmlns:a="http://schemas.openxmlformats.org/drawingml/2006/main" xmlns:pic="http://schemas.openxmlformats.org/drawingml/2006/picture" xmlns:a14="http://schemas.microsoft.com/office/drawing/2010/main" w:val="BodyText"/>
       <w:lvlText w:val="%7."/>
       <w:lvlJc w:val="left"/>
       <w:pPr>
@@ -34732,7 +34648,7 @@
     <w:lvl w:ilvl="0" w:tentative="0">
       <w:start w:val="0"/>
       <w:numFmt w:val="lowerLetter"/>
-      <w:pStyle xmlns:tce="http://www.TCE.com" xmlns:a="http://schemas.openxmlformats.org/drawingml/2006/main" xmlns:pic="http://schemas.openxmlformats.org/drawingml/2006/picture" xmlns:a14="http://schemas.microsoft.com/office/drawing/2010/main" w:val="ListParagraph"/>
+      <w:pStyle xmlns:tce="http://www.TCE.com" xmlns:a="http://schemas.openxmlformats.org/drawingml/2006/main" xmlns:pic="http://schemas.openxmlformats.org/drawingml/2006/picture" xmlns:a14="http://schemas.microsoft.com/office/drawing/2010/main" w:val="BodyText"/>
       <w:lvlText w:val="%8."/>
       <w:lvlJc w:val="left"/>
       <w:pPr>
@@ -34742,7 +34658,7 @@
     <w:lvl w:ilvl="0" w:tentative="0">
       <w:start w:val="0"/>
       <w:numFmt w:val="lowerRoman"/>
-      <w:pStyle xmlns:tce="http://www.TCE.com" xmlns:a="http://schemas.openxmlformats.org/drawingml/2006/main" xmlns:pic="http://schemas.openxmlformats.org/drawingml/2006/picture" xmlns:a14="http://schemas.microsoft.com/office/drawing/2010/main" w:val="ListParagraph"/>
+      <w:pStyle xmlns:tce="http://www.TCE.com" xmlns:a="http://schemas.openxmlformats.org/drawingml/2006/main" xmlns:pic="http://schemas.openxmlformats.org/drawingml/2006/picture" xmlns:a14="http://schemas.microsoft.com/office/drawing/2010/main" w:val="BodyText"/>
       <w:lvlText w:val="%9."/>
       <w:lvlJc w:val="right"/>
       <w:pPr>
@@ -35034,7 +34950,7 @@
     <w:lvl w:ilvl="0">
       <w:start w:val="0"/>
       <w:numFmt w:val="lowerLetter"/>
-      <w:pStyle xmlns:tce="http://www.TCE.com" xmlns:a="http://schemas.openxmlformats.org/drawingml/2006/main" xmlns:pic="http://schemas.openxmlformats.org/drawingml/2006/picture" xmlns:a14="http://schemas.microsoft.com/office/drawing/2010/main" w:val="BodyText"/>
+      <w:pStyle xmlns:tce="http://www.TCE.com" xmlns:a="http://schemas.openxmlformats.org/drawingml/2006/main" xmlns:pic="http://schemas.openxmlformats.org/drawingml/2006/picture" xmlns:a14="http://schemas.microsoft.com/office/drawing/2010/main" w:val="ListParagraph"/>
       <w:lvlText w:val="(%1)"/>
       <w:lvlJc w:val="left"/>
       <w:pPr>
@@ -35044,7 +34960,7 @@
     <w:lvl w:ilvl="0">
       <w:start w:val="0"/>
       <w:numFmt w:val="decimal"/>
-      <w:pStyle xmlns:tce="http://www.TCE.com" xmlns:a="http://schemas.openxmlformats.org/drawingml/2006/main" xmlns:pic="http://schemas.openxmlformats.org/drawingml/2006/picture" xmlns:a14="http://schemas.microsoft.com/office/drawing/2010/main" w:val="BodyText"/>
+      <w:pStyle xmlns:tce="http://www.TCE.com" xmlns:a="http://schemas.openxmlformats.org/drawingml/2006/main" xmlns:pic="http://schemas.openxmlformats.org/drawingml/2006/picture" xmlns:a14="http://schemas.microsoft.com/office/drawing/2010/main" w:val="ListParagraph"/>
       <w:lvlText w:val="(%2)"/>
       <w:lvlJc w:val="left"/>
       <w:pPr>
@@ -35054,7 +34970,7 @@
     <w:lvl w:ilvl="0" w:tentative="0">
       <w:start w:val="0"/>
       <w:numFmt w:val="lowerRoman"/>
-      <w:pStyle xmlns:tce="http://www.TCE.com" xmlns:a="http://schemas.openxmlformats.org/drawingml/2006/main" xmlns:pic="http://schemas.openxmlformats.org/drawingml/2006/picture" xmlns:a14="http://schemas.microsoft.com/office/drawing/2010/main" w:val="BodyText"/>
+      <w:pStyle xmlns:tce="http://www.TCE.com" xmlns:a="http://schemas.openxmlformats.org/drawingml/2006/main" xmlns:pic="http://schemas.openxmlformats.org/drawingml/2006/picture" xmlns:a14="http://schemas.microsoft.com/office/drawing/2010/main" w:val="ListParagraph"/>
       <w:lvlText w:val="(%3)"/>
       <w:lvlJc w:val="left"/>
       <w:pPr>
@@ -35064,7 +34980,7 @@
     <w:lvl w:ilvl="0" w:tentative="0">
       <w:start w:val="0"/>
       <w:numFmt w:val="decimal"/>
-      <w:pStyle xmlns:tce="http://www.TCE.com" xmlns:a="http://schemas.openxmlformats.org/drawingml/2006/main" xmlns:pic="http://schemas.openxmlformats.org/drawingml/2006/picture" xmlns:a14="http://schemas.microsoft.com/office/drawing/2010/main" w:val="BodyText"/>
+      <w:pStyle xmlns:tce="http://www.TCE.com" xmlns:a="http://schemas.openxmlformats.org/drawingml/2006/main" xmlns:pic="http://schemas.openxmlformats.org/drawingml/2006/picture" xmlns:a14="http://schemas.microsoft.com/office/drawing/2010/main" w:val="ListParagraph"/>
       <w:lvlText w:val="%4."/>
       <w:lvlJc w:val="left"/>
       <w:pPr>
@@ -35074,7 +34990,7 @@
     <w:lvl w:ilvl="0" w:tentative="0">
       <w:start w:val="0"/>
       <w:numFmt w:val="lowerLetter"/>
-      <w:pStyle xmlns:tce="http://www.TCE.com" xmlns:a="http://schemas.openxmlformats.org/drawingml/2006/main" xmlns:pic="http://schemas.openxmlformats.org/drawingml/2006/picture" xmlns:a14="http://schemas.microsoft.com/office/drawing/2010/main" w:val="BodyText"/>
+      <w:pStyle xmlns:tce="http://www.TCE.com" xmlns:a="http://schemas.openxmlformats.org/drawingml/2006/main" xmlns:pic="http://schemas.openxmlformats.org/drawingml/2006/picture" xmlns:a14="http://schemas.microsoft.com/office/drawing/2010/main" w:val="ListParagraph"/>
       <w:lvlText w:val="%5."/>
       <w:lvlJc w:val="left"/>
       <w:pPr>
@@ -35084,7 +35000,7 @@
     <w:lvl w:ilvl="0" w:tentative="0">
       <w:start w:val="0"/>
       <w:numFmt w:val="lowerRoman"/>
-      <w:pStyle xmlns:tce="http://www.TCE.com" xmlns:a="http://schemas.openxmlformats.org/drawingml/2006/main" xmlns:pic="http://schemas.openxmlformats.org/drawingml/2006/picture" xmlns:a14="http://schemas.microsoft.com/office/drawing/2010/main" w:val="BodyText"/>
+      <w:pStyle xmlns:tce="http://www.TCE.com" xmlns:a="http://schemas.openxmlformats.org/drawingml/2006/main" xmlns:pic="http://schemas.openxmlformats.org/drawingml/2006/picture" xmlns:a14="http://schemas.microsoft.com/office/drawing/2010/main" w:val="ListParagraph"/>
       <w:lvlText w:val="%6."/>
       <w:lvlJc w:val="right"/>
       <w:pPr>
@@ -35094,7 +35010,7 @@
     <w:lvl w:ilvl="0" w:tentative="0">
       <w:start w:val="0"/>
       <w:numFmt w:val="decimal"/>
-      <w:pStyle xmlns:tce="http://www.TCE.com" xmlns:a="http://schemas.openxmlformats.org/drawingml/2006/main" xmlns:pic="http://schemas.openxmlformats.org/drawingml/2006/picture" xmlns:a14="http://schemas.microsoft.com/office/drawing/2010/main" w:val="BodyText"/>
+      <w:pStyle xmlns:tce="http://www.TCE.com" xmlns:a="http://schemas.openxmlformats.org/drawingml/2006/main" xmlns:pic="http://schemas.openxmlformats.org/drawingml/2006/picture" xmlns:a14="http://schemas.microsoft.com/office/drawing/2010/main" w:val="ListParagraph"/>
       <w:lvlText w:val="%7."/>
       <w:lvlJc w:val="left"/>
       <w:pPr>
@@ -35104,7 +35020,7 @@
     <w:lvl w:ilvl="0" w:tentative="0">
       <w:start w:val="0"/>
       <w:numFmt w:val="lowerLetter"/>
-      <w:pStyle xmlns:tce="http://www.TCE.com" xmlns:a="http://schemas.openxmlformats.org/drawingml/2006/main" xmlns:pic="http://schemas.openxmlformats.org/drawingml/2006/picture" xmlns:a14="http://schemas.microsoft.com/office/drawing/2010/main" w:val="BodyText"/>
+      <w:pStyle xmlns:tce="http://www.TCE.com" xmlns:a="http://schemas.openxmlformats.org/drawingml/2006/main" xmlns:pic="http://schemas.openxmlformats.org/drawingml/2006/picture" xmlns:a14="http://schemas.microsoft.com/office/drawing/2010/main" w:val="ListParagraph"/>
       <w:lvlText w:val="%8."/>
       <w:lvlJc w:val="left"/>
       <w:pPr>
@@ -35114,7 +35030,7 @@
     <w:lvl w:ilvl="0" w:tentative="0">
       <w:start w:val="0"/>
       <w:numFmt w:val="lowerRoman"/>
-      <w:pStyle xmlns:tce="http://www.TCE.com" xmlns:a="http://schemas.openxmlformats.org/drawingml/2006/main" xmlns:pic="http://schemas.openxmlformats.org/drawingml/2006/picture" xmlns:a14="http://schemas.microsoft.com/office/drawing/2010/main" w:val="BodyText"/>
+      <w:pStyle xmlns:tce="http://www.TCE.com" xmlns:a="http://schemas.openxmlformats.org/drawingml/2006/main" xmlns:pic="http://schemas.openxmlformats.org/drawingml/2006/picture" xmlns:a14="http://schemas.microsoft.com/office/drawing/2010/main" w:val="ListParagraph"/>
       <w:lvlText w:val="%9."/>
       <w:lvlJc w:val="right"/>
       <w:pPr>
@@ -35220,7 +35136,7 @@
     <w:lvl w:ilvl="0">
       <w:start w:val="0"/>
       <w:numFmt w:val="lowerLetter"/>
-      <w:pStyle xmlns:tce="http://www.TCE.com" xmlns:a="http://schemas.openxmlformats.org/drawingml/2006/main" xmlns:pic="http://schemas.openxmlformats.org/drawingml/2006/picture" xmlns:a14="http://schemas.microsoft.com/office/drawing/2010/main" w:val="ListParagraph"/>
+      <w:pStyle xmlns:tce="http://www.TCE.com" xmlns:a="http://schemas.openxmlformats.org/drawingml/2006/main" xmlns:pic="http://schemas.openxmlformats.org/drawingml/2006/picture" xmlns:a14="http://schemas.microsoft.com/office/drawing/2010/main" w:val="BodyText"/>
       <w:lvlText w:val="(%1)"/>
       <w:lvlJc w:val="left"/>
       <w:pPr>
@@ -35230,7 +35146,7 @@
     <w:lvl w:ilvl="0">
       <w:start w:val="0"/>
       <w:numFmt w:val="decimal"/>
-      <w:pStyle xmlns:tce="http://www.TCE.com" xmlns:a="http://schemas.openxmlformats.org/drawingml/2006/main" xmlns:pic="http://schemas.openxmlformats.org/drawingml/2006/picture" xmlns:a14="http://schemas.microsoft.com/office/drawing/2010/main" w:val="ListParagraph"/>
+      <w:pStyle xmlns:tce="http://www.TCE.com" xmlns:a="http://schemas.openxmlformats.org/drawingml/2006/main" xmlns:pic="http://schemas.openxmlformats.org/drawingml/2006/picture" xmlns:a14="http://schemas.microsoft.com/office/drawing/2010/main" w:val="BodyText"/>
       <w:lvlText w:val="(%2)"/>
       <w:lvlJc w:val="left"/>
       <w:pPr>
@@ -35240,7 +35156,7 @@
     <w:lvl w:ilvl="0" w:tentative="0">
       <w:start w:val="0"/>
       <w:numFmt w:val="lowerRoman"/>
-      <w:pStyle xmlns:tce="http://www.TCE.com" xmlns:a="http://schemas.openxmlformats.org/drawingml/2006/main" xmlns:pic="http://schemas.openxmlformats.org/drawingml/2006/picture" xmlns:a14="http://schemas.microsoft.com/office/drawing/2010/main" w:val="ListParagraph"/>
+      <w:pStyle xmlns:tce="http://www.TCE.com" xmlns:a="http://schemas.openxmlformats.org/drawingml/2006/main" xmlns:pic="http://schemas.openxmlformats.org/drawingml/2006/picture" xmlns:a14="http://schemas.microsoft.com/office/drawing/2010/main" w:val="BodyText"/>
       <w:lvlText w:val="(%3)"/>
       <w:lvlJc w:val="left"/>
       <w:pPr>
@@ -35250,7 +35166,7 @@
     <w:lvl w:ilvl="0" w:tentative="0">
       <w:start w:val="0"/>
       <w:numFmt w:val="decimal"/>
-      <w:pStyle xmlns:tce="http://www.TCE.com" xmlns:a="http://schemas.openxmlformats.org/drawingml/2006/main" xmlns:pic="http://schemas.openxmlformats.org/drawingml/2006/picture" xmlns:a14="http://schemas.microsoft.com/office/drawing/2010/main" w:val="ListParagraph"/>
+      <w:pStyle xmlns:tce="http://www.TCE.com" xmlns:a="http://schemas.openxmlformats.org/drawingml/2006/main" xmlns:pic="http://schemas.openxmlformats.org/drawingml/2006/picture" xmlns:a14="http://schemas.microsoft.com/office/drawing/2010/main" w:val="BodyText"/>
       <w:lvlText w:val="%4."/>
       <w:lvlJc w:val="left"/>
       <w:pPr>
@@ -35260,7 +35176,7 @@
     <w:lvl w:ilvl="0" w:tentative="0">
       <w:start w:val="0"/>
       <w:numFmt w:val="lowerLetter"/>
-      <w:pStyle xmlns:tce="http://www.TCE.com" xmlns:a="http://schemas.openxmlformats.org/drawingml/2006/main" xmlns:pic="http://schemas.openxmlformats.org/drawingml/2006/picture" xmlns:a14="http://schemas.microsoft.com/office/drawing/2010/main" w:val="ListParagraph"/>
+      <w:pStyle xmlns:tce="http://www.TCE.com" xmlns:a="http://schemas.openxmlformats.org/drawingml/2006/main" xmlns:pic="http://schemas.openxmlformats.org/drawingml/2006/picture" xmlns:a14="http://schemas.microsoft.com/office/drawing/2010/main" w:val="BodyText"/>
       <w:lvlText w:val="%5."/>
       <w:lvlJc w:val="left"/>
       <w:pPr>
@@ -35270,7 +35186,7 @@
     <w:lvl w:ilvl="0" w:tentative="0">
       <w:start w:val="0"/>
       <w:numFmt w:val="lowerRoman"/>
-      <w:pStyle xmlns:tce="http://www.TCE.com" xmlns:a="http://schemas.openxmlformats.org/drawingml/2006/main" xmlns:pic="http://schemas.openxmlformats.org/drawingml/2006/picture" xmlns:a14="http://schemas.microsoft.com/office/drawing/2010/main" w:val="ListParagraph"/>
+      <w:pStyle xmlns:tce="http://www.TCE.com" xmlns:a="http://schemas.openxmlformats.org/drawingml/2006/main" xmlns:pic="http://schemas.openxmlformats.org/drawingml/2006/picture" xmlns:a14="http://schemas.microsoft.com/office/drawing/2010/main" w:val="BodyText"/>
       <w:lvlText w:val="%6."/>
       <w:lvlJc w:val="right"/>
       <w:pPr>
@@ -35280,7 +35196,7 @@
     <w:lvl w:ilvl="0" w:tentative="0">
       <w:start w:val="0"/>
       <w:numFmt w:val="decimal"/>
-      <w:pStyle xmlns:tce="http://www.TCE.com" xmlns:a="http://schemas.openxmlformats.org/drawingml/2006/main" xmlns:pic="http://schemas.openxmlformats.org/drawingml/2006/picture" xmlns:a14="http://schemas.microsoft.com/office/drawing/2010/main" w:val="ListParagraph"/>
+      <w:pStyle xmlns:tce="http://www.TCE.com" xmlns:a="http://schemas.openxmlformats.org/drawingml/2006/main" xmlns:pic="http://schemas.openxmlformats.org/drawingml/2006/picture" xmlns:a14="http://schemas.microsoft.com/office/drawing/2010/main" w:val="BodyText"/>
       <w:lvlText w:val="%7."/>
       <w:lvlJc w:val="left"/>
       <w:pPr>
@@ -35290,7 +35206,7 @@
     <w:lvl w:ilvl="0" w:tentative="0">
       <w:start w:val="0"/>
       <w:numFmt w:val="lowerLetter"/>
-      <w:pStyle xmlns:tce="http://www.TCE.com" xmlns:a="http://schemas.openxmlformats.org/drawingml/2006/main" xmlns:pic="http://schemas.openxmlformats.org/drawingml/2006/picture" xmlns:a14="http://schemas.microsoft.com/office/drawing/2010/main" w:val="ListParagraph"/>
+      <w:pStyle xmlns:tce="http://www.TCE.com" xmlns:a="http://schemas.openxmlformats.org/drawingml/2006/main" xmlns:pic="http://schemas.openxmlformats.org/drawingml/2006/picture" xmlns:a14="http://schemas.microsoft.com/office/drawing/2010/main" w:val="BodyText"/>
       <w:lvlText w:val="%8."/>
       <w:lvlJc w:val="left"/>
       <w:pPr>
@@ -35300,7 +35216,7 @@
     <w:lvl w:ilvl="0" w:tentative="0">
       <w:start w:val="0"/>
       <w:numFmt w:val="lowerRoman"/>
-      <w:pStyle xmlns:tce="http://www.TCE.com" xmlns:a="http://schemas.openxmlformats.org/drawingml/2006/main" xmlns:pic="http://schemas.openxmlformats.org/drawingml/2006/picture" xmlns:a14="http://schemas.microsoft.com/office/drawing/2010/main" w:val="ListParagraph"/>
+      <w:pStyle xmlns:tce="http://www.TCE.com" xmlns:a="http://schemas.openxmlformats.org/drawingml/2006/main" xmlns:pic="http://schemas.openxmlformats.org/drawingml/2006/picture" xmlns:a14="http://schemas.microsoft.com/office/drawing/2010/main" w:val="BodyText"/>
       <w:lvlText w:val="%9."/>
       <w:lvlJc w:val="right"/>
       <w:pPr>
@@ -35406,7 +35322,7 @@
     <w:lvl w:ilvl="0">
       <w:start w:val="0"/>
       <w:numFmt w:val="lowerLetter"/>
-      <w:pStyle xmlns:tce="http://www.TCE.com" xmlns:a="http://schemas.openxmlformats.org/drawingml/2006/main" xmlns:pic="http://schemas.openxmlformats.org/drawingml/2006/picture" xmlns:a14="http://schemas.microsoft.com/office/drawing/2010/main" w:val="BodyText"/>
+      <w:pStyle xmlns:tce="http://www.TCE.com" xmlns:a="http://schemas.openxmlformats.org/drawingml/2006/main" xmlns:pic="http://schemas.openxmlformats.org/drawingml/2006/picture" xmlns:a14="http://schemas.microsoft.com/office/drawing/2010/main" w:val="ListParagraph"/>
       <w:lvlText w:val="(%1)"/>
       <w:lvlJc w:val="left"/>
       <w:pPr>
@@ -35416,7 +35332,7 @@
     <w:lvl w:ilvl="0">
       <w:start w:val="0"/>
       <w:numFmt w:val="decimal"/>
-      <w:pStyle xmlns:tce="http://www.TCE.com" xmlns:a="http://schemas.openxmlformats.org/drawingml/2006/main" xmlns:pic="http://schemas.openxmlformats.org/drawingml/2006/picture" xmlns:a14="http://schemas.microsoft.com/office/drawing/2010/main" w:val="BodyText"/>
+      <w:pStyle xmlns:tce="http://www.TCE.com" xmlns:a="http://schemas.openxmlformats.org/drawingml/2006/main" xmlns:pic="http://schemas.openxmlformats.org/drawingml/2006/picture" xmlns:a14="http://schemas.microsoft.com/office/drawing/2010/main" w:val="ListParagraph"/>
       <w:lvlText w:val="(%2)"/>
       <w:lvlJc w:val="left"/>
       <w:pPr>
@@ -35426,7 +35342,7 @@
     <w:lvl w:ilvl="0" w:tentative="0">
       <w:start w:val="0"/>
       <w:numFmt w:val="lowerRoman"/>
-      <w:pStyle xmlns:tce="http://www.TCE.com" xmlns:a="http://schemas.openxmlformats.org/drawingml/2006/main" xmlns:pic="http://schemas.openxmlformats.org/drawingml/2006/picture" xmlns:a14="http://schemas.microsoft.com/office/drawing/2010/main" w:val="BodyText"/>
+      <w:pStyle xmlns:tce="http://www.TCE.com" xmlns:a="http://schemas.openxmlformats.org/drawingml/2006/main" xmlns:pic="http://schemas.openxmlformats.org/drawingml/2006/picture" xmlns:a14="http://schemas.microsoft.com/office/drawing/2010/main" w:val="ListParagraph"/>
       <w:lvlText w:val="(%3)"/>
       <w:lvlJc w:val="left"/>
       <w:pPr>
@@ -35436,7 +35352,7 @@
     <w:lvl w:ilvl="0" w:tentative="0">
       <w:start w:val="0"/>
       <w:numFmt w:val="decimal"/>
-      <w:pStyle xmlns:tce="http://www.TCE.com" xmlns:a="http://schemas.openxmlformats.org/drawingml/2006/main" xmlns:pic="http://schemas.openxmlformats.org/drawingml/2006/picture" xmlns:a14="http://schemas.microsoft.com/office/drawing/2010/main" w:val="BodyText"/>
+      <w:pStyle xmlns:tce="http://www.TCE.com" xmlns:a="http://schemas.openxmlformats.org/drawingml/2006/main" xmlns:pic="http://schemas.openxmlformats.org/drawingml/2006/picture" xmlns:a14="http://schemas.microsoft.com/office/drawing/2010/main" w:val="ListParagraph"/>
       <w:lvlText w:val="%4."/>
       <w:lvlJc w:val="left"/>
       <w:pPr>
@@ -35446,7 +35362,7 @@
     <w:lvl w:ilvl="0" w:tentative="0">
       <w:start w:val="0"/>
       <w:numFmt w:val="lowerLetter"/>
-      <w:pStyle xmlns:tce="http://www.TCE.com" xmlns:a="http://schemas.openxmlformats.org/drawingml/2006/main" xmlns:pic="http://schemas.openxmlformats.org/drawingml/2006/picture" xmlns:a14="http://schemas.microsoft.com/office/drawing/2010/main" w:val="BodyText"/>
+      <w:pStyle xmlns:tce="http://www.TCE.com" xmlns:a="http://schemas.openxmlformats.org/drawingml/2006/main" xmlns:pic="http://schemas.openxmlformats.org/drawingml/2006/picture" xmlns:a14="http://schemas.microsoft.com/office/drawing/2010/main" w:val="ListParagraph"/>
       <w:lvlText w:val="%5."/>
       <w:lvlJc w:val="left"/>
       <w:pPr>
@@ -35456,7 +35372,7 @@
     <w:lvl w:ilvl="0" w:tentative="0">
       <w:start w:val="0"/>
       <w:numFmt w:val="lowerRoman"/>
-      <w:pStyle xmlns:tce="http://www.TCE.com" xmlns:a="http://schemas.openxmlformats.org/drawingml/2006/main" xmlns:pic="http://schemas.openxmlformats.org/drawingml/2006/picture" xmlns:a14="http://schemas.microsoft.com/office/drawing/2010/main" w:val="BodyText"/>
+      <w:pStyle xmlns:tce="http://www.TCE.com" xmlns:a="http://schemas.openxmlformats.org/drawingml/2006/main" xmlns:pic="http://schemas.openxmlformats.org/drawingml/2006/picture" xmlns:a14="http://schemas.microsoft.com/office/drawing/2010/main" w:val="ListParagraph"/>
       <w:lvlText w:val="%6."/>
       <w:lvlJc w:val="right"/>
       <w:pPr>
@@ -35466,7 +35382,7 @@
     <w:lvl w:ilvl="0" w:tentative="0">
       <w:start w:val="0"/>
       <w:numFmt w:val="decimal"/>
-      <w:pStyle xmlns:tce="http://www.TCE.com" xmlns:a="http://schemas.openxmlformats.org/drawingml/2006/main" xmlns:pic="http://schemas.openxmlformats.org/drawingml/2006/picture" xmlns:a14="http://schemas.microsoft.com/office/drawing/2010/main" w:val="BodyText"/>
+      <w:pStyle xmlns:tce="http://www.TCE.com" xmlns:a="http://schemas.openxmlformats.org/drawingml/2006/main" xmlns:pic="http://schemas.openxmlformats.org/drawingml/2006/picture" xmlns:a14="http://schemas.microsoft.com/office/drawing/2010/main" w:val="ListParagraph"/>
       <w:lvlText w:val="%7."/>
       <w:lvlJc w:val="left"/>
       <w:pPr>
@@ -35476,7 +35392,7 @@
     <w:lvl w:ilvl="0" w:tentative="0">
       <w:start w:val="0"/>
       <w:numFmt w:val="lowerLetter"/>
-      <w:pStyle xmlns:tce="http://www.TCE.com" xmlns:a="http://schemas.openxmlformats.org/drawingml/2006/main" xmlns:pic="http://schemas.openxmlformats.org/drawingml/2006/picture" xmlns:a14="http://schemas.microsoft.com/office/drawing/2010/main" w:val="BodyText"/>
+      <w:pStyle xmlns:tce="http://www.TCE.com" xmlns:a="http://schemas.openxmlformats.org/drawingml/2006/main" xmlns:pic="http://schemas.openxmlformats.org/drawingml/2006/picture" xmlns:a14="http://schemas.microsoft.com/office/drawing/2010/main" w:val="ListParagraph"/>
       <w:lvlText w:val="%8."/>
       <w:lvlJc w:val="left"/>
       <w:pPr>
@@ -35486,7 +35402,7 @@
     <w:lvl w:ilvl="0" w:tentative="0">
       <w:start w:val="0"/>
       <w:numFmt w:val="lowerRoman"/>
-      <w:pStyle xmlns:tce="http://www.TCE.com" xmlns:a="http://schemas.openxmlformats.org/drawingml/2006/main" xmlns:pic="http://schemas.openxmlformats.org/drawingml/2006/picture" xmlns:a14="http://schemas.microsoft.com/office/drawing/2010/main" w:val="BodyText"/>
+      <w:pStyle xmlns:tce="http://www.TCE.com" xmlns:a="http://schemas.openxmlformats.org/drawingml/2006/main" xmlns:pic="http://schemas.openxmlformats.org/drawingml/2006/picture" xmlns:a14="http://schemas.microsoft.com/office/drawing/2010/main" w:val="ListParagraph"/>
       <w:lvlText w:val="%9."/>
       <w:lvlJc w:val="right"/>
       <w:pPr>
@@ -35499,7 +35415,7 @@
     <w:lvl w:ilvl="0">
       <w:start w:val="0"/>
       <w:numFmt w:val="lowerLetter"/>
-      <w:pStyle xmlns:tce="http://www.TCE.com" xmlns:a="http://schemas.openxmlformats.org/drawingml/2006/main" xmlns:pic="http://schemas.openxmlformats.org/drawingml/2006/picture" xmlns:a14="http://schemas.microsoft.com/office/drawing/2010/main" w:val="ListParagraph"/>
+      <w:pStyle xmlns:tce="http://www.TCE.com" xmlns:a="http://schemas.openxmlformats.org/drawingml/2006/main" xmlns:pic="http://schemas.openxmlformats.org/drawingml/2006/picture" xmlns:a14="http://schemas.microsoft.com/office/drawing/2010/main" w:val="BodyText"/>
       <w:lvlText w:val="(%1)"/>
       <w:lvlJc w:val="left"/>
       <w:pPr>
@@ -35509,7 +35425,7 @@
     <w:lvl w:ilvl="0">
       <w:start w:val="0"/>
       <w:numFmt w:val="decimal"/>
-      <w:pStyle xmlns:tce="http://www.TCE.com" xmlns:a="http://schemas.openxmlformats.org/drawingml/2006/main" xmlns:pic="http://schemas.openxmlformats.org/drawingml/2006/picture" xmlns:a14="http://schemas.microsoft.com/office/drawing/2010/main" w:val="ListParagraph"/>
+      <w:pStyle xmlns:tce="http://www.TCE.com" xmlns:a="http://schemas.openxmlformats.org/drawingml/2006/main" xmlns:pic="http://schemas.openxmlformats.org/drawingml/2006/picture" xmlns:a14="http://schemas.microsoft.com/office/drawing/2010/main" w:val="BodyText"/>
       <w:lvlText w:val="(%2)"/>
       <w:lvlJc w:val="left"/>
       <w:pPr>
@@ -35519,7 +35435,7 @@
     <w:lvl w:ilvl="0" w:tentative="0">
       <w:start w:val="0"/>
       <w:numFmt w:val="lowerRoman"/>
-      <w:pStyle xmlns:tce="http://www.TCE.com" xmlns:a="http://schemas.openxmlformats.org/drawingml/2006/main" xmlns:pic="http://schemas.openxmlformats.org/drawingml/2006/picture" xmlns:a14="http://schemas.microsoft.com/office/drawing/2010/main" w:val="ListParagraph"/>
+      <w:pStyle xmlns:tce="http://www.TCE.com" xmlns:a="http://schemas.openxmlformats.org/drawingml/2006/main" xmlns:pic="http://schemas.openxmlformats.org/drawingml/2006/picture" xmlns:a14="http://schemas.microsoft.com/office/drawing/2010/main" w:val="BodyText"/>
       <w:lvlText w:val="(%3)"/>
       <w:lvlJc w:val="left"/>
       <w:pPr>
@@ -35529,7 +35445,7 @@
     <w:lvl w:ilvl="0" w:tentative="0">
       <w:start w:val="0"/>
       <w:numFmt w:val="decimal"/>
-      <w:pStyle xmlns:tce="http://www.TCE.com" xmlns:a="http://schemas.openxmlformats.org/drawingml/2006/main" xmlns:pic="http://schemas.openxmlformats.org/drawingml/2006/picture" xmlns:a14="http://schemas.microsoft.com/office/drawing/2010/main" w:val="ListParagraph"/>
+      <w:pStyle xmlns:tce="http://www.TCE.com" xmlns:a="http://schemas.openxmlformats.org/drawingml/2006/main" xmlns:pic="http://schemas.openxmlformats.org/drawingml/2006/picture" xmlns:a14="http://schemas.microsoft.com/office/drawing/2010/main" w:val="BodyText"/>
       <w:lvlText w:val="%4."/>
       <w:lvlJc w:val="left"/>
       <w:pPr>
@@ -35539,7 +35455,7 @@
     <w:lvl w:ilvl="0" w:tentative="0">
       <w:start w:val="0"/>
       <w:numFmt w:val="lowerLetter"/>
-      <w:pStyle xmlns:tce="http://www.TCE.com" xmlns:a="http://schemas.openxmlformats.org/drawingml/2006/main" xmlns:pic="http://schemas.openxmlformats.org/drawingml/2006/picture" xmlns:a14="http://schemas.microsoft.com/office/drawing/2010/main" w:val="ListParagraph"/>
+      <w:pStyle xmlns:tce="http://www.TCE.com" xmlns:a="http://schemas.openxmlformats.org/drawingml/2006/main" xmlns:pic="http://schemas.openxmlformats.org/drawingml/2006/picture" xmlns:a14="http://schemas.microsoft.com/office/drawing/2010/main" w:val="BodyText"/>
       <w:lvlText w:val="%5."/>
       <w:lvlJc w:val="left"/>
       <w:pPr>
@@ -35549,7 +35465,7 @@
     <w:lvl w:ilvl="0" w:tentative="0">
       <w:start w:val="0"/>
       <w:numFmt w:val="lowerRoman"/>
-      <w:pStyle xmlns:tce="http://www.TCE.com" xmlns:a="http://schemas.openxmlformats.org/drawingml/2006/main" xmlns:pic="http://schemas.openxmlformats.org/drawingml/2006/picture" xmlns:a14="http://schemas.microsoft.com/office/drawing/2010/main" w:val="ListParagraph"/>
+      <w:pStyle xmlns:tce="http://www.TCE.com" xmlns:a="http://schemas.openxmlformats.org/drawingml/2006/main" xmlns:pic="http://schemas.openxmlformats.org/drawingml/2006/picture" xmlns:a14="http://schemas.microsoft.com/office/drawing/2010/main" w:val="BodyText"/>
       <w:lvlText w:val="%6."/>
       <w:lvlJc w:val="right"/>
       <w:pPr>
@@ -35559,7 +35475,7 @@
     <w:lvl w:ilvl="0" w:tentative="0">
       <w:start w:val="0"/>
       <w:numFmt w:val="decimal"/>
-      <w:pStyle xmlns:tce="http://www.TCE.com" xmlns:a="http://schemas.openxmlformats.org/drawingml/2006/main" xmlns:pic="http://schemas.openxmlformats.org/drawingml/2006/picture" xmlns:a14="http://schemas.microsoft.com/office/drawing/2010/main" w:val="ListParagraph"/>
+      <w:pStyle xmlns:tce="http://www.TCE.com" xmlns:a="http://schemas.openxmlformats.org/drawingml/2006/main" xmlns:pic="http://schemas.openxmlformats.org/drawingml/2006/picture" xmlns:a14="http://schemas.microsoft.com/office/drawing/2010/main" w:val="BodyText"/>
       <w:lvlText w:val="%7."/>
       <w:lvlJc w:val="left"/>
       <w:pPr>
@@ -35569,7 +35485,7 @@
     <w:lvl w:ilvl="0" w:tentative="0">
       <w:start w:val="0"/>
       <w:numFmt w:val="lowerLetter"/>
-      <w:pStyle xmlns:tce="http://www.TCE.com" xmlns:a="http://schemas.openxmlformats.org/drawingml/2006/main" xmlns:pic="http://schemas.openxmlformats.org/drawingml/2006/picture" xmlns:a14="http://schemas.microsoft.com/office/drawing/2010/main" w:val="ListParagraph"/>
+      <w:pStyle xmlns:tce="http://www.TCE.com" xmlns:a="http://schemas.openxmlformats.org/drawingml/2006/main" xmlns:pic="http://schemas.openxmlformats.org/drawingml/2006/picture" xmlns:a14="http://schemas.microsoft.com/office/drawing/2010/main" w:val="BodyText"/>
       <w:lvlText w:val="%8."/>
       <w:lvlJc w:val="left"/>
       <w:pPr>
@@ -35579,7 +35495,7 @@
     <w:lvl w:ilvl="0" w:tentative="0">
       <w:start w:val="0"/>
       <w:numFmt w:val="lowerRoman"/>
-      <w:pStyle xmlns:tce="http://www.TCE.com" xmlns:a="http://schemas.openxmlformats.org/drawingml/2006/main" xmlns:pic="http://schemas.openxmlformats.org/drawingml/2006/picture" xmlns:a14="http://schemas.microsoft.com/office/drawing/2010/main" w:val="ListParagraph"/>
+      <w:pStyle xmlns:tce="http://www.TCE.com" xmlns:a="http://schemas.openxmlformats.org/drawingml/2006/main" xmlns:pic="http://schemas.openxmlformats.org/drawingml/2006/picture" xmlns:a14="http://schemas.microsoft.com/office/drawing/2010/main" w:val="BodyText"/>
       <w:lvlText w:val="%9."/>
       <w:lvlJc w:val="right"/>
       <w:pPr>
@@ -35778,7 +35694,7 @@
     <w:lvl w:ilvl="0">
       <w:start w:val="0"/>
       <w:numFmt w:val="lowerLetter"/>
-      <w:pStyle xmlns:tce="http://www.TCE.com" xmlns:a="http://schemas.openxmlformats.org/drawingml/2006/main" xmlns:pic="http://schemas.openxmlformats.org/drawingml/2006/picture" xmlns:a14="http://schemas.microsoft.com/office/drawing/2010/main" w:val="BodyText"/>
+      <w:pStyle xmlns:tce="http://www.TCE.com" xmlns:a="http://schemas.openxmlformats.org/drawingml/2006/main" xmlns:pic="http://schemas.openxmlformats.org/drawingml/2006/picture" xmlns:a14="http://schemas.microsoft.com/office/drawing/2010/main" w:val="ListParagraph"/>
       <w:lvlText w:val="(%1)"/>
       <w:lvlJc w:val="left"/>
       <w:pPr>
@@ -35788,7 +35704,7 @@
     <w:lvl w:ilvl="0">
       <w:start w:val="0"/>
       <w:numFmt w:val="decimal"/>
-      <w:pStyle xmlns:tce="http://www.TCE.com" xmlns:a="http://schemas.openxmlformats.org/drawingml/2006/main" xmlns:pic="http://schemas.openxmlformats.org/drawingml/2006/picture" xmlns:a14="http://schemas.microsoft.com/office/drawing/2010/main" w:val="BodyText"/>
+      <w:pStyle xmlns:tce="http://www.TCE.com" xmlns:a="http://schemas.openxmlformats.org/drawingml/2006/main" xmlns:pic="http://schemas.openxmlformats.org/drawingml/2006/picture" xmlns:a14="http://schemas.microsoft.com/office/drawing/2010/main" w:val="ListParagraph"/>
       <w:lvlText w:val="(%2)"/>
       <w:lvlJc w:val="left"/>
       <w:pPr>
@@ -35798,7 +35714,7 @@
     <w:lvl w:ilvl="0" w:tentative="0">
       <w:start w:val="0"/>
       <w:numFmt w:val="lowerRoman"/>
-      <w:pStyle xmlns:tce="http://www.TCE.com" xmlns:a="http://schemas.openxmlformats.org/drawingml/2006/main" xmlns:pic="http://schemas.openxmlformats.org/drawingml/2006/picture" xmlns:a14="http://schemas.microsoft.com/office/drawing/2010/main" w:val="BodyText"/>
+      <w:pStyle xmlns:tce="http://www.TCE.com" xmlns:a="http://schemas.openxmlformats.org/drawingml/2006/main" xmlns:pic="http://schemas.openxmlformats.org/drawingml/2006/picture" xmlns:a14="http://schemas.microsoft.com/office/drawing/2010/main" w:val="ListParagraph"/>
       <w:lvlText w:val="(%3)"/>
       <w:lvlJc w:val="left"/>
       <w:pPr>
@@ -35808,7 +35724,7 @@
     <w:lvl w:ilvl="0" w:tentative="0">
       <w:start w:val="0"/>
       <w:numFmt w:val="decimal"/>
-      <w:pStyle xmlns:tce="http://www.TCE.com" xmlns:a="http://schemas.openxmlformats.org/drawingml/2006/main" xmlns:pic="http://schemas.openxmlformats.org/drawingml/2006/picture" xmlns:a14="http://schemas.microsoft.com/office/drawing/2010/main" w:val="BodyText"/>
+      <w:pStyle xmlns:tce="http://www.TCE.com" xmlns:a="http://schemas.openxmlformats.org/drawingml/2006/main" xmlns:pic="http://schemas.openxmlformats.org/drawingml/2006/picture" xmlns:a14="http://schemas.microsoft.com/office/drawing/2010/main" w:val="ListParagraph"/>
       <w:lvlText w:val="%4."/>
       <w:lvlJc w:val="left"/>
       <w:pPr>
@@ -35818,7 +35734,7 @@
     <w:lvl w:ilvl="0" w:tentative="0">
       <w:start w:val="0"/>
       <w:numFmt w:val="lowerLetter"/>
-      <w:pStyle xmlns:tce="http://www.TCE.com" xmlns:a="http://schemas.openxmlformats.org/drawingml/2006/main" xmlns:pic="http://schemas.openxmlformats.org/drawingml/2006/picture" xmlns:a14="http://schemas.microsoft.com/office/drawing/2010/main" w:val="BodyText"/>
+      <w:pStyle xmlns:tce="http://www.TCE.com" xmlns:a="http://schemas.openxmlformats.org/drawingml/2006/main" xmlns:pic="http://schemas.openxmlformats.org/drawingml/2006/picture" xmlns:a14="http://schemas.microsoft.com/office/drawing/2010/main" w:val="ListParagraph"/>
       <w:lvlText w:val="%5."/>
       <w:lvlJc w:val="left"/>
       <w:pPr>
@@ -35828,7 +35744,7 @@
     <w:lvl w:ilvl="0" w:tentative="0">
       <w:start w:val="0"/>
       <w:numFmt w:val="lowerRoman"/>
-      <w:pStyle xmlns:tce="http://www.TCE.com" xmlns:a="http://schemas.openxmlformats.org/drawingml/2006/main" xmlns:pic="http://schemas.openxmlformats.org/drawingml/2006/picture" xmlns:a14="http://schemas.microsoft.com/office/drawing/2010/main" w:val="BodyText"/>
+      <w:pStyle xmlns:tce="http://www.TCE.com" xmlns:a="http://schemas.openxmlformats.org/drawingml/2006/main" xmlns:pic="http://schemas.openxmlformats.org/drawingml/2006/picture" xmlns:a14="http://schemas.microsoft.com/office/drawing/2010/main" w:val="ListParagraph"/>
       <w:lvlText w:val="%6."/>
       <w:lvlJc w:val="right"/>
       <w:pPr>
@@ -35838,7 +35754,7 @@
     <w:lvl w:ilvl="0" w:tentative="0">
       <w:start w:val="0"/>
       <w:numFmt w:val="decimal"/>
-      <w:pStyle xmlns:tce="http://www.TCE.com" xmlns:a="http://schemas.openxmlformats.org/drawingml/2006/main" xmlns:pic="http://schemas.openxmlformats.org/drawingml/2006/picture" xmlns:a14="http://schemas.microsoft.com/office/drawing/2010/main" w:val="BodyText"/>
+      <w:pStyle xmlns:tce="http://www.TCE.com" xmlns:a="http://schemas.openxmlformats.org/drawingml/2006/main" xmlns:pic="http://schemas.openxmlformats.org/drawingml/2006/picture" xmlns:a14="http://schemas.microsoft.com/office/drawing/2010/main" w:val="ListParagraph"/>
       <w:lvlText w:val="%7."/>
       <w:lvlJc w:val="left"/>
       <w:pPr>
@@ -35848,7 +35764,7 @@
     <w:lvl w:ilvl="0" w:tentative="0">
       <w:start w:val="0"/>
       <w:numFmt w:val="lowerLetter"/>
-      <w:pStyle xmlns:tce="http://www.TCE.com" xmlns:a="http://schemas.openxmlformats.org/drawingml/2006/main" xmlns:pic="http://schemas.openxmlformats.org/drawingml/2006/picture" xmlns:a14="http://schemas.microsoft.com/office/drawing/2010/main" w:val="BodyText"/>
+      <w:pStyle xmlns:tce="http://www.TCE.com" xmlns:a="http://schemas.openxmlformats.org/drawingml/2006/main" xmlns:pic="http://schemas.openxmlformats.org/drawingml/2006/picture" xmlns:a14="http://schemas.microsoft.com/office/drawing/2010/main" w:val="ListParagraph"/>
       <w:lvlText w:val="%8."/>
       <w:lvlJc w:val="left"/>
       <w:pPr>
@@ -35858,7 +35774,7 @@
     <w:lvl w:ilvl="0" w:tentative="0">
       <w:start w:val="0"/>
       <w:numFmt w:val="lowerRoman"/>
-      <w:pStyle xmlns:tce="http://www.TCE.com" xmlns:a="http://schemas.openxmlformats.org/drawingml/2006/main" xmlns:pic="http://schemas.openxmlformats.org/drawingml/2006/picture" xmlns:a14="http://schemas.microsoft.com/office/drawing/2010/main" w:val="BodyText"/>
+      <w:pStyle xmlns:tce="http://www.TCE.com" xmlns:a="http://schemas.openxmlformats.org/drawingml/2006/main" xmlns:pic="http://schemas.openxmlformats.org/drawingml/2006/picture" xmlns:a14="http://schemas.microsoft.com/office/drawing/2010/main" w:val="ListParagraph"/>
       <w:lvlText w:val="%9."/>
       <w:lvlJc w:val="right"/>
       <w:pPr>
@@ -35871,7 +35787,7 @@
     <w:lvl w:ilvl="0">
       <w:start w:val="0"/>
       <w:numFmt w:val="lowerLetter"/>
-      <w:pStyle xmlns:tce="http://www.TCE.com" xmlns:a="http://schemas.openxmlformats.org/drawingml/2006/main" xmlns:pic="http://schemas.openxmlformats.org/drawingml/2006/picture" xmlns:a14="http://schemas.microsoft.com/office/drawing/2010/main" w:val="ListParagraph"/>
+      <w:pStyle xmlns:tce="http://www.TCE.com" xmlns:a="http://schemas.openxmlformats.org/drawingml/2006/main" xmlns:pic="http://schemas.openxmlformats.org/drawingml/2006/picture" xmlns:a14="http://schemas.microsoft.com/office/drawing/2010/main" w:val="BodyText"/>
       <w:lvlText w:val="(%1)"/>
       <w:lvlJc w:val="left"/>
       <w:pPr>
@@ -35881,7 +35797,7 @@
     <w:lvl w:ilvl="0">
       <w:start w:val="0"/>
       <w:numFmt w:val="decimal"/>
-      <w:pStyle xmlns:tce="http://www.TCE.com" xmlns:a="http://schemas.openxmlformats.org/drawingml/2006/main" xmlns:pic="http://schemas.openxmlformats.org/drawingml/2006/picture" xmlns:a14="http://schemas.microsoft.com/office/drawing/2010/main" w:val="ListParagraph"/>
+      <w:pStyle xmlns:tce="http://www.TCE.com" xmlns:a="http://schemas.openxmlformats.org/drawingml/2006/main" xmlns:pic="http://schemas.openxmlformats.org/drawingml/2006/picture" xmlns:a14="http://schemas.microsoft.com/office/drawing/2010/main" w:val="BodyText"/>
       <w:lvlText w:val="(%2)"/>
       <w:lvlJc w:val="left"/>
       <w:pPr>
@@ -35891,7 +35807,7 @@
     <w:lvl w:ilvl="0" w:tentative="0">
       <w:start w:val="0"/>
       <w:numFmt w:val="lowerRoman"/>
-      <w:pStyle xmlns:tce="http://www.TCE.com" xmlns:a="http://schemas.openxmlformats.org/drawingml/2006/main" xmlns:pic="http://schemas.openxmlformats.org/drawingml/2006/picture" xmlns:a14="http://schemas.microsoft.com/office/drawing/2010/main" w:val="ListParagraph"/>
+      <w:pStyle xmlns:tce="http://www.TCE.com" xmlns:a="http://schemas.openxmlformats.org/drawingml/2006/main" xmlns:pic="http://schemas.openxmlformats.org/drawingml/2006/picture" xmlns:a14="http://schemas.microsoft.com/office/drawing/2010/main" w:val="BodyText"/>
       <w:lvlText w:val="(%3)"/>
       <w:lvlJc w:val="left"/>
       <w:pPr>
@@ -35901,7 +35817,7 @@
     <w:lvl w:ilvl="0" w:tentative="0">
       <w:start w:val="0"/>
       <w:numFmt w:val="decimal"/>
-      <w:pStyle xmlns:tce="http://www.TCE.com" xmlns:a="http://schemas.openxmlformats.org/drawingml/2006/main" xmlns:pic="http://schemas.openxmlformats.org/drawingml/2006/picture" xmlns:a14="http://schemas.microsoft.com/office/drawing/2010/main" w:val="ListParagraph"/>
+      <w:pStyle xmlns:tce="http://www.TCE.com" xmlns:a="http://schemas.openxmlformats.org/drawingml/2006/main" xmlns:pic="http://schemas.openxmlformats.org/drawingml/2006/picture" xmlns:a14="http://schemas.microsoft.com/office/drawing/2010/main" w:val="BodyText"/>
       <w:lvlText w:val="%4."/>
       <w:lvlJc w:val="left"/>
       <w:pPr>
@@ -35911,7 +35827,7 @@
     <w:lvl w:ilvl="0" w:tentative="0">
       <w:start w:val="0"/>
       <w:numFmt w:val="lowerLetter"/>
-      <w:pStyle xmlns:tce="http://www.TCE.com" xmlns:a="http://schemas.openxmlformats.org/drawingml/2006/main" xmlns:pic="http://schemas.openxmlformats.org/drawingml/2006/picture" xmlns:a14="http://schemas.microsoft.com/office/drawing/2010/main" w:val="ListParagraph"/>
+      <w:pStyle xmlns:tce="http://www.TCE.com" xmlns:a="http://schemas.openxmlformats.org/drawingml/2006/main" xmlns:pic="http://schemas.openxmlformats.org/drawingml/2006/picture" xmlns:a14="http://schemas.microsoft.com/office/drawing/2010/main" w:val="BodyText"/>
       <w:lvlText w:val="%5."/>
       <w:lvlJc w:val="left"/>
       <w:pPr>
@@ -35921,7 +35837,7 @@
     <w:lvl w:ilvl="0" w:tentative="0">
       <w:start w:val="0"/>
       <w:numFmt w:val="lowerRoman"/>
-      <w:pStyle xmlns:tce="http://www.TCE.com" xmlns:a="http://schemas.openxmlformats.org/drawingml/2006/main" xmlns:pic="http://schemas.openxmlformats.org/drawingml/2006/picture" xmlns:a14="http://schemas.microsoft.com/office/drawing/2010/main" w:val="ListParagraph"/>
+      <w:pStyle xmlns:tce="http://www.TCE.com" xmlns:a="http://schemas.openxmlformats.org/drawingml/2006/main" xmlns:pic="http://schemas.openxmlformats.org/drawingml/2006/picture" xmlns:a14="http://schemas.microsoft.com/office/drawing/2010/main" w:val="BodyText"/>
       <w:lvlText w:val="%6."/>
       <w:lvlJc w:val="right"/>
       <w:pPr>
@@ -35931,7 +35847,7 @@
     <w:lvl w:ilvl="0" w:tentative="0">
       <w:start w:val="0"/>
       <w:numFmt w:val="decimal"/>
-      <w:pStyle xmlns:tce="http://www.TCE.com" xmlns:a="http://schemas.openxmlformats.org/drawingml/2006/main" xmlns:pic="http://schemas.openxmlformats.org/drawingml/2006/picture" xmlns:a14="http://schemas.microsoft.com/office/drawing/2010/main" w:val="ListParagraph"/>
+      <w:pStyle xmlns:tce="http://www.TCE.com" xmlns:a="http://schemas.openxmlformats.org/drawingml/2006/main" xmlns:pic="http://schemas.openxmlformats.org/drawingml/2006/picture" xmlns:a14="http://schemas.microsoft.com/office/drawing/2010/main" w:val="BodyText"/>
       <w:lvlText w:val="%7."/>
       <w:lvlJc w:val="left"/>
       <w:pPr>
@@ -35941,7 +35857,7 @@
     <w:lvl w:ilvl="0" w:tentative="0">
       <w:start w:val="0"/>
       <w:numFmt w:val="lowerLetter"/>
-      <w:pStyle xmlns:tce="http://www.TCE.com" xmlns:a="http://schemas.openxmlformats.org/drawingml/2006/main" xmlns:pic="http://schemas.openxmlformats.org/drawingml/2006/picture" xmlns:a14="http://schemas.microsoft.com/office/drawing/2010/main" w:val="ListParagraph"/>
+      <w:pStyle xmlns:tce="http://www.TCE.com" xmlns:a="http://schemas.openxmlformats.org/drawingml/2006/main" xmlns:pic="http://schemas.openxmlformats.org/drawingml/2006/picture" xmlns:a14="http://schemas.microsoft.com/office/drawing/2010/main" w:val="BodyText"/>
       <w:lvlText w:val="%8."/>
       <w:lvlJc w:val="left"/>
       <w:pPr>
@@ -35951,7 +35867,7 @@
     <w:lvl w:ilvl="0" w:tentative="0">
       <w:start w:val="0"/>
       <w:numFmt w:val="lowerRoman"/>
-      <w:pStyle xmlns:tce="http://www.TCE.com" xmlns:a="http://schemas.openxmlformats.org/drawingml/2006/main" xmlns:pic="http://schemas.openxmlformats.org/drawingml/2006/picture" xmlns:a14="http://schemas.microsoft.com/office/drawing/2010/main" w:val="ListParagraph"/>
+      <w:pStyle xmlns:tce="http://www.TCE.com" xmlns:a="http://schemas.openxmlformats.org/drawingml/2006/main" xmlns:pic="http://schemas.openxmlformats.org/drawingml/2006/picture" xmlns:a14="http://schemas.microsoft.com/office/drawing/2010/main" w:val="BodyText"/>
       <w:lvlText w:val="%9."/>
       <w:lvlJc w:val="right"/>
       <w:pPr>
@@ -35964,7 +35880,7 @@
     <w:lvl w:ilvl="0">
       <w:start w:val="0"/>
       <w:numFmt w:val="lowerLetter"/>
-      <w:pStyle xmlns:tce="http://www.TCE.com" xmlns:a="http://schemas.openxmlformats.org/drawingml/2006/main" xmlns:pic="http://schemas.openxmlformats.org/drawingml/2006/picture" xmlns:a14="http://schemas.microsoft.com/office/drawing/2010/main" w:val="BodyText"/>
+      <w:pStyle xmlns:tce="http://www.TCE.com" xmlns:a="http://schemas.openxmlformats.org/drawingml/2006/main" xmlns:pic="http://schemas.openxmlformats.org/drawingml/2006/picture" xmlns:a14="http://schemas.microsoft.com/office/drawing/2010/main" w:val="ListParagraph"/>
       <w:lvlText w:val="(%1)"/>
       <w:lvlJc w:val="left"/>
       <w:pPr>
@@ -35974,7 +35890,7 @@
     <w:lvl w:ilvl="0">
       <w:start w:val="0"/>
       <w:numFmt w:val="decimal"/>
-      <w:pStyle xmlns:tce="http://www.TCE.com" xmlns:a="http://schemas.openxmlformats.org/drawingml/2006/main" xmlns:pic="http://schemas.openxmlformats.org/drawingml/2006/picture" xmlns:a14="http://schemas.microsoft.com/office/drawing/2010/main" w:val="BodyText"/>
+      <w:pStyle xmlns:tce="http://www.TCE.com" xmlns:a="http://schemas.openxmlformats.org/drawingml/2006/main" xmlns:pic="http://schemas.openxmlformats.org/drawingml/2006/picture" xmlns:a14="http://schemas.microsoft.com/office/drawing/2010/main" w:val="ListParagraph"/>
       <w:lvlText w:val="(%2)"/>
       <w:lvlJc w:val="left"/>
       <w:pPr>
@@ -35984,7 +35900,7 @@
     <w:lvl w:ilvl="0" w:tentative="0">
       <w:start w:val="0"/>
       <w:numFmt w:val="lowerRoman"/>
-      <w:pStyle xmlns:tce="http://www.TCE.com" xmlns:a="http://schemas.openxmlformats.org/drawingml/2006/main" xmlns:pic="http://schemas.openxmlformats.org/drawingml/2006/picture" xmlns:a14="http://schemas.microsoft.com/office/drawing/2010/main" w:val="BodyText"/>
+      <w:pStyle xmlns:tce="http://www.TCE.com" xmlns:a="http://schemas.openxmlformats.org/drawingml/2006/main" xmlns:pic="http://schemas.openxmlformats.org/drawingml/2006/picture" xmlns:a14="http://schemas.microsoft.com/office/drawing/2010/main" w:val="ListParagraph"/>
       <w:lvlText w:val="(%3)"/>
       <w:lvlJc w:val="left"/>
       <w:pPr>
@@ -35994,7 +35910,7 @@
     <w:lvl w:ilvl="0" w:tentative="0">
       <w:start w:val="0"/>
       <w:numFmt w:val="decimal"/>
-      <w:pStyle xmlns:tce="http://www.TCE.com" xmlns:a="http://schemas.openxmlformats.org/drawingml/2006/main" xmlns:pic="http://schemas.openxmlformats.org/drawingml/2006/picture" xmlns:a14="http://schemas.microsoft.com/office/drawing/2010/main" w:val="BodyText"/>
+      <w:pStyle xmlns:tce="http://www.TCE.com" xmlns:a="http://schemas.openxmlformats.org/drawingml/2006/main" xmlns:pic="http://schemas.openxmlformats.org/drawingml/2006/picture" xmlns:a14="http://schemas.microsoft.com/office/drawing/2010/main" w:val="ListParagraph"/>
       <w:lvlText w:val="%4."/>
       <w:lvlJc w:val="left"/>
       <w:pPr>
@@ -36004,7 +35920,7 @@
     <w:lvl w:ilvl="0" w:tentative="0">
       <w:start w:val="0"/>
       <w:numFmt w:val="lowerLetter"/>
-      <w:pStyle xmlns:tce="http://www.TCE.com" xmlns:a="http://schemas.openxmlformats.org/drawingml/2006/main" xmlns:pic="http://schemas.openxmlformats.org/drawingml/2006/picture" xmlns:a14="http://schemas.microsoft.com/office/drawing/2010/main" w:val="BodyText"/>
+      <w:pStyle xmlns:tce="http://www.TCE.com" xmlns:a="http://schemas.openxmlformats.org/drawingml/2006/main" xmlns:pic="http://schemas.openxmlformats.org/drawingml/2006/picture" xmlns:a14="http://schemas.microsoft.com/office/drawing/2010/main" w:val="ListParagraph"/>
       <w:lvlText w:val="%5."/>
       <w:lvlJc w:val="left"/>
       <w:pPr>
@@ -36014,7 +35930,7 @@
     <w:lvl w:ilvl="0" w:tentative="0">
       <w:start w:val="0"/>
       <w:numFmt w:val="lowerRoman"/>
-      <w:pStyle xmlns:tce="http://www.TCE.com" xmlns:a="http://schemas.openxmlformats.org/drawingml/2006/main" xmlns:pic="http://schemas.openxmlformats.org/drawingml/2006/picture" xmlns:a14="http://schemas.microsoft.com/office/drawing/2010/main" w:val="BodyText"/>
+      <w:pStyle xmlns:tce="http://www.TCE.com" xmlns:a="http://schemas.openxmlformats.org/drawingml/2006/main" xmlns:pic="http://schemas.openxmlformats.org/drawingml/2006/picture" xmlns:a14="http://schemas.microsoft.com/office/drawing/2010/main" w:val="ListParagraph"/>
       <w:lvlText w:val="%6."/>
       <w:lvlJc w:val="right"/>
       <w:pPr>
@@ -36024,7 +35940,7 @@
     <w:lvl w:ilvl="0" w:tentative="0">
       <w:start w:val="0"/>
       <w:numFmt w:val="decimal"/>
-      <w:pStyle xmlns:tce="http://www.TCE.com" xmlns:a="http://schemas.openxmlformats.org/drawingml/2006/main" xmlns:pic="http://schemas.openxmlformats.org/drawingml/2006/picture" xmlns:a14="http://schemas.microsoft.com/office/drawing/2010/main" w:val="BodyText"/>
+      <w:pStyle xmlns:tce="http://www.TCE.com" xmlns:a="http://schemas.openxmlformats.org/drawingml/2006/main" xmlns:pic="http://schemas.openxmlformats.org/drawingml/2006/picture" xmlns:a14="http://schemas.microsoft.com/office/drawing/2010/main" w:val="ListParagraph"/>
       <w:lvlText w:val="%7."/>
       <w:lvlJc w:val="left"/>
       <w:pPr>
@@ -36034,7 +35950,7 @@
     <w:lvl w:ilvl="0" w:tentative="0">
       <w:start w:val="0"/>
       <w:numFmt w:val="lowerLetter"/>
-      <w:pStyle xmlns:tce="http://www.TCE.com" xmlns:a="http://schemas.openxmlformats.org/drawingml/2006/main" xmlns:pic="http://schemas.openxmlformats.org/drawingml/2006/picture" xmlns:a14="http://schemas.microsoft.com/office/drawing/2010/main" w:val="BodyText"/>
+      <w:pStyle xmlns:tce="http://www.TCE.com" xmlns:a="http://schemas.openxmlformats.org/drawingml/2006/main" xmlns:pic="http://schemas.openxmlformats.org/drawingml/2006/picture" xmlns:a14="http://schemas.microsoft.com/office/drawing/2010/main" w:val="ListParagraph"/>
       <w:lvlText w:val="%8."/>
       <w:lvlJc w:val="left"/>
       <w:pPr>
@@ -36044,7 +35960,7 @@
     <w:lvl w:ilvl="0" w:tentative="0">
       <w:start w:val="0"/>
       <w:numFmt w:val="lowerRoman"/>
-      <w:pStyle xmlns:tce="http://www.TCE.com" xmlns:a="http://schemas.openxmlformats.org/drawingml/2006/main" xmlns:pic="http://schemas.openxmlformats.org/drawingml/2006/picture" xmlns:a14="http://schemas.microsoft.com/office/drawing/2010/main" w:val="BodyText"/>
+      <w:pStyle xmlns:tce="http://www.TCE.com" xmlns:a="http://schemas.openxmlformats.org/drawingml/2006/main" xmlns:pic="http://schemas.openxmlformats.org/drawingml/2006/picture" xmlns:a14="http://schemas.microsoft.com/office/drawing/2010/main" w:val="ListParagraph"/>
       <w:lvlText w:val="%9."/>
       <w:lvlJc w:val="right"/>
       <w:pPr>
@@ -36057,7 +35973,7 @@
     <w:lvl w:ilvl="0">
       <w:start w:val="0"/>
       <w:numFmt w:val="lowerLetter"/>
-      <w:pStyle xmlns:tce="http://www.TCE.com" xmlns:a="http://schemas.openxmlformats.org/drawingml/2006/main" xmlns:pic="http://schemas.openxmlformats.org/drawingml/2006/picture" xmlns:a14="http://schemas.microsoft.com/office/drawing/2010/main" w:val="ListParagraph"/>
+      <w:pStyle xmlns:tce="http://www.TCE.com" xmlns:a="http://schemas.openxmlformats.org/drawingml/2006/main" xmlns:pic="http://schemas.openxmlformats.org/drawingml/2006/picture" xmlns:a14="http://schemas.microsoft.com/office/drawing/2010/main" w:val="BodyText"/>
       <w:lvlText w:val="(%1)"/>
       <w:lvlJc w:val="left"/>
       <w:pPr>
@@ -36067,7 +35983,7 @@
     <w:lvl w:ilvl="0">
       <w:start w:val="0"/>
       <w:numFmt w:val="decimal"/>
-      <w:pStyle xmlns:tce="http://www.TCE.com" xmlns:a="http://schemas.openxmlformats.org/drawingml/2006/main" xmlns:pic="http://schemas.openxmlformats.org/drawingml/2006/picture" xmlns:a14="http://schemas.microsoft.com/office/drawing/2010/main" w:val="ListParagraph"/>
+      <w:pStyle xmlns:tce="http://www.TCE.com" xmlns:a="http://schemas.openxmlformats.org/drawingml/2006/main" xmlns:pic="http://schemas.openxmlformats.org/drawingml/2006/picture" xmlns:a14="http://schemas.microsoft.com/office/drawing/2010/main" w:val="BodyText"/>
       <w:lvlText w:val="(%2)"/>
       <w:lvlJc w:val="left"/>
       <w:pPr>
@@ -36077,7 +35993,7 @@
     <w:lvl w:ilvl="0" w:tentative="0">
       <w:start w:val="0"/>
       <w:numFmt w:val="lowerRoman"/>
-      <w:pStyle xmlns:tce="http://www.TCE.com" xmlns:a="http://schemas.openxmlformats.org/drawingml/2006/main" xmlns:pic="http://schemas.openxmlformats.org/drawingml/2006/picture" xmlns:a14="http://schemas.microsoft.com/office/drawing/2010/main" w:val="ListParagraph"/>
+      <w:pStyle xmlns:tce="http://www.TCE.com" xmlns:a="http://schemas.openxmlformats.org/drawingml/2006/main" xmlns:pic="http://schemas.openxmlformats.org/drawingml/2006/picture" xmlns:a14="http://schemas.microsoft.com/office/drawing/2010/main" w:val="BodyText"/>
       <w:lvlText w:val="(%3)"/>
       <w:lvlJc w:val="left"/>
       <w:pPr>
@@ -36087,7 +36003,7 @@
     <w:lvl w:ilvl="0" w:tentative="0">
       <w:start w:val="0"/>
       <w:numFmt w:val="decimal"/>
-      <w:pStyle xmlns:tce="http://www.TCE.com" xmlns:a="http://schemas.openxmlformats.org/drawingml/2006/main" xmlns:pic="http://schemas.openxmlformats.org/drawingml/2006/picture" xmlns:a14="http://schemas.microsoft.com/office/drawing/2010/main" w:val="ListParagraph"/>
+      <w:pStyle xmlns:tce="http://www.TCE.com" xmlns:a="http://schemas.openxmlformats.org/drawingml/2006/main" xmlns:pic="http://schemas.openxmlformats.org/drawingml/2006/picture" xmlns:a14="http://schemas.microsoft.com/office/drawing/2010/main" w:val="BodyText"/>
       <w:lvlText w:val="%4."/>
       <w:lvlJc w:val="left"/>
       <w:pPr>
@@ -36097,7 +36013,7 @@
     <w:lvl w:ilvl="0" w:tentative="0">
       <w:start w:val="0"/>
       <w:numFmt w:val="lowerLetter"/>
-      <w:pStyle xmlns:tce="http://www.TCE.com" xmlns:a="http://schemas.openxmlformats.org/drawingml/2006/main" xmlns:pic="http://schemas.openxmlformats.org/drawingml/2006/picture" xmlns:a14="http://schemas.microsoft.com/office/drawing/2010/main" w:val="ListParagraph"/>
+      <w:pStyle xmlns:tce="http://www.TCE.com" xmlns:a="http://schemas.openxmlformats.org/drawingml/2006/main" xmlns:pic="http://schemas.openxmlformats.org/drawingml/2006/picture" xmlns:a14="http://schemas.microsoft.com/office/drawing/2010/main" w:val="BodyText"/>
       <w:lvlText w:val="%5."/>
       <w:lvlJc w:val="left"/>
       <w:pPr>
@@ -36107,7 +36023,7 @@
     <w:lvl w:ilvl="0" w:tentative="0">
       <w:start w:val="0"/>
       <w:numFmt w:val="lowerRoman"/>
-      <w:pStyle xmlns:tce="http://www.TCE.com" xmlns:a="http://schemas.openxmlformats.org/drawingml/2006/main" xmlns:pic="http://schemas.openxmlformats.org/drawingml/2006/picture" xmlns:a14="http://schemas.microsoft.com/office/drawing/2010/main" w:val="ListParagraph"/>
+      <w:pStyle xmlns:tce="http://www.TCE.com" xmlns:a="http://schemas.openxmlformats.org/drawingml/2006/main" xmlns:pic="http://schemas.openxmlformats.org/drawingml/2006/picture" xmlns:a14="http://schemas.microsoft.com/office/drawing/2010/main" w:val="BodyText"/>
       <w:lvlText w:val="%6."/>
       <w:lvlJc w:val="right"/>
       <w:pPr>
@@ -36117,7 +36033,7 @@
     <w:lvl w:ilvl="0" w:tentative="0">
       <w:start w:val="0"/>
       <w:numFmt w:val="decimal"/>
-      <w:pStyle xmlns:tce="http://www.TCE.com" xmlns:a="http://schemas.openxmlformats.org/drawingml/2006/main" xmlns:pic="http://schemas.openxmlformats.org/drawingml/2006/picture" xmlns:a14="http://schemas.microsoft.com/office/drawing/2010/main" w:val="ListParagraph"/>
+      <w:pStyle xmlns:tce="http://www.TCE.com" xmlns:a="http://schemas.openxmlformats.org/drawingml/2006/main" xmlns:pic="http://schemas.openxmlformats.org/drawingml/2006/picture" xmlns:a14="http://schemas.microsoft.com/office/drawing/2010/main" w:val="BodyText"/>
       <w:lvlText w:val="%7."/>
       <w:lvlJc w:val="left"/>
       <w:pPr>
@@ -36127,7 +36043,7 @@
     <w:lvl w:ilvl="0" w:tentative="0">
       <w:start w:val="0"/>
       <w:numFmt w:val="lowerLetter"/>
-      <w:pStyle xmlns:tce="http://www.TCE.com" xmlns:a="http://schemas.openxmlformats.org/drawingml/2006/main" xmlns:pic="http://schemas.openxmlformats.org/drawingml/2006/picture" xmlns:a14="http://schemas.microsoft.com/office/drawing/2010/main" w:val="ListParagraph"/>
+      <w:pStyle xmlns:tce="http://www.TCE.com" xmlns:a="http://schemas.openxmlformats.org/drawingml/2006/main" xmlns:pic="http://schemas.openxmlformats.org/drawingml/2006/picture" xmlns:a14="http://schemas.microsoft.com/office/drawing/2010/main" w:val="BodyText"/>
       <w:lvlText w:val="%8."/>
       <w:lvlJc w:val="left"/>
       <w:pPr>
@@ -36137,7 +36053,7 @@
     <w:lvl w:ilvl="0" w:tentative="0">
       <w:start w:val="0"/>
       <w:numFmt w:val="lowerRoman"/>
-      <w:pStyle xmlns:tce="http://www.TCE.com" xmlns:a="http://schemas.openxmlformats.org/drawingml/2006/main" xmlns:pic="http://schemas.openxmlformats.org/drawingml/2006/picture" xmlns:a14="http://schemas.microsoft.com/office/drawing/2010/main" w:val="ListParagraph"/>
+      <w:pStyle xmlns:tce="http://www.TCE.com" xmlns:a="http://schemas.openxmlformats.org/drawingml/2006/main" xmlns:pic="http://schemas.openxmlformats.org/drawingml/2006/picture" xmlns:a14="http://schemas.microsoft.com/office/drawing/2010/main" w:val="BodyText"/>
       <w:lvlText w:val="%9."/>
       <w:lvlJc w:val="right"/>
       <w:pPr>
@@ -36801,7 +36717,7 @@
     <w:lvl w:ilvl="0">
       <w:start w:val="0"/>
       <w:numFmt w:val="lowerLetter"/>
-      <w:pStyle xmlns:tce="http://www.TCE.com" xmlns:a="http://schemas.openxmlformats.org/drawingml/2006/main" xmlns:pic="http://schemas.openxmlformats.org/drawingml/2006/picture" xmlns:a14="http://schemas.microsoft.com/office/drawing/2010/main" w:val="BodyText"/>
+      <w:pStyle xmlns:tce="http://www.TCE.com" xmlns:a="http://schemas.openxmlformats.org/drawingml/2006/main" xmlns:pic="http://schemas.openxmlformats.org/drawingml/2006/picture" xmlns:a14="http://schemas.microsoft.com/office/drawing/2010/main" w:val="ListParagraph"/>
       <w:lvlText w:val="(%1)"/>
       <w:lvlJc w:val="left"/>
       <w:pPr>
@@ -36811,7 +36727,7 @@
     <w:lvl w:ilvl="0">
       <w:start w:val="0"/>
       <w:numFmt w:val="decimal"/>
-      <w:pStyle xmlns:tce="http://www.TCE.com" xmlns:a="http://schemas.openxmlformats.org/drawingml/2006/main" xmlns:pic="http://schemas.openxmlformats.org/drawingml/2006/picture" xmlns:a14="http://schemas.microsoft.com/office/drawing/2010/main" w:val="BodyText"/>
+      <w:pStyle xmlns:tce="http://www.TCE.com" xmlns:a="http://schemas.openxmlformats.org/drawingml/2006/main" xmlns:pic="http://schemas.openxmlformats.org/drawingml/2006/picture" xmlns:a14="http://schemas.microsoft.com/office/drawing/2010/main" w:val="ListParagraph"/>
       <w:lvlText w:val="(%2)"/>
       <w:lvlJc w:val="left"/>
       <w:pPr>
@@ -36821,7 +36737,7 @@
     <w:lvl w:ilvl="0" w:tentative="0">
       <w:start w:val="0"/>
       <w:numFmt w:val="lowerRoman"/>
-      <w:pStyle xmlns:tce="http://www.TCE.com" xmlns:a="http://schemas.openxmlformats.org/drawingml/2006/main" xmlns:pic="http://schemas.openxmlformats.org/drawingml/2006/picture" xmlns:a14="http://schemas.microsoft.com/office/drawing/2010/main" w:val="BodyText"/>
+      <w:pStyle xmlns:tce="http://www.TCE.com" xmlns:a="http://schemas.openxmlformats.org/drawingml/2006/main" xmlns:pic="http://schemas.openxmlformats.org/drawingml/2006/picture" xmlns:a14="http://schemas.microsoft.com/office/drawing/2010/main" w:val="ListParagraph"/>
       <w:lvlText w:val="(%3)"/>
       <w:lvlJc w:val="left"/>
       <w:pPr>
@@ -36831,7 +36747,7 @@
     <w:lvl w:ilvl="0" w:tentative="0">
       <w:start w:val="0"/>
       <w:numFmt w:val="decimal"/>
-      <w:pStyle xmlns:tce="http://www.TCE.com" xmlns:a="http://schemas.openxmlformats.org/drawingml/2006/main" xmlns:pic="http://schemas.openxmlformats.org/drawingml/2006/picture" xmlns:a14="http://schemas.microsoft.com/office/drawing/2010/main" w:val="BodyText"/>
+      <w:pStyle xmlns:tce="http://www.TCE.com" xmlns:a="http://schemas.openxmlformats.org/drawingml/2006/main" xmlns:pic="http://schemas.openxmlformats.org/drawingml/2006/picture" xmlns:a14="http://schemas.microsoft.com/office/drawing/2010/main" w:val="ListParagraph"/>
       <w:lvlText w:val="%4."/>
       <w:lvlJc w:val="left"/>
       <w:pPr>
@@ -36841,7 +36757,7 @@
     <w:lvl w:ilvl="0" w:tentative="0">
       <w:start w:val="0"/>
       <w:numFmt w:val="lowerLetter"/>
-      <w:pStyle xmlns:tce="http://www.TCE.com" xmlns:a="http://schemas.openxmlformats.org/drawingml/2006/main" xmlns:pic="http://schemas.openxmlformats.org/drawingml/2006/picture" xmlns:a14="http://schemas.microsoft.com/office/drawing/2010/main" w:val="BodyText"/>
+      <w:pStyle xmlns:tce="http://www.TCE.com" xmlns:a="http://schemas.openxmlformats.org/drawingml/2006/main" xmlns:pic="http://schemas.openxmlformats.org/drawingml/2006/picture" xmlns:a14="http://schemas.microsoft.com/office/drawing/2010/main" w:val="ListParagraph"/>
       <w:lvlText w:val="%5."/>
       <w:lvlJc w:val="left"/>
       <w:pPr>
@@ -36851,7 +36767,7 @@
     <w:lvl w:ilvl="0" w:tentative="0">
       <w:start w:val="0"/>
       <w:numFmt w:val="lowerRoman"/>
-      <w:pStyle xmlns:tce="http://www.TCE.com" xmlns:a="http://schemas.openxmlformats.org/drawingml/2006/main" xmlns:pic="http://schemas.openxmlformats.org/drawingml/2006/picture" xmlns:a14="http://schemas.microsoft.com/office/drawing/2010/main" w:val="BodyText"/>
+      <w:pStyle xmlns:tce="http://www.TCE.com" xmlns:a="http://schemas.openxmlformats.org/drawingml/2006/main" xmlns:pic="http://schemas.openxmlformats.org/drawingml/2006/picture" xmlns:a14="http://schemas.microsoft.com/office/drawing/2010/main" w:val="ListParagraph"/>
       <w:lvlText w:val="%6."/>
       <w:lvlJc w:val="right"/>
       <w:pPr>
@@ -36861,7 +36777,7 @@
     <w:lvl w:ilvl="0" w:tentative="0">
       <w:start w:val="0"/>
       <w:numFmt w:val="decimal"/>
-      <w:pStyle xmlns:tce="http://www.TCE.com" xmlns:a="http://schemas.openxmlformats.org/drawingml/2006/main" xmlns:pic="http://schemas.openxmlformats.org/drawingml/2006/picture" xmlns:a14="http://schemas.microsoft.com/office/drawing/2010/main" w:val="BodyText"/>
+      <w:pStyle xmlns:tce="http://www.TCE.com" xmlns:a="http://schemas.openxmlformats.org/drawingml/2006/main" xmlns:pic="http://schemas.openxmlformats.org/drawingml/2006/picture" xmlns:a14="http://schemas.microsoft.com/office/drawing/2010/main" w:val="ListParagraph"/>
       <w:lvlText w:val="%7."/>
       <w:lvlJc w:val="left"/>
       <w:pPr>
@@ -36871,7 +36787,7 @@
     <w:lvl w:ilvl="0" w:tentative="0">
       <w:start w:val="0"/>
       <w:numFmt w:val="lowerLetter"/>
-      <w:pStyle xmlns:tce="http://www.TCE.com" xmlns:a="http://schemas.openxmlformats.org/drawingml/2006/main" xmlns:pic="http://schemas.openxmlformats.org/drawingml/2006/picture" xmlns:a14="http://schemas.microsoft.com/office/drawing/2010/main" w:val="BodyText"/>
+      <w:pStyle xmlns:tce="http://www.TCE.com" xmlns:a="http://schemas.openxmlformats.org/drawingml/2006/main" xmlns:pic="http://schemas.openxmlformats.org/drawingml/2006/picture" xmlns:a14="http://schemas.microsoft.com/office/drawing/2010/main" w:val="ListParagraph"/>
       <w:lvlText w:val="%8."/>
       <w:lvlJc w:val="left"/>
       <w:pPr>
@@ -36881,7 +36797,7 @@
     <w:lvl w:ilvl="0" w:tentative="0">
       <w:start w:val="0"/>
       <w:numFmt w:val="lowerRoman"/>
-      <w:pStyle xmlns:tce="http://www.TCE.com" xmlns:a="http://schemas.openxmlformats.org/drawingml/2006/main" xmlns:pic="http://schemas.openxmlformats.org/drawingml/2006/picture" xmlns:a14="http://schemas.microsoft.com/office/drawing/2010/main" w:val="BodyText"/>
+      <w:pStyle xmlns:tce="http://www.TCE.com" xmlns:a="http://schemas.openxmlformats.org/drawingml/2006/main" xmlns:pic="http://schemas.openxmlformats.org/drawingml/2006/picture" xmlns:a14="http://schemas.microsoft.com/office/drawing/2010/main" w:val="ListParagraph"/>
       <w:lvlText w:val="%9."/>
       <w:lvlJc w:val="right"/>
       <w:pPr>
@@ -36987,7 +36903,7 @@
     <w:lvl w:ilvl="0">
       <w:start w:val="0"/>
       <w:numFmt w:val="lowerLetter"/>
-      <w:pStyle xmlns:tce="http://www.TCE.com" xmlns:a="http://schemas.openxmlformats.org/drawingml/2006/main" xmlns:pic="http://schemas.openxmlformats.org/drawingml/2006/picture" xmlns:a14="http://schemas.microsoft.com/office/drawing/2010/main" w:val="ListNumber"/>
+      <w:pStyle xmlns:tce="http://www.TCE.com" xmlns:a="http://schemas.openxmlformats.org/drawingml/2006/main" xmlns:pic="http://schemas.openxmlformats.org/drawingml/2006/picture" xmlns:a14="http://schemas.microsoft.com/office/drawing/2010/main" w:val="BodyText"/>
       <w:lvlText w:val="(%1)"/>
       <w:lvlJc w:val="left"/>
       <w:pPr>
@@ -36997,7 +36913,7 @@
     <w:lvl w:ilvl="0">
       <w:start w:val="0"/>
       <w:numFmt w:val="decimal"/>
-      <w:pStyle xmlns:tce="http://www.TCE.com" xmlns:a="http://schemas.openxmlformats.org/drawingml/2006/main" xmlns:pic="http://schemas.openxmlformats.org/drawingml/2006/picture" xmlns:a14="http://schemas.microsoft.com/office/drawing/2010/main" w:val="ListNumber"/>
+      <w:pStyle xmlns:tce="http://www.TCE.com" xmlns:a="http://schemas.openxmlformats.org/drawingml/2006/main" xmlns:pic="http://schemas.openxmlformats.org/drawingml/2006/picture" xmlns:a14="http://schemas.microsoft.com/office/drawing/2010/main" w:val="BodyText"/>
       <w:lvlText w:val="(%2)"/>
       <w:lvlJc w:val="left"/>
       <w:pPr>
@@ -37007,7 +36923,7 @@
     <w:lvl w:ilvl="0" w:tentative="0">
       <w:start w:val="0"/>
       <w:numFmt w:val="lowerRoman"/>
-      <w:pStyle xmlns:tce="http://www.TCE.com" xmlns:a="http://schemas.openxmlformats.org/drawingml/2006/main" xmlns:pic="http://schemas.openxmlformats.org/drawingml/2006/picture" xmlns:a14="http://schemas.microsoft.com/office/drawing/2010/main" w:val="ListNumber"/>
+      <w:pStyle xmlns:tce="http://www.TCE.com" xmlns:a="http://schemas.openxmlformats.org/drawingml/2006/main" xmlns:pic="http://schemas.openxmlformats.org/drawingml/2006/picture" xmlns:a14="http://schemas.microsoft.com/office/drawing/2010/main" w:val="BodyText"/>
       <w:lvlText w:val="(%3)"/>
       <w:lvlJc w:val="left"/>
       <w:pPr>
@@ -37017,7 +36933,7 @@
     <w:lvl w:ilvl="0" w:tentative="0">
       <w:start w:val="0"/>
       <w:numFmt w:val="decimal"/>
-      <w:pStyle xmlns:tce="http://www.TCE.com" xmlns:a="http://schemas.openxmlformats.org/drawingml/2006/main" xmlns:pic="http://schemas.openxmlformats.org/drawingml/2006/picture" xmlns:a14="http://schemas.microsoft.com/office/drawing/2010/main" w:val="ListNumber"/>
+      <w:pStyle xmlns:tce="http://www.TCE.com" xmlns:a="http://schemas.openxmlformats.org/drawingml/2006/main" xmlns:pic="http://schemas.openxmlformats.org/drawingml/2006/picture" xmlns:a14="http://schemas.microsoft.com/office/drawing/2010/main" w:val="BodyText"/>
       <w:lvlText w:val="%4."/>
       <w:lvlJc w:val="left"/>
       <w:pPr>
@@ -37027,7 +36943,7 @@
     <w:lvl w:ilvl="0" w:tentative="0">
       <w:start w:val="0"/>
       <w:numFmt w:val="lowerLetter"/>
-      <w:pStyle xmlns:tce="http://www.TCE.com" xmlns:a="http://schemas.openxmlformats.org/drawingml/2006/main" xmlns:pic="http://schemas.openxmlformats.org/drawingml/2006/picture" xmlns:a14="http://schemas.microsoft.com/office/drawing/2010/main" w:val="ListNumber"/>
+      <w:pStyle xmlns:tce="http://www.TCE.com" xmlns:a="http://schemas.openxmlformats.org/drawingml/2006/main" xmlns:pic="http://schemas.openxmlformats.org/drawingml/2006/picture" xmlns:a14="http://schemas.microsoft.com/office/drawing/2010/main" w:val="BodyText"/>
       <w:lvlText w:val="%5."/>
       <w:lvlJc w:val="left"/>
       <w:pPr>
@@ -37037,7 +36953,7 @@
     <w:lvl w:ilvl="0" w:tentative="0">
       <w:start w:val="0"/>
       <w:numFmt w:val="lowerRoman"/>
-      <w:pStyle xmlns:tce="http://www.TCE.com" xmlns:a="http://schemas.openxmlformats.org/drawingml/2006/main" xmlns:pic="http://schemas.openxmlformats.org/drawingml/2006/picture" xmlns:a14="http://schemas.microsoft.com/office/drawing/2010/main" w:val="ListNumber"/>
+      <w:pStyle xmlns:tce="http://www.TCE.com" xmlns:a="http://schemas.openxmlformats.org/drawingml/2006/main" xmlns:pic="http://schemas.openxmlformats.org/drawingml/2006/picture" xmlns:a14="http://schemas.microsoft.com/office/drawing/2010/main" w:val="BodyText"/>
       <w:lvlText w:val="%6."/>
       <w:lvlJc w:val="right"/>
       <w:pPr>
@@ -37047,7 +36963,7 @@
     <w:lvl w:ilvl="0" w:tentative="0">
       <w:start w:val="0"/>
       <w:numFmt w:val="decimal"/>
-      <w:pStyle xmlns:tce="http://www.TCE.com" xmlns:a="http://schemas.openxmlformats.org/drawingml/2006/main" xmlns:pic="http://schemas.openxmlformats.org/drawingml/2006/picture" xmlns:a14="http://schemas.microsoft.com/office/drawing/2010/main" w:val="ListNumber"/>
+      <w:pStyle xmlns:tce="http://www.TCE.com" xmlns:a="http://schemas.openxmlformats.org/drawingml/2006/main" xmlns:pic="http://schemas.openxmlformats.org/drawingml/2006/picture" xmlns:a14="http://schemas.microsoft.com/office/drawing/2010/main" w:val="BodyText"/>
       <w:lvlText w:val="%7."/>
       <w:lvlJc w:val="left"/>
       <w:pPr>
@@ -37057,7 +36973,7 @@
     <w:lvl w:ilvl="0" w:tentative="0">
       <w:start w:val="0"/>
       <w:numFmt w:val="lowerLetter"/>
-      <w:pStyle xmlns:tce="http://www.TCE.com" xmlns:a="http://schemas.openxmlformats.org/drawingml/2006/main" xmlns:pic="http://schemas.openxmlformats.org/drawingml/2006/picture" xmlns:a14="http://schemas.microsoft.com/office/drawing/2010/main" w:val="ListNumber"/>
+      <w:pStyle xmlns:tce="http://www.TCE.com" xmlns:a="http://schemas.openxmlformats.org/drawingml/2006/main" xmlns:pic="http://schemas.openxmlformats.org/drawingml/2006/picture" xmlns:a14="http://schemas.microsoft.com/office/drawing/2010/main" w:val="BodyText"/>
       <w:lvlText w:val="%8."/>
       <w:lvlJc w:val="left"/>
       <w:pPr>
@@ -37067,7 +36983,7 @@
     <w:lvl w:ilvl="0" w:tentative="0">
       <w:start w:val="0"/>
       <w:numFmt w:val="lowerRoman"/>
-      <w:pStyle xmlns:tce="http://www.TCE.com" xmlns:a="http://schemas.openxmlformats.org/drawingml/2006/main" xmlns:pic="http://schemas.openxmlformats.org/drawingml/2006/picture" xmlns:a14="http://schemas.microsoft.com/office/drawing/2010/main" w:val="ListNumber"/>
+      <w:pStyle xmlns:tce="http://www.TCE.com" xmlns:a="http://schemas.openxmlformats.org/drawingml/2006/main" xmlns:pic="http://schemas.openxmlformats.org/drawingml/2006/picture" xmlns:a14="http://schemas.microsoft.com/office/drawing/2010/main" w:val="BodyText"/>
       <w:lvlText w:val="%9."/>
       <w:lvlJc w:val="right"/>
       <w:pPr>
@@ -37080,7 +36996,7 @@
     <w:lvl w:ilvl="0">
       <w:start w:val="0"/>
       <w:numFmt w:val="lowerLetter"/>
-      <w:pStyle xmlns:tce="http://www.TCE.com" xmlns:a="http://schemas.openxmlformats.org/drawingml/2006/main" xmlns:pic="http://schemas.openxmlformats.org/drawingml/2006/picture" xmlns:a14="http://schemas.microsoft.com/office/drawing/2010/main" w:val="BodyText"/>
+      <w:pStyle xmlns:tce="http://www.TCE.com" xmlns:a="http://schemas.openxmlformats.org/drawingml/2006/main" xmlns:pic="http://schemas.openxmlformats.org/drawingml/2006/picture" xmlns:a14="http://schemas.microsoft.com/office/drawing/2010/main" w:val="ListNumber"/>
       <w:lvlText w:val="(%1)"/>
       <w:lvlJc w:val="left"/>
       <w:pPr>
@@ -37090,7 +37006,7 @@
     <w:lvl w:ilvl="0">
       <w:start w:val="0"/>
       <w:numFmt w:val="decimal"/>
-      <w:pStyle xmlns:tce="http://www.TCE.com" xmlns:a="http://schemas.openxmlformats.org/drawingml/2006/main" xmlns:pic="http://schemas.openxmlformats.org/drawingml/2006/picture" xmlns:a14="http://schemas.microsoft.com/office/drawing/2010/main" w:val="BodyText"/>
+      <w:pStyle xmlns:tce="http://www.TCE.com" xmlns:a="http://schemas.openxmlformats.org/drawingml/2006/main" xmlns:pic="http://schemas.openxmlformats.org/drawingml/2006/picture" xmlns:a14="http://schemas.microsoft.com/office/drawing/2010/main" w:val="ListNumber"/>
       <w:lvlText w:val="(%2)"/>
       <w:lvlJc w:val="left"/>
       <w:pPr>
@@ -37100,7 +37016,7 @@
     <w:lvl w:ilvl="0" w:tentative="0">
       <w:start w:val="0"/>
       <w:numFmt w:val="lowerRoman"/>
-      <w:pStyle xmlns:tce="http://www.TCE.com" xmlns:a="http://schemas.openxmlformats.org/drawingml/2006/main" xmlns:pic="http://schemas.openxmlformats.org/drawingml/2006/picture" xmlns:a14="http://schemas.microsoft.com/office/drawing/2010/main" w:val="BodyText"/>
+      <w:pStyle xmlns:tce="http://www.TCE.com" xmlns:a="http://schemas.openxmlformats.org/drawingml/2006/main" xmlns:pic="http://schemas.openxmlformats.org/drawingml/2006/picture" xmlns:a14="http://schemas.microsoft.com/office/drawing/2010/main" w:val="ListNumber"/>
       <w:lvlText w:val="(%3)"/>
       <w:lvlJc w:val="left"/>
       <w:pPr>
@@ -37110,7 +37026,7 @@
     <w:lvl w:ilvl="0" w:tentative="0">
       <w:start w:val="0"/>
       <w:numFmt w:val="decimal"/>
-      <w:pStyle xmlns:tce="http://www.TCE.com" xmlns:a="http://schemas.openxmlformats.org/drawingml/2006/main" xmlns:pic="http://schemas.openxmlformats.org/drawingml/2006/picture" xmlns:a14="http://schemas.microsoft.com/office/drawing/2010/main" w:val="BodyText"/>
+      <w:pStyle xmlns:tce="http://www.TCE.com" xmlns:a="http://schemas.openxmlformats.org/drawingml/2006/main" xmlns:pic="http://schemas.openxmlformats.org/drawingml/2006/picture" xmlns:a14="http://schemas.microsoft.com/office/drawing/2010/main" w:val="ListNumber"/>
       <w:lvlText w:val="%4."/>
       <w:lvlJc w:val="left"/>
       <w:pPr>
@@ -37120,7 +37036,7 @@
     <w:lvl w:ilvl="0" w:tentative="0">
       <w:start w:val="0"/>
       <w:numFmt w:val="lowerLetter"/>
-      <w:pStyle xmlns:tce="http://www.TCE.com" xmlns:a="http://schemas.openxmlformats.org/drawingml/2006/main" xmlns:pic="http://schemas.openxmlformats.org/drawingml/2006/picture" xmlns:a14="http://schemas.microsoft.com/office/drawing/2010/main" w:val="BodyText"/>
+      <w:pStyle xmlns:tce="http://www.TCE.com" xmlns:a="http://schemas.openxmlformats.org/drawingml/2006/main" xmlns:pic="http://schemas.openxmlformats.org/drawingml/2006/picture" xmlns:a14="http://schemas.microsoft.com/office/drawing/2010/main" w:val="ListNumber"/>
       <w:lvlText w:val="%5."/>
       <w:lvlJc w:val="left"/>
       <w:pPr>
@@ -37130,7 +37046,7 @@
     <w:lvl w:ilvl="0" w:tentative="0">
       <w:start w:val="0"/>
       <w:numFmt w:val="lowerRoman"/>
-      <w:pStyle xmlns:tce="http://www.TCE.com" xmlns:a="http://schemas.openxmlformats.org/drawingml/2006/main" xmlns:pic="http://schemas.openxmlformats.org/drawingml/2006/picture" xmlns:a14="http://schemas.microsoft.com/office/drawing/2010/main" w:val="BodyText"/>
+      <w:pStyle xmlns:tce="http://www.TCE.com" xmlns:a="http://schemas.openxmlformats.org/drawingml/2006/main" xmlns:pic="http://schemas.openxmlformats.org/drawingml/2006/picture" xmlns:a14="http://schemas.microsoft.com/office/drawing/2010/main" w:val="ListNumber"/>
       <w:lvlText w:val="%6."/>
       <w:lvlJc w:val="right"/>
       <w:pPr>
@@ -37140,7 +37056,7 @@
     <w:lvl w:ilvl="0" w:tentative="0">
       <w:start w:val="0"/>
       <w:numFmt w:val="decimal"/>
-      <w:pStyle xmlns:tce="http://www.TCE.com" xmlns:a="http://schemas.openxmlformats.org/drawingml/2006/main" xmlns:pic="http://schemas.openxmlformats.org/drawingml/2006/picture" xmlns:a14="http://schemas.microsoft.com/office/drawing/2010/main" w:val="BodyText"/>
+      <w:pStyle xmlns:tce="http://www.TCE.com" xmlns:a="http://schemas.openxmlformats.org/drawingml/2006/main" xmlns:pic="http://schemas.openxmlformats.org/drawingml/2006/picture" xmlns:a14="http://schemas.microsoft.com/office/drawing/2010/main" w:val="ListNumber"/>
       <w:lvlText w:val="%7."/>
       <w:lvlJc w:val="left"/>
       <w:pPr>
@@ -37150,7 +37066,7 @@
     <w:lvl w:ilvl="0" w:tentative="0">
       <w:start w:val="0"/>
       <w:numFmt w:val="lowerLetter"/>
-      <w:pStyle xmlns:tce="http://www.TCE.com" xmlns:a="http://schemas.openxmlformats.org/drawingml/2006/main" xmlns:pic="http://schemas.openxmlformats.org/drawingml/2006/picture" xmlns:a14="http://schemas.microsoft.com/office/drawing/2010/main" w:val="BodyText"/>
+      <w:pStyle xmlns:tce="http://www.TCE.com" xmlns:a="http://schemas.openxmlformats.org/drawingml/2006/main" xmlns:pic="http://schemas.openxmlformats.org/drawingml/2006/picture" xmlns:a14="http://schemas.microsoft.com/office/drawing/2010/main" w:val="ListNumber"/>
       <w:lvlText w:val="%8."/>
       <w:lvlJc w:val="left"/>
       <w:pPr>
@@ -37160,7 +37076,7 @@
     <w:lvl w:ilvl="0" w:tentative="0">
       <w:start w:val="0"/>
       <w:numFmt w:val="lowerRoman"/>
-      <w:pStyle xmlns:tce="http://www.TCE.com" xmlns:a="http://schemas.openxmlformats.org/drawingml/2006/main" xmlns:pic="http://schemas.openxmlformats.org/drawingml/2006/picture" xmlns:a14="http://schemas.microsoft.com/office/drawing/2010/main" w:val="BodyText"/>
+      <w:pStyle xmlns:tce="http://www.TCE.com" xmlns:a="http://schemas.openxmlformats.org/drawingml/2006/main" xmlns:pic="http://schemas.openxmlformats.org/drawingml/2006/picture" xmlns:a14="http://schemas.microsoft.com/office/drawing/2010/main" w:val="ListNumber"/>
       <w:lvlText w:val="%9."/>
       <w:lvlJc w:val="right"/>
       <w:pPr>
@@ -37173,7 +37089,7 @@
     <w:lvl w:ilvl="0">
       <w:start w:val="0"/>
       <w:numFmt w:val="lowerLetter"/>
-      <w:pStyle xmlns:tce="http://www.TCE.com" xmlns:a="http://schemas.openxmlformats.org/drawingml/2006/main" xmlns:pic="http://schemas.openxmlformats.org/drawingml/2006/picture" xmlns:a14="http://schemas.microsoft.com/office/drawing/2010/main" w:val="ListParagraph"/>
+      <w:pStyle xmlns:tce="http://www.TCE.com" xmlns:a="http://schemas.openxmlformats.org/drawingml/2006/main" xmlns:pic="http://schemas.openxmlformats.org/drawingml/2006/picture" xmlns:a14="http://schemas.microsoft.com/office/drawing/2010/main" w:val="BodyText"/>
       <w:lvlText w:val="(%1)"/>
       <w:lvlJc w:val="left"/>
       <w:pPr>
@@ -37183,7 +37099,7 @@
     <w:lvl w:ilvl="0">
       <w:start w:val="0"/>
       <w:numFmt w:val="decimal"/>
-      <w:pStyle xmlns:tce="http://www.TCE.com" xmlns:a="http://schemas.openxmlformats.org/drawingml/2006/main" xmlns:pic="http://schemas.openxmlformats.org/drawingml/2006/picture" xmlns:a14="http://schemas.microsoft.com/office/drawing/2010/main" w:val="ListParagraph"/>
+      <w:pStyle xmlns:tce="http://www.TCE.com" xmlns:a="http://schemas.openxmlformats.org/drawingml/2006/main" xmlns:pic="http://schemas.openxmlformats.org/drawingml/2006/picture" xmlns:a14="http://schemas.microsoft.com/office/drawing/2010/main" w:val="BodyText"/>
       <w:lvlText w:val="(%2)"/>
       <w:lvlJc w:val="left"/>
       <w:pPr>
@@ -37193,7 +37109,7 @@
     <w:lvl w:ilvl="0" w:tentative="0">
       <w:start w:val="0"/>
       <w:numFmt w:val="lowerRoman"/>
-      <w:pStyle xmlns:tce="http://www.TCE.com" xmlns:a="http://schemas.openxmlformats.org/drawingml/2006/main" xmlns:pic="http://schemas.openxmlformats.org/drawingml/2006/picture" xmlns:a14="http://schemas.microsoft.com/office/drawing/2010/main" w:val="ListParagraph"/>
+      <w:pStyle xmlns:tce="http://www.TCE.com" xmlns:a="http://schemas.openxmlformats.org/drawingml/2006/main" xmlns:pic="http://schemas.openxmlformats.org/drawingml/2006/picture" xmlns:a14="http://schemas.microsoft.com/office/drawing/2010/main" w:val="BodyText"/>
       <w:lvlText w:val="(%3)"/>
       <w:lvlJc w:val="left"/>
       <w:pPr>
@@ -37203,7 +37119,7 @@
     <w:lvl w:ilvl="0" w:tentative="0">
       <w:start w:val="0"/>
       <w:numFmt w:val="decimal"/>
-      <w:pStyle xmlns:tce="http://www.TCE.com" xmlns:a="http://schemas.openxmlformats.org/drawingml/2006/main" xmlns:pic="http://schemas.openxmlformats.org/drawingml/2006/picture" xmlns:a14="http://schemas.microsoft.com/office/drawing/2010/main" w:val="ListParagraph"/>
+      <w:pStyle xmlns:tce="http://www.TCE.com" xmlns:a="http://schemas.openxmlformats.org/drawingml/2006/main" xmlns:pic="http://schemas.openxmlformats.org/drawingml/2006/picture" xmlns:a14="http://schemas.microsoft.com/office/drawing/2010/main" w:val="BodyText"/>
       <w:lvlText w:val="%4."/>
       <w:lvlJc w:val="left"/>
       <w:pPr>
@@ -37213,7 +37129,7 @@
     <w:lvl w:ilvl="0" w:tentative="0">
       <w:start w:val="0"/>
       <w:numFmt w:val="lowerLetter"/>
-      <w:pStyle xmlns:tce="http://www.TCE.com" xmlns:a="http://schemas.openxmlformats.org/drawingml/2006/main" xmlns:pic="http://schemas.openxmlformats.org/drawingml/2006/picture" xmlns:a14="http://schemas.microsoft.com/office/drawing/2010/main" w:val="ListParagraph"/>
+      <w:pStyle xmlns:tce="http://www.TCE.com" xmlns:a="http://schemas.openxmlformats.org/drawingml/2006/main" xmlns:pic="http://schemas.openxmlformats.org/drawingml/2006/picture" xmlns:a14="http://schemas.microsoft.com/office/drawing/2010/main" w:val="BodyText"/>
       <w:lvlText w:val="%5."/>
       <w:lvlJc w:val="left"/>
       <w:pPr>
@@ -37223,7 +37139,7 @@
     <w:lvl w:ilvl="0" w:tentative="0">
       <w:start w:val="0"/>
       <w:numFmt w:val="lowerRoman"/>
-      <w:pStyle xmlns:tce="http://www.TCE.com" xmlns:a="http://schemas.openxmlformats.org/drawingml/2006/main" xmlns:pic="http://schemas.openxmlformats.org/drawingml/2006/picture" xmlns:a14="http://schemas.microsoft.com/office/drawing/2010/main" w:val="ListParagraph"/>
+      <w:pStyle xmlns:tce="http://www.TCE.com" xmlns:a="http://schemas.openxmlformats.org/drawingml/2006/main" xmlns:pic="http://schemas.openxmlformats.org/drawingml/2006/picture" xmlns:a14="http://schemas.microsoft.com/office/drawing/2010/main" w:val="BodyText"/>
       <w:lvlText w:val="%6."/>
       <w:lvlJc w:val="right"/>
       <w:pPr>
@@ -37233,7 +37149,7 @@
     <w:lvl w:ilvl="0" w:tentative="0">
       <w:start w:val="0"/>
       <w:numFmt w:val="decimal"/>
-      <w:pStyle xmlns:tce="http://www.TCE.com" xmlns:a="http://schemas.openxmlformats.org/drawingml/2006/main" xmlns:pic="http://schemas.openxmlformats.org/drawingml/2006/picture" xmlns:a14="http://schemas.microsoft.com/office/drawing/2010/main" w:val="ListParagraph"/>
+      <w:pStyle xmlns:tce="http://www.TCE.com" xmlns:a="http://schemas.openxmlformats.org/drawingml/2006/main" xmlns:pic="http://schemas.openxmlformats.org/drawingml/2006/picture" xmlns:a14="http://schemas.microsoft.com/office/drawing/2010/main" w:val="BodyText"/>
       <w:lvlText w:val="%7."/>
       <w:lvlJc w:val="left"/>
       <w:pPr>
@@ -37243,7 +37159,7 @@
     <w:lvl w:ilvl="0" w:tentative="0">
       <w:start w:val="0"/>
       <w:numFmt w:val="lowerLetter"/>
-      <w:pStyle xmlns:tce="http://www.TCE.com" xmlns:a="http://schemas.openxmlformats.org/drawingml/2006/main" xmlns:pic="http://schemas.openxmlformats.org/drawingml/2006/picture" xmlns:a14="http://schemas.microsoft.com/office/drawing/2010/main" w:val="ListParagraph"/>
+      <w:pStyle xmlns:tce="http://www.TCE.com" xmlns:a="http://schemas.openxmlformats.org/drawingml/2006/main" xmlns:pic="http://schemas.openxmlformats.org/drawingml/2006/picture" xmlns:a14="http://schemas.microsoft.com/office/drawing/2010/main" w:val="BodyText"/>
       <w:lvlText w:val="%8."/>
       <w:lvlJc w:val="left"/>
       <w:pPr>
@@ -37253,7 +37169,7 @@
     <w:lvl w:ilvl="0" w:tentative="0">
       <w:start w:val="0"/>
       <w:numFmt w:val="lowerRoman"/>
-      <w:pStyle xmlns:tce="http://www.TCE.com" xmlns:a="http://schemas.openxmlformats.org/drawingml/2006/main" xmlns:pic="http://schemas.openxmlformats.org/drawingml/2006/picture" xmlns:a14="http://schemas.microsoft.com/office/drawing/2010/main" w:val="ListParagraph"/>
+      <w:pStyle xmlns:tce="http://www.TCE.com" xmlns:a="http://schemas.openxmlformats.org/drawingml/2006/main" xmlns:pic="http://schemas.openxmlformats.org/drawingml/2006/picture" xmlns:a14="http://schemas.microsoft.com/office/drawing/2010/main" w:val="BodyText"/>
       <w:lvlText w:val="%9."/>
       <w:lvlJc w:val="right"/>
       <w:pPr>
@@ -37266,7 +37182,7 @@
     <w:lvl w:ilvl="0">
       <w:start w:val="0"/>
       <w:numFmt w:val="lowerLetter"/>
-      <w:pStyle xmlns:tce="http://www.TCE.com" xmlns:a="http://schemas.openxmlformats.org/drawingml/2006/main" xmlns:pic="http://schemas.openxmlformats.org/drawingml/2006/picture" xmlns:a14="http://schemas.microsoft.com/office/drawing/2010/main" w:val="BodyText"/>
+      <w:pStyle xmlns:tce="http://www.TCE.com" xmlns:a="http://schemas.openxmlformats.org/drawingml/2006/main" xmlns:pic="http://schemas.openxmlformats.org/drawingml/2006/picture" xmlns:a14="http://schemas.microsoft.com/office/drawing/2010/main" w:val="ListParagraph"/>
       <w:lvlText w:val="(%1)"/>
       <w:lvlJc w:val="left"/>
       <w:pPr>
@@ -37276,7 +37192,7 @@
     <w:lvl w:ilvl="0">
       <w:start w:val="0"/>
       <w:numFmt w:val="decimal"/>
-      <w:pStyle xmlns:tce="http://www.TCE.com" xmlns:a="http://schemas.openxmlformats.org/drawingml/2006/main" xmlns:pic="http://schemas.openxmlformats.org/drawingml/2006/picture" xmlns:a14="http://schemas.microsoft.com/office/drawing/2010/main" w:val="BodyText"/>
+      <w:pStyle xmlns:tce="http://www.TCE.com" xmlns:a="http://schemas.openxmlformats.org/drawingml/2006/main" xmlns:pic="http://schemas.openxmlformats.org/drawingml/2006/picture" xmlns:a14="http://schemas.microsoft.com/office/drawing/2010/main" w:val="ListParagraph"/>
       <w:lvlText w:val="(%2)"/>
       <w:lvlJc w:val="left"/>
       <w:pPr>
@@ -37286,7 +37202,7 @@
     <w:lvl w:ilvl="0" w:tentative="0">
       <w:start w:val="0"/>
       <w:numFmt w:val="lowerRoman"/>
-      <w:pStyle xmlns:tce="http://www.TCE.com" xmlns:a="http://schemas.openxmlformats.org/drawingml/2006/main" xmlns:pic="http://schemas.openxmlformats.org/drawingml/2006/picture" xmlns:a14="http://schemas.microsoft.com/office/drawing/2010/main" w:val="BodyText"/>
+      <w:pStyle xmlns:tce="http://www.TCE.com" xmlns:a="http://schemas.openxmlformats.org/drawingml/2006/main" xmlns:pic="http://schemas.openxmlformats.org/drawingml/2006/picture" xmlns:a14="http://schemas.microsoft.com/office/drawing/2010/main" w:val="ListParagraph"/>
       <w:lvlText w:val="(%3)"/>
       <w:lvlJc w:val="left"/>
       <w:pPr>
@@ -37296,7 +37212,7 @@
     <w:lvl w:ilvl="0" w:tentative="0">
       <w:start w:val="0"/>
       <w:numFmt w:val="decimal"/>
-      <w:pStyle xmlns:tce="http://www.TCE.com" xmlns:a="http://schemas.openxmlformats.org/drawingml/2006/main" xmlns:pic="http://schemas.openxmlformats.org/drawingml/2006/picture" xmlns:a14="http://schemas.microsoft.com/office/drawing/2010/main" w:val="BodyText"/>
+      <w:pStyle xmlns:tce="http://www.TCE.com" xmlns:a="http://schemas.openxmlformats.org/drawingml/2006/main" xmlns:pic="http://schemas.openxmlformats.org/drawingml/2006/picture" xmlns:a14="http://schemas.microsoft.com/office/drawing/2010/main" w:val="ListParagraph"/>
       <w:lvlText w:val="%4."/>
       <w:lvlJc w:val="left"/>
       <w:pPr>
@@ -37306,7 +37222,7 @@
     <w:lvl w:ilvl="0" w:tentative="0">
       <w:start w:val="0"/>
       <w:numFmt w:val="lowerLetter"/>
-      <w:pStyle xmlns:tce="http://www.TCE.com" xmlns:a="http://schemas.openxmlformats.org/drawingml/2006/main" xmlns:pic="http://schemas.openxmlformats.org/drawingml/2006/picture" xmlns:a14="http://schemas.microsoft.com/office/drawing/2010/main" w:val="BodyText"/>
+      <w:pStyle xmlns:tce="http://www.TCE.com" xmlns:a="http://schemas.openxmlformats.org/drawingml/2006/main" xmlns:pic="http://schemas.openxmlformats.org/drawingml/2006/picture" xmlns:a14="http://schemas.microsoft.com/office/drawing/2010/main" w:val="ListParagraph"/>
       <w:lvlText w:val="%5."/>
       <w:lvlJc w:val="left"/>
       <w:pPr>
@@ -37316,7 +37232,7 @@
     <w:lvl w:ilvl="0" w:tentative="0">
       <w:start w:val="0"/>
       <w:numFmt w:val="lowerRoman"/>
-      <w:pStyle xmlns:tce="http://www.TCE.com" xmlns:a="http://schemas.openxmlformats.org/drawingml/2006/main" xmlns:pic="http://schemas.openxmlformats.org/drawingml/2006/picture" xmlns:a14="http://schemas.microsoft.com/office/drawing/2010/main" w:val="BodyText"/>
+      <w:pStyle xmlns:tce="http://www.TCE.com" xmlns:a="http://schemas.openxmlformats.org/drawingml/2006/main" xmlns:pic="http://schemas.openxmlformats.org/drawingml/2006/picture" xmlns:a14="http://schemas.microsoft.com/office/drawing/2010/main" w:val="ListParagraph"/>
       <w:lvlText w:val="%6."/>
       <w:lvlJc w:val="right"/>
       <w:pPr>
@@ -37326,7 +37242,7 @@
     <w:lvl w:ilvl="0" w:tentative="0">
       <w:start w:val="0"/>
       <w:numFmt w:val="decimal"/>
-      <w:pStyle xmlns:tce="http://www.TCE.com" xmlns:a="http://schemas.openxmlformats.org/drawingml/2006/main" xmlns:pic="http://schemas.openxmlformats.org/drawingml/2006/picture" xmlns:a14="http://schemas.microsoft.com/office/drawing/2010/main" w:val="BodyText"/>
+      <w:pStyle xmlns:tce="http://www.TCE.com" xmlns:a="http://schemas.openxmlformats.org/drawingml/2006/main" xmlns:pic="http://schemas.openxmlformats.org/drawingml/2006/picture" xmlns:a14="http://schemas.microsoft.com/office/drawing/2010/main" w:val="ListParagraph"/>
       <w:lvlText w:val="%7."/>
       <w:lvlJc w:val="left"/>
       <w:pPr>
@@ -37336,7 +37252,7 @@
     <w:lvl w:ilvl="0" w:tentative="0">
       <w:start w:val="0"/>
       <w:numFmt w:val="lowerLetter"/>
-      <w:pStyle xmlns:tce="http://www.TCE.com" xmlns:a="http://schemas.openxmlformats.org/drawingml/2006/main" xmlns:pic="http://schemas.openxmlformats.org/drawingml/2006/picture" xmlns:a14="http://schemas.microsoft.com/office/drawing/2010/main" w:val="BodyText"/>
+      <w:pStyle xmlns:tce="http://www.TCE.com" xmlns:a="http://schemas.openxmlformats.org/drawingml/2006/main" xmlns:pic="http://schemas.openxmlformats.org/drawingml/2006/picture" xmlns:a14="http://schemas.microsoft.com/office/drawing/2010/main" w:val="ListParagraph"/>
       <w:lvlText w:val="%8."/>
       <w:lvlJc w:val="left"/>
       <w:pPr>
@@ -37346,7 +37262,7 @@
     <w:lvl w:ilvl="0" w:tentative="0">
       <w:start w:val="0"/>
       <w:numFmt w:val="lowerRoman"/>
-      <w:pStyle xmlns:tce="http://www.TCE.com" xmlns:a="http://schemas.openxmlformats.org/drawingml/2006/main" xmlns:pic="http://schemas.openxmlformats.org/drawingml/2006/picture" xmlns:a14="http://schemas.microsoft.com/office/drawing/2010/main" w:val="BodyText"/>
+      <w:pStyle xmlns:tce="http://www.TCE.com" xmlns:a="http://schemas.openxmlformats.org/drawingml/2006/main" xmlns:pic="http://schemas.openxmlformats.org/drawingml/2006/picture" xmlns:a14="http://schemas.microsoft.com/office/drawing/2010/main" w:val="ListParagraph"/>
       <w:lvlText w:val="%9."/>
       <w:lvlJc w:val="right"/>
       <w:pPr>
@@ -37359,7 +37275,7 @@
     <w:lvl w:ilvl="0">
       <w:start w:val="0"/>
       <w:numFmt w:val="lowerLetter"/>
-      <w:pStyle xmlns:tce="http://www.TCE.com" xmlns:a="http://schemas.openxmlformats.org/drawingml/2006/main" xmlns:pic="http://schemas.openxmlformats.org/drawingml/2006/picture" xmlns:a14="http://schemas.microsoft.com/office/drawing/2010/main" w:val="ListParagraph"/>
+      <w:pStyle xmlns:tce="http://www.TCE.com" xmlns:a="http://schemas.openxmlformats.org/drawingml/2006/main" xmlns:pic="http://schemas.openxmlformats.org/drawingml/2006/picture" xmlns:a14="http://schemas.microsoft.com/office/drawing/2010/main" w:val="BodyText"/>
       <w:lvlText w:val="(%1)"/>
       <w:lvlJc w:val="left"/>
       <w:pPr>
@@ -37369,7 +37285,7 @@
     <w:lvl w:ilvl="0">
       <w:start w:val="0"/>
       <w:numFmt w:val="decimal"/>
-      <w:pStyle xmlns:tce="http://www.TCE.com" xmlns:a="http://schemas.openxmlformats.org/drawingml/2006/main" xmlns:pic="http://schemas.openxmlformats.org/drawingml/2006/picture" xmlns:a14="http://schemas.microsoft.com/office/drawing/2010/main" w:val="ListParagraph"/>
+      <w:pStyle xmlns:tce="http://www.TCE.com" xmlns:a="http://schemas.openxmlformats.org/drawingml/2006/main" xmlns:pic="http://schemas.openxmlformats.org/drawingml/2006/picture" xmlns:a14="http://schemas.microsoft.com/office/drawing/2010/main" w:val="BodyText"/>
       <w:lvlText w:val="(%2)"/>
       <w:lvlJc w:val="left"/>
       <w:pPr>
@@ -37379,7 +37295,7 @@
     <w:lvl w:ilvl="0" w:tentative="0">
       <w:start w:val="0"/>
       <w:numFmt w:val="lowerRoman"/>
-      <w:pStyle xmlns:tce="http://www.TCE.com" xmlns:a="http://schemas.openxmlformats.org/drawingml/2006/main" xmlns:pic="http://schemas.openxmlformats.org/drawingml/2006/picture" xmlns:a14="http://schemas.microsoft.com/office/drawing/2010/main" w:val="ListParagraph"/>
+      <w:pStyle xmlns:tce="http://www.TCE.com" xmlns:a="http://schemas.openxmlformats.org/drawingml/2006/main" xmlns:pic="http://schemas.openxmlformats.org/drawingml/2006/picture" xmlns:a14="http://schemas.microsoft.com/office/drawing/2010/main" w:val="BodyText"/>
       <w:lvlText w:val="(%3)"/>
       <w:lvlJc w:val="left"/>
       <w:pPr>
@@ -37389,7 +37305,7 @@
     <w:lvl w:ilvl="0" w:tentative="0">
       <w:start w:val="0"/>
       <w:numFmt w:val="decimal"/>
-      <w:pStyle xmlns:tce="http://www.TCE.com" xmlns:a="http://schemas.openxmlformats.org/drawingml/2006/main" xmlns:pic="http://schemas.openxmlformats.org/drawingml/2006/picture" xmlns:a14="http://schemas.microsoft.com/office/drawing/2010/main" w:val="ListParagraph"/>
+      <w:pStyle xmlns:tce="http://www.TCE.com" xmlns:a="http://schemas.openxmlformats.org/drawingml/2006/main" xmlns:pic="http://schemas.openxmlformats.org/drawingml/2006/picture" xmlns:a14="http://schemas.microsoft.com/office/drawing/2010/main" w:val="BodyText"/>
       <w:lvlText w:val="%4."/>
       <w:lvlJc w:val="left"/>
       <w:pPr>
@@ -37399,7 +37315,7 @@
     <w:lvl w:ilvl="0" w:tentative="0">
       <w:start w:val="0"/>
       <w:numFmt w:val="lowerLetter"/>
-      <w:pStyle xmlns:tce="http://www.TCE.com" xmlns:a="http://schemas.openxmlformats.org/drawingml/2006/main" xmlns:pic="http://schemas.openxmlformats.org/drawingml/2006/picture" xmlns:a14="http://schemas.microsoft.com/office/drawing/2010/main" w:val="ListParagraph"/>
+      <w:pStyle xmlns:tce="http://www.TCE.com" xmlns:a="http://schemas.openxmlformats.org/drawingml/2006/main" xmlns:pic="http://schemas.openxmlformats.org/drawingml/2006/picture" xmlns:a14="http://schemas.microsoft.com/office/drawing/2010/main" w:val="BodyText"/>
       <w:lvlText w:val="%5."/>
       <w:lvlJc w:val="left"/>
       <w:pPr>
@@ -37409,7 +37325,7 @@
     <w:lvl w:ilvl="0" w:tentative="0">
       <w:start w:val="0"/>
       <w:numFmt w:val="lowerRoman"/>
-      <w:pStyle xmlns:tce="http://www.TCE.com" xmlns:a="http://schemas.openxmlformats.org/drawingml/2006/main" xmlns:pic="http://schemas.openxmlformats.org/drawingml/2006/picture" xmlns:a14="http://schemas.microsoft.com/office/drawing/2010/main" w:val="ListParagraph"/>
+      <w:pStyle xmlns:tce="http://www.TCE.com" xmlns:a="http://schemas.openxmlformats.org/drawingml/2006/main" xmlns:pic="http://schemas.openxmlformats.org/drawingml/2006/picture" xmlns:a14="http://schemas.microsoft.com/office/drawing/2010/main" w:val="BodyText"/>
       <w:lvlText w:val="%6."/>
       <w:lvlJc w:val="right"/>
       <w:pPr>
@@ -37419,7 +37335,7 @@
     <w:lvl w:ilvl="0" w:tentative="0">
       <w:start w:val="0"/>
       <w:numFmt w:val="decimal"/>
-      <w:pStyle xmlns:tce="http://www.TCE.com" xmlns:a="http://schemas.openxmlformats.org/drawingml/2006/main" xmlns:pic="http://schemas.openxmlformats.org/drawingml/2006/picture" xmlns:a14="http://schemas.microsoft.com/office/drawing/2010/main" w:val="ListParagraph"/>
+      <w:pStyle xmlns:tce="http://www.TCE.com" xmlns:a="http://schemas.openxmlformats.org/drawingml/2006/main" xmlns:pic="http://schemas.openxmlformats.org/drawingml/2006/picture" xmlns:a14="http://schemas.microsoft.com/office/drawing/2010/main" w:val="BodyText"/>
       <w:lvlText w:val="%7."/>
       <w:lvlJc w:val="left"/>
       <w:pPr>
@@ -37429,7 +37345,7 @@
     <w:lvl w:ilvl="0" w:tentative="0">
       <w:start w:val="0"/>
       <w:numFmt w:val="lowerLetter"/>
-      <w:pStyle xmlns:tce="http://www.TCE.com" xmlns:a="http://schemas.openxmlformats.org/drawingml/2006/main" xmlns:pic="http://schemas.openxmlformats.org/drawingml/2006/picture" xmlns:a14="http://schemas.microsoft.com/office/drawing/2010/main" w:val="ListParagraph"/>
+      <w:pStyle xmlns:tce="http://www.TCE.com" xmlns:a="http://schemas.openxmlformats.org/drawingml/2006/main" xmlns:pic="http://schemas.openxmlformats.org/drawingml/2006/picture" xmlns:a14="http://schemas.microsoft.com/office/drawing/2010/main" w:val="BodyText"/>
       <w:lvlText w:val="%8."/>
       <w:lvlJc w:val="left"/>
       <w:pPr>
@@ -37439,7 +37355,7 @@
     <w:lvl w:ilvl="0" w:tentative="0">
       <w:start w:val="0"/>
       <w:numFmt w:val="lowerRoman"/>
-      <w:pStyle xmlns:tce="http://www.TCE.com" xmlns:a="http://schemas.openxmlformats.org/drawingml/2006/main" xmlns:pic="http://schemas.openxmlformats.org/drawingml/2006/picture" xmlns:a14="http://schemas.microsoft.com/office/drawing/2010/main" w:val="ListParagraph"/>
+      <w:pStyle xmlns:tce="http://www.TCE.com" xmlns:a="http://schemas.openxmlformats.org/drawingml/2006/main" xmlns:pic="http://schemas.openxmlformats.org/drawingml/2006/picture" xmlns:a14="http://schemas.microsoft.com/office/drawing/2010/main" w:val="BodyText"/>
       <w:lvlText w:val="%9."/>
       <w:lvlJc w:val="right"/>
       <w:pPr>
@@ -37452,7 +37368,7 @@
     <w:lvl w:ilvl="0">
       <w:start w:val="0"/>
       <w:numFmt w:val="lowerLetter"/>
-      <w:pStyle xmlns:tce="http://www.TCE.com" xmlns:a="http://schemas.openxmlformats.org/drawingml/2006/main" xmlns:pic="http://schemas.openxmlformats.org/drawingml/2006/picture" xmlns:a14="http://schemas.microsoft.com/office/drawing/2010/main" w:val="BodyText"/>
+      <w:pStyle xmlns:tce="http://www.TCE.com" xmlns:a="http://schemas.openxmlformats.org/drawingml/2006/main" xmlns:pic="http://schemas.openxmlformats.org/drawingml/2006/picture" xmlns:a14="http://schemas.microsoft.com/office/drawing/2010/main" w:val="ListParagraph"/>
       <w:lvlText w:val="(%1)"/>
       <w:lvlJc w:val="left"/>
       <w:pPr>
@@ -37462,7 +37378,7 @@
     <w:lvl w:ilvl="0">
       <w:start w:val="0"/>
       <w:numFmt w:val="decimal"/>
-      <w:pStyle xmlns:tce="http://www.TCE.com" xmlns:a="http://schemas.openxmlformats.org/drawingml/2006/main" xmlns:pic="http://schemas.openxmlformats.org/drawingml/2006/picture" xmlns:a14="http://schemas.microsoft.com/office/drawing/2010/main" w:val="BodyText"/>
+      <w:pStyle xmlns:tce="http://www.TCE.com" xmlns:a="http://schemas.openxmlformats.org/drawingml/2006/main" xmlns:pic="http://schemas.openxmlformats.org/drawingml/2006/picture" xmlns:a14="http://schemas.microsoft.com/office/drawing/2010/main" w:val="ListParagraph"/>
       <w:lvlText w:val="(%2)"/>
       <w:lvlJc w:val="left"/>
       <w:pPr>
@@ -37472,7 +37388,7 @@
     <w:lvl w:ilvl="0" w:tentative="0">
       <w:start w:val="0"/>
       <w:numFmt w:val="lowerRoman"/>
-      <w:pStyle xmlns:tce="http://www.TCE.com" xmlns:a="http://schemas.openxmlformats.org/drawingml/2006/main" xmlns:pic="http://schemas.openxmlformats.org/drawingml/2006/picture" xmlns:a14="http://schemas.microsoft.com/office/drawing/2010/main" w:val="BodyText"/>
+      <w:pStyle xmlns:tce="http://www.TCE.com" xmlns:a="http://schemas.openxmlformats.org/drawingml/2006/main" xmlns:pic="http://schemas.openxmlformats.org/drawingml/2006/picture" xmlns:a14="http://schemas.microsoft.com/office/drawing/2010/main" w:val="ListParagraph"/>
       <w:lvlText w:val="(%3)"/>
       <w:lvlJc w:val="left"/>
       <w:pPr>
@@ -37482,7 +37398,7 @@
     <w:lvl w:ilvl="0" w:tentative="0">
       <w:start w:val="0"/>
       <w:numFmt w:val="decimal"/>
-      <w:pStyle xmlns:tce="http://www.TCE.com" xmlns:a="http://schemas.openxmlformats.org/drawingml/2006/main" xmlns:pic="http://schemas.openxmlformats.org/drawingml/2006/picture" xmlns:a14="http://schemas.microsoft.com/office/drawing/2010/main" w:val="BodyText"/>
+      <w:pStyle xmlns:tce="http://www.TCE.com" xmlns:a="http://schemas.openxmlformats.org/drawingml/2006/main" xmlns:pic="http://schemas.openxmlformats.org/drawingml/2006/picture" xmlns:a14="http://schemas.microsoft.com/office/drawing/2010/main" w:val="ListParagraph"/>
       <w:lvlText w:val="%4."/>
       <w:lvlJc w:val="left"/>
       <w:pPr>
@@ -37492,7 +37408,7 @@
     <w:lvl w:ilvl="0" w:tentative="0">
       <w:start w:val="0"/>
       <w:numFmt w:val="lowerLetter"/>
-      <w:pStyle xmlns:tce="http://www.TCE.com" xmlns:a="http://schemas.openxmlformats.org/drawingml/2006/main" xmlns:pic="http://schemas.openxmlformats.org/drawingml/2006/picture" xmlns:a14="http://schemas.microsoft.com/office/drawing/2010/main" w:val="BodyText"/>
+      <w:pStyle xmlns:tce="http://www.TCE.com" xmlns:a="http://schemas.openxmlformats.org/drawingml/2006/main" xmlns:pic="http://schemas.openxmlformats.org/drawingml/2006/picture" xmlns:a14="http://schemas.microsoft.com/office/drawing/2010/main" w:val="ListParagraph"/>
       <w:lvlText w:val="%5."/>
       <w:lvlJc w:val="left"/>
       <w:pPr>
@@ -37502,7 +37418,7 @@
     <w:lvl w:ilvl="0" w:tentative="0">
       <w:start w:val="0"/>
       <w:numFmt w:val="lowerRoman"/>
-      <w:pStyle xmlns:tce="http://www.TCE.com" xmlns:a="http://schemas.openxmlformats.org/drawingml/2006/main" xmlns:pic="http://schemas.openxmlformats.org/drawingml/2006/picture" xmlns:a14="http://schemas.microsoft.com/office/drawing/2010/main" w:val="BodyText"/>
+      <w:pStyle xmlns:tce="http://www.TCE.com" xmlns:a="http://schemas.openxmlformats.org/drawingml/2006/main" xmlns:pic="http://schemas.openxmlformats.org/drawingml/2006/picture" xmlns:a14="http://schemas.microsoft.com/office/drawing/2010/main" w:val="ListParagraph"/>
       <w:lvlText w:val="%6."/>
       <w:lvlJc w:val="right"/>
       <w:pPr>
@@ -37512,7 +37428,7 @@
     <w:lvl w:ilvl="0" w:tentative="0">
       <w:start w:val="0"/>
       <w:numFmt w:val="decimal"/>
-      <w:pStyle xmlns:tce="http://www.TCE.com" xmlns:a="http://schemas.openxmlformats.org/drawingml/2006/main" xmlns:pic="http://schemas.openxmlformats.org/drawingml/2006/picture" xmlns:a14="http://schemas.microsoft.com/office/drawing/2010/main" w:val="BodyText"/>
+      <w:pStyle xmlns:tce="http://www.TCE.com" xmlns:a="http://schemas.openxmlformats.org/drawingml/2006/main" xmlns:pic="http://schemas.openxmlformats.org/drawingml/2006/picture" xmlns:a14="http://schemas.microsoft.com/office/drawing/2010/main" w:val="ListParagraph"/>
       <w:lvlText w:val="%7."/>
       <w:lvlJc w:val="left"/>
       <w:pPr>
@@ -37522,7 +37438,7 @@
     <w:lvl w:ilvl="0" w:tentative="0">
       <w:start w:val="0"/>
       <w:numFmt w:val="lowerLetter"/>
-      <w:pStyle xmlns:tce="http://www.TCE.com" xmlns:a="http://schemas.openxmlformats.org/drawingml/2006/main" xmlns:pic="http://schemas.openxmlformats.org/drawingml/2006/picture" xmlns:a14="http://schemas.microsoft.com/office/drawing/2010/main" w:val="BodyText"/>
+      <w:pStyle xmlns:tce="http://www.TCE.com" xmlns:a="http://schemas.openxmlformats.org/drawingml/2006/main" xmlns:pic="http://schemas.openxmlformats.org/drawingml/2006/picture" xmlns:a14="http://schemas.microsoft.com/office/drawing/2010/main" w:val="ListParagraph"/>
       <w:lvlText w:val="%8."/>
       <w:lvlJc w:val="left"/>
       <w:pPr>
@@ -37532,7 +37448,7 @@
     <w:lvl w:ilvl="0" w:tentative="0">
       <w:start w:val="0"/>
       <w:numFmt w:val="lowerRoman"/>
-      <w:pStyle xmlns:tce="http://www.TCE.com" xmlns:a="http://schemas.openxmlformats.org/drawingml/2006/main" xmlns:pic="http://schemas.openxmlformats.org/drawingml/2006/picture" xmlns:a14="http://schemas.microsoft.com/office/drawing/2010/main" w:val="BodyText"/>
+      <w:pStyle xmlns:tce="http://www.TCE.com" xmlns:a="http://schemas.openxmlformats.org/drawingml/2006/main" xmlns:pic="http://schemas.openxmlformats.org/drawingml/2006/picture" xmlns:a14="http://schemas.microsoft.com/office/drawing/2010/main" w:val="ListParagraph"/>
       <w:lvlText w:val="%9."/>
       <w:lvlJc w:val="right"/>
       <w:pPr>
@@ -37545,7 +37461,7 @@
     <w:lvl w:ilvl="0">
       <w:start w:val="0"/>
       <w:numFmt w:val="lowerLetter"/>
-      <w:pStyle xmlns:tce="http://www.TCE.com" xmlns:a="http://schemas.openxmlformats.org/drawingml/2006/main" xmlns:pic="http://schemas.openxmlformats.org/drawingml/2006/picture" xmlns:a14="http://schemas.microsoft.com/office/drawing/2010/main" w:val="ListParagraph"/>
+      <w:pStyle xmlns:tce="http://www.TCE.com" xmlns:a="http://schemas.openxmlformats.org/drawingml/2006/main" xmlns:pic="http://schemas.openxmlformats.org/drawingml/2006/picture" xmlns:a14="http://schemas.microsoft.com/office/drawing/2010/main" w:val="BodyText"/>
       <w:lvlText w:val="(%1)"/>
       <w:lvlJc w:val="left"/>
       <w:pPr>
@@ -37555,7 +37471,7 @@
     <w:lvl w:ilvl="0">
       <w:start w:val="0"/>
       <w:numFmt w:val="decimal"/>
-      <w:pStyle xmlns:tce="http://www.TCE.com" xmlns:a="http://schemas.openxmlformats.org/drawingml/2006/main" xmlns:pic="http://schemas.openxmlformats.org/drawingml/2006/picture" xmlns:a14="http://schemas.microsoft.com/office/drawing/2010/main" w:val="ListParagraph"/>
+      <w:pStyle xmlns:tce="http://www.TCE.com" xmlns:a="http://schemas.openxmlformats.org/drawingml/2006/main" xmlns:pic="http://schemas.openxmlformats.org/drawingml/2006/picture" xmlns:a14="http://schemas.microsoft.com/office/drawing/2010/main" w:val="BodyText"/>
       <w:lvlText w:val="(%2)"/>
       <w:lvlJc w:val="left"/>
       <w:pPr>
@@ -37565,7 +37481,7 @@
     <w:lvl w:ilvl="0" w:tentative="0">
       <w:start w:val="0"/>
       <w:numFmt w:val="lowerRoman"/>
-      <w:pStyle xmlns:tce="http://www.TCE.com" xmlns:a="http://schemas.openxmlformats.org/drawingml/2006/main" xmlns:pic="http://schemas.openxmlformats.org/drawingml/2006/picture" xmlns:a14="http://schemas.microsoft.com/office/drawing/2010/main" w:val="ListParagraph"/>
+      <w:pStyle xmlns:tce="http://www.TCE.com" xmlns:a="http://schemas.openxmlformats.org/drawingml/2006/main" xmlns:pic="http://schemas.openxmlformats.org/drawingml/2006/picture" xmlns:a14="http://schemas.microsoft.com/office/drawing/2010/main" w:val="BodyText"/>
       <w:lvlText w:val="(%3)"/>
       <w:lvlJc w:val="left"/>
       <w:pPr>
@@ -37575,7 +37491,7 @@
     <w:lvl w:ilvl="0" w:tentative="0">
       <w:start w:val="0"/>
       <w:numFmt w:val="decimal"/>
-      <w:pStyle xmlns:tce="http://www.TCE.com" xmlns:a="http://schemas.openxmlformats.org/drawingml/2006/main" xmlns:pic="http://schemas.openxmlformats.org/drawingml/2006/picture" xmlns:a14="http://schemas.microsoft.com/office/drawing/2010/main" w:val="ListParagraph"/>
+      <w:pStyle xmlns:tce="http://www.TCE.com" xmlns:a="http://schemas.openxmlformats.org/drawingml/2006/main" xmlns:pic="http://schemas.openxmlformats.org/drawingml/2006/picture" xmlns:a14="http://schemas.microsoft.com/office/drawing/2010/main" w:val="BodyText"/>
       <w:lvlText w:val="%4."/>
       <w:lvlJc w:val="left"/>
       <w:pPr>
@@ -37585,7 +37501,7 @@
     <w:lvl w:ilvl="0" w:tentative="0">
       <w:start w:val="0"/>
       <w:numFmt w:val="lowerLetter"/>
-      <w:pStyle xmlns:tce="http://www.TCE.com" xmlns:a="http://schemas.openxmlformats.org/drawingml/2006/main" xmlns:pic="http://schemas.openxmlformats.org/drawingml/2006/picture" xmlns:a14="http://schemas.microsoft.com/office/drawing/2010/main" w:val="ListParagraph"/>
+      <w:pStyle xmlns:tce="http://www.TCE.com" xmlns:a="http://schemas.openxmlformats.org/drawingml/2006/main" xmlns:pic="http://schemas.openxmlformats.org/drawingml/2006/picture" xmlns:a14="http://schemas.microsoft.com/office/drawing/2010/main" w:val="BodyText"/>
       <w:lvlText w:val="%5."/>
       <w:lvlJc w:val="left"/>
       <w:pPr>
@@ -37595,7 +37511,7 @@
     <w:lvl w:ilvl="0" w:tentative="0">
       <w:start w:val="0"/>
       <w:numFmt w:val="lowerRoman"/>
-      <w:pStyle xmlns:tce="http://www.TCE.com" xmlns:a="http://schemas.openxmlformats.org/drawingml/2006/main" xmlns:pic="http://schemas.openxmlformats.org/drawingml/2006/picture" xmlns:a14="http://schemas.microsoft.com/office/drawing/2010/main" w:val="ListParagraph"/>
+      <w:pStyle xmlns:tce="http://www.TCE.com" xmlns:a="http://schemas.openxmlformats.org/drawingml/2006/main" xmlns:pic="http://schemas.openxmlformats.org/drawingml/2006/picture" xmlns:a14="http://schemas.microsoft.com/office/drawing/2010/main" w:val="BodyText"/>
       <w:lvlText w:val="%6."/>
       <w:lvlJc w:val="right"/>
       <w:pPr>
@@ -37605,7 +37521,7 @@
     <w:lvl w:ilvl="0" w:tentative="0">
       <w:start w:val="0"/>
       <w:numFmt w:val="decimal"/>
-      <w:pStyle xmlns:tce="http://www.TCE.com" xmlns:a="http://schemas.openxmlformats.org/drawingml/2006/main" xmlns:pic="http://schemas.openxmlformats.org/drawingml/2006/picture" xmlns:a14="http://schemas.microsoft.com/office/drawing/2010/main" w:val="ListParagraph"/>
+      <w:pStyle xmlns:tce="http://www.TCE.com" xmlns:a="http://schemas.openxmlformats.org/drawingml/2006/main" xmlns:pic="http://schemas.openxmlformats.org/drawingml/2006/picture" xmlns:a14="http://schemas.microsoft.com/office/drawing/2010/main" w:val="BodyText"/>
       <w:lvlText w:val="%7."/>
       <w:lvlJc w:val="left"/>
       <w:pPr>
@@ -37615,7 +37531,7 @@
     <w:lvl w:ilvl="0" w:tentative="0">
       <w:start w:val="0"/>
       <w:numFmt w:val="lowerLetter"/>
-      <w:pStyle xmlns:tce="http://www.TCE.com" xmlns:a="http://schemas.openxmlformats.org/drawingml/2006/main" xmlns:pic="http://schemas.openxmlformats.org/drawingml/2006/picture" xmlns:a14="http://schemas.microsoft.com/office/drawing/2010/main" w:val="ListParagraph"/>
+      <w:pStyle xmlns:tce="http://www.TCE.com" xmlns:a="http://schemas.openxmlformats.org/drawingml/2006/main" xmlns:pic="http://schemas.openxmlformats.org/drawingml/2006/picture" xmlns:a14="http://schemas.microsoft.com/office/drawing/2010/main" w:val="BodyText"/>
       <w:lvlText w:val="%8."/>
       <w:lvlJc w:val="left"/>
       <w:pPr>
@@ -37625,7 +37541,7 @@
     <w:lvl w:ilvl="0" w:tentative="0">
       <w:start w:val="0"/>
       <w:numFmt w:val="lowerRoman"/>
-      <w:pStyle xmlns:tce="http://www.TCE.com" xmlns:a="http://schemas.openxmlformats.org/drawingml/2006/main" xmlns:pic="http://schemas.openxmlformats.org/drawingml/2006/picture" xmlns:a14="http://schemas.microsoft.com/office/drawing/2010/main" w:val="ListParagraph"/>
+      <w:pStyle xmlns:tce="http://www.TCE.com" xmlns:a="http://schemas.openxmlformats.org/drawingml/2006/main" xmlns:pic="http://schemas.openxmlformats.org/drawingml/2006/picture" xmlns:a14="http://schemas.microsoft.com/office/drawing/2010/main" w:val="BodyText"/>
       <w:lvlText w:val="%9."/>
       <w:lvlJc w:val="right"/>
       <w:pPr>
@@ -38196,7 +38112,7 @@
     <w:lvl w:ilvl="0">
       <w:start w:val="0"/>
       <w:numFmt w:val="lowerLetter"/>
-      <w:pStyle xmlns:tce="http://www.TCE.com" xmlns:a="http://schemas.openxmlformats.org/drawingml/2006/main" xmlns:pic="http://schemas.openxmlformats.org/drawingml/2006/picture" xmlns:a14="http://schemas.microsoft.com/office/drawing/2010/main" w:val="BodyText"/>
+      <w:pStyle xmlns:tce="http://www.TCE.com" xmlns:a="http://schemas.openxmlformats.org/drawingml/2006/main" xmlns:pic="http://schemas.openxmlformats.org/drawingml/2006/picture" xmlns:a14="http://schemas.microsoft.com/office/drawing/2010/main" w:val="ListParagraph"/>
       <w:lvlText w:val="(%1)"/>
       <w:lvlJc w:val="left"/>
       <w:pPr>
@@ -38206,7 +38122,7 @@
     <w:lvl w:ilvl="0">
       <w:start w:val="0"/>
       <w:numFmt w:val="decimal"/>
-      <w:pStyle xmlns:tce="http://www.TCE.com" xmlns:a="http://schemas.openxmlformats.org/drawingml/2006/main" xmlns:pic="http://schemas.openxmlformats.org/drawingml/2006/picture" xmlns:a14="http://schemas.microsoft.com/office/drawing/2010/main" w:val="BodyText"/>
+      <w:pStyle xmlns:tce="http://www.TCE.com" xmlns:a="http://schemas.openxmlformats.org/drawingml/2006/main" xmlns:pic="http://schemas.openxmlformats.org/drawingml/2006/picture" xmlns:a14="http://schemas.microsoft.com/office/drawing/2010/main" w:val="ListParagraph"/>
       <w:lvlText w:val="(%2)"/>
       <w:lvlJc w:val="left"/>
       <w:pPr>
@@ -38216,7 +38132,7 @@
     <w:lvl w:ilvl="0" w:tentative="0">
       <w:start w:val="0"/>
       <w:numFmt w:val="lowerRoman"/>
-      <w:pStyle xmlns:tce="http://www.TCE.com" xmlns:a="http://schemas.openxmlformats.org/drawingml/2006/main" xmlns:pic="http://schemas.openxmlformats.org/drawingml/2006/picture" xmlns:a14="http://schemas.microsoft.com/office/drawing/2010/main" w:val="BodyText"/>
+      <w:pStyle xmlns:tce="http://www.TCE.com" xmlns:a="http://schemas.openxmlformats.org/drawingml/2006/main" xmlns:pic="http://schemas.openxmlformats.org/drawingml/2006/picture" xmlns:a14="http://schemas.microsoft.com/office/drawing/2010/main" w:val="ListParagraph"/>
       <w:lvlText w:val="(%3)"/>
       <w:lvlJc w:val="left"/>
       <w:pPr>
@@ -38226,7 +38142,7 @@
     <w:lvl w:ilvl="0" w:tentative="0">
       <w:start w:val="0"/>
       <w:numFmt w:val="decimal"/>
-      <w:pStyle xmlns:tce="http://www.TCE.com" xmlns:a="http://schemas.openxmlformats.org/drawingml/2006/main" xmlns:pic="http://schemas.openxmlformats.org/drawingml/2006/picture" xmlns:a14="http://schemas.microsoft.com/office/drawing/2010/main" w:val="BodyText"/>
+      <w:pStyle xmlns:tce="http://www.TCE.com" xmlns:a="http://schemas.openxmlformats.org/drawingml/2006/main" xmlns:pic="http://schemas.openxmlformats.org/drawingml/2006/picture" xmlns:a14="http://schemas.microsoft.com/office/drawing/2010/main" w:val="ListParagraph"/>
       <w:lvlText w:val="%4."/>
       <w:lvlJc w:val="left"/>
       <w:pPr>
@@ -38236,7 +38152,7 @@
     <w:lvl w:ilvl="0" w:tentative="0">
       <w:start w:val="0"/>
       <w:numFmt w:val="lowerLetter"/>
-      <w:pStyle xmlns:tce="http://www.TCE.com" xmlns:a="http://schemas.openxmlformats.org/drawingml/2006/main" xmlns:pic="http://schemas.openxmlformats.org/drawingml/2006/picture" xmlns:a14="http://schemas.microsoft.com/office/drawing/2010/main" w:val="BodyText"/>
+      <w:pStyle xmlns:tce="http://www.TCE.com" xmlns:a="http://schemas.openxmlformats.org/drawingml/2006/main" xmlns:pic="http://schemas.openxmlformats.org/drawingml/2006/picture" xmlns:a14="http://schemas.microsoft.com/office/drawing/2010/main" w:val="ListParagraph"/>
       <w:lvlText w:val="%5."/>
       <w:lvlJc w:val="left"/>
       <w:pPr>
@@ -38246,7 +38162,7 @@
     <w:lvl w:ilvl="0" w:tentative="0">
       <w:start w:val="0"/>
       <w:numFmt w:val="lowerRoman"/>
-      <w:pStyle xmlns:tce="http://www.TCE.com" xmlns:a="http://schemas.openxmlformats.org/drawingml/2006/main" xmlns:pic="http://schemas.openxmlformats.org/drawingml/2006/picture" xmlns:a14="http://schemas.microsoft.com/office/drawing/2010/main" w:val="BodyText"/>
+      <w:pStyle xmlns:tce="http://www.TCE.com" xmlns:a="http://schemas.openxmlformats.org/drawingml/2006/main" xmlns:pic="http://schemas.openxmlformats.org/drawingml/2006/picture" xmlns:a14="http://schemas.microsoft.com/office/drawing/2010/main" w:val="ListParagraph"/>
       <w:lvlText w:val="%6."/>
       <w:lvlJc w:val="right"/>
       <w:pPr>
@@ -38256,7 +38172,7 @@
     <w:lvl w:ilvl="0" w:tentative="0">
       <w:start w:val="0"/>
       <w:numFmt w:val="decimal"/>
-      <w:pStyle xmlns:tce="http://www.TCE.com" xmlns:a="http://schemas.openxmlformats.org/drawingml/2006/main" xmlns:pic="http://schemas.openxmlformats.org/drawingml/2006/picture" xmlns:a14="http://schemas.microsoft.com/office/drawing/2010/main" w:val="BodyText"/>
+      <w:pStyle xmlns:tce="http://www.TCE.com" xmlns:a="http://schemas.openxmlformats.org/drawingml/2006/main" xmlns:pic="http://schemas.openxmlformats.org/drawingml/2006/picture" xmlns:a14="http://schemas.microsoft.com/office/drawing/2010/main" w:val="ListParagraph"/>
       <w:lvlText w:val="%7."/>
       <w:lvlJc w:val="left"/>
       <w:pPr>
@@ -38266,7 +38182,7 @@
     <w:lvl w:ilvl="0" w:tentative="0">
       <w:start w:val="0"/>
       <w:numFmt w:val="lowerLetter"/>
-      <w:pStyle xmlns:tce="http://www.TCE.com" xmlns:a="http://schemas.openxmlformats.org/drawingml/2006/main" xmlns:pic="http://schemas.openxmlformats.org/drawingml/2006/picture" xmlns:a14="http://schemas.microsoft.com/office/drawing/2010/main" w:val="BodyText"/>
+      <w:pStyle xmlns:tce="http://www.TCE.com" xmlns:a="http://schemas.openxmlformats.org/drawingml/2006/main" xmlns:pic="http://schemas.openxmlformats.org/drawingml/2006/picture" xmlns:a14="http://schemas.microsoft.com/office/drawing/2010/main" w:val="ListParagraph"/>
       <w:lvlText w:val="%8."/>
       <w:lvlJc w:val="left"/>
       <w:pPr>
@@ -38276,7 +38192,7 @@
     <w:lvl w:ilvl="0" w:tentative="0">
       <w:start w:val="0"/>
       <w:numFmt w:val="lowerRoman"/>
-      <w:pStyle xmlns:tce="http://www.TCE.com" xmlns:a="http://schemas.openxmlformats.org/drawingml/2006/main" xmlns:pic="http://schemas.openxmlformats.org/drawingml/2006/picture" xmlns:a14="http://schemas.microsoft.com/office/drawing/2010/main" w:val="BodyText"/>
+      <w:pStyle xmlns:tce="http://www.TCE.com" xmlns:a="http://schemas.openxmlformats.org/drawingml/2006/main" xmlns:pic="http://schemas.openxmlformats.org/drawingml/2006/picture" xmlns:a14="http://schemas.microsoft.com/office/drawing/2010/main" w:val="ListParagraph"/>
       <w:lvlText w:val="%9."/>
       <w:lvlJc w:val="right"/>
       <w:pPr>
@@ -38475,7 +38391,7 @@
     <w:lvl w:ilvl="0">
       <w:start w:val="0"/>
       <w:numFmt w:val="lowerLetter"/>
-      <w:pStyle xmlns:tce="http://www.TCE.com" xmlns:a="http://schemas.openxmlformats.org/drawingml/2006/main" xmlns:pic="http://schemas.openxmlformats.org/drawingml/2006/picture" xmlns:a14="http://schemas.microsoft.com/office/drawing/2010/main" w:val="ListParagraph"/>
+      <w:pStyle xmlns:tce="http://www.TCE.com" xmlns:a="http://schemas.openxmlformats.org/drawingml/2006/main" xmlns:pic="http://schemas.openxmlformats.org/drawingml/2006/picture" xmlns:a14="http://schemas.microsoft.com/office/drawing/2010/main" w:val="BodyText"/>
       <w:lvlText w:val="(%1)"/>
       <w:lvlJc w:val="left"/>
       <w:pPr>
@@ -38485,7 +38401,7 @@
     <w:lvl w:ilvl="0">
       <w:start w:val="0"/>
       <w:numFmt w:val="decimal"/>
-      <w:pStyle xmlns:tce="http://www.TCE.com" xmlns:a="http://schemas.openxmlformats.org/drawingml/2006/main" xmlns:pic="http://schemas.openxmlformats.org/drawingml/2006/picture" xmlns:a14="http://schemas.microsoft.com/office/drawing/2010/main" w:val="ListParagraph"/>
+      <w:pStyle xmlns:tce="http://www.TCE.com" xmlns:a="http://schemas.openxmlformats.org/drawingml/2006/main" xmlns:pic="http://schemas.openxmlformats.org/drawingml/2006/picture" xmlns:a14="http://schemas.microsoft.com/office/drawing/2010/main" w:val="BodyText"/>
       <w:lvlText w:val="(%2)"/>
       <w:lvlJc w:val="left"/>
       <w:pPr>
@@ -38495,7 +38411,7 @@
     <w:lvl w:ilvl="0" w:tentative="0">
       <w:start w:val="0"/>
       <w:numFmt w:val="lowerRoman"/>
-      <w:pStyle xmlns:tce="http://www.TCE.com" xmlns:a="http://schemas.openxmlformats.org/drawingml/2006/main" xmlns:pic="http://schemas.openxmlformats.org/drawingml/2006/picture" xmlns:a14="http://schemas.microsoft.com/office/drawing/2010/main" w:val="ListParagraph"/>
+      <w:pStyle xmlns:tce="http://www.TCE.com" xmlns:a="http://schemas.openxmlformats.org/drawingml/2006/main" xmlns:pic="http://schemas.openxmlformats.org/drawingml/2006/picture" xmlns:a14="http://schemas.microsoft.com/office/drawing/2010/main" w:val="BodyText"/>
       <w:lvlText w:val="(%3)"/>
       <w:lvlJc w:val="left"/>
       <w:pPr>
@@ -38505,7 +38421,7 @@
     <w:lvl w:ilvl="0" w:tentative="0">
       <w:start w:val="0"/>
       <w:numFmt w:val="decimal"/>
-      <w:pStyle xmlns:tce="http://www.TCE.com" xmlns:a="http://schemas.openxmlformats.org/drawingml/2006/main" xmlns:pic="http://schemas.openxmlformats.org/drawingml/2006/picture" xmlns:a14="http://schemas.microsoft.com/office/drawing/2010/main" w:val="ListParagraph"/>
+      <w:pStyle xmlns:tce="http://www.TCE.com" xmlns:a="http://schemas.openxmlformats.org/drawingml/2006/main" xmlns:pic="http://schemas.openxmlformats.org/drawingml/2006/picture" xmlns:a14="http://schemas.microsoft.com/office/drawing/2010/main" w:val="BodyText"/>
       <w:lvlText w:val="%4."/>
       <w:lvlJc w:val="left"/>
       <w:pPr>
@@ -38515,7 +38431,7 @@
     <w:lvl w:ilvl="0" w:tentative="0">
       <w:start w:val="0"/>
       <w:numFmt w:val="lowerLetter"/>
-      <w:pStyle xmlns:tce="http://www.TCE.com" xmlns:a="http://schemas.openxmlformats.org/drawingml/2006/main" xmlns:pic="http://schemas.openxmlformats.org/drawingml/2006/picture" xmlns:a14="http://schemas.microsoft.com/office/drawing/2010/main" w:val="ListParagraph"/>
+      <w:pStyle xmlns:tce="http://www.TCE.com" xmlns:a="http://schemas.openxmlformats.org/drawingml/2006/main" xmlns:pic="http://schemas.openxmlformats.org/drawingml/2006/picture" xmlns:a14="http://schemas.microsoft.com/office/drawing/2010/main" w:val="BodyText"/>
       <w:lvlText w:val="%5."/>
       <w:lvlJc w:val="left"/>
       <w:pPr>
@@ -38525,7 +38441,7 @@
     <w:lvl w:ilvl="0" w:tentative="0">
       <w:start w:val="0"/>
       <w:numFmt w:val="lowerRoman"/>
-      <w:pStyle xmlns:tce="http://www.TCE.com" xmlns:a="http://schemas.openxmlformats.org/drawingml/2006/main" xmlns:pic="http://schemas.openxmlformats.org/drawingml/2006/picture" xmlns:a14="http://schemas.microsoft.com/office/drawing/2010/main" w:val="ListParagraph"/>
+      <w:pStyle xmlns:tce="http://www.TCE.com" xmlns:a="http://schemas.openxmlformats.org/drawingml/2006/main" xmlns:pic="http://schemas.openxmlformats.org/drawingml/2006/picture" xmlns:a14="http://schemas.microsoft.com/office/drawing/2010/main" w:val="BodyText"/>
       <w:lvlText w:val="%6."/>
       <w:lvlJc w:val="right"/>
       <w:pPr>
@@ -38535,7 +38451,7 @@
     <w:lvl w:ilvl="0" w:tentative="0">
       <w:start w:val="0"/>
       <w:numFmt w:val="decimal"/>
-      <w:pStyle xmlns:tce="http://www.TCE.com" xmlns:a="http://schemas.openxmlformats.org/drawingml/2006/main" xmlns:pic="http://schemas.openxmlformats.org/drawingml/2006/picture" xmlns:a14="http://schemas.microsoft.com/office/drawing/2010/main" w:val="ListParagraph"/>
+      <w:pStyle xmlns:tce="http://www.TCE.com" xmlns:a="http://schemas.openxmlformats.org/drawingml/2006/main" xmlns:pic="http://schemas.openxmlformats.org/drawingml/2006/picture" xmlns:a14="http://schemas.microsoft.com/office/drawing/2010/main" w:val="BodyText"/>
       <w:lvlText w:val="%7."/>
       <w:lvlJc w:val="left"/>
       <w:pPr>
@@ -38545,7 +38461,7 @@
     <w:lvl w:ilvl="0" w:tentative="0">
       <w:start w:val="0"/>
       <w:numFmt w:val="lowerLetter"/>
-      <w:pStyle xmlns:tce="http://www.TCE.com" xmlns:a="http://schemas.openxmlformats.org/drawingml/2006/main" xmlns:pic="http://schemas.openxmlformats.org/drawingml/2006/picture" xmlns:a14="http://schemas.microsoft.com/office/drawing/2010/main" w:val="ListParagraph"/>
+      <w:pStyle xmlns:tce="http://www.TCE.com" xmlns:a="http://schemas.openxmlformats.org/drawingml/2006/main" xmlns:pic="http://schemas.openxmlformats.org/drawingml/2006/picture" xmlns:a14="http://schemas.microsoft.com/office/drawing/2010/main" w:val="BodyText"/>
       <w:lvlText w:val="%8."/>
       <w:lvlJc w:val="left"/>
       <w:pPr>
@@ -38555,7 +38471,7 @@
     <w:lvl w:ilvl="0" w:tentative="0">
       <w:start w:val="0"/>
       <w:numFmt w:val="lowerRoman"/>
-      <w:pStyle xmlns:tce="http://www.TCE.com" xmlns:a="http://schemas.openxmlformats.org/drawingml/2006/main" xmlns:pic="http://schemas.openxmlformats.org/drawingml/2006/picture" xmlns:a14="http://schemas.microsoft.com/office/drawing/2010/main" w:val="ListParagraph"/>
+      <w:pStyle xmlns:tce="http://www.TCE.com" xmlns:a="http://schemas.openxmlformats.org/drawingml/2006/main" xmlns:pic="http://schemas.openxmlformats.org/drawingml/2006/picture" xmlns:a14="http://schemas.microsoft.com/office/drawing/2010/main" w:val="BodyText"/>
       <w:lvlText w:val="%9."/>
       <w:lvlJc w:val="right"/>
       <w:pPr>
@@ -38661,7 +38577,7 @@
     <w:lvl w:ilvl="0">
       <w:start w:val="0"/>
       <w:numFmt w:val="lowerLetter"/>
-      <w:pStyle xmlns:tce="http://www.TCE.com" xmlns:a="http://schemas.openxmlformats.org/drawingml/2006/main" xmlns:pic="http://schemas.openxmlformats.org/drawingml/2006/picture" xmlns:a14="http://schemas.microsoft.com/office/drawing/2010/main" w:val="BodyText"/>
+      <w:pStyle xmlns:tce="http://www.TCE.com" xmlns:a="http://schemas.openxmlformats.org/drawingml/2006/main" xmlns:pic="http://schemas.openxmlformats.org/drawingml/2006/picture" xmlns:a14="http://schemas.microsoft.com/office/drawing/2010/main" w:val="ListParagraph"/>
       <w:lvlText w:val="(%1)"/>
       <w:lvlJc w:val="left"/>
       <w:pPr>
@@ -38671,7 +38587,7 @@
     <w:lvl w:ilvl="0">
       <w:start w:val="0"/>
       <w:numFmt w:val="decimal"/>
-      <w:pStyle xmlns:tce="http://www.TCE.com" xmlns:a="http://schemas.openxmlformats.org/drawingml/2006/main" xmlns:pic="http://schemas.openxmlformats.org/drawingml/2006/picture" xmlns:a14="http://schemas.microsoft.com/office/drawing/2010/main" w:val="BodyText"/>
+      <w:pStyle xmlns:tce="http://www.TCE.com" xmlns:a="http://schemas.openxmlformats.org/drawingml/2006/main" xmlns:pic="http://schemas.openxmlformats.org/drawingml/2006/picture" xmlns:a14="http://schemas.microsoft.com/office/drawing/2010/main" w:val="ListParagraph"/>
       <w:lvlText w:val="(%2)"/>
       <w:lvlJc w:val="left"/>
       <w:pPr>
@@ -38681,7 +38597,7 @@
     <w:lvl w:ilvl="0" w:tentative="0">
       <w:start w:val="0"/>
       <w:numFmt w:val="lowerRoman"/>
-      <w:pStyle xmlns:tce="http://www.TCE.com" xmlns:a="http://schemas.openxmlformats.org/drawingml/2006/main" xmlns:pic="http://schemas.openxmlformats.org/drawingml/2006/picture" xmlns:a14="http://schemas.microsoft.com/office/drawing/2010/main" w:val="BodyText"/>
+      <w:pStyle xmlns:tce="http://www.TCE.com" xmlns:a="http://schemas.openxmlformats.org/drawingml/2006/main" xmlns:pic="http://schemas.openxmlformats.org/drawingml/2006/picture" xmlns:a14="http://schemas.microsoft.com/office/drawing/2010/main" w:val="ListParagraph"/>
       <w:lvlText w:val="(%3)"/>
       <w:lvlJc w:val="left"/>
       <w:pPr>
@@ -38691,7 +38607,7 @@
     <w:lvl w:ilvl="0" w:tentative="0">
       <w:start w:val="0"/>
       <w:numFmt w:val="decimal"/>
-      <w:pStyle xmlns:tce="http://www.TCE.com" xmlns:a="http://schemas.openxmlformats.org/drawingml/2006/main" xmlns:pic="http://schemas.openxmlformats.org/drawingml/2006/picture" xmlns:a14="http://schemas.microsoft.com/office/drawing/2010/main" w:val="BodyText"/>
+      <w:pStyle xmlns:tce="http://www.TCE.com" xmlns:a="http://schemas.openxmlformats.org/drawingml/2006/main" xmlns:pic="http://schemas.openxmlformats.org/drawingml/2006/picture" xmlns:a14="http://schemas.microsoft.com/office/drawing/2010/main" w:val="ListParagraph"/>
       <w:lvlText w:val="%4."/>
       <w:lvlJc w:val="left"/>
       <w:pPr>
@@ -38701,7 +38617,7 @@
     <w:lvl w:ilvl="0" w:tentative="0">
       <w:start w:val="0"/>
       <w:numFmt w:val="lowerLetter"/>
-      <w:pStyle xmlns:tce="http://www.TCE.com" xmlns:a="http://schemas.openxmlformats.org/drawingml/2006/main" xmlns:pic="http://schemas.openxmlformats.org/drawingml/2006/picture" xmlns:a14="http://schemas.microsoft.com/office/drawing/2010/main" w:val="BodyText"/>
+      <w:pStyle xmlns:tce="http://www.TCE.com" xmlns:a="http://schemas.openxmlformats.org/drawingml/2006/main" xmlns:pic="http://schemas.openxmlformats.org/drawingml/2006/picture" xmlns:a14="http://schemas.microsoft.com/office/drawing/2010/main" w:val="ListParagraph"/>
       <w:lvlText w:val="%5."/>
       <w:lvlJc w:val="left"/>
       <w:pPr>
@@ -38711,7 +38627,7 @@
     <w:lvl w:ilvl="0" w:tentative="0">
       <w:start w:val="0"/>
       <w:numFmt w:val="lowerRoman"/>
-      <w:pStyle xmlns:tce="http://www.TCE.com" xmlns:a="http://schemas.openxmlformats.org/drawingml/2006/main" xmlns:pic="http://schemas.openxmlformats.org/drawingml/2006/picture" xmlns:a14="http://schemas.microsoft.com/office/drawing/2010/main" w:val="BodyText"/>
+      <w:pStyle xmlns:tce="http://www.TCE.com" xmlns:a="http://schemas.openxmlformats.org/drawingml/2006/main" xmlns:pic="http://schemas.openxmlformats.org/drawingml/2006/picture" xmlns:a14="http://schemas.microsoft.com/office/drawing/2010/main" w:val="ListParagraph"/>
       <w:lvlText w:val="%6."/>
       <w:lvlJc w:val="right"/>
       <w:pPr>
@@ -38721,7 +38637,7 @@
     <w:lvl w:ilvl="0" w:tentative="0">
       <w:start w:val="0"/>
       <w:numFmt w:val="decimal"/>
-      <w:pStyle xmlns:tce="http://www.TCE.com" xmlns:a="http://schemas.openxmlformats.org/drawingml/2006/main" xmlns:pic="http://schemas.openxmlformats.org/drawingml/2006/picture" xmlns:a14="http://schemas.microsoft.com/office/drawing/2010/main" w:val="BodyText"/>
+      <w:pStyle xmlns:tce="http://www.TCE.com" xmlns:a="http://schemas.openxmlformats.org/drawingml/2006/main" xmlns:pic="http://schemas.openxmlformats.org/drawingml/2006/picture" xmlns:a14="http://schemas.microsoft.com/office/drawing/2010/main" w:val="ListParagraph"/>
       <w:lvlText w:val="%7."/>
       <w:lvlJc w:val="left"/>
       <w:pPr>
@@ -38731,7 +38647,7 @@
     <w:lvl w:ilvl="0" w:tentative="0">
       <w:start w:val="0"/>
       <w:numFmt w:val="lowerLetter"/>
-      <w:pStyle xmlns:tce="http://www.TCE.com" xmlns:a="http://schemas.openxmlformats.org/drawingml/2006/main" xmlns:pic="http://schemas.openxmlformats.org/drawingml/2006/picture" xmlns:a14="http://schemas.microsoft.com/office/drawing/2010/main" w:val="BodyText"/>
+      <w:pStyle xmlns:tce="http://www.TCE.com" xmlns:a="http://schemas.openxmlformats.org/drawingml/2006/main" xmlns:pic="http://schemas.openxmlformats.org/drawingml/2006/picture" xmlns:a14="http://schemas.microsoft.com/office/drawing/2010/main" w:val="ListParagraph"/>
       <w:lvlText w:val="%8."/>
       <w:lvlJc w:val="left"/>
       <w:pPr>
@@ -38741,7 +38657,7 @@
     <w:lvl w:ilvl="0" w:tentative="0">
       <w:start w:val="0"/>
       <w:numFmt w:val="lowerRoman"/>
-      <w:pStyle xmlns:tce="http://www.TCE.com" xmlns:a="http://schemas.openxmlformats.org/drawingml/2006/main" xmlns:pic="http://schemas.openxmlformats.org/drawingml/2006/picture" xmlns:a14="http://schemas.microsoft.com/office/drawing/2010/main" w:val="BodyText"/>
+      <w:pStyle xmlns:tce="http://www.TCE.com" xmlns:a="http://schemas.openxmlformats.org/drawingml/2006/main" xmlns:pic="http://schemas.openxmlformats.org/drawingml/2006/picture" xmlns:a14="http://schemas.microsoft.com/office/drawing/2010/main" w:val="ListParagraph"/>
       <w:lvlText w:val="%9."/>
       <w:lvlJc w:val="right"/>
       <w:pPr>
@@ -38847,7 +38763,7 @@
     <w:lvl w:ilvl="0">
       <w:start w:val="0"/>
       <w:numFmt w:val="lowerLetter"/>
-      <w:pStyle xmlns:tce="http://www.TCE.com" xmlns:a="http://schemas.openxmlformats.org/drawingml/2006/main" xmlns:pic="http://schemas.openxmlformats.org/drawingml/2006/picture" xmlns:a14="http://schemas.microsoft.com/office/drawing/2010/main" w:val="ListParagraph"/>
+      <w:pStyle xmlns:tce="http://www.TCE.com" xmlns:a="http://schemas.openxmlformats.org/drawingml/2006/main" xmlns:pic="http://schemas.openxmlformats.org/drawingml/2006/picture" xmlns:a14="http://schemas.microsoft.com/office/drawing/2010/main" w:val="BodyText"/>
       <w:lvlText w:val="(%1)"/>
       <w:lvlJc w:val="left"/>
       <w:pPr>
@@ -38857,7 +38773,7 @@
     <w:lvl w:ilvl="0">
       <w:start w:val="0"/>
       <w:numFmt w:val="decimal"/>
-      <w:pStyle xmlns:tce="http://www.TCE.com" xmlns:a="http://schemas.openxmlformats.org/drawingml/2006/main" xmlns:pic="http://schemas.openxmlformats.org/drawingml/2006/picture" xmlns:a14="http://schemas.microsoft.com/office/drawing/2010/main" w:val="ListParagraph"/>
+      <w:pStyle xmlns:tce="http://www.TCE.com" xmlns:a="http://schemas.openxmlformats.org/drawingml/2006/main" xmlns:pic="http://schemas.openxmlformats.org/drawingml/2006/picture" xmlns:a14="http://schemas.microsoft.com/office/drawing/2010/main" w:val="BodyText"/>
       <w:lvlText w:val="(%2)"/>
       <w:lvlJc w:val="left"/>
       <w:pPr>
@@ -38867,7 +38783,7 @@
     <w:lvl w:ilvl="0" w:tentative="0">
       <w:start w:val="0"/>
       <w:numFmt w:val="lowerRoman"/>
-      <w:pStyle xmlns:tce="http://www.TCE.com" xmlns:a="http://schemas.openxmlformats.org/drawingml/2006/main" xmlns:pic="http://schemas.openxmlformats.org/drawingml/2006/picture" xmlns:a14="http://schemas.microsoft.com/office/drawing/2010/main" w:val="ListParagraph"/>
+      <w:pStyle xmlns:tce="http://www.TCE.com" xmlns:a="http://schemas.openxmlformats.org/drawingml/2006/main" xmlns:pic="http://schemas.openxmlformats.org/drawingml/2006/picture" xmlns:a14="http://schemas.microsoft.com/office/drawing/2010/main" w:val="BodyText"/>
       <w:lvlText w:val="(%3)"/>
       <w:lvlJc w:val="left"/>
       <w:pPr>
@@ -38877,7 +38793,7 @@
     <w:lvl w:ilvl="0" w:tentative="0">
       <w:start w:val="0"/>
       <w:numFmt w:val="decimal"/>
-      <w:pStyle xmlns:tce="http://www.TCE.com" xmlns:a="http://schemas.openxmlformats.org/drawingml/2006/main" xmlns:pic="http://schemas.openxmlformats.org/drawingml/2006/picture" xmlns:a14="http://schemas.microsoft.com/office/drawing/2010/main" w:val="ListParagraph"/>
+      <w:pStyle xmlns:tce="http://www.TCE.com" xmlns:a="http://schemas.openxmlformats.org/drawingml/2006/main" xmlns:pic="http://schemas.openxmlformats.org/drawingml/2006/picture" xmlns:a14="http://schemas.microsoft.com/office/drawing/2010/main" w:val="BodyText"/>
       <w:lvlText w:val="%4."/>
       <w:lvlJc w:val="left"/>
       <w:pPr>
@@ -38887,7 +38803,7 @@
     <w:lvl w:ilvl="0" w:tentative="0">
       <w:start w:val="0"/>
       <w:numFmt w:val="lowerLetter"/>
-      <w:pStyle xmlns:tce="http://www.TCE.com" xmlns:a="http://schemas.openxmlformats.org/drawingml/2006/main" xmlns:pic="http://schemas.openxmlformats.org/drawingml/2006/picture" xmlns:a14="http://schemas.microsoft.com/office/drawing/2010/main" w:val="ListParagraph"/>
+      <w:pStyle xmlns:tce="http://www.TCE.com" xmlns:a="http://schemas.openxmlformats.org/drawingml/2006/main" xmlns:pic="http://schemas.openxmlformats.org/drawingml/2006/picture" xmlns:a14="http://schemas.microsoft.com/office/drawing/2010/main" w:val="BodyText"/>
       <w:lvlText w:val="%5."/>
       <w:lvlJc w:val="left"/>
       <w:pPr>
@@ -38897,7 +38813,7 @@
     <w:lvl w:ilvl="0" w:tentative="0">
       <w:start w:val="0"/>
       <w:numFmt w:val="lowerRoman"/>
-      <w:pStyle xmlns:tce="http://www.TCE.com" xmlns:a="http://schemas.openxmlformats.org/drawingml/2006/main" xmlns:pic="http://schemas.openxmlformats.org/drawingml/2006/picture" xmlns:a14="http://schemas.microsoft.com/office/drawing/2010/main" w:val="ListParagraph"/>
+      <w:pStyle xmlns:tce="http://www.TCE.com" xmlns:a="http://schemas.openxmlformats.org/drawingml/2006/main" xmlns:pic="http://schemas.openxmlformats.org/drawingml/2006/picture" xmlns:a14="http://schemas.microsoft.com/office/drawing/2010/main" w:val="BodyText"/>
       <w:lvlText w:val="%6."/>
       <w:lvlJc w:val="right"/>
       <w:pPr>
@@ -38907,7 +38823,7 @@
     <w:lvl w:ilvl="0" w:tentative="0">
       <w:start w:val="0"/>
       <w:numFmt w:val="decimal"/>
-      <w:pStyle xmlns:tce="http://www.TCE.com" xmlns:a="http://schemas.openxmlformats.org/drawingml/2006/main" xmlns:pic="http://schemas.openxmlformats.org/drawingml/2006/picture" xmlns:a14="http://schemas.microsoft.com/office/drawing/2010/main" w:val="ListParagraph"/>
+      <w:pStyle xmlns:tce="http://www.TCE.com" xmlns:a="http://schemas.openxmlformats.org/drawingml/2006/main" xmlns:pic="http://schemas.openxmlformats.org/drawingml/2006/picture" xmlns:a14="http://schemas.microsoft.com/office/drawing/2010/main" w:val="BodyText"/>
       <w:lvlText w:val="%7."/>
       <w:lvlJc w:val="left"/>
       <w:pPr>
@@ -38917,7 +38833,7 @@
     <w:lvl w:ilvl="0" w:tentative="0">
       <w:start w:val="0"/>
       <w:numFmt w:val="lowerLetter"/>
-      <w:pStyle xmlns:tce="http://www.TCE.com" xmlns:a="http://schemas.openxmlformats.org/drawingml/2006/main" xmlns:pic="http://schemas.openxmlformats.org/drawingml/2006/picture" xmlns:a14="http://schemas.microsoft.com/office/drawing/2010/main" w:val="ListParagraph"/>
+      <w:pStyle xmlns:tce="http://www.TCE.com" xmlns:a="http://schemas.openxmlformats.org/drawingml/2006/main" xmlns:pic="http://schemas.openxmlformats.org/drawingml/2006/picture" xmlns:a14="http://schemas.microsoft.com/office/drawing/2010/main" w:val="BodyText"/>
       <w:lvlText w:val="%8."/>
       <w:lvlJc w:val="left"/>
       <w:pPr>
@@ -38927,7 +38843,7 @@
     <w:lvl w:ilvl="0" w:tentative="0">
       <w:start w:val="0"/>
       <w:numFmt w:val="lowerRoman"/>
-      <w:pStyle xmlns:tce="http://www.TCE.com" xmlns:a="http://schemas.openxmlformats.org/drawingml/2006/main" xmlns:pic="http://schemas.openxmlformats.org/drawingml/2006/picture" xmlns:a14="http://schemas.microsoft.com/office/drawing/2010/main" w:val="ListParagraph"/>
+      <w:pStyle xmlns:tce="http://www.TCE.com" xmlns:a="http://schemas.openxmlformats.org/drawingml/2006/main" xmlns:pic="http://schemas.openxmlformats.org/drawingml/2006/picture" xmlns:a14="http://schemas.microsoft.com/office/drawing/2010/main" w:val="BodyText"/>
       <w:lvlText w:val="%9."/>
       <w:lvlJc w:val="right"/>
       <w:pPr>
@@ -38940,7 +38856,7 @@
     <w:lvl w:ilvl="0">
       <w:start w:val="0"/>
       <w:numFmt w:val="lowerLetter"/>
-      <w:pStyle xmlns:tce="http://www.TCE.com" xmlns:a="http://schemas.openxmlformats.org/drawingml/2006/main" xmlns:pic="http://schemas.openxmlformats.org/drawingml/2006/picture" xmlns:a14="http://schemas.microsoft.com/office/drawing/2010/main" w:val="BodyText"/>
+      <w:pStyle xmlns:tce="http://www.TCE.com" xmlns:a="http://schemas.openxmlformats.org/drawingml/2006/main" xmlns:pic="http://schemas.openxmlformats.org/drawingml/2006/picture" xmlns:a14="http://schemas.microsoft.com/office/drawing/2010/main" w:val="ListParagraph"/>
       <w:lvlText w:val="(%1)"/>
       <w:lvlJc w:val="left"/>
       <w:pPr>
@@ -38950,7 +38866,7 @@
     <w:lvl w:ilvl="0">
       <w:start w:val="0"/>
       <w:numFmt w:val="decimal"/>
-      <w:pStyle xmlns:tce="http://www.TCE.com" xmlns:a="http://schemas.openxmlformats.org/drawingml/2006/main" xmlns:pic="http://schemas.openxmlformats.org/drawingml/2006/picture" xmlns:a14="http://schemas.microsoft.com/office/drawing/2010/main" w:val="BodyText"/>
+      <w:pStyle xmlns:tce="http://www.TCE.com" xmlns:a="http://schemas.openxmlformats.org/drawingml/2006/main" xmlns:pic="http://schemas.openxmlformats.org/drawingml/2006/picture" xmlns:a14="http://schemas.microsoft.com/office/drawing/2010/main" w:val="ListParagraph"/>
       <w:lvlText w:val="(%2)"/>
       <w:lvlJc w:val="left"/>
       <w:pPr>
@@ -38960,7 +38876,7 @@
     <w:lvl w:ilvl="0" w:tentative="0">
       <w:start w:val="0"/>
       <w:numFmt w:val="lowerRoman"/>
-      <w:pStyle xmlns:tce="http://www.TCE.com" xmlns:a="http://schemas.openxmlformats.org/drawingml/2006/main" xmlns:pic="http://schemas.openxmlformats.org/drawingml/2006/picture" xmlns:a14="http://schemas.microsoft.com/office/drawing/2010/main" w:val="BodyText"/>
+      <w:pStyle xmlns:tce="http://www.TCE.com" xmlns:a="http://schemas.openxmlformats.org/drawingml/2006/main" xmlns:pic="http://schemas.openxmlformats.org/drawingml/2006/picture" xmlns:a14="http://schemas.microsoft.com/office/drawing/2010/main" w:val="ListParagraph"/>
       <w:lvlText w:val="(%3)"/>
       <w:lvlJc w:val="left"/>
       <w:pPr>
@@ -38970,7 +38886,7 @@
     <w:lvl w:ilvl="0" w:tentative="0">
       <w:start w:val="0"/>
       <w:numFmt w:val="decimal"/>
-      <w:pStyle xmlns:tce="http://www.TCE.com" xmlns:a="http://schemas.openxmlformats.org/drawingml/2006/main" xmlns:pic="http://schemas.openxmlformats.org/drawingml/2006/picture" xmlns:a14="http://schemas.microsoft.com/office/drawing/2010/main" w:val="BodyText"/>
+      <w:pStyle xmlns:tce="http://www.TCE.com" xmlns:a="http://schemas.openxmlformats.org/drawingml/2006/main" xmlns:pic="http://schemas.openxmlformats.org/drawingml/2006/picture" xmlns:a14="http://schemas.microsoft.com/office/drawing/2010/main" w:val="ListParagraph"/>
       <w:lvlText w:val="%4."/>
       <w:lvlJc w:val="left"/>
       <w:pPr>
@@ -38980,7 +38896,7 @@
     <w:lvl w:ilvl="0" w:tentative="0">
       <w:start w:val="0"/>
       <w:numFmt w:val="lowerLetter"/>
-      <w:pStyle xmlns:tce="http://www.TCE.com" xmlns:a="http://schemas.openxmlformats.org/drawingml/2006/main" xmlns:pic="http://schemas.openxmlformats.org/drawingml/2006/picture" xmlns:a14="http://schemas.microsoft.com/office/drawing/2010/main" w:val="BodyText"/>
+      <w:pStyle xmlns:tce="http://www.TCE.com" xmlns:a="http://schemas.openxmlformats.org/drawingml/2006/main" xmlns:pic="http://schemas.openxmlformats.org/drawingml/2006/picture" xmlns:a14="http://schemas.microsoft.com/office/drawing/2010/main" w:val="ListParagraph"/>
       <w:lvlText w:val="%5."/>
       <w:lvlJc w:val="left"/>
       <w:pPr>
@@ -38990,7 +38906,7 @@
     <w:lvl w:ilvl="0" w:tentative="0">
       <w:start w:val="0"/>
       <w:numFmt w:val="lowerRoman"/>
-      <w:pStyle xmlns:tce="http://www.TCE.com" xmlns:a="http://schemas.openxmlformats.org/drawingml/2006/main" xmlns:pic="http://schemas.openxmlformats.org/drawingml/2006/picture" xmlns:a14="http://schemas.microsoft.com/office/drawing/2010/main" w:val="BodyText"/>
+      <w:pStyle xmlns:tce="http://www.TCE.com" xmlns:a="http://schemas.openxmlformats.org/drawingml/2006/main" xmlns:pic="http://schemas.openxmlformats.org/drawingml/2006/picture" xmlns:a14="http://schemas.microsoft.com/office/drawing/2010/main" w:val="ListParagraph"/>
       <w:lvlText w:val="%6."/>
       <w:lvlJc w:val="right"/>
       <w:pPr>
@@ -39000,7 +38916,7 @@
     <w:lvl w:ilvl="0" w:tentative="0">
       <w:start w:val="0"/>
       <w:numFmt w:val="decimal"/>
-      <w:pStyle xmlns:tce="http://www.TCE.com" xmlns:a="http://schemas.openxmlformats.org/drawingml/2006/main" xmlns:pic="http://schemas.openxmlformats.org/drawingml/2006/picture" xmlns:a14="http://schemas.microsoft.com/office/drawing/2010/main" w:val="BodyText"/>
+      <w:pStyle xmlns:tce="http://www.TCE.com" xmlns:a="http://schemas.openxmlformats.org/drawingml/2006/main" xmlns:pic="http://schemas.openxmlformats.org/drawingml/2006/picture" xmlns:a14="http://schemas.microsoft.com/office/drawing/2010/main" w:val="ListParagraph"/>
       <w:lvlText w:val="%7."/>
       <w:lvlJc w:val="left"/>
       <w:pPr>
@@ -39010,7 +38926,7 @@
     <w:lvl w:ilvl="0" w:tentative="0">
       <w:start w:val="0"/>
       <w:numFmt w:val="lowerLetter"/>
-      <w:pStyle xmlns:tce="http://www.TCE.com" xmlns:a="http://schemas.openxmlformats.org/drawingml/2006/main" xmlns:pic="http://schemas.openxmlformats.org/drawingml/2006/picture" xmlns:a14="http://schemas.microsoft.com/office/drawing/2010/main" w:val="BodyText"/>
+      <w:pStyle xmlns:tce="http://www.TCE.com" xmlns:a="http://schemas.openxmlformats.org/drawingml/2006/main" xmlns:pic="http://schemas.openxmlformats.org/drawingml/2006/picture" xmlns:a14="http://schemas.microsoft.com/office/drawing/2010/main" w:val="ListParagraph"/>
       <w:lvlText w:val="%8."/>
       <w:lvlJc w:val="left"/>
       <w:pPr>
@@ -39020,7 +38936,7 @@
     <w:lvl w:ilvl="0" w:tentative="0">
       <w:start w:val="0"/>
       <w:numFmt w:val="lowerRoman"/>
-      <w:pStyle xmlns:tce="http://www.TCE.com" xmlns:a="http://schemas.openxmlformats.org/drawingml/2006/main" xmlns:pic="http://schemas.openxmlformats.org/drawingml/2006/picture" xmlns:a14="http://schemas.microsoft.com/office/drawing/2010/main" w:val="BodyText"/>
+      <w:pStyle xmlns:tce="http://www.TCE.com" xmlns:a="http://schemas.openxmlformats.org/drawingml/2006/main" xmlns:pic="http://schemas.openxmlformats.org/drawingml/2006/picture" xmlns:a14="http://schemas.microsoft.com/office/drawing/2010/main" w:val="ListParagraph"/>
       <w:lvlText w:val="%9."/>
       <w:lvlJc w:val="right"/>
       <w:pPr>
@@ -39033,7 +38949,7 @@
     <w:lvl w:ilvl="0">
       <w:start w:val="0"/>
       <w:numFmt w:val="lowerLetter"/>
-      <w:pStyle xmlns:tce="http://www.TCE.com" xmlns:a="http://schemas.openxmlformats.org/drawingml/2006/main" xmlns:pic="http://schemas.openxmlformats.org/drawingml/2006/picture" xmlns:a14="http://schemas.microsoft.com/office/drawing/2010/main" w:val="ListParagraph"/>
+      <w:pStyle xmlns:tce="http://www.TCE.com" xmlns:a="http://schemas.openxmlformats.org/drawingml/2006/main" xmlns:pic="http://schemas.openxmlformats.org/drawingml/2006/picture" xmlns:a14="http://schemas.microsoft.com/office/drawing/2010/main" w:val="BodyText"/>
       <w:lvlText w:val="(%1)"/>
       <w:lvlJc w:val="left"/>
       <w:pPr>
@@ -39043,7 +38959,7 @@
     <w:lvl w:ilvl="0">
       <w:start w:val="0"/>
       <w:numFmt w:val="decimal"/>
-      <w:pStyle xmlns:tce="http://www.TCE.com" xmlns:a="http://schemas.openxmlformats.org/drawingml/2006/main" xmlns:pic="http://schemas.openxmlformats.org/drawingml/2006/picture" xmlns:a14="http://schemas.microsoft.com/office/drawing/2010/main" w:val="ListParagraph"/>
+      <w:pStyle xmlns:tce="http://www.TCE.com" xmlns:a="http://schemas.openxmlformats.org/drawingml/2006/main" xmlns:pic="http://schemas.openxmlformats.org/drawingml/2006/picture" xmlns:a14="http://schemas.microsoft.com/office/drawing/2010/main" w:val="BodyText"/>
       <w:lvlText w:val="(%2)"/>
       <w:lvlJc w:val="left"/>
       <w:pPr>
@@ -39053,7 +38969,7 @@
     <w:lvl w:ilvl="0" w:tentative="0">
       <w:start w:val="0"/>
       <w:numFmt w:val="lowerRoman"/>
-      <w:pStyle xmlns:tce="http://www.TCE.com" xmlns:a="http://schemas.openxmlformats.org/drawingml/2006/main" xmlns:pic="http://schemas.openxmlformats.org/drawingml/2006/picture" xmlns:a14="http://schemas.microsoft.com/office/drawing/2010/main" w:val="ListParagraph"/>
+      <w:pStyle xmlns:tce="http://www.TCE.com" xmlns:a="http://schemas.openxmlformats.org/drawingml/2006/main" xmlns:pic="http://schemas.openxmlformats.org/drawingml/2006/picture" xmlns:a14="http://schemas.microsoft.com/office/drawing/2010/main" w:val="BodyText"/>
       <w:lvlText w:val="(%3)"/>
       <w:lvlJc w:val="left"/>
       <w:pPr>
@@ -39063,7 +38979,7 @@
     <w:lvl w:ilvl="0" w:tentative="0">
       <w:start w:val="0"/>
       <w:numFmt w:val="decimal"/>
-      <w:pStyle xmlns:tce="http://www.TCE.com" xmlns:a="http://schemas.openxmlformats.org/drawingml/2006/main" xmlns:pic="http://schemas.openxmlformats.org/drawingml/2006/picture" xmlns:a14="http://schemas.microsoft.com/office/drawing/2010/main" w:val="ListParagraph"/>
+      <w:pStyle xmlns:tce="http://www.TCE.com" xmlns:a="http://schemas.openxmlformats.org/drawingml/2006/main" xmlns:pic="http://schemas.openxmlformats.org/drawingml/2006/picture" xmlns:a14="http://schemas.microsoft.com/office/drawing/2010/main" w:val="BodyText"/>
       <w:lvlText w:val="%4."/>
       <w:lvlJc w:val="left"/>
       <w:pPr>
@@ -39073,7 +38989,7 @@
     <w:lvl w:ilvl="0" w:tentative="0">
       <w:start w:val="0"/>
       <w:numFmt w:val="lowerLetter"/>
-      <w:pStyle xmlns:tce="http://www.TCE.com" xmlns:a="http://schemas.openxmlformats.org/drawingml/2006/main" xmlns:pic="http://schemas.openxmlformats.org/drawingml/2006/picture" xmlns:a14="http://schemas.microsoft.com/office/drawing/2010/main" w:val="ListParagraph"/>
+      <w:pStyle xmlns:tce="http://www.TCE.com" xmlns:a="http://schemas.openxmlformats.org/drawingml/2006/main" xmlns:pic="http://schemas.openxmlformats.org/drawingml/2006/picture" xmlns:a14="http://schemas.microsoft.com/office/drawing/2010/main" w:val="BodyText"/>
       <w:lvlText w:val="%5."/>
       <w:lvlJc w:val="left"/>
       <w:pPr>
@@ -39083,7 +38999,7 @@
     <w:lvl w:ilvl="0" w:tentative="0">
       <w:start w:val="0"/>
       <w:numFmt w:val="lowerRoman"/>
-      <w:pStyle xmlns:tce="http://www.TCE.com" xmlns:a="http://schemas.openxmlformats.org/drawingml/2006/main" xmlns:pic="http://schemas.openxmlformats.org/drawingml/2006/picture" xmlns:a14="http://schemas.microsoft.com/office/drawing/2010/main" w:val="ListParagraph"/>
+      <w:pStyle xmlns:tce="http://www.TCE.com" xmlns:a="http://schemas.openxmlformats.org/drawingml/2006/main" xmlns:pic="http://schemas.openxmlformats.org/drawingml/2006/picture" xmlns:a14="http://schemas.microsoft.com/office/drawing/2010/main" w:val="BodyText"/>
       <w:lvlText w:val="%6."/>
       <w:lvlJc w:val="right"/>
       <w:pPr>
@@ -39093,7 +39009,7 @@
     <w:lvl w:ilvl="0" w:tentative="0">
       <w:start w:val="0"/>
       <w:numFmt w:val="decimal"/>
-      <w:pStyle xmlns:tce="http://www.TCE.com" xmlns:a="http://schemas.openxmlformats.org/drawingml/2006/main" xmlns:pic="http://schemas.openxmlformats.org/drawingml/2006/picture" xmlns:a14="http://schemas.microsoft.com/office/drawing/2010/main" w:val="ListParagraph"/>
+      <w:pStyle xmlns:tce="http://www.TCE.com" xmlns:a="http://schemas.openxmlformats.org/drawingml/2006/main" xmlns:pic="http://schemas.openxmlformats.org/drawingml/2006/picture" xmlns:a14="http://schemas.microsoft.com/office/drawing/2010/main" w:val="BodyText"/>
       <w:lvlText w:val="%7."/>
       <w:lvlJc w:val="left"/>
       <w:pPr>
@@ -39103,7 +39019,7 @@
     <w:lvl w:ilvl="0" w:tentative="0">
       <w:start w:val="0"/>
       <w:numFmt w:val="lowerLetter"/>
-      <w:pStyle xmlns:tce="http://www.TCE.com" xmlns:a="http://schemas.openxmlformats.org/drawingml/2006/main" xmlns:pic="http://schemas.openxmlformats.org/drawingml/2006/picture" xmlns:a14="http://schemas.microsoft.com/office/drawing/2010/main" w:val="ListParagraph"/>
+      <w:pStyle xmlns:tce="http://www.TCE.com" xmlns:a="http://schemas.openxmlformats.org/drawingml/2006/main" xmlns:pic="http://schemas.openxmlformats.org/drawingml/2006/picture" xmlns:a14="http://schemas.microsoft.com/office/drawing/2010/main" w:val="BodyText"/>
       <w:lvlText w:val="%8."/>
       <w:lvlJc w:val="left"/>
       <w:pPr>
@@ -39113,7 +39029,7 @@
     <w:lvl w:ilvl="0" w:tentative="0">
       <w:start w:val="0"/>
       <w:numFmt w:val="lowerRoman"/>
-      <w:pStyle xmlns:tce="http://www.TCE.com" xmlns:a="http://schemas.openxmlformats.org/drawingml/2006/main" xmlns:pic="http://schemas.openxmlformats.org/drawingml/2006/picture" xmlns:a14="http://schemas.microsoft.com/office/drawing/2010/main" w:val="ListParagraph"/>
+      <w:pStyle xmlns:tce="http://www.TCE.com" xmlns:a="http://schemas.openxmlformats.org/drawingml/2006/main" xmlns:pic="http://schemas.openxmlformats.org/drawingml/2006/picture" xmlns:a14="http://schemas.microsoft.com/office/drawing/2010/main" w:val="BodyText"/>
       <w:lvlText w:val="%9."/>
       <w:lvlJc w:val="right"/>
       <w:pPr>
@@ -39312,7 +39228,7 @@
     <w:lvl w:ilvl="0">
       <w:start w:val="0"/>
       <w:numFmt w:val="lowerLetter"/>
-      <w:pStyle xmlns:tce="http://www.TCE.com" xmlns:a="http://schemas.openxmlformats.org/drawingml/2006/main" xmlns:pic="http://schemas.openxmlformats.org/drawingml/2006/picture" xmlns:a14="http://schemas.microsoft.com/office/drawing/2010/main" w:val="BodyText"/>
+      <w:pStyle xmlns:tce="http://www.TCE.com" xmlns:a="http://schemas.openxmlformats.org/drawingml/2006/main" xmlns:pic="http://schemas.openxmlformats.org/drawingml/2006/picture" xmlns:a14="http://schemas.microsoft.com/office/drawing/2010/main" w:val="ListParagraph"/>
       <w:lvlText w:val="(%1)"/>
       <w:lvlJc w:val="left"/>
       <w:pPr>
@@ -39322,7 +39238,7 @@
     <w:lvl w:ilvl="0">
       <w:start w:val="0"/>
       <w:numFmt w:val="decimal"/>
-      <w:pStyle xmlns:tce="http://www.TCE.com" xmlns:a="http://schemas.openxmlformats.org/drawingml/2006/main" xmlns:pic="http://schemas.openxmlformats.org/drawingml/2006/picture" xmlns:a14="http://schemas.microsoft.com/office/drawing/2010/main" w:val="BodyText"/>
+      <w:pStyle xmlns:tce="http://www.TCE.com" xmlns:a="http://schemas.openxmlformats.org/drawingml/2006/main" xmlns:pic="http://schemas.openxmlformats.org/drawingml/2006/picture" xmlns:a14="http://schemas.microsoft.com/office/drawing/2010/main" w:val="ListParagraph"/>
       <w:lvlText w:val="(%2)"/>
       <w:lvlJc w:val="left"/>
       <w:pPr>
@@ -39332,7 +39248,7 @@
     <w:lvl w:ilvl="0" w:tentative="0">
       <w:start w:val="0"/>
       <w:numFmt w:val="lowerRoman"/>
-      <w:pStyle xmlns:tce="http://www.TCE.com" xmlns:a="http://schemas.openxmlformats.org/drawingml/2006/main" xmlns:pic="http://schemas.openxmlformats.org/drawingml/2006/picture" xmlns:a14="http://schemas.microsoft.com/office/drawing/2010/main" w:val="BodyText"/>
+      <w:pStyle xmlns:tce="http://www.TCE.com" xmlns:a="http://schemas.openxmlformats.org/drawingml/2006/main" xmlns:pic="http://schemas.openxmlformats.org/drawingml/2006/picture" xmlns:a14="http://schemas.microsoft.com/office/drawing/2010/main" w:val="ListParagraph"/>
       <w:lvlText w:val="(%3)"/>
       <w:lvlJc w:val="left"/>
       <w:pPr>
@@ -39342,7 +39258,7 @@
     <w:lvl w:ilvl="0" w:tentative="0">
       <w:start w:val="0"/>
       <w:numFmt w:val="decimal"/>
-      <w:pStyle xmlns:tce="http://www.TCE.com" xmlns:a="http://schemas.openxmlformats.org/drawingml/2006/main" xmlns:pic="http://schemas.openxmlformats.org/drawingml/2006/picture" xmlns:a14="http://schemas.microsoft.com/office/drawing/2010/main" w:val="BodyText"/>
+      <w:pStyle xmlns:tce="http://www.TCE.com" xmlns:a="http://schemas.openxmlformats.org/drawingml/2006/main" xmlns:pic="http://schemas.openxmlformats.org/drawingml/2006/picture" xmlns:a14="http://schemas.microsoft.com/office/drawing/2010/main" w:val="ListParagraph"/>
       <w:lvlText w:val="%4."/>
       <w:lvlJc w:val="left"/>
       <w:pPr>
@@ -39352,7 +39268,7 @@
     <w:lvl w:ilvl="0" w:tentative="0">
       <w:start w:val="0"/>
       <w:numFmt w:val="lowerLetter"/>
-      <w:pStyle xmlns:tce="http://www.TCE.com" xmlns:a="http://schemas.openxmlformats.org/drawingml/2006/main" xmlns:pic="http://schemas.openxmlformats.org/drawingml/2006/picture" xmlns:a14="http://schemas.microsoft.com/office/drawing/2010/main" w:val="BodyText"/>
+      <w:pStyle xmlns:tce="http://www.TCE.com" xmlns:a="http://schemas.openxmlformats.org/drawingml/2006/main" xmlns:pic="http://schemas.openxmlformats.org/drawingml/2006/picture" xmlns:a14="http://schemas.microsoft.com/office/drawing/2010/main" w:val="ListParagraph"/>
       <w:lvlText w:val="%5."/>
       <w:lvlJc w:val="left"/>
       <w:pPr>
@@ -39362,7 +39278,7 @@
     <w:lvl w:ilvl="0" w:tentative="0">
       <w:start w:val="0"/>
       <w:numFmt w:val="lowerRoman"/>
-      <w:pStyle xmlns:tce="http://www.TCE.com" xmlns:a="http://schemas.openxmlformats.org/drawingml/2006/main" xmlns:pic="http://schemas.openxmlformats.org/drawingml/2006/picture" xmlns:a14="http://schemas.microsoft.com/office/drawing/2010/main" w:val="BodyText"/>
+      <w:pStyle xmlns:tce="http://www.TCE.com" xmlns:a="http://schemas.openxmlformats.org/drawingml/2006/main" xmlns:pic="http://schemas.openxmlformats.org/drawingml/2006/picture" xmlns:a14="http://schemas.microsoft.com/office/drawing/2010/main" w:val="ListParagraph"/>
       <w:lvlText w:val="%6."/>
       <w:lvlJc w:val="right"/>
       <w:pPr>
@@ -39372,7 +39288,7 @@
     <w:lvl w:ilvl="0" w:tentative="0">
       <w:start w:val="0"/>
       <w:numFmt w:val="decimal"/>
-      <w:pStyle xmlns:tce="http://www.TCE.com" xmlns:a="http://schemas.openxmlformats.org/drawingml/2006/main" xmlns:pic="http://schemas.openxmlformats.org/drawingml/2006/picture" xmlns:a14="http://schemas.microsoft.com/office/drawing/2010/main" w:val="BodyText"/>
+      <w:pStyle xmlns:tce="http://www.TCE.com" xmlns:a="http://schemas.openxmlformats.org/drawingml/2006/main" xmlns:pic="http://schemas.openxmlformats.org/drawingml/2006/picture" xmlns:a14="http://schemas.microsoft.com/office/drawing/2010/main" w:val="ListParagraph"/>
       <w:lvlText w:val="%7."/>
       <w:lvlJc w:val="left"/>
       <w:pPr>
@@ -39382,7 +39298,7 @@
     <w:lvl w:ilvl="0" w:tentative="0">
       <w:start w:val="0"/>
       <w:numFmt w:val="lowerLetter"/>
-      <w:pStyle xmlns:tce="http://www.TCE.com" xmlns:a="http://schemas.openxmlformats.org/drawingml/2006/main" xmlns:pic="http://schemas.openxmlformats.org/drawingml/2006/picture" xmlns:a14="http://schemas.microsoft.com/office/drawing/2010/main" w:val="BodyText"/>
+      <w:pStyle xmlns:tce="http://www.TCE.com" xmlns:a="http://schemas.openxmlformats.org/drawingml/2006/main" xmlns:pic="http://schemas.openxmlformats.org/drawingml/2006/picture" xmlns:a14="http://schemas.microsoft.com/office/drawing/2010/main" w:val="ListParagraph"/>
       <w:lvlText w:val="%8."/>
       <w:lvlJc w:val="left"/>
       <w:pPr>
@@ -39392,7 +39308,7 @@
     <w:lvl w:ilvl="0" w:tentative="0">
       <w:start w:val="0"/>
       <w:numFmt w:val="lowerRoman"/>
-      <w:pStyle xmlns:tce="http://www.TCE.com" xmlns:a="http://schemas.openxmlformats.org/drawingml/2006/main" xmlns:pic="http://schemas.openxmlformats.org/drawingml/2006/picture" xmlns:a14="http://schemas.microsoft.com/office/drawing/2010/main" w:val="BodyText"/>
+      <w:pStyle xmlns:tce="http://www.TCE.com" xmlns:a="http://schemas.openxmlformats.org/drawingml/2006/main" xmlns:pic="http://schemas.openxmlformats.org/drawingml/2006/picture" xmlns:a14="http://schemas.microsoft.com/office/drawing/2010/main" w:val="ListParagraph"/>
       <w:lvlText w:val="%9."/>
       <w:lvlJc w:val="right"/>
       <w:pPr>
@@ -39405,7 +39321,7 @@
     <w:lvl w:ilvl="0">
       <w:start w:val="0"/>
       <w:numFmt w:val="lowerLetter"/>
-      <w:pStyle xmlns:tce="http://www.TCE.com" xmlns:a="http://schemas.openxmlformats.org/drawingml/2006/main" xmlns:pic="http://schemas.openxmlformats.org/drawingml/2006/picture" xmlns:a14="http://schemas.microsoft.com/office/drawing/2010/main" w:val="ListParagraph"/>
+      <w:pStyle xmlns:tce="http://www.TCE.com" xmlns:a="http://schemas.openxmlformats.org/drawingml/2006/main" xmlns:pic="http://schemas.openxmlformats.org/drawingml/2006/picture" xmlns:a14="http://schemas.microsoft.com/office/drawing/2010/main" w:val="BodyText"/>
       <w:lvlText w:val="(%1)"/>
       <w:lvlJc w:val="left"/>
       <w:pPr>
@@ -39415,7 +39331,7 @@
     <w:lvl w:ilvl="0">
       <w:start w:val="0"/>
       <w:numFmt w:val="decimal"/>
-      <w:pStyle xmlns:tce="http://www.TCE.com" xmlns:a="http://schemas.openxmlformats.org/drawingml/2006/main" xmlns:pic="http://schemas.openxmlformats.org/drawingml/2006/picture" xmlns:a14="http://schemas.microsoft.com/office/drawing/2010/main" w:val="ListParagraph"/>
+      <w:pStyle xmlns:tce="http://www.TCE.com" xmlns:a="http://schemas.openxmlformats.org/drawingml/2006/main" xmlns:pic="http://schemas.openxmlformats.org/drawingml/2006/picture" xmlns:a14="http://schemas.microsoft.com/office/drawing/2010/main" w:val="BodyText"/>
       <w:lvlText w:val="(%2)"/>
       <w:lvlJc w:val="left"/>
       <w:pPr>
@@ -39425,7 +39341,7 @@
     <w:lvl w:ilvl="0" w:tentative="0">
       <w:start w:val="0"/>
       <w:numFmt w:val="lowerRoman"/>
-      <w:pStyle xmlns:tce="http://www.TCE.com" xmlns:a="http://schemas.openxmlformats.org/drawingml/2006/main" xmlns:pic="http://schemas.openxmlformats.org/drawingml/2006/picture" xmlns:a14="http://schemas.microsoft.com/office/drawing/2010/main" w:val="ListParagraph"/>
+      <w:pStyle xmlns:tce="http://www.TCE.com" xmlns:a="http://schemas.openxmlformats.org/drawingml/2006/main" xmlns:pic="http://schemas.openxmlformats.org/drawingml/2006/picture" xmlns:a14="http://schemas.microsoft.com/office/drawing/2010/main" w:val="BodyText"/>
       <w:lvlText w:val="(%3)"/>
       <w:lvlJc w:val="left"/>
       <w:pPr>
@@ -39435,7 +39351,7 @@
     <w:lvl w:ilvl="0" w:tentative="0">
       <w:start w:val="0"/>
       <w:numFmt w:val="decimal"/>
-      <w:pStyle xmlns:tce="http://www.TCE.com" xmlns:a="http://schemas.openxmlformats.org/drawingml/2006/main" xmlns:pic="http://schemas.openxmlformats.org/drawingml/2006/picture" xmlns:a14="http://schemas.microsoft.com/office/drawing/2010/main" w:val="ListParagraph"/>
+      <w:pStyle xmlns:tce="http://www.TCE.com" xmlns:a="http://schemas.openxmlformats.org/drawingml/2006/main" xmlns:pic="http://schemas.openxmlformats.org/drawingml/2006/picture" xmlns:a14="http://schemas.microsoft.com/office/drawing/2010/main" w:val="BodyText"/>
       <w:lvlText w:val="%4."/>
       <w:lvlJc w:val="left"/>
       <w:pPr>
@@ -39445,7 +39361,7 @@
     <w:lvl w:ilvl="0" w:tentative="0">
       <w:start w:val="0"/>
       <w:numFmt w:val="lowerLetter"/>
-      <w:pStyle xmlns:tce="http://www.TCE.com" xmlns:a="http://schemas.openxmlformats.org/drawingml/2006/main" xmlns:pic="http://schemas.openxmlformats.org/drawingml/2006/picture" xmlns:a14="http://schemas.microsoft.com/office/drawing/2010/main" w:val="ListParagraph"/>
+      <w:pStyle xmlns:tce="http://www.TCE.com" xmlns:a="http://schemas.openxmlformats.org/drawingml/2006/main" xmlns:pic="http://schemas.openxmlformats.org/drawingml/2006/picture" xmlns:a14="http://schemas.microsoft.com/office/drawing/2010/main" w:val="BodyText"/>
       <w:lvlText w:val="%5."/>
       <w:lvlJc w:val="left"/>
       <w:pPr>
@@ -39455,7 +39371,7 @@
     <w:lvl w:ilvl="0" w:tentative="0">
       <w:start w:val="0"/>
       <w:numFmt w:val="lowerRoman"/>
-      <w:pStyle xmlns:tce="http://www.TCE.com" xmlns:a="http://schemas.openxmlformats.org/drawingml/2006/main" xmlns:pic="http://schemas.openxmlformats.org/drawingml/2006/picture" xmlns:a14="http://schemas.microsoft.com/office/drawing/2010/main" w:val="ListParagraph"/>
+      <w:pStyle xmlns:tce="http://www.TCE.com" xmlns:a="http://schemas.openxmlformats.org/drawingml/2006/main" xmlns:pic="http://schemas.openxmlformats.org/drawingml/2006/picture" xmlns:a14="http://schemas.microsoft.com/office/drawing/2010/main" w:val="BodyText"/>
       <w:lvlText w:val="%6."/>
       <w:lvlJc w:val="right"/>
       <w:pPr>
@@ -39465,7 +39381,7 @@
     <w:lvl w:ilvl="0" w:tentative="0">
       <w:start w:val="0"/>
       <w:numFmt w:val="decimal"/>
-      <w:pStyle xmlns:tce="http://www.TCE.com" xmlns:a="http://schemas.openxmlformats.org/drawingml/2006/main" xmlns:pic="http://schemas.openxmlformats.org/drawingml/2006/picture" xmlns:a14="http://schemas.microsoft.com/office/drawing/2010/main" w:val="ListParagraph"/>
+      <w:pStyle xmlns:tce="http://www.TCE.com" xmlns:a="http://schemas.openxmlformats.org/drawingml/2006/main" xmlns:pic="http://schemas.openxmlformats.org/drawingml/2006/picture" xmlns:a14="http://schemas.microsoft.com/office/drawing/2010/main" w:val="BodyText"/>
       <w:lvlText w:val="%7."/>
       <w:lvlJc w:val="left"/>
       <w:pPr>
@@ -39475,7 +39391,7 @@
     <w:lvl w:ilvl="0" w:tentative="0">
       <w:start w:val="0"/>
       <w:numFmt w:val="lowerLetter"/>
-      <w:pStyle xmlns:tce="http://www.TCE.com" xmlns:a="http://schemas.openxmlformats.org/drawingml/2006/main" xmlns:pic="http://schemas.openxmlformats.org/drawingml/2006/picture" xmlns:a14="http://schemas.microsoft.com/office/drawing/2010/main" w:val="ListParagraph"/>
+      <w:pStyle xmlns:tce="http://www.TCE.com" xmlns:a="http://schemas.openxmlformats.org/drawingml/2006/main" xmlns:pic="http://schemas.openxmlformats.org/drawingml/2006/picture" xmlns:a14="http://schemas.microsoft.com/office/drawing/2010/main" w:val="BodyText"/>
       <w:lvlText w:val="%8."/>
       <w:lvlJc w:val="left"/>
       <w:pPr>
@@ -39485,7 +39401,7 @@
     <w:lvl w:ilvl="0" w:tentative="0">
       <w:start w:val="0"/>
       <w:numFmt w:val="lowerRoman"/>
-      <w:pStyle xmlns:tce="http://www.TCE.com" xmlns:a="http://schemas.openxmlformats.org/drawingml/2006/main" xmlns:pic="http://schemas.openxmlformats.org/drawingml/2006/picture" xmlns:a14="http://schemas.microsoft.com/office/drawing/2010/main" w:val="ListParagraph"/>
+      <w:pStyle xmlns:tce="http://www.TCE.com" xmlns:a="http://schemas.openxmlformats.org/drawingml/2006/main" xmlns:pic="http://schemas.openxmlformats.org/drawingml/2006/picture" xmlns:a14="http://schemas.microsoft.com/office/drawing/2010/main" w:val="BodyText"/>
       <w:lvlText w:val="%9."/>
       <w:lvlJc w:val="right"/>
       <w:pPr>
@@ -39777,7 +39693,7 @@
     <w:lvl w:ilvl="0">
       <w:start w:val="0"/>
       <w:numFmt w:val="lowerLetter"/>
-      <w:pStyle xmlns:tce="http://www.TCE.com" xmlns:a="http://schemas.openxmlformats.org/drawingml/2006/main" xmlns:pic="http://schemas.openxmlformats.org/drawingml/2006/picture" xmlns:a14="http://schemas.microsoft.com/office/drawing/2010/main" w:val="BodyText"/>
+      <w:pStyle xmlns:tce="http://www.TCE.com" xmlns:a="http://schemas.openxmlformats.org/drawingml/2006/main" xmlns:pic="http://schemas.openxmlformats.org/drawingml/2006/picture" xmlns:a14="http://schemas.microsoft.com/office/drawing/2010/main" w:val="ListParagraph"/>
       <w:lvlText w:val="(%1)"/>
       <w:lvlJc w:val="left"/>
       <w:pPr>
@@ -39787,7 +39703,7 @@
     <w:lvl w:ilvl="0">
       <w:start w:val="0"/>
       <w:numFmt w:val="decimal"/>
-      <w:pStyle xmlns:tce="http://www.TCE.com" xmlns:a="http://schemas.openxmlformats.org/drawingml/2006/main" xmlns:pic="http://schemas.openxmlformats.org/drawingml/2006/picture" xmlns:a14="http://schemas.microsoft.com/office/drawing/2010/main" w:val="BodyText"/>
+      <w:pStyle xmlns:tce="http://www.TCE.com" xmlns:a="http://schemas.openxmlformats.org/drawingml/2006/main" xmlns:pic="http://schemas.openxmlformats.org/drawingml/2006/picture" xmlns:a14="http://schemas.microsoft.com/office/drawing/2010/main" w:val="ListParagraph"/>
       <w:lvlText w:val="(%2)"/>
       <w:lvlJc w:val="left"/>
       <w:pPr>
@@ -39797,7 +39713,7 @@
     <w:lvl w:ilvl="0" w:tentative="0">
       <w:start w:val="0"/>
       <w:numFmt w:val="lowerRoman"/>
-      <w:pStyle xmlns:tce="http://www.TCE.com" xmlns:a="http://schemas.openxmlformats.org/drawingml/2006/main" xmlns:pic="http://schemas.openxmlformats.org/drawingml/2006/picture" xmlns:a14="http://schemas.microsoft.com/office/drawing/2010/main" w:val="BodyText"/>
+      <w:pStyle xmlns:tce="http://www.TCE.com" xmlns:a="http://schemas.openxmlformats.org/drawingml/2006/main" xmlns:pic="http://schemas.openxmlformats.org/drawingml/2006/picture" xmlns:a14="http://schemas.microsoft.com/office/drawing/2010/main" w:val="ListParagraph"/>
       <w:lvlText w:val="(%3)"/>
       <w:lvlJc w:val="left"/>
       <w:pPr>
@@ -39807,7 +39723,7 @@
     <w:lvl w:ilvl="0" w:tentative="0">
       <w:start w:val="0"/>
       <w:numFmt w:val="decimal"/>
-      <w:pStyle xmlns:tce="http://www.TCE.com" xmlns:a="http://schemas.openxmlformats.org/drawingml/2006/main" xmlns:pic="http://schemas.openxmlformats.org/drawingml/2006/picture" xmlns:a14="http://schemas.microsoft.com/office/drawing/2010/main" w:val="BodyText"/>
+      <w:pStyle xmlns:tce="http://www.TCE.com" xmlns:a="http://schemas.openxmlformats.org/drawingml/2006/main" xmlns:pic="http://schemas.openxmlformats.org/drawingml/2006/picture" xmlns:a14="http://schemas.microsoft.com/office/drawing/2010/main" w:val="ListParagraph"/>
       <w:lvlText w:val="%4."/>
       <w:lvlJc w:val="left"/>
       <w:pPr>
@@ -39817,7 +39733,7 @@
     <w:lvl w:ilvl="0" w:tentative="0">
       <w:start w:val="0"/>
       <w:numFmt w:val="lowerLetter"/>
-      <w:pStyle xmlns:tce="http://www.TCE.com" xmlns:a="http://schemas.openxmlformats.org/drawingml/2006/main" xmlns:pic="http://schemas.openxmlformats.org/drawingml/2006/picture" xmlns:a14="http://schemas.microsoft.com/office/drawing/2010/main" w:val="BodyText"/>
+      <w:pStyle xmlns:tce="http://www.TCE.com" xmlns:a="http://schemas.openxmlformats.org/drawingml/2006/main" xmlns:pic="http://schemas.openxmlformats.org/drawingml/2006/picture" xmlns:a14="http://schemas.microsoft.com/office/drawing/2010/main" w:val="ListParagraph"/>
       <w:lvlText w:val="%5."/>
       <w:lvlJc w:val="left"/>
       <w:pPr>
@@ -39827,7 +39743,7 @@
     <w:lvl w:ilvl="0" w:tentative="0">
       <w:start w:val="0"/>
       <w:numFmt w:val="lowerRoman"/>
-      <w:pStyle xmlns:tce="http://www.TCE.com" xmlns:a="http://schemas.openxmlformats.org/drawingml/2006/main" xmlns:pic="http://schemas.openxmlformats.org/drawingml/2006/picture" xmlns:a14="http://schemas.microsoft.com/office/drawing/2010/main" w:val="BodyText"/>
+      <w:pStyle xmlns:tce="http://www.TCE.com" xmlns:a="http://schemas.openxmlformats.org/drawingml/2006/main" xmlns:pic="http://schemas.openxmlformats.org/drawingml/2006/picture" xmlns:a14="http://schemas.microsoft.com/office/drawing/2010/main" w:val="ListParagraph"/>
       <w:lvlText w:val="%6."/>
       <w:lvlJc w:val="right"/>
       <w:pPr>
@@ -39837,7 +39753,7 @@
     <w:lvl w:ilvl="0" w:tentative="0">
       <w:start w:val="0"/>
       <w:numFmt w:val="decimal"/>
-      <w:pStyle xmlns:tce="http://www.TCE.com" xmlns:a="http://schemas.openxmlformats.org/drawingml/2006/main" xmlns:pic="http://schemas.openxmlformats.org/drawingml/2006/picture" xmlns:a14="http://schemas.microsoft.com/office/drawing/2010/main" w:val="BodyText"/>
+      <w:pStyle xmlns:tce="http://www.TCE.com" xmlns:a="http://schemas.openxmlformats.org/drawingml/2006/main" xmlns:pic="http://schemas.openxmlformats.org/drawingml/2006/picture" xmlns:a14="http://schemas.microsoft.com/office/drawing/2010/main" w:val="ListParagraph"/>
       <w:lvlText w:val="%7."/>
       <w:lvlJc w:val="left"/>
       <w:pPr>
@@ -39847,7 +39763,7 @@
     <w:lvl w:ilvl="0" w:tentative="0">
       <w:start w:val="0"/>
       <w:numFmt w:val="lowerLetter"/>
-      <w:pStyle xmlns:tce="http://www.TCE.com" xmlns:a="http://schemas.openxmlformats.org/drawingml/2006/main" xmlns:pic="http://schemas.openxmlformats.org/drawingml/2006/picture" xmlns:a14="http://schemas.microsoft.com/office/drawing/2010/main" w:val="BodyText"/>
+      <w:pStyle xmlns:tce="http://www.TCE.com" xmlns:a="http://schemas.openxmlformats.org/drawingml/2006/main" xmlns:pic="http://schemas.openxmlformats.org/drawingml/2006/picture" xmlns:a14="http://schemas.microsoft.com/office/drawing/2010/main" w:val="ListParagraph"/>
       <w:lvlText w:val="%8."/>
       <w:lvlJc w:val="left"/>
       <w:pPr>
@@ -39857,7 +39773,7 @@
     <w:lvl w:ilvl="0" w:tentative="0">
       <w:start w:val="0"/>
       <w:numFmt w:val="lowerRoman"/>
-      <w:pStyle xmlns:tce="http://www.TCE.com" xmlns:a="http://schemas.openxmlformats.org/drawingml/2006/main" xmlns:pic="http://schemas.openxmlformats.org/drawingml/2006/picture" xmlns:a14="http://schemas.microsoft.com/office/drawing/2010/main" w:val="BodyText"/>
+      <w:pStyle xmlns:tce="http://www.TCE.com" xmlns:a="http://schemas.openxmlformats.org/drawingml/2006/main" xmlns:pic="http://schemas.openxmlformats.org/drawingml/2006/picture" xmlns:a14="http://schemas.microsoft.com/office/drawing/2010/main" w:val="ListParagraph"/>
       <w:lvlText w:val="%9."/>
       <w:lvlJc w:val="right"/>
       <w:pPr>
@@ -39870,7 +39786,7 @@
     <w:lvl w:ilvl="0">
       <w:start w:val="0"/>
       <w:numFmt w:val="lowerLetter"/>
-      <w:pStyle xmlns:tce="http://www.TCE.com" xmlns:a="http://schemas.openxmlformats.org/drawingml/2006/main" xmlns:pic="http://schemas.openxmlformats.org/drawingml/2006/picture" xmlns:a14="http://schemas.microsoft.com/office/drawing/2010/main" w:val="ListNumber"/>
+      <w:pStyle xmlns:tce="http://www.TCE.com" xmlns:a="http://schemas.openxmlformats.org/drawingml/2006/main" xmlns:pic="http://schemas.openxmlformats.org/drawingml/2006/picture" xmlns:a14="http://schemas.microsoft.com/office/drawing/2010/main" w:val="BodyText"/>
       <w:lvlText w:val="(%1)"/>
       <w:lvlJc w:val="left"/>
       <w:pPr>
@@ -39880,7 +39796,7 @@
     <w:lvl w:ilvl="0">
       <w:start w:val="0"/>
       <w:numFmt w:val="decimal"/>
-      <w:pStyle xmlns:tce="http://www.TCE.com" xmlns:a="http://schemas.openxmlformats.org/drawingml/2006/main" xmlns:pic="http://schemas.openxmlformats.org/drawingml/2006/picture" xmlns:a14="http://schemas.microsoft.com/office/drawing/2010/main" w:val="ListNumber"/>
+      <w:pStyle xmlns:tce="http://www.TCE.com" xmlns:a="http://schemas.openxmlformats.org/drawingml/2006/main" xmlns:pic="http://schemas.openxmlformats.org/drawingml/2006/picture" xmlns:a14="http://schemas.microsoft.com/office/drawing/2010/main" w:val="BodyText"/>
       <w:lvlText w:val="(%2)"/>
       <w:lvlJc w:val="left"/>
       <w:pPr>
@@ -39890,7 +39806,7 @@
     <w:lvl w:ilvl="0" w:tentative="0">
       <w:start w:val="0"/>
       <w:numFmt w:val="lowerRoman"/>
-      <w:pStyle xmlns:tce="http://www.TCE.com" xmlns:a="http://schemas.openxmlformats.org/drawingml/2006/main" xmlns:pic="http://schemas.openxmlformats.org/drawingml/2006/picture" xmlns:a14="http://schemas.microsoft.com/office/drawing/2010/main" w:val="ListNumber"/>
+      <w:pStyle xmlns:tce="http://www.TCE.com" xmlns:a="http://schemas.openxmlformats.org/drawingml/2006/main" xmlns:pic="http://schemas.openxmlformats.org/drawingml/2006/picture" xmlns:a14="http://schemas.microsoft.com/office/drawing/2010/main" w:val="BodyText"/>
       <w:lvlText w:val="(%3)"/>
       <w:lvlJc w:val="left"/>
       <w:pPr>
@@ -39900,7 +39816,7 @@
     <w:lvl w:ilvl="0" w:tentative="0">
       <w:start w:val="0"/>
       <w:numFmt w:val="decimal"/>
-      <w:pStyle xmlns:tce="http://www.TCE.com" xmlns:a="http://schemas.openxmlformats.org/drawingml/2006/main" xmlns:pic="http://schemas.openxmlformats.org/drawingml/2006/picture" xmlns:a14="http://schemas.microsoft.com/office/drawing/2010/main" w:val="ListNumber"/>
+      <w:pStyle xmlns:tce="http://www.TCE.com" xmlns:a="http://schemas.openxmlformats.org/drawingml/2006/main" xmlns:pic="http://schemas.openxmlformats.org/drawingml/2006/picture" xmlns:a14="http://schemas.microsoft.com/office/drawing/2010/main" w:val="BodyText"/>
       <w:lvlText w:val="%4."/>
       <w:lvlJc w:val="left"/>
       <w:pPr>
@@ -39910,7 +39826,7 @@
     <w:lvl w:ilvl="0" w:tentative="0">
       <w:start w:val="0"/>
       <w:numFmt w:val="lowerLetter"/>
-      <w:pStyle xmlns:tce="http://www.TCE.com" xmlns:a="http://schemas.openxmlformats.org/drawingml/2006/main" xmlns:pic="http://schemas.openxmlformats.org/drawingml/2006/picture" xmlns:a14="http://schemas.microsoft.com/office/drawing/2010/main" w:val="ListNumber"/>
+      <w:pStyle xmlns:tce="http://www.TCE.com" xmlns:a="http://schemas.openxmlformats.org/drawingml/2006/main" xmlns:pic="http://schemas.openxmlformats.org/drawingml/2006/picture" xmlns:a14="http://schemas.microsoft.com/office/drawing/2010/main" w:val="BodyText"/>
       <w:lvlText w:val="%5."/>
       <w:lvlJc w:val="left"/>
       <w:pPr>
@@ -39920,7 +39836,7 @@
     <w:lvl w:ilvl="0" w:tentative="0">
       <w:start w:val="0"/>
       <w:numFmt w:val="lowerRoman"/>
-      <w:pStyle xmlns:tce="http://www.TCE.com" xmlns:a="http://schemas.openxmlformats.org/drawingml/2006/main" xmlns:pic="http://schemas.openxmlformats.org/drawingml/2006/picture" xmlns:a14="http://schemas.microsoft.com/office/drawing/2010/main" w:val="ListNumber"/>
+      <w:pStyle xmlns:tce="http://www.TCE.com" xmlns:a="http://schemas.openxmlformats.org/drawingml/2006/main" xmlns:pic="http://schemas.openxmlformats.org/drawingml/2006/picture" xmlns:a14="http://schemas.microsoft.com/office/drawing/2010/main" w:val="BodyText"/>
       <w:lvlText w:val="%6."/>
       <w:lvlJc w:val="right"/>
       <w:pPr>
@@ -39930,7 +39846,7 @@
     <w:lvl w:ilvl="0" w:tentative="0">
       <w:start w:val="0"/>
       <w:numFmt w:val="decimal"/>
-      <w:pStyle xmlns:tce="http://www.TCE.com" xmlns:a="http://schemas.openxmlformats.org/drawingml/2006/main" xmlns:pic="http://schemas.openxmlformats.org/drawingml/2006/picture" xmlns:a14="http://schemas.microsoft.com/office/drawing/2010/main" w:val="ListNumber"/>
+      <w:pStyle xmlns:tce="http://www.TCE.com" xmlns:a="http://schemas.openxmlformats.org/drawingml/2006/main" xmlns:pic="http://schemas.openxmlformats.org/drawingml/2006/picture" xmlns:a14="http://schemas.microsoft.com/office/drawing/2010/main" w:val="BodyText"/>
       <w:lvlText w:val="%7."/>
       <w:lvlJc w:val="left"/>
       <w:pPr>
@@ -39940,7 +39856,7 @@
     <w:lvl w:ilvl="0" w:tentative="0">
       <w:start w:val="0"/>
       <w:numFmt w:val="lowerLetter"/>
-      <w:pStyle xmlns:tce="http://www.TCE.com" xmlns:a="http://schemas.openxmlformats.org/drawingml/2006/main" xmlns:pic="http://schemas.openxmlformats.org/drawingml/2006/picture" xmlns:a14="http://schemas.microsoft.com/office/drawing/2010/main" w:val="ListNumber"/>
+      <w:pStyle xmlns:tce="http://www.TCE.com" xmlns:a="http://schemas.openxmlformats.org/drawingml/2006/main" xmlns:pic="http://schemas.openxmlformats.org/drawingml/2006/picture" xmlns:a14="http://schemas.microsoft.com/office/drawing/2010/main" w:val="BodyText"/>
       <w:lvlText w:val="%8."/>
       <w:lvlJc w:val="left"/>
       <w:pPr>
@@ -39950,7 +39866,7 @@
     <w:lvl w:ilvl="0" w:tentative="0">
       <w:start w:val="0"/>
       <w:numFmt w:val="lowerRoman"/>
-      <w:pStyle xmlns:tce="http://www.TCE.com" xmlns:a="http://schemas.openxmlformats.org/drawingml/2006/main" xmlns:pic="http://schemas.openxmlformats.org/drawingml/2006/picture" xmlns:a14="http://schemas.microsoft.com/office/drawing/2010/main" w:val="ListNumber"/>
+      <w:pStyle xmlns:tce="http://www.TCE.com" xmlns:a="http://schemas.openxmlformats.org/drawingml/2006/main" xmlns:pic="http://schemas.openxmlformats.org/drawingml/2006/picture" xmlns:a14="http://schemas.microsoft.com/office/drawing/2010/main" w:val="BodyText"/>
       <w:lvlText w:val="%9."/>
       <w:lvlJc w:val="right"/>
       <w:pPr>
@@ -39963,7 +39879,7 @@
     <w:lvl w:ilvl="0">
       <w:start w:val="0"/>
       <w:numFmt w:val="lowerLetter"/>
-      <w:pStyle xmlns:tce="http://www.TCE.com" xmlns:a="http://schemas.openxmlformats.org/drawingml/2006/main" xmlns:pic="http://schemas.openxmlformats.org/drawingml/2006/picture" xmlns:a14="http://schemas.microsoft.com/office/drawing/2010/main" w:val="ListParagraph"/>
+      <w:pStyle xmlns:tce="http://www.TCE.com" xmlns:a="http://schemas.openxmlformats.org/drawingml/2006/main" xmlns:pic="http://schemas.openxmlformats.org/drawingml/2006/picture" xmlns:a14="http://schemas.microsoft.com/office/drawing/2010/main" w:val="ListNumber"/>
       <w:lvlText w:val="(%1)"/>
       <w:lvlJc w:val="left"/>
       <w:pPr>
@@ -39973,7 +39889,7 @@
     <w:lvl w:ilvl="0">
       <w:start w:val="0"/>
       <w:numFmt w:val="decimal"/>
-      <w:pStyle xmlns:tce="http://www.TCE.com" xmlns:a="http://schemas.openxmlformats.org/drawingml/2006/main" xmlns:pic="http://schemas.openxmlformats.org/drawingml/2006/picture" xmlns:a14="http://schemas.microsoft.com/office/drawing/2010/main" w:val="ListParagraph"/>
+      <w:pStyle xmlns:tce="http://www.TCE.com" xmlns:a="http://schemas.openxmlformats.org/drawingml/2006/main" xmlns:pic="http://schemas.openxmlformats.org/drawingml/2006/picture" xmlns:a14="http://schemas.microsoft.com/office/drawing/2010/main" w:val="ListNumber"/>
       <w:lvlText w:val="(%2)"/>
       <w:lvlJc w:val="left"/>
       <w:pPr>
@@ -39983,7 +39899,7 @@
     <w:lvl w:ilvl="0" w:tentative="0">
       <w:start w:val="0"/>
       <w:numFmt w:val="lowerRoman"/>
-      <w:pStyle xmlns:tce="http://www.TCE.com" xmlns:a="http://schemas.openxmlformats.org/drawingml/2006/main" xmlns:pic="http://schemas.openxmlformats.org/drawingml/2006/picture" xmlns:a14="http://schemas.microsoft.com/office/drawing/2010/main" w:val="ListParagraph"/>
+      <w:pStyle xmlns:tce="http://www.TCE.com" xmlns:a="http://schemas.openxmlformats.org/drawingml/2006/main" xmlns:pic="http://schemas.openxmlformats.org/drawingml/2006/picture" xmlns:a14="http://schemas.microsoft.com/office/drawing/2010/main" w:val="ListNumber"/>
       <w:lvlText w:val="(%3)"/>
       <w:lvlJc w:val="left"/>
       <w:pPr>
@@ -39993,7 +39909,7 @@
     <w:lvl w:ilvl="0" w:tentative="0">
       <w:start w:val="0"/>
       <w:numFmt w:val="decimal"/>
-      <w:pStyle xmlns:tce="http://www.TCE.com" xmlns:a="http://schemas.openxmlformats.org/drawingml/2006/main" xmlns:pic="http://schemas.openxmlformats.org/drawingml/2006/picture" xmlns:a14="http://schemas.microsoft.com/office/drawing/2010/main" w:val="ListParagraph"/>
+      <w:pStyle xmlns:tce="http://www.TCE.com" xmlns:a="http://schemas.openxmlformats.org/drawingml/2006/main" xmlns:pic="http://schemas.openxmlformats.org/drawingml/2006/picture" xmlns:a14="http://schemas.microsoft.com/office/drawing/2010/main" w:val="ListNumber"/>
       <w:lvlText w:val="%4."/>
       <w:lvlJc w:val="left"/>
       <w:pPr>
@@ -40003,7 +39919,7 @@
     <w:lvl w:ilvl="0" w:tentative="0">
       <w:start w:val="0"/>
       <w:numFmt w:val="lowerLetter"/>
-      <w:pStyle xmlns:tce="http://www.TCE.com" xmlns:a="http://schemas.openxmlformats.org/drawingml/2006/main" xmlns:pic="http://schemas.openxmlformats.org/drawingml/2006/picture" xmlns:a14="http://schemas.microsoft.com/office/drawing/2010/main" w:val="ListParagraph"/>
+      <w:pStyle xmlns:tce="http://www.TCE.com" xmlns:a="http://schemas.openxmlformats.org/drawingml/2006/main" xmlns:pic="http://schemas.openxmlformats.org/drawingml/2006/picture" xmlns:a14="http://schemas.microsoft.com/office/drawing/2010/main" w:val="ListNumber"/>
       <w:lvlText w:val="%5."/>
       <w:lvlJc w:val="left"/>
       <w:pPr>
@@ -40013,7 +39929,7 @@
     <w:lvl w:ilvl="0" w:tentative="0">
       <w:start w:val="0"/>
       <w:numFmt w:val="lowerRoman"/>
-      <w:pStyle xmlns:tce="http://www.TCE.com" xmlns:a="http://schemas.openxmlformats.org/drawingml/2006/main" xmlns:pic="http://schemas.openxmlformats.org/drawingml/2006/picture" xmlns:a14="http://schemas.microsoft.com/office/drawing/2010/main" w:val="ListParagraph"/>
+      <w:pStyle xmlns:tce="http://www.TCE.com" xmlns:a="http://schemas.openxmlformats.org/drawingml/2006/main" xmlns:pic="http://schemas.openxmlformats.org/drawingml/2006/picture" xmlns:a14="http://schemas.microsoft.com/office/drawing/2010/main" w:val="ListNumber"/>
       <w:lvlText w:val="%6."/>
       <w:lvlJc w:val="right"/>
       <w:pPr>
@@ -40023,7 +39939,7 @@
     <w:lvl w:ilvl="0" w:tentative="0">
       <w:start w:val="0"/>
       <w:numFmt w:val="decimal"/>
-      <w:pStyle xmlns:tce="http://www.TCE.com" xmlns:a="http://schemas.openxmlformats.org/drawingml/2006/main" xmlns:pic="http://schemas.openxmlformats.org/drawingml/2006/picture" xmlns:a14="http://schemas.microsoft.com/office/drawing/2010/main" w:val="ListParagraph"/>
+      <w:pStyle xmlns:tce="http://www.TCE.com" xmlns:a="http://schemas.openxmlformats.org/drawingml/2006/main" xmlns:pic="http://schemas.openxmlformats.org/drawingml/2006/picture" xmlns:a14="http://schemas.microsoft.com/office/drawing/2010/main" w:val="ListNumber"/>
       <w:lvlText w:val="%7."/>
       <w:lvlJc w:val="left"/>
       <w:pPr>
@@ -40033,7 +39949,7 @@
     <w:lvl w:ilvl="0" w:tentative="0">
       <w:start w:val="0"/>
       <w:numFmt w:val="lowerLetter"/>
-      <w:pStyle xmlns:tce="http://www.TCE.com" xmlns:a="http://schemas.openxmlformats.org/drawingml/2006/main" xmlns:pic="http://schemas.openxmlformats.org/drawingml/2006/picture" xmlns:a14="http://schemas.microsoft.com/office/drawing/2010/main" w:val="ListParagraph"/>
+      <w:pStyle xmlns:tce="http://www.TCE.com" xmlns:a="http://schemas.openxmlformats.org/drawingml/2006/main" xmlns:pic="http://schemas.openxmlformats.org/drawingml/2006/picture" xmlns:a14="http://schemas.microsoft.com/office/drawing/2010/main" w:val="ListNumber"/>
       <w:lvlText w:val="%8."/>
       <w:lvlJc w:val="left"/>
       <w:pPr>
@@ -40043,7 +39959,7 @@
     <w:lvl w:ilvl="0" w:tentative="0">
       <w:start w:val="0"/>
       <w:numFmt w:val="lowerRoman"/>
-      <w:pStyle xmlns:tce="http://www.TCE.com" xmlns:a="http://schemas.openxmlformats.org/drawingml/2006/main" xmlns:pic="http://schemas.openxmlformats.org/drawingml/2006/picture" xmlns:a14="http://schemas.microsoft.com/office/drawing/2010/main" w:val="ListParagraph"/>
+      <w:pStyle xmlns:tce="http://www.TCE.com" xmlns:a="http://schemas.openxmlformats.org/drawingml/2006/main" xmlns:pic="http://schemas.openxmlformats.org/drawingml/2006/picture" xmlns:a14="http://schemas.microsoft.com/office/drawing/2010/main" w:val="ListNumber"/>
       <w:lvlText w:val="%9."/>
       <w:lvlJc w:val="right"/>
       <w:pPr>
@@ -40056,7 +39972,7 @@
     <w:lvl w:ilvl="0">
       <w:start w:val="0"/>
       <w:numFmt w:val="lowerLetter"/>
-      <w:pStyle xmlns:tce="http://www.TCE.com" xmlns:a="http://schemas.openxmlformats.org/drawingml/2006/main" xmlns:pic="http://schemas.openxmlformats.org/drawingml/2006/picture" xmlns:a14="http://schemas.microsoft.com/office/drawing/2010/main" w:val="ListParagraph"/>
+      <w:pStyle xmlns:tce="http://www.TCE.com" xmlns:a="http://schemas.openxmlformats.org/drawingml/2006/main" xmlns:pic="http://schemas.openxmlformats.org/drawingml/2006/picture" xmlns:a14="http://schemas.microsoft.com/office/drawing/2010/main" w:val="BodyText"/>
       <w:lvlText w:val="(%1)"/>
       <w:lvlJc w:val="left"/>
       <w:pPr>
@@ -40066,7 +39982,7 @@
     <w:lvl w:ilvl="0">
       <w:start w:val="0"/>
       <w:numFmt w:val="decimal"/>
-      <w:pStyle xmlns:tce="http://www.TCE.com" xmlns:a="http://schemas.openxmlformats.org/drawingml/2006/main" xmlns:pic="http://schemas.openxmlformats.org/drawingml/2006/picture" xmlns:a14="http://schemas.microsoft.com/office/drawing/2010/main" w:val="ListParagraph"/>
+      <w:pStyle xmlns:tce="http://www.TCE.com" xmlns:a="http://schemas.openxmlformats.org/drawingml/2006/main" xmlns:pic="http://schemas.openxmlformats.org/drawingml/2006/picture" xmlns:a14="http://schemas.microsoft.com/office/drawing/2010/main" w:val="BodyText"/>
       <w:lvlText w:val="(%2)"/>
       <w:lvlJc w:val="left"/>
       <w:pPr>
@@ -40076,7 +39992,7 @@
     <w:lvl w:ilvl="0" w:tentative="0">
       <w:start w:val="0"/>
       <w:numFmt w:val="lowerRoman"/>
-      <w:pStyle xmlns:tce="http://www.TCE.com" xmlns:a="http://schemas.openxmlformats.org/drawingml/2006/main" xmlns:pic="http://schemas.openxmlformats.org/drawingml/2006/picture" xmlns:a14="http://schemas.microsoft.com/office/drawing/2010/main" w:val="ListParagraph"/>
+      <w:pStyle xmlns:tce="http://www.TCE.com" xmlns:a="http://schemas.openxmlformats.org/drawingml/2006/main" xmlns:pic="http://schemas.openxmlformats.org/drawingml/2006/picture" xmlns:a14="http://schemas.microsoft.com/office/drawing/2010/main" w:val="BodyText"/>
       <w:lvlText w:val="(%3)"/>
       <w:lvlJc w:val="left"/>
       <w:pPr>
@@ -40086,7 +40002,7 @@
     <w:lvl w:ilvl="0" w:tentative="0">
       <w:start w:val="0"/>
       <w:numFmt w:val="decimal"/>
-      <w:pStyle xmlns:tce="http://www.TCE.com" xmlns:a="http://schemas.openxmlformats.org/drawingml/2006/main" xmlns:pic="http://schemas.openxmlformats.org/drawingml/2006/picture" xmlns:a14="http://schemas.microsoft.com/office/drawing/2010/main" w:val="ListParagraph"/>
+      <w:pStyle xmlns:tce="http://www.TCE.com" xmlns:a="http://schemas.openxmlformats.org/drawingml/2006/main" xmlns:pic="http://schemas.openxmlformats.org/drawingml/2006/picture" xmlns:a14="http://schemas.microsoft.com/office/drawing/2010/main" w:val="BodyText"/>
       <w:lvlText w:val="%4."/>
       <w:lvlJc w:val="left"/>
       <w:pPr>
@@ -40096,7 +40012,7 @@
     <w:lvl w:ilvl="0" w:tentative="0">
       <w:start w:val="0"/>
       <w:numFmt w:val="lowerLetter"/>
-      <w:pStyle xmlns:tce="http://www.TCE.com" xmlns:a="http://schemas.openxmlformats.org/drawingml/2006/main" xmlns:pic="http://schemas.openxmlformats.org/drawingml/2006/picture" xmlns:a14="http://schemas.microsoft.com/office/drawing/2010/main" w:val="ListParagraph"/>
+      <w:pStyle xmlns:tce="http://www.TCE.com" xmlns:a="http://schemas.openxmlformats.org/drawingml/2006/main" xmlns:pic="http://schemas.openxmlformats.org/drawingml/2006/picture" xmlns:a14="http://schemas.microsoft.com/office/drawing/2010/main" w:val="BodyText"/>
       <w:lvlText w:val="%5."/>
       <w:lvlJc w:val="left"/>
       <w:pPr>
@@ -40106,7 +40022,7 @@
     <w:lvl w:ilvl="0" w:tentative="0">
       <w:start w:val="0"/>
       <w:numFmt w:val="lowerRoman"/>
-      <w:pStyle xmlns:tce="http://www.TCE.com" xmlns:a="http://schemas.openxmlformats.org/drawingml/2006/main" xmlns:pic="http://schemas.openxmlformats.org/drawingml/2006/picture" xmlns:a14="http://schemas.microsoft.com/office/drawing/2010/main" w:val="ListParagraph"/>
+      <w:pStyle xmlns:tce="http://www.TCE.com" xmlns:a="http://schemas.openxmlformats.org/drawingml/2006/main" xmlns:pic="http://schemas.openxmlformats.org/drawingml/2006/picture" xmlns:a14="http://schemas.microsoft.com/office/drawing/2010/main" w:val="BodyText"/>
       <w:lvlText w:val="%6."/>
       <w:lvlJc w:val="right"/>
       <w:pPr>
@@ -40116,7 +40032,7 @@
     <w:lvl w:ilvl="0" w:tentative="0">
       <w:start w:val="0"/>
       <w:numFmt w:val="decimal"/>
-      <w:pStyle xmlns:tce="http://www.TCE.com" xmlns:a="http://schemas.openxmlformats.org/drawingml/2006/main" xmlns:pic="http://schemas.openxmlformats.org/drawingml/2006/picture" xmlns:a14="http://schemas.microsoft.com/office/drawing/2010/main" w:val="ListParagraph"/>
+      <w:pStyle xmlns:tce="http://www.TCE.com" xmlns:a="http://schemas.openxmlformats.org/drawingml/2006/main" xmlns:pic="http://schemas.openxmlformats.org/drawingml/2006/picture" xmlns:a14="http://schemas.microsoft.com/office/drawing/2010/main" w:val="BodyText"/>
       <w:lvlText w:val="%7."/>
       <w:lvlJc w:val="left"/>
       <w:pPr>
@@ -40126,7 +40042,7 @@
     <w:lvl w:ilvl="0" w:tentative="0">
       <w:start w:val="0"/>
       <w:numFmt w:val="lowerLetter"/>
-      <w:pStyle xmlns:tce="http://www.TCE.com" xmlns:a="http://schemas.openxmlformats.org/drawingml/2006/main" xmlns:pic="http://schemas.openxmlformats.org/drawingml/2006/picture" xmlns:a14="http://schemas.microsoft.com/office/drawing/2010/main" w:val="ListParagraph"/>
+      <w:pStyle xmlns:tce="http://www.TCE.com" xmlns:a="http://schemas.openxmlformats.org/drawingml/2006/main" xmlns:pic="http://schemas.openxmlformats.org/drawingml/2006/picture" xmlns:a14="http://schemas.microsoft.com/office/drawing/2010/main" w:val="BodyText"/>
       <w:lvlText w:val="%8."/>
       <w:lvlJc w:val="left"/>
       <w:pPr>
@@ -40136,7 +40052,7 @@
     <w:lvl w:ilvl="0" w:tentative="0">
       <w:start w:val="0"/>
       <w:numFmt w:val="lowerRoman"/>
-      <w:pStyle xmlns:tce="http://www.TCE.com" xmlns:a="http://schemas.openxmlformats.org/drawingml/2006/main" xmlns:pic="http://schemas.openxmlformats.org/drawingml/2006/picture" xmlns:a14="http://schemas.microsoft.com/office/drawing/2010/main" w:val="ListParagraph"/>
+      <w:pStyle xmlns:tce="http://www.TCE.com" xmlns:a="http://schemas.openxmlformats.org/drawingml/2006/main" xmlns:pic="http://schemas.openxmlformats.org/drawingml/2006/picture" xmlns:a14="http://schemas.microsoft.com/office/drawing/2010/main" w:val="BodyText"/>
       <w:lvlText w:val="%9."/>
       <w:lvlJc w:val="right"/>
       <w:pPr>
@@ -40149,7 +40065,7 @@
     <w:lvl w:ilvl="0">
       <w:start w:val="0"/>
       <w:numFmt w:val="lowerLetter"/>
-      <w:pStyle xmlns:tce="http://www.TCE.com" xmlns:a="http://schemas.openxmlformats.org/drawingml/2006/main" xmlns:pic="http://schemas.openxmlformats.org/drawingml/2006/picture" xmlns:a14="http://schemas.microsoft.com/office/drawing/2010/main" w:val="ListParagraph"/>
+      <w:pStyle xmlns:tce="http://www.TCE.com" xmlns:a="http://schemas.openxmlformats.org/drawingml/2006/main" xmlns:pic="http://schemas.openxmlformats.org/drawingml/2006/picture" xmlns:a14="http://schemas.microsoft.com/office/drawing/2010/main" w:val="ListNumber"/>
       <w:lvlText w:val="(%1)"/>
       <w:lvlJc w:val="left"/>
       <w:pPr>
@@ -40159,7 +40075,7 @@
     <w:lvl w:ilvl="0">
       <w:start w:val="0"/>
       <w:numFmt w:val="decimal"/>
-      <w:pStyle xmlns:tce="http://www.TCE.com" xmlns:a="http://schemas.openxmlformats.org/drawingml/2006/main" xmlns:pic="http://schemas.openxmlformats.org/drawingml/2006/picture" xmlns:a14="http://schemas.microsoft.com/office/drawing/2010/main" w:val="ListParagraph"/>
+      <w:pStyle xmlns:tce="http://www.TCE.com" xmlns:a="http://schemas.openxmlformats.org/drawingml/2006/main" xmlns:pic="http://schemas.openxmlformats.org/drawingml/2006/picture" xmlns:a14="http://schemas.microsoft.com/office/drawing/2010/main" w:val="ListNumber"/>
       <w:lvlText w:val="(%2)"/>
       <w:lvlJc w:val="left"/>
       <w:pPr>
@@ -40169,7 +40085,7 @@
     <w:lvl w:ilvl="0" w:tentative="0">
       <w:start w:val="0"/>
       <w:numFmt w:val="lowerRoman"/>
-      <w:pStyle xmlns:tce="http://www.TCE.com" xmlns:a="http://schemas.openxmlformats.org/drawingml/2006/main" xmlns:pic="http://schemas.openxmlformats.org/drawingml/2006/picture" xmlns:a14="http://schemas.microsoft.com/office/drawing/2010/main" w:val="ListParagraph"/>
+      <w:pStyle xmlns:tce="http://www.TCE.com" xmlns:a="http://schemas.openxmlformats.org/drawingml/2006/main" xmlns:pic="http://schemas.openxmlformats.org/drawingml/2006/picture" xmlns:a14="http://schemas.microsoft.com/office/drawing/2010/main" w:val="ListNumber"/>
       <w:lvlText w:val="(%3)"/>
       <w:lvlJc w:val="left"/>
       <w:pPr>
@@ -40179,7 +40095,7 @@
     <w:lvl w:ilvl="0" w:tentative="0">
       <w:start w:val="0"/>
       <w:numFmt w:val="decimal"/>
-      <w:pStyle xmlns:tce="http://www.TCE.com" xmlns:a="http://schemas.openxmlformats.org/drawingml/2006/main" xmlns:pic="http://schemas.openxmlformats.org/drawingml/2006/picture" xmlns:a14="http://schemas.microsoft.com/office/drawing/2010/main" w:val="ListParagraph"/>
+      <w:pStyle xmlns:tce="http://www.TCE.com" xmlns:a="http://schemas.openxmlformats.org/drawingml/2006/main" xmlns:pic="http://schemas.openxmlformats.org/drawingml/2006/picture" xmlns:a14="http://schemas.microsoft.com/office/drawing/2010/main" w:val="ListNumber"/>
       <w:lvlText w:val="%4."/>
       <w:lvlJc w:val="left"/>
       <w:pPr>
@@ -40189,7 +40105,7 @@
     <w:lvl w:ilvl="0" w:tentative="0">
       <w:start w:val="0"/>
       <w:numFmt w:val="lowerLetter"/>
-      <w:pStyle xmlns:tce="http://www.TCE.com" xmlns:a="http://schemas.openxmlformats.org/drawingml/2006/main" xmlns:pic="http://schemas.openxmlformats.org/drawingml/2006/picture" xmlns:a14="http://schemas.microsoft.com/office/drawing/2010/main" w:val="ListParagraph"/>
+      <w:pStyle xmlns:tce="http://www.TCE.com" xmlns:a="http://schemas.openxmlformats.org/drawingml/2006/main" xmlns:pic="http://schemas.openxmlformats.org/drawingml/2006/picture" xmlns:a14="http://schemas.microsoft.com/office/drawing/2010/main" w:val="ListNumber"/>
       <w:lvlText w:val="%5."/>
       <w:lvlJc w:val="left"/>
       <w:pPr>
@@ -40199,7 +40115,7 @@
     <w:lvl w:ilvl="0" w:tentative="0">
       <w:start w:val="0"/>
       <w:numFmt w:val="lowerRoman"/>
-      <w:pStyle xmlns:tce="http://www.TCE.com" xmlns:a="http://schemas.openxmlformats.org/drawingml/2006/main" xmlns:pic="http://schemas.openxmlformats.org/drawingml/2006/picture" xmlns:a14="http://schemas.microsoft.com/office/drawing/2010/main" w:val="ListParagraph"/>
+      <w:pStyle xmlns:tce="http://www.TCE.com" xmlns:a="http://schemas.openxmlformats.org/drawingml/2006/main" xmlns:pic="http://schemas.openxmlformats.org/drawingml/2006/picture" xmlns:a14="http://schemas.microsoft.com/office/drawing/2010/main" w:val="ListNumber"/>
       <w:lvlText w:val="%6."/>
       <w:lvlJc w:val="right"/>
       <w:pPr>
@@ -40209,7 +40125,7 @@
     <w:lvl w:ilvl="0" w:tentative="0">
       <w:start w:val="0"/>
       <w:numFmt w:val="decimal"/>
-      <w:pStyle xmlns:tce="http://www.TCE.com" xmlns:a="http://schemas.openxmlformats.org/drawingml/2006/main" xmlns:pic="http://schemas.openxmlformats.org/drawingml/2006/picture" xmlns:a14="http://schemas.microsoft.com/office/drawing/2010/main" w:val="ListParagraph"/>
+      <w:pStyle xmlns:tce="http://www.TCE.com" xmlns:a="http://schemas.openxmlformats.org/drawingml/2006/main" xmlns:pic="http://schemas.openxmlformats.org/drawingml/2006/picture" xmlns:a14="http://schemas.microsoft.com/office/drawing/2010/main" w:val="ListNumber"/>
       <w:lvlText w:val="%7."/>
       <w:lvlJc w:val="left"/>
       <w:pPr>
@@ -40219,7 +40135,7 @@
     <w:lvl w:ilvl="0" w:tentative="0">
       <w:start w:val="0"/>
       <w:numFmt w:val="lowerLetter"/>
-      <w:pStyle xmlns:tce="http://www.TCE.com" xmlns:a="http://schemas.openxmlformats.org/drawingml/2006/main" xmlns:pic="http://schemas.openxmlformats.org/drawingml/2006/picture" xmlns:a14="http://schemas.microsoft.com/office/drawing/2010/main" w:val="ListParagraph"/>
+      <w:pStyle xmlns:tce="http://www.TCE.com" xmlns:a="http://schemas.openxmlformats.org/drawingml/2006/main" xmlns:pic="http://schemas.openxmlformats.org/drawingml/2006/picture" xmlns:a14="http://schemas.microsoft.com/office/drawing/2010/main" w:val="ListNumber"/>
       <w:lvlText w:val="%8."/>
       <w:lvlJc w:val="left"/>
       <w:pPr>
@@ -40229,7 +40145,7 @@
     <w:lvl w:ilvl="0" w:tentative="0">
       <w:start w:val="0"/>
       <w:numFmt w:val="lowerRoman"/>
-      <w:pStyle xmlns:tce="http://www.TCE.com" xmlns:a="http://schemas.openxmlformats.org/drawingml/2006/main" xmlns:pic="http://schemas.openxmlformats.org/drawingml/2006/picture" xmlns:a14="http://schemas.microsoft.com/office/drawing/2010/main" w:val="ListParagraph"/>
+      <w:pStyle xmlns:tce="http://www.TCE.com" xmlns:a="http://schemas.openxmlformats.org/drawingml/2006/main" xmlns:pic="http://schemas.openxmlformats.org/drawingml/2006/picture" xmlns:a14="http://schemas.microsoft.com/office/drawing/2010/main" w:val="ListNumber"/>
       <w:lvlText w:val="%9."/>
       <w:lvlJc w:val="right"/>
       <w:pPr>
@@ -40242,7 +40158,7 @@
     <w:lvl w:ilvl="0">
       <w:start w:val="0"/>
       <w:numFmt w:val="lowerLetter"/>
-      <w:pStyle xmlns:tce="http://www.TCE.com" xmlns:a="http://schemas.openxmlformats.org/drawingml/2006/main" xmlns:pic="http://schemas.openxmlformats.org/drawingml/2006/picture" xmlns:a14="http://schemas.microsoft.com/office/drawing/2010/main" w:val="ListParagraph"/>
+      <w:pStyle xmlns:tce="http://www.TCE.com" xmlns:a="http://schemas.openxmlformats.org/drawingml/2006/main" xmlns:pic="http://schemas.openxmlformats.org/drawingml/2006/picture" xmlns:a14="http://schemas.microsoft.com/office/drawing/2010/main" w:val="BodyText"/>
       <w:lvlText w:val="(%1)"/>
       <w:lvlJc w:val="left"/>
       <w:pPr>
@@ -40252,7 +40168,7 @@
     <w:lvl w:ilvl="0">
       <w:start w:val="0"/>
       <w:numFmt w:val="decimal"/>
-      <w:pStyle xmlns:tce="http://www.TCE.com" xmlns:a="http://schemas.openxmlformats.org/drawingml/2006/main" xmlns:pic="http://schemas.openxmlformats.org/drawingml/2006/picture" xmlns:a14="http://schemas.microsoft.com/office/drawing/2010/main" w:val="ListParagraph"/>
+      <w:pStyle xmlns:tce="http://www.TCE.com" xmlns:a="http://schemas.openxmlformats.org/drawingml/2006/main" xmlns:pic="http://schemas.openxmlformats.org/drawingml/2006/picture" xmlns:a14="http://schemas.microsoft.com/office/drawing/2010/main" w:val="BodyText"/>
       <w:lvlText w:val="(%2)"/>
       <w:lvlJc w:val="left"/>
       <w:pPr>
@@ -40262,7 +40178,7 @@
     <w:lvl w:ilvl="0" w:tentative="0">
       <w:start w:val="0"/>
       <w:numFmt w:val="lowerRoman"/>
-      <w:pStyle xmlns:tce="http://www.TCE.com" xmlns:a="http://schemas.openxmlformats.org/drawingml/2006/main" xmlns:pic="http://schemas.openxmlformats.org/drawingml/2006/picture" xmlns:a14="http://schemas.microsoft.com/office/drawing/2010/main" w:val="ListParagraph"/>
+      <w:pStyle xmlns:tce="http://www.TCE.com" xmlns:a="http://schemas.openxmlformats.org/drawingml/2006/main" xmlns:pic="http://schemas.openxmlformats.org/drawingml/2006/picture" xmlns:a14="http://schemas.microsoft.com/office/drawing/2010/main" w:val="BodyText"/>
       <w:lvlText w:val="(%3)"/>
       <w:lvlJc w:val="left"/>
       <w:pPr>
@@ -40272,7 +40188,7 @@
     <w:lvl w:ilvl="0" w:tentative="0">
       <w:start w:val="0"/>
       <w:numFmt w:val="decimal"/>
-      <w:pStyle xmlns:tce="http://www.TCE.com" xmlns:a="http://schemas.openxmlformats.org/drawingml/2006/main" xmlns:pic="http://schemas.openxmlformats.org/drawingml/2006/picture" xmlns:a14="http://schemas.microsoft.com/office/drawing/2010/main" w:val="ListParagraph"/>
+      <w:pStyle xmlns:tce="http://www.TCE.com" xmlns:a="http://schemas.openxmlformats.org/drawingml/2006/main" xmlns:pic="http://schemas.openxmlformats.org/drawingml/2006/picture" xmlns:a14="http://schemas.microsoft.com/office/drawing/2010/main" w:val="BodyText"/>
       <w:lvlText w:val="%4."/>
       <w:lvlJc w:val="left"/>
       <w:pPr>
@@ -40282,7 +40198,7 @@
     <w:lvl w:ilvl="0" w:tentative="0">
       <w:start w:val="0"/>
       <w:numFmt w:val="lowerLetter"/>
-      <w:pStyle xmlns:tce="http://www.TCE.com" xmlns:a="http://schemas.openxmlformats.org/drawingml/2006/main" xmlns:pic="http://schemas.openxmlformats.org/drawingml/2006/picture" xmlns:a14="http://schemas.microsoft.com/office/drawing/2010/main" w:val="ListParagraph"/>
+      <w:pStyle xmlns:tce="http://www.TCE.com" xmlns:a="http://schemas.openxmlformats.org/drawingml/2006/main" xmlns:pic="http://schemas.openxmlformats.org/drawingml/2006/picture" xmlns:a14="http://schemas.microsoft.com/office/drawing/2010/main" w:val="BodyText"/>
       <w:lvlText w:val="%5."/>
       <w:lvlJc w:val="left"/>
       <w:pPr>
@@ -40292,7 +40208,7 @@
     <w:lvl w:ilvl="0" w:tentative="0">
       <w:start w:val="0"/>
       <w:numFmt w:val="lowerRoman"/>
-      <w:pStyle xmlns:tce="http://www.TCE.com" xmlns:a="http://schemas.openxmlformats.org/drawingml/2006/main" xmlns:pic="http://schemas.openxmlformats.org/drawingml/2006/picture" xmlns:a14="http://schemas.microsoft.com/office/drawing/2010/main" w:val="ListParagraph"/>
+      <w:pStyle xmlns:tce="http://www.TCE.com" xmlns:a="http://schemas.openxmlformats.org/drawingml/2006/main" xmlns:pic="http://schemas.openxmlformats.org/drawingml/2006/picture" xmlns:a14="http://schemas.microsoft.com/office/drawing/2010/main" w:val="BodyText"/>
       <w:lvlText w:val="%6."/>
       <w:lvlJc w:val="right"/>
       <w:pPr>
@@ -40302,7 +40218,7 @@
     <w:lvl w:ilvl="0" w:tentative="0">
       <w:start w:val="0"/>
       <w:numFmt w:val="decimal"/>
-      <w:pStyle xmlns:tce="http://www.TCE.com" xmlns:a="http://schemas.openxmlformats.org/drawingml/2006/main" xmlns:pic="http://schemas.openxmlformats.org/drawingml/2006/picture" xmlns:a14="http://schemas.microsoft.com/office/drawing/2010/main" w:val="ListParagraph"/>
+      <w:pStyle xmlns:tce="http://www.TCE.com" xmlns:a="http://schemas.openxmlformats.org/drawingml/2006/main" xmlns:pic="http://schemas.openxmlformats.org/drawingml/2006/picture" xmlns:a14="http://schemas.microsoft.com/office/drawing/2010/main" w:val="BodyText"/>
       <w:lvlText w:val="%7."/>
       <w:lvlJc w:val="left"/>
       <w:pPr>
@@ -40312,7 +40228,7 @@
     <w:lvl w:ilvl="0" w:tentative="0">
       <w:start w:val="0"/>
       <w:numFmt w:val="lowerLetter"/>
-      <w:pStyle xmlns:tce="http://www.TCE.com" xmlns:a="http://schemas.openxmlformats.org/drawingml/2006/main" xmlns:pic="http://schemas.openxmlformats.org/drawingml/2006/picture" xmlns:a14="http://schemas.microsoft.com/office/drawing/2010/main" w:val="ListParagraph"/>
+      <w:pStyle xmlns:tce="http://www.TCE.com" xmlns:a="http://schemas.openxmlformats.org/drawingml/2006/main" xmlns:pic="http://schemas.openxmlformats.org/drawingml/2006/picture" xmlns:a14="http://schemas.microsoft.com/office/drawing/2010/main" w:val="BodyText"/>
       <w:lvlText w:val="%8."/>
       <w:lvlJc w:val="left"/>
       <w:pPr>
@@ -40322,7 +40238,7 @@
     <w:lvl w:ilvl="0" w:tentative="0">
       <w:start w:val="0"/>
       <w:numFmt w:val="lowerRoman"/>
-      <w:pStyle xmlns:tce="http://www.TCE.com" xmlns:a="http://schemas.openxmlformats.org/drawingml/2006/main" xmlns:pic="http://schemas.openxmlformats.org/drawingml/2006/picture" xmlns:a14="http://schemas.microsoft.com/office/drawing/2010/main" w:val="ListParagraph"/>
+      <w:pStyle xmlns:tce="http://www.TCE.com" xmlns:a="http://schemas.openxmlformats.org/drawingml/2006/main" xmlns:pic="http://schemas.openxmlformats.org/drawingml/2006/picture" xmlns:a14="http://schemas.microsoft.com/office/drawing/2010/main" w:val="BodyText"/>
       <w:lvlText w:val="%9."/>
       <w:lvlJc w:val="right"/>
       <w:pPr>
@@ -40335,7 +40251,7 @@
     <w:lvl w:ilvl="0">
       <w:start w:val="0"/>
       <w:numFmt w:val="lowerLetter"/>
-      <w:pStyle xmlns:tce="http://www.TCE.com" xmlns:a="http://schemas.openxmlformats.org/drawingml/2006/main" xmlns:pic="http://schemas.openxmlformats.org/drawingml/2006/picture" xmlns:a14="http://schemas.microsoft.com/office/drawing/2010/main" w:val="BodyText"/>
+      <w:pStyle xmlns:tce="http://www.TCE.com" xmlns:a="http://schemas.openxmlformats.org/drawingml/2006/main" xmlns:pic="http://schemas.openxmlformats.org/drawingml/2006/picture" xmlns:a14="http://schemas.microsoft.com/office/drawing/2010/main" w:val="ListNumber"/>
       <w:lvlText w:val="(%1)"/>
       <w:lvlJc w:val="left"/>
       <w:pPr>
@@ -40345,7 +40261,7 @@
     <w:lvl w:ilvl="0">
       <w:start w:val="0"/>
       <w:numFmt w:val="decimal"/>
-      <w:pStyle xmlns:tce="http://www.TCE.com" xmlns:a="http://schemas.openxmlformats.org/drawingml/2006/main" xmlns:pic="http://schemas.openxmlformats.org/drawingml/2006/picture" xmlns:a14="http://schemas.microsoft.com/office/drawing/2010/main" w:val="BodyText"/>
+      <w:pStyle xmlns:tce="http://www.TCE.com" xmlns:a="http://schemas.openxmlformats.org/drawingml/2006/main" xmlns:pic="http://schemas.openxmlformats.org/drawingml/2006/picture" xmlns:a14="http://schemas.microsoft.com/office/drawing/2010/main" w:val="ListNumber"/>
       <w:lvlText w:val="(%2)"/>
       <w:lvlJc w:val="left"/>
       <w:pPr>
@@ -40355,7 +40271,7 @@
     <w:lvl w:ilvl="0" w:tentative="0">
       <w:start w:val="0"/>
       <w:numFmt w:val="lowerRoman"/>
-      <w:pStyle xmlns:tce="http://www.TCE.com" xmlns:a="http://schemas.openxmlformats.org/drawingml/2006/main" xmlns:pic="http://schemas.openxmlformats.org/drawingml/2006/picture" xmlns:a14="http://schemas.microsoft.com/office/drawing/2010/main" w:val="BodyText"/>
+      <w:pStyle xmlns:tce="http://www.TCE.com" xmlns:a="http://schemas.openxmlformats.org/drawingml/2006/main" xmlns:pic="http://schemas.openxmlformats.org/drawingml/2006/picture" xmlns:a14="http://schemas.microsoft.com/office/drawing/2010/main" w:val="ListNumber"/>
       <w:lvlText w:val="(%3)"/>
       <w:lvlJc w:val="left"/>
       <w:pPr>
@@ -40365,7 +40281,7 @@
     <w:lvl w:ilvl="0" w:tentative="0">
       <w:start w:val="0"/>
       <w:numFmt w:val="decimal"/>
-      <w:pStyle xmlns:tce="http://www.TCE.com" xmlns:a="http://schemas.openxmlformats.org/drawingml/2006/main" xmlns:pic="http://schemas.openxmlformats.org/drawingml/2006/picture" xmlns:a14="http://schemas.microsoft.com/office/drawing/2010/main" w:val="BodyText"/>
+      <w:pStyle xmlns:tce="http://www.TCE.com" xmlns:a="http://schemas.openxmlformats.org/drawingml/2006/main" xmlns:pic="http://schemas.openxmlformats.org/drawingml/2006/picture" xmlns:a14="http://schemas.microsoft.com/office/drawing/2010/main" w:val="ListNumber"/>
       <w:lvlText w:val="%4."/>
       <w:lvlJc w:val="left"/>
       <w:pPr>
@@ -40375,7 +40291,7 @@
     <w:lvl w:ilvl="0" w:tentative="0">
       <w:start w:val="0"/>
       <w:numFmt w:val="lowerLetter"/>
-      <w:pStyle xmlns:tce="http://www.TCE.com" xmlns:a="http://schemas.openxmlformats.org/drawingml/2006/main" xmlns:pic="http://schemas.openxmlformats.org/drawingml/2006/picture" xmlns:a14="http://schemas.microsoft.com/office/drawing/2010/main" w:val="BodyText"/>
+      <w:pStyle xmlns:tce="http://www.TCE.com" xmlns:a="http://schemas.openxmlformats.org/drawingml/2006/main" xmlns:pic="http://schemas.openxmlformats.org/drawingml/2006/picture" xmlns:a14="http://schemas.microsoft.com/office/drawing/2010/main" w:val="ListNumber"/>
       <w:lvlText w:val="%5."/>
       <w:lvlJc w:val="left"/>
       <w:pPr>
@@ -40385,7 +40301,7 @@
     <w:lvl w:ilvl="0" w:tentative="0">
       <w:start w:val="0"/>
       <w:numFmt w:val="lowerRoman"/>
-      <w:pStyle xmlns:tce="http://www.TCE.com" xmlns:a="http://schemas.openxmlformats.org/drawingml/2006/main" xmlns:pic="http://schemas.openxmlformats.org/drawingml/2006/picture" xmlns:a14="http://schemas.microsoft.com/office/drawing/2010/main" w:val="BodyText"/>
+      <w:pStyle xmlns:tce="http://www.TCE.com" xmlns:a="http://schemas.openxmlformats.org/drawingml/2006/main" xmlns:pic="http://schemas.openxmlformats.org/drawingml/2006/picture" xmlns:a14="http://schemas.microsoft.com/office/drawing/2010/main" w:val="ListNumber"/>
       <w:lvlText w:val="%6."/>
       <w:lvlJc w:val="right"/>
       <w:pPr>
@@ -40395,7 +40311,7 @@
     <w:lvl w:ilvl="0" w:tentative="0">
       <w:start w:val="0"/>
       <w:numFmt w:val="decimal"/>
-      <w:pStyle xmlns:tce="http://www.TCE.com" xmlns:a="http://schemas.openxmlformats.org/drawingml/2006/main" xmlns:pic="http://schemas.openxmlformats.org/drawingml/2006/picture" xmlns:a14="http://schemas.microsoft.com/office/drawing/2010/main" w:val="BodyText"/>
+      <w:pStyle xmlns:tce="http://www.TCE.com" xmlns:a="http://schemas.openxmlformats.org/drawingml/2006/main" xmlns:pic="http://schemas.openxmlformats.org/drawingml/2006/picture" xmlns:a14="http://schemas.microsoft.com/office/drawing/2010/main" w:val="ListNumber"/>
       <w:lvlText w:val="%7."/>
       <w:lvlJc w:val="left"/>
       <w:pPr>
@@ -40405,7 +40321,7 @@
     <w:lvl w:ilvl="0" w:tentative="0">
       <w:start w:val="0"/>
       <w:numFmt w:val="lowerLetter"/>
-      <w:pStyle xmlns:tce="http://www.TCE.com" xmlns:a="http://schemas.openxmlformats.org/drawingml/2006/main" xmlns:pic="http://schemas.openxmlformats.org/drawingml/2006/picture" xmlns:a14="http://schemas.microsoft.com/office/drawing/2010/main" w:val="BodyText"/>
+      <w:pStyle xmlns:tce="http://www.TCE.com" xmlns:a="http://schemas.openxmlformats.org/drawingml/2006/main" xmlns:pic="http://schemas.openxmlformats.org/drawingml/2006/picture" xmlns:a14="http://schemas.microsoft.com/office/drawing/2010/main" w:val="ListNumber"/>
       <w:lvlText w:val="%8."/>
       <w:lvlJc w:val="left"/>
       <w:pPr>
@@ -40415,7 +40331,7 @@
     <w:lvl w:ilvl="0" w:tentative="0">
       <w:start w:val="0"/>
       <w:numFmt w:val="lowerRoman"/>
-      <w:pStyle xmlns:tce="http://www.TCE.com" xmlns:a="http://schemas.openxmlformats.org/drawingml/2006/main" xmlns:pic="http://schemas.openxmlformats.org/drawingml/2006/picture" xmlns:a14="http://schemas.microsoft.com/office/drawing/2010/main" w:val="BodyText"/>
+      <w:pStyle xmlns:tce="http://www.TCE.com" xmlns:a="http://schemas.openxmlformats.org/drawingml/2006/main" xmlns:pic="http://schemas.openxmlformats.org/drawingml/2006/picture" xmlns:a14="http://schemas.microsoft.com/office/drawing/2010/main" w:val="ListNumber"/>
       <w:lvlText w:val="%9."/>
       <w:lvlJc w:val="right"/>
       <w:pPr>
@@ -40428,7 +40344,7 @@
     <w:lvl w:ilvl="0">
       <w:start w:val="0"/>
       <w:numFmt w:val="lowerLetter"/>
-      <w:pStyle xmlns:tce="http://www.TCE.com" xmlns:a="http://schemas.openxmlformats.org/drawingml/2006/main" xmlns:pic="http://schemas.openxmlformats.org/drawingml/2006/picture" xmlns:a14="http://schemas.microsoft.com/office/drawing/2010/main" w:val="BodyText"/>
+      <w:pStyle xmlns:tce="http://www.TCE.com" xmlns:a="http://schemas.openxmlformats.org/drawingml/2006/main" xmlns:pic="http://schemas.openxmlformats.org/drawingml/2006/picture" xmlns:a14="http://schemas.microsoft.com/office/drawing/2010/main" w:val="ListParagraph"/>
       <w:lvlText w:val="(%1)"/>
       <w:lvlJc w:val="left"/>
       <w:pPr>
@@ -40438,7 +40354,7 @@
     <w:lvl w:ilvl="0">
       <w:start w:val="0"/>
       <w:numFmt w:val="decimal"/>
-      <w:pStyle xmlns:tce="http://www.TCE.com" xmlns:a="http://schemas.openxmlformats.org/drawingml/2006/main" xmlns:pic="http://schemas.openxmlformats.org/drawingml/2006/picture" xmlns:a14="http://schemas.microsoft.com/office/drawing/2010/main" w:val="BodyText"/>
+      <w:pStyle xmlns:tce="http://www.TCE.com" xmlns:a="http://schemas.openxmlformats.org/drawingml/2006/main" xmlns:pic="http://schemas.openxmlformats.org/drawingml/2006/picture" xmlns:a14="http://schemas.microsoft.com/office/drawing/2010/main" w:val="ListParagraph"/>
       <w:lvlText w:val="(%2)"/>
       <w:lvlJc w:val="left"/>
       <w:pPr>
@@ -40448,7 +40364,7 @@
     <w:lvl w:ilvl="0" w:tentative="0">
       <w:start w:val="0"/>
       <w:numFmt w:val="lowerRoman"/>
-      <w:pStyle xmlns:tce="http://www.TCE.com" xmlns:a="http://schemas.openxmlformats.org/drawingml/2006/main" xmlns:pic="http://schemas.openxmlformats.org/drawingml/2006/picture" xmlns:a14="http://schemas.microsoft.com/office/drawing/2010/main" w:val="BodyText"/>
+      <w:pStyle xmlns:tce="http://www.TCE.com" xmlns:a="http://schemas.openxmlformats.org/drawingml/2006/main" xmlns:pic="http://schemas.openxmlformats.org/drawingml/2006/picture" xmlns:a14="http://schemas.microsoft.com/office/drawing/2010/main" w:val="ListParagraph"/>
       <w:lvlText w:val="(%3)"/>
       <w:lvlJc w:val="left"/>
       <w:pPr>
@@ -40458,7 +40374,7 @@
     <w:lvl w:ilvl="0" w:tentative="0">
       <w:start w:val="0"/>
       <w:numFmt w:val="decimal"/>
-      <w:pStyle xmlns:tce="http://www.TCE.com" xmlns:a="http://schemas.openxmlformats.org/drawingml/2006/main" xmlns:pic="http://schemas.openxmlformats.org/drawingml/2006/picture" xmlns:a14="http://schemas.microsoft.com/office/drawing/2010/main" w:val="BodyText"/>
+      <w:pStyle xmlns:tce="http://www.TCE.com" xmlns:a="http://schemas.openxmlformats.org/drawingml/2006/main" xmlns:pic="http://schemas.openxmlformats.org/drawingml/2006/picture" xmlns:a14="http://schemas.microsoft.com/office/drawing/2010/main" w:val="ListParagraph"/>
       <w:lvlText w:val="%4."/>
       <w:lvlJc w:val="left"/>
       <w:pPr>
@@ -40468,7 +40384,7 @@
     <w:lvl w:ilvl="0" w:tentative="0">
       <w:start w:val="0"/>
       <w:numFmt w:val="lowerLetter"/>
-      <w:pStyle xmlns:tce="http://www.TCE.com" xmlns:a="http://schemas.openxmlformats.org/drawingml/2006/main" xmlns:pic="http://schemas.openxmlformats.org/drawingml/2006/picture" xmlns:a14="http://schemas.microsoft.com/office/drawing/2010/main" w:val="BodyText"/>
+      <w:pStyle xmlns:tce="http://www.TCE.com" xmlns:a="http://schemas.openxmlformats.org/drawingml/2006/main" xmlns:pic="http://schemas.openxmlformats.org/drawingml/2006/picture" xmlns:a14="http://schemas.microsoft.com/office/drawing/2010/main" w:val="ListParagraph"/>
       <w:lvlText w:val="%5."/>
       <w:lvlJc w:val="left"/>
       <w:pPr>
@@ -40478,7 +40394,7 @@
     <w:lvl w:ilvl="0" w:tentative="0">
       <w:start w:val="0"/>
       <w:numFmt w:val="lowerRoman"/>
-      <w:pStyle xmlns:tce="http://www.TCE.com" xmlns:a="http://schemas.openxmlformats.org/drawingml/2006/main" xmlns:pic="http://schemas.openxmlformats.org/drawingml/2006/picture" xmlns:a14="http://schemas.microsoft.com/office/drawing/2010/main" w:val="BodyText"/>
+      <w:pStyle xmlns:tce="http://www.TCE.com" xmlns:a="http://schemas.openxmlformats.org/drawingml/2006/main" xmlns:pic="http://schemas.openxmlformats.org/drawingml/2006/picture" xmlns:a14="http://schemas.microsoft.com/office/drawing/2010/main" w:val="ListParagraph"/>
       <w:lvlText w:val="%6."/>
       <w:lvlJc w:val="right"/>
       <w:pPr>
@@ -40488,7 +40404,7 @@
     <w:lvl w:ilvl="0" w:tentative="0">
       <w:start w:val="0"/>
       <w:numFmt w:val="decimal"/>
-      <w:pStyle xmlns:tce="http://www.TCE.com" xmlns:a="http://schemas.openxmlformats.org/drawingml/2006/main" xmlns:pic="http://schemas.openxmlformats.org/drawingml/2006/picture" xmlns:a14="http://schemas.microsoft.com/office/drawing/2010/main" w:val="BodyText"/>
+      <w:pStyle xmlns:tce="http://www.TCE.com" xmlns:a="http://schemas.openxmlformats.org/drawingml/2006/main" xmlns:pic="http://schemas.openxmlformats.org/drawingml/2006/picture" xmlns:a14="http://schemas.microsoft.com/office/drawing/2010/main" w:val="ListParagraph"/>
       <w:lvlText w:val="%7."/>
       <w:lvlJc w:val="left"/>
       <w:pPr>
@@ -40498,7 +40414,7 @@
     <w:lvl w:ilvl="0" w:tentative="0">
       <w:start w:val="0"/>
       <w:numFmt w:val="lowerLetter"/>
-      <w:pStyle xmlns:tce="http://www.TCE.com" xmlns:a="http://schemas.openxmlformats.org/drawingml/2006/main" xmlns:pic="http://schemas.openxmlformats.org/drawingml/2006/picture" xmlns:a14="http://schemas.microsoft.com/office/drawing/2010/main" w:val="BodyText"/>
+      <w:pStyle xmlns:tce="http://www.TCE.com" xmlns:a="http://schemas.openxmlformats.org/drawingml/2006/main" xmlns:pic="http://schemas.openxmlformats.org/drawingml/2006/picture" xmlns:a14="http://schemas.microsoft.com/office/drawing/2010/main" w:val="ListParagraph"/>
       <w:lvlText w:val="%8."/>
       <w:lvlJc w:val="left"/>
       <w:pPr>
@@ -40508,7 +40424,7 @@
     <w:lvl w:ilvl="0" w:tentative="0">
       <w:start w:val="0"/>
       <w:numFmt w:val="lowerRoman"/>
-      <w:pStyle xmlns:tce="http://www.TCE.com" xmlns:a="http://schemas.openxmlformats.org/drawingml/2006/main" xmlns:pic="http://schemas.openxmlformats.org/drawingml/2006/picture" xmlns:a14="http://schemas.microsoft.com/office/drawing/2010/main" w:val="BodyText"/>
+      <w:pStyle xmlns:tce="http://www.TCE.com" xmlns:a="http://schemas.openxmlformats.org/drawingml/2006/main" xmlns:pic="http://schemas.openxmlformats.org/drawingml/2006/picture" xmlns:a14="http://schemas.microsoft.com/office/drawing/2010/main" w:val="ListParagraph"/>
       <w:lvlText w:val="%9."/>
       <w:lvlJc w:val="right"/>
       <w:pPr>
@@ -40614,7 +40530,7 @@
     <w:lvl w:ilvl="0">
       <w:start w:val="0"/>
       <w:numFmt w:val="lowerLetter"/>
-      <w:pStyle xmlns:tce="http://www.TCE.com" xmlns:a="http://schemas.openxmlformats.org/drawingml/2006/main" xmlns:pic="http://schemas.openxmlformats.org/drawingml/2006/picture" xmlns:a14="http://schemas.microsoft.com/office/drawing/2010/main" w:val="ListParagraph"/>
+      <w:pStyle xmlns:tce="http://www.TCE.com" xmlns:a="http://schemas.openxmlformats.org/drawingml/2006/main" xmlns:pic="http://schemas.openxmlformats.org/drawingml/2006/picture" xmlns:a14="http://schemas.microsoft.com/office/drawing/2010/main" w:val="BodyText"/>
       <w:lvlText w:val="(%1)"/>
       <w:lvlJc w:val="left"/>
       <w:pPr>
@@ -40624,7 +40540,7 @@
     <w:lvl w:ilvl="0">
       <w:start w:val="0"/>
       <w:numFmt w:val="decimal"/>
-      <w:pStyle xmlns:tce="http://www.TCE.com" xmlns:a="http://schemas.openxmlformats.org/drawingml/2006/main" xmlns:pic="http://schemas.openxmlformats.org/drawingml/2006/picture" xmlns:a14="http://schemas.microsoft.com/office/drawing/2010/main" w:val="ListParagraph"/>
+      <w:pStyle xmlns:tce="http://www.TCE.com" xmlns:a="http://schemas.openxmlformats.org/drawingml/2006/main" xmlns:pic="http://schemas.openxmlformats.org/drawingml/2006/picture" xmlns:a14="http://schemas.microsoft.com/office/drawing/2010/main" w:val="BodyText"/>
       <w:lvlText w:val="(%2)"/>
       <w:lvlJc w:val="left"/>
       <w:pPr>
@@ -40634,7 +40550,7 @@
     <w:lvl w:ilvl="0" w:tentative="0">
       <w:start w:val="0"/>
       <w:numFmt w:val="lowerRoman"/>
-      <w:pStyle xmlns:tce="http://www.TCE.com" xmlns:a="http://schemas.openxmlformats.org/drawingml/2006/main" xmlns:pic="http://schemas.openxmlformats.org/drawingml/2006/picture" xmlns:a14="http://schemas.microsoft.com/office/drawing/2010/main" w:val="ListParagraph"/>
+      <w:pStyle xmlns:tce="http://www.TCE.com" xmlns:a="http://schemas.openxmlformats.org/drawingml/2006/main" xmlns:pic="http://schemas.openxmlformats.org/drawingml/2006/picture" xmlns:a14="http://schemas.microsoft.com/office/drawing/2010/main" w:val="BodyText"/>
       <w:lvlText w:val="(%3)"/>
       <w:lvlJc w:val="left"/>
       <w:pPr>
@@ -40644,7 +40560,7 @@
     <w:lvl w:ilvl="0" w:tentative="0">
       <w:start w:val="0"/>
       <w:numFmt w:val="decimal"/>
-      <w:pStyle xmlns:tce="http://www.TCE.com" xmlns:a="http://schemas.openxmlformats.org/drawingml/2006/main" xmlns:pic="http://schemas.openxmlformats.org/drawingml/2006/picture" xmlns:a14="http://schemas.microsoft.com/office/drawing/2010/main" w:val="ListParagraph"/>
+      <w:pStyle xmlns:tce="http://www.TCE.com" xmlns:a="http://schemas.openxmlformats.org/drawingml/2006/main" xmlns:pic="http://schemas.openxmlformats.org/drawingml/2006/picture" xmlns:a14="http://schemas.microsoft.com/office/drawing/2010/main" w:val="BodyText"/>
       <w:lvlText w:val="%4."/>
       <w:lvlJc w:val="left"/>
       <w:pPr>
@@ -40654,7 +40570,7 @@
     <w:lvl w:ilvl="0" w:tentative="0">
       <w:start w:val="0"/>
       <w:numFmt w:val="lowerLetter"/>
-      <w:pStyle xmlns:tce="http://www.TCE.com" xmlns:a="http://schemas.openxmlformats.org/drawingml/2006/main" xmlns:pic="http://schemas.openxmlformats.org/drawingml/2006/picture" xmlns:a14="http://schemas.microsoft.com/office/drawing/2010/main" w:val="ListParagraph"/>
+      <w:pStyle xmlns:tce="http://www.TCE.com" xmlns:a="http://schemas.openxmlformats.org/drawingml/2006/main" xmlns:pic="http://schemas.openxmlformats.org/drawingml/2006/picture" xmlns:a14="http://schemas.microsoft.com/office/drawing/2010/main" w:val="BodyText"/>
       <w:lvlText w:val="%5."/>
       <w:lvlJc w:val="left"/>
       <w:pPr>
@@ -40664,7 +40580,7 @@
     <w:lvl w:ilvl="0" w:tentative="0">
       <w:start w:val="0"/>
       <w:numFmt w:val="lowerRoman"/>
-      <w:pStyle xmlns:tce="http://www.TCE.com" xmlns:a="http://schemas.openxmlformats.org/drawingml/2006/main" xmlns:pic="http://schemas.openxmlformats.org/drawingml/2006/picture" xmlns:a14="http://schemas.microsoft.com/office/drawing/2010/main" w:val="ListParagraph"/>
+      <w:pStyle xmlns:tce="http://www.TCE.com" xmlns:a="http://schemas.openxmlformats.org/drawingml/2006/main" xmlns:pic="http://schemas.openxmlformats.org/drawingml/2006/picture" xmlns:a14="http://schemas.microsoft.com/office/drawing/2010/main" w:val="BodyText"/>
       <w:lvlText w:val="%6."/>
       <w:lvlJc w:val="right"/>
       <w:pPr>
@@ -40674,7 +40590,7 @@
     <w:lvl w:ilvl="0" w:tentative="0">
       <w:start w:val="0"/>
       <w:numFmt w:val="decimal"/>
-      <w:pStyle xmlns:tce="http://www.TCE.com" xmlns:a="http://schemas.openxmlformats.org/drawingml/2006/main" xmlns:pic="http://schemas.openxmlformats.org/drawingml/2006/picture" xmlns:a14="http://schemas.microsoft.com/office/drawing/2010/main" w:val="ListParagraph"/>
+      <w:pStyle xmlns:tce="http://www.TCE.com" xmlns:a="http://schemas.openxmlformats.org/drawingml/2006/main" xmlns:pic="http://schemas.openxmlformats.org/drawingml/2006/picture" xmlns:a14="http://schemas.microsoft.com/office/drawing/2010/main" w:val="BodyText"/>
       <w:lvlText w:val="%7."/>
       <w:lvlJc w:val="left"/>
       <w:pPr>
@@ -40684,7 +40600,7 @@
     <w:lvl w:ilvl="0" w:tentative="0">
       <w:start w:val="0"/>
       <w:numFmt w:val="lowerLetter"/>
-      <w:pStyle xmlns:tce="http://www.TCE.com" xmlns:a="http://schemas.openxmlformats.org/drawingml/2006/main" xmlns:pic="http://schemas.openxmlformats.org/drawingml/2006/picture" xmlns:a14="http://schemas.microsoft.com/office/drawing/2010/main" w:val="ListParagraph"/>
+      <w:pStyle xmlns:tce="http://www.TCE.com" xmlns:a="http://schemas.openxmlformats.org/drawingml/2006/main" xmlns:pic="http://schemas.openxmlformats.org/drawingml/2006/picture" xmlns:a14="http://schemas.microsoft.com/office/drawing/2010/main" w:val="BodyText"/>
       <w:lvlText w:val="%8."/>
       <w:lvlJc w:val="left"/>
       <w:pPr>
@@ -40694,7 +40610,7 @@
     <w:lvl w:ilvl="0" w:tentative="0">
       <w:start w:val="0"/>
       <w:numFmt w:val="lowerRoman"/>
-      <w:pStyle xmlns:tce="http://www.TCE.com" xmlns:a="http://schemas.openxmlformats.org/drawingml/2006/main" xmlns:pic="http://schemas.openxmlformats.org/drawingml/2006/picture" xmlns:a14="http://schemas.microsoft.com/office/drawing/2010/main" w:val="ListParagraph"/>
+      <w:pStyle xmlns:tce="http://www.TCE.com" xmlns:a="http://schemas.openxmlformats.org/drawingml/2006/main" xmlns:pic="http://schemas.openxmlformats.org/drawingml/2006/picture" xmlns:a14="http://schemas.microsoft.com/office/drawing/2010/main" w:val="BodyText"/>
       <w:lvlText w:val="%9."/>
       <w:lvlJc w:val="right"/>
       <w:pPr>
@@ -40707,7 +40623,7 @@
     <w:lvl w:ilvl="0">
       <w:start w:val="0"/>
       <w:numFmt w:val="lowerLetter"/>
-      <w:pStyle xmlns:tce="http://www.TCE.com" xmlns:a="http://schemas.openxmlformats.org/drawingml/2006/main" xmlns:pic="http://schemas.openxmlformats.org/drawingml/2006/picture" xmlns:a14="http://schemas.microsoft.com/office/drawing/2010/main" w:val="ListParagraph"/>
+      <w:pStyle xmlns:tce="http://www.TCE.com" xmlns:a="http://schemas.openxmlformats.org/drawingml/2006/main" xmlns:pic="http://schemas.openxmlformats.org/drawingml/2006/picture" xmlns:a14="http://schemas.microsoft.com/office/drawing/2010/main" w:val="BodyText"/>
       <w:lvlText w:val="(%1)"/>
       <w:lvlJc w:val="left"/>
       <w:pPr>
@@ -40717,7 +40633,7 @@
     <w:lvl w:ilvl="0">
       <w:start w:val="0"/>
       <w:numFmt w:val="decimal"/>
-      <w:pStyle xmlns:tce="http://www.TCE.com" xmlns:a="http://schemas.openxmlformats.org/drawingml/2006/main" xmlns:pic="http://schemas.openxmlformats.org/drawingml/2006/picture" xmlns:a14="http://schemas.microsoft.com/office/drawing/2010/main" w:val="ListParagraph"/>
+      <w:pStyle xmlns:tce="http://www.TCE.com" xmlns:a="http://schemas.openxmlformats.org/drawingml/2006/main" xmlns:pic="http://schemas.openxmlformats.org/drawingml/2006/picture" xmlns:a14="http://schemas.microsoft.com/office/drawing/2010/main" w:val="BodyText"/>
       <w:lvlText w:val="(%2)"/>
       <w:lvlJc w:val="left"/>
       <w:pPr>
@@ -40727,7 +40643,7 @@
     <w:lvl w:ilvl="0" w:tentative="0">
       <w:start w:val="0"/>
       <w:numFmt w:val="lowerRoman"/>
-      <w:pStyle xmlns:tce="http://www.TCE.com" xmlns:a="http://schemas.openxmlformats.org/drawingml/2006/main" xmlns:pic="http://schemas.openxmlformats.org/drawingml/2006/picture" xmlns:a14="http://schemas.microsoft.com/office/drawing/2010/main" w:val="ListParagraph"/>
+      <w:pStyle xmlns:tce="http://www.TCE.com" xmlns:a="http://schemas.openxmlformats.org/drawingml/2006/main" xmlns:pic="http://schemas.openxmlformats.org/drawingml/2006/picture" xmlns:a14="http://schemas.microsoft.com/office/drawing/2010/main" w:val="BodyText"/>
       <w:lvlText w:val="(%3)"/>
       <w:lvlJc w:val="left"/>
       <w:pPr>
@@ -40737,7 +40653,7 @@
     <w:lvl w:ilvl="0" w:tentative="0">
       <w:start w:val="0"/>
       <w:numFmt w:val="decimal"/>
-      <w:pStyle xmlns:tce="http://www.TCE.com" xmlns:a="http://schemas.openxmlformats.org/drawingml/2006/main" xmlns:pic="http://schemas.openxmlformats.org/drawingml/2006/picture" xmlns:a14="http://schemas.microsoft.com/office/drawing/2010/main" w:val="ListParagraph"/>
+      <w:pStyle xmlns:tce="http://www.TCE.com" xmlns:a="http://schemas.openxmlformats.org/drawingml/2006/main" xmlns:pic="http://schemas.openxmlformats.org/drawingml/2006/picture" xmlns:a14="http://schemas.microsoft.com/office/drawing/2010/main" w:val="BodyText"/>
       <w:lvlText w:val="%4."/>
       <w:lvlJc w:val="left"/>
       <w:pPr>
@@ -40747,7 +40663,7 @@
     <w:lvl w:ilvl="0" w:tentative="0">
       <w:start w:val="0"/>
       <w:numFmt w:val="lowerLetter"/>
-      <w:pStyle xmlns:tce="http://www.TCE.com" xmlns:a="http://schemas.openxmlformats.org/drawingml/2006/main" xmlns:pic="http://schemas.openxmlformats.org/drawingml/2006/picture" xmlns:a14="http://schemas.microsoft.com/office/drawing/2010/main" w:val="ListParagraph"/>
+      <w:pStyle xmlns:tce="http://www.TCE.com" xmlns:a="http://schemas.openxmlformats.org/drawingml/2006/main" xmlns:pic="http://schemas.openxmlformats.org/drawingml/2006/picture" xmlns:a14="http://schemas.microsoft.com/office/drawing/2010/main" w:val="BodyText"/>
       <w:lvlText w:val="%5."/>
       <w:lvlJc w:val="left"/>
       <w:pPr>
@@ -40757,7 +40673,7 @@
     <w:lvl w:ilvl="0" w:tentative="0">
       <w:start w:val="0"/>
       <w:numFmt w:val="lowerRoman"/>
-      <w:pStyle xmlns:tce="http://www.TCE.com" xmlns:a="http://schemas.openxmlformats.org/drawingml/2006/main" xmlns:pic="http://schemas.openxmlformats.org/drawingml/2006/picture" xmlns:a14="http://schemas.microsoft.com/office/drawing/2010/main" w:val="ListParagraph"/>
+      <w:pStyle xmlns:tce="http://www.TCE.com" xmlns:a="http://schemas.openxmlformats.org/drawingml/2006/main" xmlns:pic="http://schemas.openxmlformats.org/drawingml/2006/picture" xmlns:a14="http://schemas.microsoft.com/office/drawing/2010/main" w:val="BodyText"/>
       <w:lvlText w:val="%6."/>
       <w:lvlJc w:val="right"/>
       <w:pPr>
@@ -40767,7 +40683,7 @@
     <w:lvl w:ilvl="0" w:tentative="0">
       <w:start w:val="0"/>
       <w:numFmt w:val="decimal"/>
-      <w:pStyle xmlns:tce="http://www.TCE.com" xmlns:a="http://schemas.openxmlformats.org/drawingml/2006/main" xmlns:pic="http://schemas.openxmlformats.org/drawingml/2006/picture" xmlns:a14="http://schemas.microsoft.com/office/drawing/2010/main" w:val="ListParagraph"/>
+      <w:pStyle xmlns:tce="http://www.TCE.com" xmlns:a="http://schemas.openxmlformats.org/drawingml/2006/main" xmlns:pic="http://schemas.openxmlformats.org/drawingml/2006/picture" xmlns:a14="http://schemas.microsoft.com/office/drawing/2010/main" w:val="BodyText"/>
       <w:lvlText w:val="%7."/>
       <w:lvlJc w:val="left"/>
       <w:pPr>
@@ -40777,7 +40693,7 @@
     <w:lvl w:ilvl="0" w:tentative="0">
       <w:start w:val="0"/>
       <w:numFmt w:val="lowerLetter"/>
-      <w:pStyle xmlns:tce="http://www.TCE.com" xmlns:a="http://schemas.openxmlformats.org/drawingml/2006/main" xmlns:pic="http://schemas.openxmlformats.org/drawingml/2006/picture" xmlns:a14="http://schemas.microsoft.com/office/drawing/2010/main" w:val="ListParagraph"/>
+      <w:pStyle xmlns:tce="http://www.TCE.com" xmlns:a="http://schemas.openxmlformats.org/drawingml/2006/main" xmlns:pic="http://schemas.openxmlformats.org/drawingml/2006/picture" xmlns:a14="http://schemas.microsoft.com/office/drawing/2010/main" w:val="BodyText"/>
       <w:lvlText w:val="%8."/>
       <w:lvlJc w:val="left"/>
       <w:pPr>
@@ -40787,7 +40703,7 @@
     <w:lvl w:ilvl="0" w:tentative="0">
       <w:start w:val="0"/>
       <w:numFmt w:val="lowerRoman"/>
-      <w:pStyle xmlns:tce="http://www.TCE.com" xmlns:a="http://schemas.openxmlformats.org/drawingml/2006/main" xmlns:pic="http://schemas.openxmlformats.org/drawingml/2006/picture" xmlns:a14="http://schemas.microsoft.com/office/drawing/2010/main" w:val="ListParagraph"/>
+      <w:pStyle xmlns:tce="http://www.TCE.com" xmlns:a="http://schemas.openxmlformats.org/drawingml/2006/main" xmlns:pic="http://schemas.openxmlformats.org/drawingml/2006/picture" xmlns:a14="http://schemas.microsoft.com/office/drawing/2010/main" w:val="BodyText"/>
       <w:lvlText w:val="%9."/>
       <w:lvlJc w:val="right"/>
       <w:pPr>
@@ -41079,7 +40995,7 @@
     <w:lvl w:ilvl="0">
       <w:start w:val="0"/>
       <w:numFmt w:val="lowerLetter"/>
-      <w:pStyle xmlns:tce="http://www.TCE.com" xmlns:a="http://schemas.openxmlformats.org/drawingml/2006/main" xmlns:pic="http://schemas.openxmlformats.org/drawingml/2006/picture" xmlns:a14="http://schemas.microsoft.com/office/drawing/2010/main" w:val="BodyText"/>
+      <w:pStyle xmlns:tce="http://www.TCE.com" xmlns:a="http://schemas.openxmlformats.org/drawingml/2006/main" xmlns:pic="http://schemas.openxmlformats.org/drawingml/2006/picture" xmlns:a14="http://schemas.microsoft.com/office/drawing/2010/main" w:val="ListParagraph"/>
       <w:lvlText w:val="(%1)"/>
       <w:lvlJc w:val="left"/>
       <w:pPr>
@@ -41089,7 +41005,7 @@
     <w:lvl w:ilvl="0">
       <w:start w:val="0"/>
       <w:numFmt w:val="decimal"/>
-      <w:pStyle xmlns:tce="http://www.TCE.com" xmlns:a="http://schemas.openxmlformats.org/drawingml/2006/main" xmlns:pic="http://schemas.openxmlformats.org/drawingml/2006/picture" xmlns:a14="http://schemas.microsoft.com/office/drawing/2010/main" w:val="BodyText"/>
+      <w:pStyle xmlns:tce="http://www.TCE.com" xmlns:a="http://schemas.openxmlformats.org/drawingml/2006/main" xmlns:pic="http://schemas.openxmlformats.org/drawingml/2006/picture" xmlns:a14="http://schemas.microsoft.com/office/drawing/2010/main" w:val="ListParagraph"/>
       <w:lvlText w:val="(%2)"/>
       <w:lvlJc w:val="left"/>
       <w:pPr>
@@ -41099,7 +41015,7 @@
     <w:lvl w:ilvl="0" w:tentative="0">
       <w:start w:val="0"/>
       <w:numFmt w:val="lowerRoman"/>
-      <w:pStyle xmlns:tce="http://www.TCE.com" xmlns:a="http://schemas.openxmlformats.org/drawingml/2006/main" xmlns:pic="http://schemas.openxmlformats.org/drawingml/2006/picture" xmlns:a14="http://schemas.microsoft.com/office/drawing/2010/main" w:val="BodyText"/>
+      <w:pStyle xmlns:tce="http://www.TCE.com" xmlns:a="http://schemas.openxmlformats.org/drawingml/2006/main" xmlns:pic="http://schemas.openxmlformats.org/drawingml/2006/picture" xmlns:a14="http://schemas.microsoft.com/office/drawing/2010/main" w:val="ListParagraph"/>
       <w:lvlText w:val="(%3)"/>
       <w:lvlJc w:val="left"/>
       <w:pPr>
@@ -41109,7 +41025,7 @@
     <w:lvl w:ilvl="0" w:tentative="0">
       <w:start w:val="0"/>
       <w:numFmt w:val="decimal"/>
-      <w:pStyle xmlns:tce="http://www.TCE.com" xmlns:a="http://schemas.openxmlformats.org/drawingml/2006/main" xmlns:pic="http://schemas.openxmlformats.org/drawingml/2006/picture" xmlns:a14="http://schemas.microsoft.com/office/drawing/2010/main" w:val="BodyText"/>
+      <w:pStyle xmlns:tce="http://www.TCE.com" xmlns:a="http://schemas.openxmlformats.org/drawingml/2006/main" xmlns:pic="http://schemas.openxmlformats.org/drawingml/2006/picture" xmlns:a14="http://schemas.microsoft.com/office/drawing/2010/main" w:val="ListParagraph"/>
       <w:lvlText w:val="%4."/>
       <w:lvlJc w:val="left"/>
       <w:pPr>
@@ -41119,7 +41035,7 @@
     <w:lvl w:ilvl="0" w:tentative="0">
       <w:start w:val="0"/>
       <w:numFmt w:val="lowerLetter"/>
-      <w:pStyle xmlns:tce="http://www.TCE.com" xmlns:a="http://schemas.openxmlformats.org/drawingml/2006/main" xmlns:pic="http://schemas.openxmlformats.org/drawingml/2006/picture" xmlns:a14="http://schemas.microsoft.com/office/drawing/2010/main" w:val="BodyText"/>
+      <w:pStyle xmlns:tce="http://www.TCE.com" xmlns:a="http://schemas.openxmlformats.org/drawingml/2006/main" xmlns:pic="http://schemas.openxmlformats.org/drawingml/2006/picture" xmlns:a14="http://schemas.microsoft.com/office/drawing/2010/main" w:val="ListParagraph"/>
       <w:lvlText w:val="%5."/>
       <w:lvlJc w:val="left"/>
       <w:pPr>
@@ -41129,7 +41045,7 @@
     <w:lvl w:ilvl="0" w:tentative="0">
       <w:start w:val="0"/>
       <w:numFmt w:val="lowerRoman"/>
-      <w:pStyle xmlns:tce="http://www.TCE.com" xmlns:a="http://schemas.openxmlformats.org/drawingml/2006/main" xmlns:pic="http://schemas.openxmlformats.org/drawingml/2006/picture" xmlns:a14="http://schemas.microsoft.com/office/drawing/2010/main" w:val="BodyText"/>
+      <w:pStyle xmlns:tce="http://www.TCE.com" xmlns:a="http://schemas.openxmlformats.org/drawingml/2006/main" xmlns:pic="http://schemas.openxmlformats.org/drawingml/2006/picture" xmlns:a14="http://schemas.microsoft.com/office/drawing/2010/main" w:val="ListParagraph"/>
       <w:lvlText w:val="%6."/>
       <w:lvlJc w:val="right"/>
       <w:pPr>
@@ -41139,7 +41055,7 @@
     <w:lvl w:ilvl="0" w:tentative="0">
       <w:start w:val="0"/>
       <w:numFmt w:val="decimal"/>
-      <w:pStyle xmlns:tce="http://www.TCE.com" xmlns:a="http://schemas.openxmlformats.org/drawingml/2006/main" xmlns:pic="http://schemas.openxmlformats.org/drawingml/2006/picture" xmlns:a14="http://schemas.microsoft.com/office/drawing/2010/main" w:val="BodyText"/>
+      <w:pStyle xmlns:tce="http://www.TCE.com" xmlns:a="http://schemas.openxmlformats.org/drawingml/2006/main" xmlns:pic="http://schemas.openxmlformats.org/drawingml/2006/picture" xmlns:a14="http://schemas.microsoft.com/office/drawing/2010/main" w:val="ListParagraph"/>
       <w:lvlText w:val="%7."/>
       <w:lvlJc w:val="left"/>
       <w:pPr>
@@ -41149,7 +41065,7 @@
     <w:lvl w:ilvl="0" w:tentative="0">
       <w:start w:val="0"/>
       <w:numFmt w:val="lowerLetter"/>
-      <w:pStyle xmlns:tce="http://www.TCE.com" xmlns:a="http://schemas.openxmlformats.org/drawingml/2006/main" xmlns:pic="http://schemas.openxmlformats.org/drawingml/2006/picture" xmlns:a14="http://schemas.microsoft.com/office/drawing/2010/main" w:val="BodyText"/>
+      <w:pStyle xmlns:tce="http://www.TCE.com" xmlns:a="http://schemas.openxmlformats.org/drawingml/2006/main" xmlns:pic="http://schemas.openxmlformats.org/drawingml/2006/picture" xmlns:a14="http://schemas.microsoft.com/office/drawing/2010/main" w:val="ListParagraph"/>
       <w:lvlText w:val="%8."/>
       <w:lvlJc w:val="left"/>
       <w:pPr>
@@ -41159,7 +41075,7 @@
     <w:lvl w:ilvl="0" w:tentative="0">
       <w:start w:val="0"/>
       <w:numFmt w:val="lowerRoman"/>
-      <w:pStyle xmlns:tce="http://www.TCE.com" xmlns:a="http://schemas.openxmlformats.org/drawingml/2006/main" xmlns:pic="http://schemas.openxmlformats.org/drawingml/2006/picture" xmlns:a14="http://schemas.microsoft.com/office/drawing/2010/main" w:val="BodyText"/>
+      <w:pStyle xmlns:tce="http://www.TCE.com" xmlns:a="http://schemas.openxmlformats.org/drawingml/2006/main" xmlns:pic="http://schemas.openxmlformats.org/drawingml/2006/picture" xmlns:a14="http://schemas.microsoft.com/office/drawing/2010/main" w:val="ListParagraph"/>
       <w:lvlText w:val="%9."/>
       <w:lvlJc w:val="right"/>
       <w:pPr>
@@ -41265,7 +41181,7 @@
     <w:lvl w:ilvl="0">
       <w:start w:val="0"/>
       <w:numFmt w:val="lowerLetter"/>
-      <w:pStyle xmlns:tce="http://www.TCE.com" xmlns:a="http://schemas.openxmlformats.org/drawingml/2006/main" xmlns:pic="http://schemas.openxmlformats.org/drawingml/2006/picture" xmlns:a14="http://schemas.microsoft.com/office/drawing/2010/main" w:val="BodyText"/>
+      <w:pStyle xmlns:tce="http://www.TCE.com" xmlns:a="http://schemas.openxmlformats.org/drawingml/2006/main" xmlns:pic="http://schemas.openxmlformats.org/drawingml/2006/picture" xmlns:a14="http://schemas.microsoft.com/office/drawing/2010/main" w:val="ListParagraph"/>
       <w:lvlText w:val="(%1)"/>
       <w:lvlJc w:val="left"/>
       <w:pPr>
@@ -41275,7 +41191,7 @@
     <w:lvl w:ilvl="0">
       <w:start w:val="0"/>
       <w:numFmt w:val="decimal"/>
-      <w:pStyle xmlns:tce="http://www.TCE.com" xmlns:a="http://schemas.openxmlformats.org/drawingml/2006/main" xmlns:pic="http://schemas.openxmlformats.org/drawingml/2006/picture" xmlns:a14="http://schemas.microsoft.com/office/drawing/2010/main" w:val="BodyText"/>
+      <w:pStyle xmlns:tce="http://www.TCE.com" xmlns:a="http://schemas.openxmlformats.org/drawingml/2006/main" xmlns:pic="http://schemas.openxmlformats.org/drawingml/2006/picture" xmlns:a14="http://schemas.microsoft.com/office/drawing/2010/main" w:val="ListParagraph"/>
       <w:lvlText w:val="(%2)"/>
       <w:lvlJc w:val="left"/>
       <w:pPr>
@@ -41285,7 +41201,7 @@
     <w:lvl w:ilvl="0" w:tentative="0">
       <w:start w:val="0"/>
       <w:numFmt w:val="lowerRoman"/>
-      <w:pStyle xmlns:tce="http://www.TCE.com" xmlns:a="http://schemas.openxmlformats.org/drawingml/2006/main" xmlns:pic="http://schemas.openxmlformats.org/drawingml/2006/picture" xmlns:a14="http://schemas.microsoft.com/office/drawing/2010/main" w:val="BodyText"/>
+      <w:pStyle xmlns:tce="http://www.TCE.com" xmlns:a="http://schemas.openxmlformats.org/drawingml/2006/main" xmlns:pic="http://schemas.openxmlformats.org/drawingml/2006/picture" xmlns:a14="http://schemas.microsoft.com/office/drawing/2010/main" w:val="ListParagraph"/>
       <w:lvlText w:val="(%3)"/>
       <w:lvlJc w:val="left"/>
       <w:pPr>
@@ -41295,7 +41211,7 @@
     <w:lvl w:ilvl="0" w:tentative="0">
       <w:start w:val="0"/>
       <w:numFmt w:val="decimal"/>
-      <w:pStyle xmlns:tce="http://www.TCE.com" xmlns:a="http://schemas.openxmlformats.org/drawingml/2006/main" xmlns:pic="http://schemas.openxmlformats.org/drawingml/2006/picture" xmlns:a14="http://schemas.microsoft.com/office/drawing/2010/main" w:val="BodyText"/>
+      <w:pStyle xmlns:tce="http://www.TCE.com" xmlns:a="http://schemas.openxmlformats.org/drawingml/2006/main" xmlns:pic="http://schemas.openxmlformats.org/drawingml/2006/picture" xmlns:a14="http://schemas.microsoft.com/office/drawing/2010/main" w:val="ListParagraph"/>
       <w:lvlText w:val="%4."/>
       <w:lvlJc w:val="left"/>
       <w:pPr>
@@ -41305,7 +41221,7 @@
     <w:lvl w:ilvl="0" w:tentative="0">
       <w:start w:val="0"/>
       <w:numFmt w:val="lowerLetter"/>
-      <w:pStyle xmlns:tce="http://www.TCE.com" xmlns:a="http://schemas.openxmlformats.org/drawingml/2006/main" xmlns:pic="http://schemas.openxmlformats.org/drawingml/2006/picture" xmlns:a14="http://schemas.microsoft.com/office/drawing/2010/main" w:val="BodyText"/>
+      <w:pStyle xmlns:tce="http://www.TCE.com" xmlns:a="http://schemas.openxmlformats.org/drawingml/2006/main" xmlns:pic="http://schemas.openxmlformats.org/drawingml/2006/picture" xmlns:a14="http://schemas.microsoft.com/office/drawing/2010/main" w:val="ListParagraph"/>
       <w:lvlText w:val="%5."/>
       <w:lvlJc w:val="left"/>
       <w:pPr>
@@ -41315,7 +41231,7 @@
     <w:lvl w:ilvl="0" w:tentative="0">
       <w:start w:val="0"/>
       <w:numFmt w:val="lowerRoman"/>
-      <w:pStyle xmlns:tce="http://www.TCE.com" xmlns:a="http://schemas.openxmlformats.org/drawingml/2006/main" xmlns:pic="http://schemas.openxmlformats.org/drawingml/2006/picture" xmlns:a14="http://schemas.microsoft.com/office/drawing/2010/main" w:val="BodyText"/>
+      <w:pStyle xmlns:tce="http://www.TCE.com" xmlns:a="http://schemas.openxmlformats.org/drawingml/2006/main" xmlns:pic="http://schemas.openxmlformats.org/drawingml/2006/picture" xmlns:a14="http://schemas.microsoft.com/office/drawing/2010/main" w:val="ListParagraph"/>
       <w:lvlText w:val="%6."/>
       <w:lvlJc w:val="right"/>
       <w:pPr>
@@ -41325,7 +41241,7 @@
     <w:lvl w:ilvl="0" w:tentative="0">
       <w:start w:val="0"/>
       <w:numFmt w:val="decimal"/>
-      <w:pStyle xmlns:tce="http://www.TCE.com" xmlns:a="http://schemas.openxmlformats.org/drawingml/2006/main" xmlns:pic="http://schemas.openxmlformats.org/drawingml/2006/picture" xmlns:a14="http://schemas.microsoft.com/office/drawing/2010/main" w:val="BodyText"/>
+      <w:pStyle xmlns:tce="http://www.TCE.com" xmlns:a="http://schemas.openxmlformats.org/drawingml/2006/main" xmlns:pic="http://schemas.openxmlformats.org/drawingml/2006/picture" xmlns:a14="http://schemas.microsoft.com/office/drawing/2010/main" w:val="ListParagraph"/>
       <w:lvlText w:val="%7."/>
       <w:lvlJc w:val="left"/>
       <w:pPr>
@@ -41335,7 +41251,7 @@
     <w:lvl w:ilvl="0" w:tentative="0">
       <w:start w:val="0"/>
       <w:numFmt w:val="lowerLetter"/>
-      <w:pStyle xmlns:tce="http://www.TCE.com" xmlns:a="http://schemas.openxmlformats.org/drawingml/2006/main" xmlns:pic="http://schemas.openxmlformats.org/drawingml/2006/picture" xmlns:a14="http://schemas.microsoft.com/office/drawing/2010/main" w:val="BodyText"/>
+      <w:pStyle xmlns:tce="http://www.TCE.com" xmlns:a="http://schemas.openxmlformats.org/drawingml/2006/main" xmlns:pic="http://schemas.openxmlformats.org/drawingml/2006/picture" xmlns:a14="http://schemas.microsoft.com/office/drawing/2010/main" w:val="ListParagraph"/>
       <w:lvlText w:val="%8."/>
       <w:lvlJc w:val="left"/>
       <w:pPr>
@@ -41345,7 +41261,7 @@
     <w:lvl w:ilvl="0" w:tentative="0">
       <w:start w:val="0"/>
       <w:numFmt w:val="lowerRoman"/>
-      <w:pStyle xmlns:tce="http://www.TCE.com" xmlns:a="http://schemas.openxmlformats.org/drawingml/2006/main" xmlns:pic="http://schemas.openxmlformats.org/drawingml/2006/picture" xmlns:a14="http://schemas.microsoft.com/office/drawing/2010/main" w:val="BodyText"/>
+      <w:pStyle xmlns:tce="http://www.TCE.com" xmlns:a="http://schemas.openxmlformats.org/drawingml/2006/main" xmlns:pic="http://schemas.openxmlformats.org/drawingml/2006/picture" xmlns:a14="http://schemas.microsoft.com/office/drawing/2010/main" w:val="ListParagraph"/>
       <w:lvlText w:val="%9."/>
       <w:lvlJc w:val="right"/>
       <w:pPr>
@@ -41354,6 +41270,285 @@
     </w:lvl>
   </w:abstractNum>
   <w:abstractNum w:abstractNumId="294">
+    <w:multiLevelType w:val="hybridMultilevel"/>
+    <w:lvl w:ilvl="0">
+      <w:start w:val="0"/>
+      <w:numFmt w:val="lowerLetter"/>
+      <w:pStyle xmlns:tce="http://www.TCE.com" xmlns:a="http://schemas.openxmlformats.org/drawingml/2006/main" xmlns:pic="http://schemas.openxmlformats.org/drawingml/2006/picture" xmlns:a14="http://schemas.microsoft.com/office/drawing/2010/main" w:val="BodyText"/>
+      <w:lvlText w:val="(%1)"/>
+      <w:lvlJc w:val="left"/>
+      <w:pPr>
+        <w:ind w:left="720" w:hanging="360"/>
+      </w:pPr>
+    </w:lvl>
+    <w:lvl w:ilvl="0">
+      <w:start w:val="0"/>
+      <w:numFmt w:val="decimal"/>
+      <w:pStyle xmlns:tce="http://www.TCE.com" xmlns:a="http://schemas.openxmlformats.org/drawingml/2006/main" xmlns:pic="http://schemas.openxmlformats.org/drawingml/2006/picture" xmlns:a14="http://schemas.microsoft.com/office/drawing/2010/main" w:val="BodyText"/>
+      <w:lvlText w:val="(%2)"/>
+      <w:lvlJc w:val="left"/>
+      <w:pPr>
+        <w:ind w:left="1440" w:hanging="360"/>
+      </w:pPr>
+    </w:lvl>
+    <w:lvl w:ilvl="0" w:tentative="0">
+      <w:start w:val="0"/>
+      <w:numFmt w:val="lowerRoman"/>
+      <w:pStyle xmlns:tce="http://www.TCE.com" xmlns:a="http://schemas.openxmlformats.org/drawingml/2006/main" xmlns:pic="http://schemas.openxmlformats.org/drawingml/2006/picture" xmlns:a14="http://schemas.microsoft.com/office/drawing/2010/main" w:val="BodyText"/>
+      <w:lvlText w:val="(%3)"/>
+      <w:lvlJc w:val="left"/>
+      <w:pPr>
+        <w:ind w:left="2160" w:hanging="360"/>
+      </w:pPr>
+    </w:lvl>
+    <w:lvl w:ilvl="0" w:tentative="0">
+      <w:start w:val="0"/>
+      <w:numFmt w:val="decimal"/>
+      <w:pStyle xmlns:tce="http://www.TCE.com" xmlns:a="http://schemas.openxmlformats.org/drawingml/2006/main" xmlns:pic="http://schemas.openxmlformats.org/drawingml/2006/picture" xmlns:a14="http://schemas.microsoft.com/office/drawing/2010/main" w:val="BodyText"/>
+      <w:lvlText w:val="%4."/>
+      <w:lvlJc w:val="left"/>
+      <w:pPr>
+        <w:ind w:left="2880" w:hanging="360"/>
+      </w:pPr>
+    </w:lvl>
+    <w:lvl w:ilvl="0" w:tentative="0">
+      <w:start w:val="0"/>
+      <w:numFmt w:val="lowerLetter"/>
+      <w:pStyle xmlns:tce="http://www.TCE.com" xmlns:a="http://schemas.openxmlformats.org/drawingml/2006/main" xmlns:pic="http://schemas.openxmlformats.org/drawingml/2006/picture" xmlns:a14="http://schemas.microsoft.com/office/drawing/2010/main" w:val="BodyText"/>
+      <w:lvlText w:val="%5."/>
+      <w:lvlJc w:val="left"/>
+      <w:pPr>
+        <w:ind w:left="3600" w:hanging="360"/>
+      </w:pPr>
+    </w:lvl>
+    <w:lvl w:ilvl="0" w:tentative="0">
+      <w:start w:val="0"/>
+      <w:numFmt w:val="lowerRoman"/>
+      <w:pStyle xmlns:tce="http://www.TCE.com" xmlns:a="http://schemas.openxmlformats.org/drawingml/2006/main" xmlns:pic="http://schemas.openxmlformats.org/drawingml/2006/picture" xmlns:a14="http://schemas.microsoft.com/office/drawing/2010/main" w:val="BodyText"/>
+      <w:lvlText w:val="%6."/>
+      <w:lvlJc w:val="right"/>
+      <w:pPr>
+        <w:ind w:left="4320" w:hanging="180"/>
+      </w:pPr>
+    </w:lvl>
+    <w:lvl w:ilvl="0" w:tentative="0">
+      <w:start w:val="0"/>
+      <w:numFmt w:val="decimal"/>
+      <w:pStyle xmlns:tce="http://www.TCE.com" xmlns:a="http://schemas.openxmlformats.org/drawingml/2006/main" xmlns:pic="http://schemas.openxmlformats.org/drawingml/2006/picture" xmlns:a14="http://schemas.microsoft.com/office/drawing/2010/main" w:val="BodyText"/>
+      <w:lvlText w:val="%7."/>
+      <w:lvlJc w:val="left"/>
+      <w:pPr>
+        <w:ind w:left="5040" w:hanging="360"/>
+      </w:pPr>
+    </w:lvl>
+    <w:lvl w:ilvl="0" w:tentative="0">
+      <w:start w:val="0"/>
+      <w:numFmt w:val="lowerLetter"/>
+      <w:pStyle xmlns:tce="http://www.TCE.com" xmlns:a="http://schemas.openxmlformats.org/drawingml/2006/main" xmlns:pic="http://schemas.openxmlformats.org/drawingml/2006/picture" xmlns:a14="http://schemas.microsoft.com/office/drawing/2010/main" w:val="BodyText"/>
+      <w:lvlText w:val="%8."/>
+      <w:lvlJc w:val="left"/>
+      <w:pPr>
+        <w:ind w:left="5760" w:hanging="360"/>
+      </w:pPr>
+    </w:lvl>
+    <w:lvl w:ilvl="0" w:tentative="0">
+      <w:start w:val="0"/>
+      <w:numFmt w:val="lowerRoman"/>
+      <w:pStyle xmlns:tce="http://www.TCE.com" xmlns:a="http://schemas.openxmlformats.org/drawingml/2006/main" xmlns:pic="http://schemas.openxmlformats.org/drawingml/2006/picture" xmlns:a14="http://schemas.microsoft.com/office/drawing/2010/main" w:val="BodyText"/>
+      <w:lvlText w:val="%9."/>
+      <w:lvlJc w:val="right"/>
+      <w:pPr>
+        <w:ind w:left="6480" w:hanging="180"/>
+      </w:pPr>
+    </w:lvl>
+  </w:abstractNum>
+  <w:abstractNum w:abstractNumId="295">
+    <w:multiLevelType w:val="hybridMultilevel"/>
+    <w:lvl w:ilvl="0">
+      <w:start w:val="0"/>
+      <w:numFmt w:val="lowerLetter"/>
+      <w:pStyle xmlns:tce="http://www.TCE.com" xmlns:a="http://schemas.openxmlformats.org/drawingml/2006/main" xmlns:pic="http://schemas.openxmlformats.org/drawingml/2006/picture" xmlns:a14="http://schemas.microsoft.com/office/drawing/2010/main" w:val="ListParagraph"/>
+      <w:lvlText w:val="(%1)"/>
+      <w:lvlJc w:val="left"/>
+      <w:pPr>
+        <w:ind w:left="720" w:hanging="360"/>
+      </w:pPr>
+    </w:lvl>
+    <w:lvl w:ilvl="0">
+      <w:start w:val="0"/>
+      <w:numFmt w:val="decimal"/>
+      <w:pStyle xmlns:tce="http://www.TCE.com" xmlns:a="http://schemas.openxmlformats.org/drawingml/2006/main" xmlns:pic="http://schemas.openxmlformats.org/drawingml/2006/picture" xmlns:a14="http://schemas.microsoft.com/office/drawing/2010/main" w:val="ListParagraph"/>
+      <w:lvlText w:val="(%2)"/>
+      <w:lvlJc w:val="left"/>
+      <w:pPr>
+        <w:ind w:left="1440" w:hanging="360"/>
+      </w:pPr>
+    </w:lvl>
+    <w:lvl w:ilvl="0" w:tentative="0">
+      <w:start w:val="0"/>
+      <w:numFmt w:val="lowerRoman"/>
+      <w:pStyle xmlns:tce="http://www.TCE.com" xmlns:a="http://schemas.openxmlformats.org/drawingml/2006/main" xmlns:pic="http://schemas.openxmlformats.org/drawingml/2006/picture" xmlns:a14="http://schemas.microsoft.com/office/drawing/2010/main" w:val="ListParagraph"/>
+      <w:lvlText w:val="(%3)"/>
+      <w:lvlJc w:val="left"/>
+      <w:pPr>
+        <w:ind w:left="2160" w:hanging="360"/>
+      </w:pPr>
+    </w:lvl>
+    <w:lvl w:ilvl="0" w:tentative="0">
+      <w:start w:val="0"/>
+      <w:numFmt w:val="decimal"/>
+      <w:pStyle xmlns:tce="http://www.TCE.com" xmlns:a="http://schemas.openxmlformats.org/drawingml/2006/main" xmlns:pic="http://schemas.openxmlformats.org/drawingml/2006/picture" xmlns:a14="http://schemas.microsoft.com/office/drawing/2010/main" w:val="ListParagraph"/>
+      <w:lvlText w:val="%4."/>
+      <w:lvlJc w:val="left"/>
+      <w:pPr>
+        <w:ind w:left="2880" w:hanging="360"/>
+      </w:pPr>
+    </w:lvl>
+    <w:lvl w:ilvl="0" w:tentative="0">
+      <w:start w:val="0"/>
+      <w:numFmt w:val="lowerLetter"/>
+      <w:pStyle xmlns:tce="http://www.TCE.com" xmlns:a="http://schemas.openxmlformats.org/drawingml/2006/main" xmlns:pic="http://schemas.openxmlformats.org/drawingml/2006/picture" xmlns:a14="http://schemas.microsoft.com/office/drawing/2010/main" w:val="ListParagraph"/>
+      <w:lvlText w:val="%5."/>
+      <w:lvlJc w:val="left"/>
+      <w:pPr>
+        <w:ind w:left="3600" w:hanging="360"/>
+      </w:pPr>
+    </w:lvl>
+    <w:lvl w:ilvl="0" w:tentative="0">
+      <w:start w:val="0"/>
+      <w:numFmt w:val="lowerRoman"/>
+      <w:pStyle xmlns:tce="http://www.TCE.com" xmlns:a="http://schemas.openxmlformats.org/drawingml/2006/main" xmlns:pic="http://schemas.openxmlformats.org/drawingml/2006/picture" xmlns:a14="http://schemas.microsoft.com/office/drawing/2010/main" w:val="ListParagraph"/>
+      <w:lvlText w:val="%6."/>
+      <w:lvlJc w:val="right"/>
+      <w:pPr>
+        <w:ind w:left="4320" w:hanging="180"/>
+      </w:pPr>
+    </w:lvl>
+    <w:lvl w:ilvl="0" w:tentative="0">
+      <w:start w:val="0"/>
+      <w:numFmt w:val="decimal"/>
+      <w:pStyle xmlns:tce="http://www.TCE.com" xmlns:a="http://schemas.openxmlformats.org/drawingml/2006/main" xmlns:pic="http://schemas.openxmlformats.org/drawingml/2006/picture" xmlns:a14="http://schemas.microsoft.com/office/drawing/2010/main" w:val="ListParagraph"/>
+      <w:lvlText w:val="%7."/>
+      <w:lvlJc w:val="left"/>
+      <w:pPr>
+        <w:ind w:left="5040" w:hanging="360"/>
+      </w:pPr>
+    </w:lvl>
+    <w:lvl w:ilvl="0" w:tentative="0">
+      <w:start w:val="0"/>
+      <w:numFmt w:val="lowerLetter"/>
+      <w:pStyle xmlns:tce="http://www.TCE.com" xmlns:a="http://schemas.openxmlformats.org/drawingml/2006/main" xmlns:pic="http://schemas.openxmlformats.org/drawingml/2006/picture" xmlns:a14="http://schemas.microsoft.com/office/drawing/2010/main" w:val="ListParagraph"/>
+      <w:lvlText w:val="%8."/>
+      <w:lvlJc w:val="left"/>
+      <w:pPr>
+        <w:ind w:left="5760" w:hanging="360"/>
+      </w:pPr>
+    </w:lvl>
+    <w:lvl w:ilvl="0" w:tentative="0">
+      <w:start w:val="0"/>
+      <w:numFmt w:val="lowerRoman"/>
+      <w:pStyle xmlns:tce="http://www.TCE.com" xmlns:a="http://schemas.openxmlformats.org/drawingml/2006/main" xmlns:pic="http://schemas.openxmlformats.org/drawingml/2006/picture" xmlns:a14="http://schemas.microsoft.com/office/drawing/2010/main" w:val="ListParagraph"/>
+      <w:lvlText w:val="%9."/>
+      <w:lvlJc w:val="right"/>
+      <w:pPr>
+        <w:ind w:left="6480" w:hanging="180"/>
+      </w:pPr>
+    </w:lvl>
+  </w:abstractNum>
+  <w:abstractNum w:abstractNumId="296">
+    <w:multiLevelType w:val="hybridMultilevel"/>
+    <w:lvl w:ilvl="0">
+      <w:start w:val="0"/>
+      <w:numFmt w:val="lowerLetter"/>
+      <w:pStyle xmlns:tce="http://www.TCE.com" xmlns:a="http://schemas.openxmlformats.org/drawingml/2006/main" xmlns:pic="http://schemas.openxmlformats.org/drawingml/2006/picture" xmlns:a14="http://schemas.microsoft.com/office/drawing/2010/main" w:val="BodyText"/>
+      <w:lvlText w:val="(%1)"/>
+      <w:lvlJc w:val="left"/>
+      <w:pPr>
+        <w:ind w:left="720" w:hanging="360"/>
+      </w:pPr>
+    </w:lvl>
+    <w:lvl w:ilvl="0">
+      <w:start w:val="0"/>
+      <w:numFmt w:val="decimal"/>
+      <w:pStyle xmlns:tce="http://www.TCE.com" xmlns:a="http://schemas.openxmlformats.org/drawingml/2006/main" xmlns:pic="http://schemas.openxmlformats.org/drawingml/2006/picture" xmlns:a14="http://schemas.microsoft.com/office/drawing/2010/main" w:val="BodyText"/>
+      <w:lvlText w:val="(%2)"/>
+      <w:lvlJc w:val="left"/>
+      <w:pPr>
+        <w:ind w:left="1440" w:hanging="360"/>
+      </w:pPr>
+    </w:lvl>
+    <w:lvl w:ilvl="0" w:tentative="0">
+      <w:start w:val="0"/>
+      <w:numFmt w:val="lowerRoman"/>
+      <w:pStyle xmlns:tce="http://www.TCE.com" xmlns:a="http://schemas.openxmlformats.org/drawingml/2006/main" xmlns:pic="http://schemas.openxmlformats.org/drawingml/2006/picture" xmlns:a14="http://schemas.microsoft.com/office/drawing/2010/main" w:val="BodyText"/>
+      <w:lvlText w:val="(%3)"/>
+      <w:lvlJc w:val="left"/>
+      <w:pPr>
+        <w:ind w:left="2160" w:hanging="360"/>
+      </w:pPr>
+    </w:lvl>
+    <w:lvl w:ilvl="0" w:tentative="0">
+      <w:start w:val="0"/>
+      <w:numFmt w:val="decimal"/>
+      <w:pStyle xmlns:tce="http://www.TCE.com" xmlns:a="http://schemas.openxmlformats.org/drawingml/2006/main" xmlns:pic="http://schemas.openxmlformats.org/drawingml/2006/picture" xmlns:a14="http://schemas.microsoft.com/office/drawing/2010/main" w:val="BodyText"/>
+      <w:lvlText w:val="%4."/>
+      <w:lvlJc w:val="left"/>
+      <w:pPr>
+        <w:ind w:left="2880" w:hanging="360"/>
+      </w:pPr>
+    </w:lvl>
+    <w:lvl w:ilvl="0" w:tentative="0">
+      <w:start w:val="0"/>
+      <w:numFmt w:val="lowerLetter"/>
+      <w:pStyle xmlns:tce="http://www.TCE.com" xmlns:a="http://schemas.openxmlformats.org/drawingml/2006/main" xmlns:pic="http://schemas.openxmlformats.org/drawingml/2006/picture" xmlns:a14="http://schemas.microsoft.com/office/drawing/2010/main" w:val="BodyText"/>
+      <w:lvlText w:val="%5."/>
+      <w:lvlJc w:val="left"/>
+      <w:pPr>
+        <w:ind w:left="3600" w:hanging="360"/>
+      </w:pPr>
+    </w:lvl>
+    <w:lvl w:ilvl="0" w:tentative="0">
+      <w:start w:val="0"/>
+      <w:numFmt w:val="lowerRoman"/>
+      <w:pStyle xmlns:tce="http://www.TCE.com" xmlns:a="http://schemas.openxmlformats.org/drawingml/2006/main" xmlns:pic="http://schemas.openxmlformats.org/drawingml/2006/picture" xmlns:a14="http://schemas.microsoft.com/office/drawing/2010/main" w:val="BodyText"/>
+      <w:lvlText w:val="%6."/>
+      <w:lvlJc w:val="right"/>
+      <w:pPr>
+        <w:ind w:left="4320" w:hanging="180"/>
+      </w:pPr>
+    </w:lvl>
+    <w:lvl w:ilvl="0" w:tentative="0">
+      <w:start w:val="0"/>
+      <w:numFmt w:val="decimal"/>
+      <w:pStyle xmlns:tce="http://www.TCE.com" xmlns:a="http://schemas.openxmlformats.org/drawingml/2006/main" xmlns:pic="http://schemas.openxmlformats.org/drawingml/2006/picture" xmlns:a14="http://schemas.microsoft.com/office/drawing/2010/main" w:val="BodyText"/>
+      <w:lvlText w:val="%7."/>
+      <w:lvlJc w:val="left"/>
+      <w:pPr>
+        <w:ind w:left="5040" w:hanging="360"/>
+      </w:pPr>
+    </w:lvl>
+    <w:lvl w:ilvl="0" w:tentative="0">
+      <w:start w:val="0"/>
+      <w:numFmt w:val="lowerLetter"/>
+      <w:pStyle xmlns:tce="http://www.TCE.com" xmlns:a="http://schemas.openxmlformats.org/drawingml/2006/main" xmlns:pic="http://schemas.openxmlformats.org/drawingml/2006/picture" xmlns:a14="http://schemas.microsoft.com/office/drawing/2010/main" w:val="BodyText"/>
+      <w:lvlText w:val="%8."/>
+      <w:lvlJc w:val="left"/>
+      <w:pPr>
+        <w:ind w:left="5760" w:hanging="360"/>
+      </w:pPr>
+    </w:lvl>
+    <w:lvl w:ilvl="0" w:tentative="0">
+      <w:start w:val="0"/>
+      <w:numFmt w:val="lowerRoman"/>
+      <w:pStyle xmlns:tce="http://www.TCE.com" xmlns:a="http://schemas.openxmlformats.org/drawingml/2006/main" xmlns:pic="http://schemas.openxmlformats.org/drawingml/2006/picture" xmlns:a14="http://schemas.microsoft.com/office/drawing/2010/main" w:val="BodyText"/>
+      <w:lvlText w:val="%9."/>
+      <w:lvlJc w:val="right"/>
+      <w:pPr>
+        <w:ind w:left="6480" w:hanging="180"/>
+      </w:pPr>
+    </w:lvl>
+  </w:abstractNum>
+  <w:abstractNum w:abstractNumId="297">
     <w:multiLevelType w:val="hybridMultilevel"/>
     <w:lvl w:ilvl="0">
       <w:start w:val="0"/>
@@ -43100,6 +43295,15 @@
   <w:num w:numId="294">
     <w:abstractNumId w:val="294"/>
   </w:num>
+  <w:num w:numId="295">
+    <w:abstractNumId w:val="295"/>
+  </w:num>
+  <w:num w:numId="296">
+    <w:abstractNumId w:val="296"/>
+  </w:num>
+  <w:num w:numId="297">
+    <w:abstractNumId w:val="297"/>
+  </w:num>
   <w:num xmlns:wpc="http://schemas.microsoft.com/office/word/2010/wordprocessingCanvas" xmlns:cx="http://schemas.microsoft.com/office/drawing/2014/chartex" xmlns:cx1="http://schemas.microsoft.com/office/drawing/2015/9/8/chartex" xmlns:cx2="http://schemas.microsoft.com/office/drawing/2015/10/21/chartex" xmlns:cx3="http://schemas.microsoft.com/office/drawing/2016/5/9/chartex" xmlns:cx4="http://schemas.microsoft.com/office/drawing/2016/5/10/chartex" xmlns:cx5="http://schemas.microsoft.com/office/drawing/2016/5/11/chartex" xmlns:cx6="http://schemas.microsoft.com/office/drawing/2016/5/12/chartex" xmlns:cx7="http://schemas.microsoft.com/office/drawing/2016/5/13/chartex" xmlns:cx8="http://schemas.microsoft.com/office/drawing/2016/5/14/chartex" xmlns:mc="http://schemas.openxmlformats.org/markup-compatibility/2006" xmlns:aink="http://schemas.microsoft.com/office/drawing/2016/ink" xmlns:am3d="http://schemas.microsoft.com/office/drawing/2017/model3d" xmlns:oel="http://schemas.microsoft.com/office/2019/extlst" xmlns:wp14="http://schemas.microsoft.com/office/word/2010/wordprocessingDrawing" xmlns:w14="http://schemas.microsoft.com/office/word/2010/wordml" xmlns:w15="http://schemas.microsoft.com/office/word/2012/wordml" xmlns:w16cex="http://schemas.microsoft.com/office/word/2018/wordml/cex" xmlns:w16cid="http://schemas.microsoft.com/office/word/2016/wordml/cid" xmlns:w16="http://schemas.microsoft.com/office/word/2018/wordml" xmlns:w16du="http://schemas.microsoft.com/office/word/2023/wordml/word16du" xmlns:w16sdtdh="http://schemas.microsoft.com/office/word/2020/wordml/sdtdatahash" xmlns:w16sdtfl="http://schemas.microsoft.com/office/word/2024/wordml/sdtformatlock" xmlns:w16se="http://schemas.microsoft.com/office/word/2015/wordml/symex" xmlns:wpg="http://schemas.microsoft.com/office/word/2010/wordprocessingGroup" xmlns:wpi="http://schemas.microsoft.com/office/word/2010/wordprocessingInk" xmlns:wps="http://schemas.microsoft.com/office/word/2010/wordprocessingShape" w:numId="1" w16cid:durableId="1021277097">
     <w:abstractNumId w:val="0"/>
   </w:num>
@@ -43549,7 +43753,7 @@
   <w:style w:type="paragraph" w:default="1" w:styleId="Normal">
     <w:name w:val="Normal"/>
     <w:qFormat/>
-    <w:rsid w:val="00792F9E"/>
+    <w:rsid w:val="0035396F"/>
     <w:rPr>
       <w:rFonts w:ascii="Times New Roman" w:hAnsi="Times New Roman"/>
     </w:rPr>
@@ -43666,67 +43870,42 @@
   </w:style>
   <w:style w:type="paragraph" w:styleId="Heading6">
     <w:name w:val="heading 6"/>
-    <w:basedOn w:val="Normal"/>
+    <w:basedOn w:val="Heading4"/>
     <w:next w:val="BodyText"/>
     <w:link w:val="Heading6Char"/>
     <w:uiPriority w:val="9"/>
     <w:unhideWhenUsed/>
     <w:qFormat/>
-    <w:rsid w:val="00D068E1"/>
+    <w:rsid w:val="002D4362"/>
     <w:pPr>
-      <w:keepNext/>
-      <w:keepLines/>
-      <w:spacing w:before="40"/>
       <w:outlineLvl w:val="5"/>
     </w:pPr>
-    <w:rPr>
-      <w:rFonts w:eastAsiaTheme="majorEastAsia" w:cstheme="majorBidi"/>
-      <w:color w:val="1F3763" w:themeColor="accent1" w:themeShade="7F"/>
-    </w:rPr>
   </w:style>
   <w:style w:type="paragraph" w:styleId="Heading7">
     <w:name w:val="heading 7"/>
-    <w:basedOn w:val="Normal"/>
+    <w:basedOn w:val="Heading6"/>
     <w:next w:val="BodyText"/>
     <w:link w:val="Heading7Char"/>
     <w:uiPriority w:val="9"/>
     <w:unhideWhenUsed/>
     <w:qFormat/>
-    <w:rsid w:val="005043CB"/>
+    <w:rsid w:val="002D4362"/>
     <w:pPr>
-      <w:keepNext/>
-      <w:keepLines/>
-      <w:spacing w:before="40"/>
       <w:outlineLvl w:val="6"/>
     </w:pPr>
-    <w:rPr>
-      <w:rFonts w:asciiTheme="majorHAnsi" w:eastAsiaTheme="majorEastAsia" w:hAnsiTheme="majorHAnsi" w:cstheme="majorBidi"/>
-      <w:i/>
-      <w:iCs/>
-      <w:color w:val="1F3763" w:themeColor="accent1" w:themeShade="7F"/>
-    </w:rPr>
   </w:style>
   <w:style w:type="paragraph" w:styleId="Heading8">
     <w:name w:val="heading 8"/>
-    <w:basedOn w:val="Normal"/>
+    <w:basedOn w:val="Heading7"/>
     <w:next w:val="BodyText"/>
     <w:link w:val="Heading8Char"/>
     <w:uiPriority w:val="9"/>
     <w:unhideWhenUsed/>
     <w:qFormat/>
-    <w:rsid w:val="005043CB"/>
+    <w:rsid w:val="002D4362"/>
     <w:pPr>
-      <w:keepNext/>
-      <w:keepLines/>
-      <w:spacing w:before="40"/>
       <w:outlineLvl w:val="7"/>
     </w:pPr>
-    <w:rPr>
-      <w:rFonts w:asciiTheme="majorHAnsi" w:eastAsiaTheme="majorEastAsia" w:hAnsiTheme="majorHAnsi" w:cstheme="majorBidi"/>
-      <w:color w:val="272727" w:themeColor="text1" w:themeTint="D8"/>
-      <w:sz w:val="21"/>
-      <w:szCs w:val="21"/>
-    </w:rPr>
   </w:style>
   <w:style w:type="paragraph" w:styleId="Heading9">
     <w:name w:val="heading 9"/>
@@ -43977,10 +44156,11 @@
     <w:basedOn w:val="DefaultParagraphFont"/>
     <w:link w:val="Heading6"/>
     <w:uiPriority w:val="9"/>
-    <w:rsid w:val="00D068E1"/>
+    <w:rsid w:val="002D4362"/>
     <w:rPr>
       <w:rFonts w:ascii="Times New Roman" w:eastAsiaTheme="majorEastAsia" w:hAnsi="Times New Roman" w:cstheme="majorBidi"/>
-      <w:color w:val="1F3763" w:themeColor="accent1" w:themeShade="7F"/>
+      <w:b/>
+      <w:iCs/>
     </w:rPr>
   </w:style>
   <w:style w:type="character" w:customStyle="1" w:styleId="Heading7Char">
@@ -43988,12 +44168,11 @@
     <w:basedOn w:val="DefaultParagraphFont"/>
     <w:link w:val="Heading7"/>
     <w:uiPriority w:val="9"/>
-    <w:rsid w:val="005043CB"/>
+    <w:rsid w:val="002D4362"/>
     <w:rPr>
-      <w:rFonts w:asciiTheme="majorHAnsi" w:eastAsiaTheme="majorEastAsia" w:hAnsiTheme="majorHAnsi" w:cstheme="majorBidi"/>
-      <w:i/>
+      <w:rFonts w:ascii="Times New Roman" w:eastAsiaTheme="majorEastAsia" w:hAnsi="Times New Roman" w:cstheme="majorBidi"/>
+      <w:b/>
       <w:iCs/>
-      <w:color w:val="1F3763" w:themeColor="accent1" w:themeShade="7F"/>
     </w:rPr>
   </w:style>
   <w:style w:type="character" w:customStyle="1" w:styleId="Heading8Char">
@@ -44001,12 +44180,11 @@
     <w:basedOn w:val="DefaultParagraphFont"/>
     <w:link w:val="Heading8"/>
     <w:uiPriority w:val="9"/>
-    <w:rsid w:val="005043CB"/>
+    <w:rsid w:val="002D4362"/>
     <w:rPr>
-      <w:rFonts w:asciiTheme="majorHAnsi" w:eastAsiaTheme="majorEastAsia" w:hAnsiTheme="majorHAnsi" w:cstheme="majorBidi"/>
-      <w:color w:val="272727" w:themeColor="text1" w:themeTint="D8"/>
-      <w:sz w:val="21"/>
-      <w:szCs w:val="21"/>
+      <w:rFonts w:ascii="Times New Roman" w:eastAsiaTheme="majorEastAsia" w:hAnsi="Times New Roman" w:cstheme="majorBidi"/>
+      <w:b/>
+      <w:iCs/>
     </w:rPr>
   </w:style>
   <w:style w:type="character" w:customStyle="1" w:styleId="Heading9Char">
